--- a/report/formatted_report.docx
+++ b/report/formatted_report.docx
@@ -760,6 +760,13 @@
           <w:i/>
           <w:iCs/>
         </w:rPr>
+        <w:t>0</w:t>
+      </w:r>
+      <w:r>
+        <w:rPr>
+          <w:i/>
+          <w:iCs/>
+        </w:rPr>
         <w:t>6</w:t>
       </w:r>
       <w:r>
@@ -4779,60 +4786,58 @@
           <w:i/>
           <w:iCs/>
         </w:rPr>
-        <w:t>1</w:t>
+        <w:t>2</w:t>
       </w:r>
       <w:r>
         <w:rPr>
           <w:i/>
           <w:iCs/>
         </w:rPr>
-        <w:t xml:space="preserve"> </w:t>
-      </w:r>
-      <w:proofErr w:type="spellStart"/>
+        <w:t>1</w:t>
+      </w:r>
       <w:r>
         <w:rPr>
           <w:i/>
           <w:iCs/>
         </w:rPr>
-        <w:t>tháng</w:t>
-      </w:r>
-      <w:proofErr w:type="spellEnd"/>
+        <w:t xml:space="preserve"> </w:t>
+      </w:r>
+      <w:proofErr w:type="spellStart"/>
       <w:r>
         <w:rPr>
           <w:i/>
           <w:iCs/>
         </w:rPr>
-        <w:t xml:space="preserve"> </w:t>
-      </w:r>
+        <w:t>tháng</w:t>
+      </w:r>
+      <w:proofErr w:type="spellEnd"/>
       <w:r>
         <w:rPr>
           <w:i/>
           <w:iCs/>
         </w:rPr>
-        <w:t>4</w:t>
+        <w:t xml:space="preserve"> </w:t>
       </w:r>
       <w:r>
         <w:rPr>
           <w:i/>
           <w:iCs/>
         </w:rPr>
-        <w:t xml:space="preserve"> </w:t>
-      </w:r>
-      <w:proofErr w:type="spellStart"/>
+        <w:t>0</w:t>
+      </w:r>
       <w:r>
         <w:rPr>
           <w:i/>
           <w:iCs/>
         </w:rPr>
-        <w:t>năm</w:t>
-      </w:r>
-      <w:proofErr w:type="spellEnd"/>
+        <w:t>6</w:t>
+      </w:r>
       <w:r>
         <w:rPr>
           <w:i/>
           <w:iCs/>
         </w:rPr>
-        <w:t xml:space="preserve"> 202</w:t>
+        <w:t xml:space="preserve"> năm 202</w:t>
       </w:r>
       <w:r>
         <w:rPr>
@@ -16612,8 +16617,8 @@
         <w:spacing w:line="360" w:lineRule="auto"/>
         <w:ind w:left="357"/>
         <w:rPr>
-          <w:b w:val="0"/>
           <w:bCs/>
+          <w:lang w:val="vi-VN"/>
         </w:rPr>
       </w:pPr>
       <w:bookmarkStart w:id="3" w:name="_Toc232949297"/>
@@ -16640,32 +16645,44 @@
       </w:pPr>
       <w:r>
         <w:rPr>
-          <w:rFonts w:cs="Times New Roman"/>
-          <w:szCs w:val="26"/>
+          <w:lang w:val="vi-VN"/>
         </w:rPr>
         <w:fldChar w:fldCharType="begin"/>
       </w:r>
       <w:r>
         <w:rPr>
-          <w:rFonts w:cs="Times New Roman"/>
-          <w:szCs w:val="26"/>
-        </w:rPr>
-        <w:instrText xml:space="preserve"> TOC \h \z \c "Hình" </w:instrText>
-      </w:r>
-      <w:r>
-        <w:rPr>
-          <w:rFonts w:cs="Times New Roman"/>
-          <w:szCs w:val="26"/>
+          <w:lang w:val="vi-VN"/>
+        </w:rPr>
+        <w:instrText xml:space="preserve"> TOC \h \z \c "Hình" </w:instrText>
+      </w:r>
+      <w:r>
+        <w:rPr>
+          <w:lang w:val="vi-VN"/>
         </w:rPr>
         <w:fldChar w:fldCharType="separate"/>
       </w:r>
-      <w:hyperlink w:anchor="_Toc226314887" w:history="1">
+      <w:hyperlink w:anchor="_Toc232949726" w:history="1">
         <w:r>
           <w:rPr>
             <w:rStyle w:val="Hyperlink"/>
             <w:noProof/>
           </w:rPr>
-          <w:t>Hình 2.1. Sơ đồ chân của bo 30 chân ESP32 DevKit - Ảnh: ELECTRONICS HUB [4].</w:t>
+          <w:t>Hình 3.1.1</w:t>
+        </w:r>
+        <w:r>
+          <w:rPr>
+            <w:rStyle w:val="Hyperlink"/>
+            <w:noProof/>
+            <w:lang w:val="vi-VN"/>
+          </w:rPr>
+          <w:t xml:space="preserve"> </w:t>
+        </w:r>
+        <w:r>
+          <w:rPr>
+            <w:rStyle w:val="Hyperlink"/>
+            <w:noProof/>
+          </w:rPr>
+          <w:t>Giá đóng cửa điều chỉnh của FPT</w:t>
         </w:r>
         <w:r>
           <w:rPr>
@@ -16686,7 +16703,1394 @@
             <w:noProof/>
             <w:webHidden/>
           </w:rPr>
-          <w:instrText xml:space="preserve"> PAGEREF _Toc226314887 \h </w:instrText>
+          <w:instrText xml:space="preserve"> PAGEREF _Toc232949726 \h </w:instrText>
+        </w:r>
+        <w:r>
+          <w:rPr>
+            <w:noProof/>
+            <w:webHidden/>
+          </w:rPr>
+        </w:r>
+        <w:r>
+          <w:rPr>
+            <w:noProof/>
+            <w:webHidden/>
+          </w:rPr>
+          <w:fldChar w:fldCharType="separate"/>
+        </w:r>
+        <w:r>
+          <w:rPr>
+            <w:noProof/>
+            <w:webHidden/>
+          </w:rPr>
+          <w:t>6</w:t>
+        </w:r>
+        <w:r>
+          <w:rPr>
+            <w:noProof/>
+            <w:webHidden/>
+          </w:rPr>
+          <w:fldChar w:fldCharType="end"/>
+        </w:r>
+      </w:hyperlink>
+    </w:p>
+    <w:p>
+      <w:pPr>
+        <w:pStyle w:val="TableofFigures"/>
+        <w:tabs>
+          <w:tab w:val="right" w:leader="dot" w:pos="9395"/>
+        </w:tabs>
+        <w:rPr>
+          <w:rFonts w:asciiTheme="minorHAnsi" w:eastAsiaTheme="minorEastAsia" w:hAnsiTheme="minorHAnsi"/>
+          <w:noProof/>
+          <w:sz w:val="24"/>
+        </w:rPr>
+      </w:pPr>
+      <w:hyperlink w:anchor="_Toc232949727" w:history="1">
+        <w:r>
+          <w:rPr>
+            <w:rStyle w:val="Hyperlink"/>
+            <w:noProof/>
+          </w:rPr>
+          <w:t>Hình 3.1.2</w:t>
+        </w:r>
+        <w:r>
+          <w:rPr>
+            <w:rStyle w:val="Hyperlink"/>
+            <w:noProof/>
+            <w:lang w:val="vi-VN"/>
+          </w:rPr>
+          <w:t xml:space="preserve"> </w:t>
+        </w:r>
+        <w:r>
+          <w:rPr>
+            <w:rStyle w:val="Hyperlink"/>
+            <w:noProof/>
+          </w:rPr>
+          <w:t>Khối lượng giao dịch FPT theo thời gian</w:t>
+        </w:r>
+        <w:r>
+          <w:rPr>
+            <w:noProof/>
+            <w:webHidden/>
+          </w:rPr>
+          <w:tab/>
+        </w:r>
+        <w:r>
+          <w:rPr>
+            <w:noProof/>
+            <w:webHidden/>
+          </w:rPr>
+          <w:fldChar w:fldCharType="begin"/>
+        </w:r>
+        <w:r>
+          <w:rPr>
+            <w:noProof/>
+            <w:webHidden/>
+          </w:rPr>
+          <w:instrText xml:space="preserve"> PAGEREF _Toc232949727 \h </w:instrText>
+        </w:r>
+        <w:r>
+          <w:rPr>
+            <w:noProof/>
+            <w:webHidden/>
+          </w:rPr>
+        </w:r>
+        <w:r>
+          <w:rPr>
+            <w:noProof/>
+            <w:webHidden/>
+          </w:rPr>
+          <w:fldChar w:fldCharType="separate"/>
+        </w:r>
+        <w:r>
+          <w:rPr>
+            <w:noProof/>
+            <w:webHidden/>
+          </w:rPr>
+          <w:t>7</w:t>
+        </w:r>
+        <w:r>
+          <w:rPr>
+            <w:noProof/>
+            <w:webHidden/>
+          </w:rPr>
+          <w:fldChar w:fldCharType="end"/>
+        </w:r>
+      </w:hyperlink>
+    </w:p>
+    <w:p>
+      <w:pPr>
+        <w:pStyle w:val="TableofFigures"/>
+        <w:tabs>
+          <w:tab w:val="right" w:leader="dot" w:pos="9395"/>
+        </w:tabs>
+        <w:rPr>
+          <w:rFonts w:asciiTheme="minorHAnsi" w:eastAsiaTheme="minorEastAsia" w:hAnsiTheme="minorHAnsi"/>
+          <w:noProof/>
+          <w:sz w:val="24"/>
+        </w:rPr>
+      </w:pPr>
+      <w:hyperlink w:anchor="_Toc232949728" w:history="1">
+        <w:r>
+          <w:rPr>
+            <w:rStyle w:val="Hyperlink"/>
+            <w:noProof/>
+          </w:rPr>
+          <w:t>Hình 3.2.1</w:t>
+        </w:r>
+        <w:r>
+          <w:rPr>
+            <w:rStyle w:val="Hyperlink"/>
+            <w:noProof/>
+            <w:lang w:val="vi-VN"/>
+          </w:rPr>
+          <w:t xml:space="preserve"> </w:t>
+        </w:r>
+        <w:r>
+          <w:rPr>
+            <w:rStyle w:val="Hyperlink"/>
+            <w:noProof/>
+          </w:rPr>
+          <w:t>Log return hằng ngày của FPT</w:t>
+        </w:r>
+        <w:r>
+          <w:rPr>
+            <w:noProof/>
+            <w:webHidden/>
+          </w:rPr>
+          <w:tab/>
+        </w:r>
+        <w:r>
+          <w:rPr>
+            <w:noProof/>
+            <w:webHidden/>
+          </w:rPr>
+          <w:fldChar w:fldCharType="begin"/>
+        </w:r>
+        <w:r>
+          <w:rPr>
+            <w:noProof/>
+            <w:webHidden/>
+          </w:rPr>
+          <w:instrText xml:space="preserve"> PAGEREF _Toc232949728 \h </w:instrText>
+        </w:r>
+        <w:r>
+          <w:rPr>
+            <w:noProof/>
+            <w:webHidden/>
+          </w:rPr>
+        </w:r>
+        <w:r>
+          <w:rPr>
+            <w:noProof/>
+            <w:webHidden/>
+          </w:rPr>
+          <w:fldChar w:fldCharType="separate"/>
+        </w:r>
+        <w:r>
+          <w:rPr>
+            <w:noProof/>
+            <w:webHidden/>
+          </w:rPr>
+          <w:t>7</w:t>
+        </w:r>
+        <w:r>
+          <w:rPr>
+            <w:noProof/>
+            <w:webHidden/>
+          </w:rPr>
+          <w:fldChar w:fldCharType="end"/>
+        </w:r>
+      </w:hyperlink>
+    </w:p>
+    <w:p>
+      <w:pPr>
+        <w:pStyle w:val="TableofFigures"/>
+        <w:tabs>
+          <w:tab w:val="right" w:leader="dot" w:pos="9395"/>
+        </w:tabs>
+        <w:rPr>
+          <w:rFonts w:asciiTheme="minorHAnsi" w:eastAsiaTheme="minorEastAsia" w:hAnsiTheme="minorHAnsi"/>
+          <w:noProof/>
+          <w:sz w:val="24"/>
+        </w:rPr>
+      </w:pPr>
+      <w:hyperlink w:anchor="_Toc232949729" w:history="1">
+        <w:r>
+          <w:rPr>
+            <w:rStyle w:val="Hyperlink"/>
+            <w:noProof/>
+          </w:rPr>
+          <w:t>Hình 3.2.2</w:t>
+        </w:r>
+        <w:r>
+          <w:rPr>
+            <w:rStyle w:val="Hyperlink"/>
+            <w:noProof/>
+            <w:lang w:val="vi-VN"/>
+          </w:rPr>
+          <w:t xml:space="preserve"> </w:t>
+        </w:r>
+        <w:r>
+          <w:rPr>
+            <w:rStyle w:val="Hyperlink"/>
+            <w:noProof/>
+          </w:rPr>
+          <w:t>Bình phương log return và các cụm biến động</w:t>
+        </w:r>
+        <w:r>
+          <w:rPr>
+            <w:noProof/>
+            <w:webHidden/>
+          </w:rPr>
+          <w:tab/>
+        </w:r>
+        <w:r>
+          <w:rPr>
+            <w:noProof/>
+            <w:webHidden/>
+          </w:rPr>
+          <w:fldChar w:fldCharType="begin"/>
+        </w:r>
+        <w:r>
+          <w:rPr>
+            <w:noProof/>
+            <w:webHidden/>
+          </w:rPr>
+          <w:instrText xml:space="preserve"> PAGEREF _Toc232949729 \h </w:instrText>
+        </w:r>
+        <w:r>
+          <w:rPr>
+            <w:noProof/>
+            <w:webHidden/>
+          </w:rPr>
+        </w:r>
+        <w:r>
+          <w:rPr>
+            <w:noProof/>
+            <w:webHidden/>
+          </w:rPr>
+          <w:fldChar w:fldCharType="separate"/>
+        </w:r>
+        <w:r>
+          <w:rPr>
+            <w:noProof/>
+            <w:webHidden/>
+          </w:rPr>
+          <w:t>8</w:t>
+        </w:r>
+        <w:r>
+          <w:rPr>
+            <w:noProof/>
+            <w:webHidden/>
+          </w:rPr>
+          <w:fldChar w:fldCharType="end"/>
+        </w:r>
+      </w:hyperlink>
+    </w:p>
+    <w:p>
+      <w:pPr>
+        <w:pStyle w:val="TableofFigures"/>
+        <w:tabs>
+          <w:tab w:val="right" w:leader="dot" w:pos="9395"/>
+        </w:tabs>
+        <w:rPr>
+          <w:rFonts w:asciiTheme="minorHAnsi" w:eastAsiaTheme="minorEastAsia" w:hAnsiTheme="minorHAnsi"/>
+          <w:noProof/>
+          <w:sz w:val="24"/>
+        </w:rPr>
+      </w:pPr>
+      <w:hyperlink w:anchor="_Toc232949730" w:history="1">
+        <w:r>
+          <w:rPr>
+            <w:rStyle w:val="Hyperlink"/>
+            <w:noProof/>
+          </w:rPr>
+          <w:t>Hình 3.3.1</w:t>
+        </w:r>
+        <w:r>
+          <w:rPr>
+            <w:rStyle w:val="Hyperlink"/>
+            <w:noProof/>
+            <w:lang w:val="vi-VN"/>
+          </w:rPr>
+          <w:t xml:space="preserve"> </w:t>
+        </w:r>
+        <w:r>
+          <w:rPr>
+            <w:rStyle w:val="Hyperlink"/>
+            <w:noProof/>
+          </w:rPr>
+          <w:t>Phân phối thực nghiệm của log return so với Normal</w:t>
+        </w:r>
+        <w:r>
+          <w:rPr>
+            <w:noProof/>
+            <w:webHidden/>
+          </w:rPr>
+          <w:tab/>
+        </w:r>
+        <w:r>
+          <w:rPr>
+            <w:noProof/>
+            <w:webHidden/>
+          </w:rPr>
+          <w:fldChar w:fldCharType="begin"/>
+        </w:r>
+        <w:r>
+          <w:rPr>
+            <w:noProof/>
+            <w:webHidden/>
+          </w:rPr>
+          <w:instrText xml:space="preserve"> PAGEREF _Toc232949730 \h </w:instrText>
+        </w:r>
+        <w:r>
+          <w:rPr>
+            <w:noProof/>
+            <w:webHidden/>
+          </w:rPr>
+        </w:r>
+        <w:r>
+          <w:rPr>
+            <w:noProof/>
+            <w:webHidden/>
+          </w:rPr>
+          <w:fldChar w:fldCharType="separate"/>
+        </w:r>
+        <w:r>
+          <w:rPr>
+            <w:noProof/>
+            <w:webHidden/>
+          </w:rPr>
+          <w:t>9</w:t>
+        </w:r>
+        <w:r>
+          <w:rPr>
+            <w:noProof/>
+            <w:webHidden/>
+          </w:rPr>
+          <w:fldChar w:fldCharType="end"/>
+        </w:r>
+      </w:hyperlink>
+    </w:p>
+    <w:p>
+      <w:pPr>
+        <w:pStyle w:val="TableofFigures"/>
+        <w:tabs>
+          <w:tab w:val="right" w:leader="dot" w:pos="9395"/>
+        </w:tabs>
+        <w:rPr>
+          <w:rFonts w:asciiTheme="minorHAnsi" w:eastAsiaTheme="minorEastAsia" w:hAnsiTheme="minorHAnsi"/>
+          <w:noProof/>
+          <w:sz w:val="24"/>
+        </w:rPr>
+      </w:pPr>
+      <w:hyperlink w:anchor="_Toc232949731" w:history="1">
+        <w:r>
+          <w:rPr>
+            <w:rStyle w:val="Hyperlink"/>
+            <w:noProof/>
+          </w:rPr>
+          <w:t>Hình 3.3.2</w:t>
+        </w:r>
+        <w:r>
+          <w:rPr>
+            <w:rStyle w:val="Hyperlink"/>
+            <w:noProof/>
+            <w:lang w:val="vi-VN"/>
+          </w:rPr>
+          <w:t xml:space="preserve"> </w:t>
+        </w:r>
+        <w:r>
+          <w:rPr>
+            <w:rStyle w:val="Hyperlink"/>
+            <w:noProof/>
+          </w:rPr>
+          <w:t>Q-Q plot của log return so với Normal</w:t>
+        </w:r>
+        <w:r>
+          <w:rPr>
+            <w:noProof/>
+            <w:webHidden/>
+          </w:rPr>
+          <w:tab/>
+        </w:r>
+        <w:r>
+          <w:rPr>
+            <w:noProof/>
+            <w:webHidden/>
+          </w:rPr>
+          <w:fldChar w:fldCharType="begin"/>
+        </w:r>
+        <w:r>
+          <w:rPr>
+            <w:noProof/>
+            <w:webHidden/>
+          </w:rPr>
+          <w:instrText xml:space="preserve"> PAGEREF _Toc232949731 \h </w:instrText>
+        </w:r>
+        <w:r>
+          <w:rPr>
+            <w:noProof/>
+            <w:webHidden/>
+          </w:rPr>
+        </w:r>
+        <w:r>
+          <w:rPr>
+            <w:noProof/>
+            <w:webHidden/>
+          </w:rPr>
+          <w:fldChar w:fldCharType="separate"/>
+        </w:r>
+        <w:r>
+          <w:rPr>
+            <w:noProof/>
+            <w:webHidden/>
+          </w:rPr>
+          <w:t>9</w:t>
+        </w:r>
+        <w:r>
+          <w:rPr>
+            <w:noProof/>
+            <w:webHidden/>
+          </w:rPr>
+          <w:fldChar w:fldCharType="end"/>
+        </w:r>
+      </w:hyperlink>
+    </w:p>
+    <w:p>
+      <w:pPr>
+        <w:pStyle w:val="TableofFigures"/>
+        <w:tabs>
+          <w:tab w:val="right" w:leader="dot" w:pos="9395"/>
+        </w:tabs>
+        <w:rPr>
+          <w:rFonts w:asciiTheme="minorHAnsi" w:eastAsiaTheme="minorEastAsia" w:hAnsiTheme="minorHAnsi"/>
+          <w:noProof/>
+          <w:sz w:val="24"/>
+        </w:rPr>
+      </w:pPr>
+      <w:hyperlink w:anchor="_Toc232949732" w:history="1">
+        <w:r>
+          <w:rPr>
+            <w:rStyle w:val="Hyperlink"/>
+            <w:noProof/>
+          </w:rPr>
+          <w:t>Hình 3.4.1</w:t>
+        </w:r>
+        <w:r>
+          <w:rPr>
+            <w:noProof/>
+            <w:webHidden/>
+          </w:rPr>
+          <w:tab/>
+        </w:r>
+        <w:r>
+          <w:rPr>
+            <w:noProof/>
+            <w:webHidden/>
+          </w:rPr>
+          <w:fldChar w:fldCharType="begin"/>
+        </w:r>
+        <w:r>
+          <w:rPr>
+            <w:noProof/>
+            <w:webHidden/>
+          </w:rPr>
+          <w:instrText xml:space="preserve"> PAGEREF _Toc232949732 \h </w:instrText>
+        </w:r>
+        <w:r>
+          <w:rPr>
+            <w:noProof/>
+            <w:webHidden/>
+          </w:rPr>
+        </w:r>
+        <w:r>
+          <w:rPr>
+            <w:noProof/>
+            <w:webHidden/>
+          </w:rPr>
+          <w:fldChar w:fldCharType="separate"/>
+        </w:r>
+        <w:r>
+          <w:rPr>
+            <w:noProof/>
+            <w:webHidden/>
+          </w:rPr>
+          <w:t>10</w:t>
+        </w:r>
+        <w:r>
+          <w:rPr>
+            <w:noProof/>
+            <w:webHidden/>
+          </w:rPr>
+          <w:fldChar w:fldCharType="end"/>
+        </w:r>
+      </w:hyperlink>
+    </w:p>
+    <w:p>
+      <w:pPr>
+        <w:pStyle w:val="TableofFigures"/>
+        <w:tabs>
+          <w:tab w:val="right" w:leader="dot" w:pos="9395"/>
+        </w:tabs>
+        <w:rPr>
+          <w:rFonts w:asciiTheme="minorHAnsi" w:eastAsiaTheme="minorEastAsia" w:hAnsiTheme="minorHAnsi"/>
+          <w:noProof/>
+          <w:sz w:val="24"/>
+        </w:rPr>
+      </w:pPr>
+      <w:hyperlink w:anchor="_Toc232949733" w:history="1">
+        <w:r>
+          <w:rPr>
+            <w:rStyle w:val="Hyperlink"/>
+            <w:noProof/>
+          </w:rPr>
+          <w:t>Hình 3.4.2</w:t>
+        </w:r>
+        <w:r>
+          <w:rPr>
+            <w:noProof/>
+            <w:webHidden/>
+          </w:rPr>
+          <w:tab/>
+        </w:r>
+        <w:r>
+          <w:rPr>
+            <w:noProof/>
+            <w:webHidden/>
+          </w:rPr>
+          <w:fldChar w:fldCharType="begin"/>
+        </w:r>
+        <w:r>
+          <w:rPr>
+            <w:noProof/>
+            <w:webHidden/>
+          </w:rPr>
+          <w:instrText xml:space="preserve"> PAGEREF _Toc232949733 \h </w:instrText>
+        </w:r>
+        <w:r>
+          <w:rPr>
+            <w:noProof/>
+            <w:webHidden/>
+          </w:rPr>
+        </w:r>
+        <w:r>
+          <w:rPr>
+            <w:noProof/>
+            <w:webHidden/>
+          </w:rPr>
+          <w:fldChar w:fldCharType="separate"/>
+        </w:r>
+        <w:r>
+          <w:rPr>
+            <w:noProof/>
+            <w:webHidden/>
+          </w:rPr>
+          <w:t>10</w:t>
+        </w:r>
+        <w:r>
+          <w:rPr>
+            <w:noProof/>
+            <w:webHidden/>
+          </w:rPr>
+          <w:fldChar w:fldCharType="end"/>
+        </w:r>
+      </w:hyperlink>
+    </w:p>
+    <w:p>
+      <w:pPr>
+        <w:pStyle w:val="TableofFigures"/>
+        <w:tabs>
+          <w:tab w:val="right" w:leader="dot" w:pos="9395"/>
+        </w:tabs>
+        <w:rPr>
+          <w:rFonts w:asciiTheme="minorHAnsi" w:eastAsiaTheme="minorEastAsia" w:hAnsiTheme="minorHAnsi"/>
+          <w:noProof/>
+          <w:sz w:val="24"/>
+        </w:rPr>
+      </w:pPr>
+      <w:hyperlink w:anchor="_Toc232949734" w:history="1">
+        <w:r>
+          <w:rPr>
+            <w:rStyle w:val="Hyperlink"/>
+            <w:noProof/>
+          </w:rPr>
+          <w:t>Hình 3.4.3</w:t>
+        </w:r>
+        <w:r>
+          <w:rPr>
+            <w:rStyle w:val="Hyperlink"/>
+            <w:noProof/>
+            <w:lang w:val="vi-VN"/>
+          </w:rPr>
+          <w:t xml:space="preserve"> </w:t>
+        </w:r>
+        <w:r>
+          <w:rPr>
+            <w:rStyle w:val="Hyperlink"/>
+            <w:noProof/>
+          </w:rPr>
+          <w:t>Phân phối log return theo ngày trong tuần</w:t>
+        </w:r>
+        <w:r>
+          <w:rPr>
+            <w:noProof/>
+            <w:webHidden/>
+          </w:rPr>
+          <w:tab/>
+        </w:r>
+        <w:r>
+          <w:rPr>
+            <w:noProof/>
+            <w:webHidden/>
+          </w:rPr>
+          <w:fldChar w:fldCharType="begin"/>
+        </w:r>
+        <w:r>
+          <w:rPr>
+            <w:noProof/>
+            <w:webHidden/>
+          </w:rPr>
+          <w:instrText xml:space="preserve"> PAGEREF _Toc232949734 \h </w:instrText>
+        </w:r>
+        <w:r>
+          <w:rPr>
+            <w:noProof/>
+            <w:webHidden/>
+          </w:rPr>
+        </w:r>
+        <w:r>
+          <w:rPr>
+            <w:noProof/>
+            <w:webHidden/>
+          </w:rPr>
+          <w:fldChar w:fldCharType="separate"/>
+        </w:r>
+        <w:r>
+          <w:rPr>
+            <w:noProof/>
+            <w:webHidden/>
+          </w:rPr>
+          <w:t>11</w:t>
+        </w:r>
+        <w:r>
+          <w:rPr>
+            <w:noProof/>
+            <w:webHidden/>
+          </w:rPr>
+          <w:fldChar w:fldCharType="end"/>
+        </w:r>
+      </w:hyperlink>
+    </w:p>
+    <w:p>
+      <w:pPr>
+        <w:pStyle w:val="TableofFigures"/>
+        <w:tabs>
+          <w:tab w:val="right" w:leader="dot" w:pos="9395"/>
+        </w:tabs>
+        <w:rPr>
+          <w:rFonts w:asciiTheme="minorHAnsi" w:eastAsiaTheme="minorEastAsia" w:hAnsiTheme="minorHAnsi"/>
+          <w:noProof/>
+          <w:sz w:val="24"/>
+        </w:rPr>
+      </w:pPr>
+      <w:hyperlink w:anchor="_Toc232949735" w:history="1">
+        <w:r>
+          <w:rPr>
+            <w:rStyle w:val="Hyperlink"/>
+            <w:noProof/>
+          </w:rPr>
+          <w:t>Hình 4.4.1</w:t>
+        </w:r>
+        <w:r>
+          <w:rPr>
+            <w:rStyle w:val="Hyperlink"/>
+            <w:noProof/>
+            <w:lang w:val="vi-VN"/>
+          </w:rPr>
+          <w:t xml:space="preserve"> </w:t>
+        </w:r>
+        <w:r>
+          <w:rPr>
+            <w:rStyle w:val="Hyperlink"/>
+            <w:noProof/>
+          </w:rPr>
+          <w:t>ETS Damped trên holdout 30 phiên</w:t>
+        </w:r>
+        <w:r>
+          <w:rPr>
+            <w:noProof/>
+            <w:webHidden/>
+          </w:rPr>
+          <w:tab/>
+        </w:r>
+        <w:r>
+          <w:rPr>
+            <w:noProof/>
+            <w:webHidden/>
+          </w:rPr>
+          <w:fldChar w:fldCharType="begin"/>
+        </w:r>
+        <w:r>
+          <w:rPr>
+            <w:noProof/>
+            <w:webHidden/>
+          </w:rPr>
+          <w:instrText xml:space="preserve"> PAGEREF _Toc232949735 \h </w:instrText>
+        </w:r>
+        <w:r>
+          <w:rPr>
+            <w:noProof/>
+            <w:webHidden/>
+          </w:rPr>
+        </w:r>
+        <w:r>
+          <w:rPr>
+            <w:noProof/>
+            <w:webHidden/>
+          </w:rPr>
+          <w:fldChar w:fldCharType="separate"/>
+        </w:r>
+        <w:r>
+          <w:rPr>
+            <w:noProof/>
+            <w:webHidden/>
+          </w:rPr>
+          <w:t>16</w:t>
+        </w:r>
+        <w:r>
+          <w:rPr>
+            <w:noProof/>
+            <w:webHidden/>
+          </w:rPr>
+          <w:fldChar w:fldCharType="end"/>
+        </w:r>
+      </w:hyperlink>
+    </w:p>
+    <w:p>
+      <w:pPr>
+        <w:pStyle w:val="TableofFigures"/>
+        <w:tabs>
+          <w:tab w:val="right" w:leader="dot" w:pos="9395"/>
+        </w:tabs>
+        <w:rPr>
+          <w:rFonts w:asciiTheme="minorHAnsi" w:eastAsiaTheme="minorEastAsia" w:hAnsiTheme="minorHAnsi"/>
+          <w:noProof/>
+          <w:sz w:val="24"/>
+        </w:rPr>
+      </w:pPr>
+      <w:hyperlink w:anchor="_Toc232949736" w:history="1">
+        <w:r>
+          <w:rPr>
+            <w:rStyle w:val="Hyperlink"/>
+            <w:noProof/>
+          </w:rPr>
+          <w:t>Hình 4.4.2</w:t>
+        </w:r>
+        <w:r>
+          <w:rPr>
+            <w:rStyle w:val="Hyperlink"/>
+            <w:noProof/>
+            <w:lang w:val="vi-VN"/>
+          </w:rPr>
+          <w:t xml:space="preserve"> </w:t>
+        </w:r>
+        <w:r>
+          <w:rPr>
+            <w:rStyle w:val="Hyperlink"/>
+            <w:noProof/>
+          </w:rPr>
+          <w:t>Residual diagnostics của ETS Damped</w:t>
+        </w:r>
+        <w:r>
+          <w:rPr>
+            <w:noProof/>
+            <w:webHidden/>
+          </w:rPr>
+          <w:tab/>
+        </w:r>
+        <w:r>
+          <w:rPr>
+            <w:noProof/>
+            <w:webHidden/>
+          </w:rPr>
+          <w:fldChar w:fldCharType="begin"/>
+        </w:r>
+        <w:r>
+          <w:rPr>
+            <w:noProof/>
+            <w:webHidden/>
+          </w:rPr>
+          <w:instrText xml:space="preserve"> PAGEREF _Toc232949736 \h </w:instrText>
+        </w:r>
+        <w:r>
+          <w:rPr>
+            <w:noProof/>
+            <w:webHidden/>
+          </w:rPr>
+        </w:r>
+        <w:r>
+          <w:rPr>
+            <w:noProof/>
+            <w:webHidden/>
+          </w:rPr>
+          <w:fldChar w:fldCharType="separate"/>
+        </w:r>
+        <w:r>
+          <w:rPr>
+            <w:noProof/>
+            <w:webHidden/>
+          </w:rPr>
+          <w:t>17</w:t>
+        </w:r>
+        <w:r>
+          <w:rPr>
+            <w:noProof/>
+            <w:webHidden/>
+          </w:rPr>
+          <w:fldChar w:fldCharType="end"/>
+        </w:r>
+      </w:hyperlink>
+    </w:p>
+    <w:p>
+      <w:pPr>
+        <w:pStyle w:val="TableofFigures"/>
+        <w:tabs>
+          <w:tab w:val="right" w:leader="dot" w:pos="9395"/>
+        </w:tabs>
+        <w:rPr>
+          <w:rFonts w:asciiTheme="minorHAnsi" w:eastAsiaTheme="minorEastAsia" w:hAnsiTheme="minorHAnsi"/>
+          <w:noProof/>
+          <w:sz w:val="24"/>
+        </w:rPr>
+      </w:pPr>
+      <w:hyperlink w:anchor="_Toc232949737" w:history="1">
+        <w:r>
+          <w:rPr>
+            <w:rStyle w:val="Hyperlink"/>
+            <w:noProof/>
+          </w:rPr>
+          <w:t>Hình 5.5.1</w:t>
+        </w:r>
+        <w:r>
+          <w:rPr>
+            <w:rStyle w:val="Hyperlink"/>
+            <w:noProof/>
+            <w:lang w:val="vi-VN"/>
+          </w:rPr>
+          <w:t xml:space="preserve"> </w:t>
+        </w:r>
+        <w:r>
+          <w:rPr>
+            <w:rStyle w:val="Hyperlink"/>
+            <w:noProof/>
+          </w:rPr>
+          <w:t>Conditional volatility của bốn GARCH specification</w:t>
+        </w:r>
+        <w:r>
+          <w:rPr>
+            <w:noProof/>
+            <w:webHidden/>
+          </w:rPr>
+          <w:tab/>
+        </w:r>
+        <w:r>
+          <w:rPr>
+            <w:noProof/>
+            <w:webHidden/>
+          </w:rPr>
+          <w:fldChar w:fldCharType="begin"/>
+        </w:r>
+        <w:r>
+          <w:rPr>
+            <w:noProof/>
+            <w:webHidden/>
+          </w:rPr>
+          <w:instrText xml:space="preserve"> PAGEREF _Toc232949737 \h </w:instrText>
+        </w:r>
+        <w:r>
+          <w:rPr>
+            <w:noProof/>
+            <w:webHidden/>
+          </w:rPr>
+        </w:r>
+        <w:r>
+          <w:rPr>
+            <w:noProof/>
+            <w:webHidden/>
+          </w:rPr>
+          <w:fldChar w:fldCharType="separate"/>
+        </w:r>
+        <w:r>
+          <w:rPr>
+            <w:noProof/>
+            <w:webHidden/>
+          </w:rPr>
+          <w:t>22</w:t>
+        </w:r>
+        <w:r>
+          <w:rPr>
+            <w:noProof/>
+            <w:webHidden/>
+          </w:rPr>
+          <w:fldChar w:fldCharType="end"/>
+        </w:r>
+      </w:hyperlink>
+    </w:p>
+    <w:p>
+      <w:pPr>
+        <w:pStyle w:val="TableofFigures"/>
+        <w:tabs>
+          <w:tab w:val="right" w:leader="dot" w:pos="9395"/>
+        </w:tabs>
+        <w:rPr>
+          <w:rFonts w:asciiTheme="minorHAnsi" w:eastAsiaTheme="minorEastAsia" w:hAnsiTheme="minorHAnsi"/>
+          <w:noProof/>
+          <w:sz w:val="24"/>
+        </w:rPr>
+      </w:pPr>
+      <w:hyperlink w:anchor="_Toc232949738" w:history="1">
+        <w:r>
+          <w:rPr>
+            <w:rStyle w:val="Hyperlink"/>
+            <w:noProof/>
+          </w:rPr>
+          <w:t>Hình 5.5.2</w:t>
+        </w:r>
+        <w:r>
+          <w:rPr>
+            <w:rStyle w:val="Hyperlink"/>
+            <w:noProof/>
+            <w:lang w:val="vi-VN"/>
+          </w:rPr>
+          <w:t xml:space="preserve"> </w:t>
+        </w:r>
+        <w:r>
+          <w:rPr>
+            <w:rStyle w:val="Hyperlink"/>
+            <w:noProof/>
+          </w:rPr>
+          <w:t>ACF standardized residual và squared standardized residual</w:t>
+        </w:r>
+        <w:r>
+          <w:rPr>
+            <w:noProof/>
+            <w:webHidden/>
+          </w:rPr>
+          <w:tab/>
+        </w:r>
+        <w:r>
+          <w:rPr>
+            <w:noProof/>
+            <w:webHidden/>
+          </w:rPr>
+          <w:fldChar w:fldCharType="begin"/>
+        </w:r>
+        <w:r>
+          <w:rPr>
+            <w:noProof/>
+            <w:webHidden/>
+          </w:rPr>
+          <w:instrText xml:space="preserve"> PAGEREF _Toc232949738 \h </w:instrText>
+        </w:r>
+        <w:r>
+          <w:rPr>
+            <w:noProof/>
+            <w:webHidden/>
+          </w:rPr>
+        </w:r>
+        <w:r>
+          <w:rPr>
+            <w:noProof/>
+            <w:webHidden/>
+          </w:rPr>
+          <w:fldChar w:fldCharType="separate"/>
+        </w:r>
+        <w:r>
+          <w:rPr>
+            <w:noProof/>
+            <w:webHidden/>
+          </w:rPr>
+          <w:t>23</w:t>
+        </w:r>
+        <w:r>
+          <w:rPr>
+            <w:noProof/>
+            <w:webHidden/>
+          </w:rPr>
+          <w:fldChar w:fldCharType="end"/>
+        </w:r>
+      </w:hyperlink>
+    </w:p>
+    <w:p>
+      <w:pPr>
+        <w:pStyle w:val="TableofFigures"/>
+        <w:tabs>
+          <w:tab w:val="right" w:leader="dot" w:pos="9395"/>
+        </w:tabs>
+        <w:rPr>
+          <w:rFonts w:asciiTheme="minorHAnsi" w:eastAsiaTheme="minorEastAsia" w:hAnsiTheme="minorHAnsi"/>
+          <w:noProof/>
+          <w:sz w:val="24"/>
+        </w:rPr>
+      </w:pPr>
+      <w:hyperlink w:anchor="_Toc232949739" w:history="1">
+        <w:r>
+          <w:rPr>
+            <w:rStyle w:val="Hyperlink"/>
+            <w:noProof/>
+          </w:rPr>
+          <w:t>Hình 5.5.3</w:t>
+        </w:r>
+        <w:r>
+          <w:rPr>
+            <w:rStyle w:val="Hyperlink"/>
+            <w:noProof/>
+            <w:lang w:val="vi-VN"/>
+          </w:rPr>
+          <w:t xml:space="preserve"> </w:t>
+        </w:r>
+        <w:r>
+          <w:rPr>
+            <w:rStyle w:val="Hyperlink"/>
+            <w:noProof/>
+          </w:rPr>
+          <w:t>News-impact curves của eGARCH và GJR-GARCH</w:t>
+        </w:r>
+        <w:r>
+          <w:rPr>
+            <w:noProof/>
+            <w:webHidden/>
+          </w:rPr>
+          <w:tab/>
+        </w:r>
+        <w:r>
+          <w:rPr>
+            <w:noProof/>
+            <w:webHidden/>
+          </w:rPr>
+          <w:fldChar w:fldCharType="begin"/>
+        </w:r>
+        <w:r>
+          <w:rPr>
+            <w:noProof/>
+            <w:webHidden/>
+          </w:rPr>
+          <w:instrText xml:space="preserve"> PAGEREF _Toc232949739 \h </w:instrText>
+        </w:r>
+        <w:r>
+          <w:rPr>
+            <w:noProof/>
+            <w:webHidden/>
+          </w:rPr>
+        </w:r>
+        <w:r>
+          <w:rPr>
+            <w:noProof/>
+            <w:webHidden/>
+          </w:rPr>
+          <w:fldChar w:fldCharType="separate"/>
+        </w:r>
+        <w:r>
+          <w:rPr>
+            <w:noProof/>
+            <w:webHidden/>
+          </w:rPr>
+          <w:t>23</w:t>
+        </w:r>
+        <w:r>
+          <w:rPr>
+            <w:noProof/>
+            <w:webHidden/>
+          </w:rPr>
+          <w:fldChar w:fldCharType="end"/>
+        </w:r>
+      </w:hyperlink>
+    </w:p>
+    <w:p>
+      <w:pPr>
+        <w:rPr>
+          <w:lang w:val="vi-VN"/>
+        </w:rPr>
+      </w:pPr>
+      <w:r>
+        <w:rPr>
+          <w:lang w:val="vi-VN"/>
+        </w:rPr>
+        <w:fldChar w:fldCharType="end"/>
+      </w:r>
+    </w:p>
+    <w:p>
+      <w:pPr>
+        <w:jc w:val="left"/>
+        <w:rPr>
+          <w:rFonts w:eastAsiaTheme="majorEastAsia" w:cstheme="majorBidi"/>
+          <w:b/>
+          <w:color w:val="000000" w:themeColor="text1"/>
+          <w:szCs w:val="40"/>
+        </w:rPr>
+      </w:pPr>
+      <w:bookmarkStart w:id="4" w:name="_Toc232949298"/>
+      <w:r>
+        <w:br w:type="page"/>
+      </w:r>
+    </w:p>
+    <w:p>
+      <w:pPr>
+        <w:pStyle w:val="Heading1"/>
+        <w:numPr>
+          <w:ilvl w:val="0"/>
+          <w:numId w:val="0"/>
+        </w:numPr>
+        <w:ind w:left="360"/>
+      </w:pPr>
+      <w:r>
+        <w:lastRenderedPageBreak/>
+        <w:t>DANH SÁCH BẢNG</w:t>
+      </w:r>
+      <w:bookmarkEnd w:id="4"/>
+    </w:p>
+    <w:p>
+      <w:pPr>
+        <w:pStyle w:val="TableofFigures"/>
+        <w:tabs>
+          <w:tab w:val="right" w:leader="dot" w:pos="9395"/>
+        </w:tabs>
+        <w:rPr>
+          <w:lang w:val="vi-VN"/>
+        </w:rPr>
+      </w:pPr>
+    </w:p>
+    <w:p>
+      <w:pPr>
+        <w:pStyle w:val="TableofFigures"/>
+        <w:tabs>
+          <w:tab w:val="right" w:leader="dot" w:pos="9395"/>
+        </w:tabs>
+        <w:rPr>
+          <w:rFonts w:asciiTheme="minorHAnsi" w:eastAsiaTheme="minorEastAsia" w:hAnsiTheme="minorHAnsi"/>
+          <w:noProof/>
+          <w:sz w:val="24"/>
+        </w:rPr>
+      </w:pPr>
+      <w:r>
+        <w:rPr>
+          <w:lang w:val="vi-VN"/>
+        </w:rPr>
+        <w:fldChar w:fldCharType="begin"/>
+      </w:r>
+      <w:r>
+        <w:rPr>
+          <w:lang w:val="vi-VN"/>
+        </w:rPr>
+        <w:instrText xml:space="preserve"> TOC \h \z \c "Bảng" </w:instrText>
+      </w:r>
+      <w:r>
+        <w:rPr>
+          <w:lang w:val="vi-VN"/>
+        </w:rPr>
+        <w:fldChar w:fldCharType="separate"/>
+      </w:r>
+      <w:hyperlink w:anchor="_Toc232949760" w:history="1">
+        <w:r>
+          <w:rPr>
+            <w:rStyle w:val="Hyperlink"/>
+            <w:noProof/>
+          </w:rPr>
+          <w:t>Bảng 2.1</w:t>
+        </w:r>
+        <w:r>
+          <w:rPr>
+            <w:noProof/>
+            <w:webHidden/>
+          </w:rPr>
+          <w:tab/>
+        </w:r>
+        <w:r>
+          <w:rPr>
+            <w:noProof/>
+            <w:webHidden/>
+          </w:rPr>
+          <w:fldChar w:fldCharType="begin"/>
+        </w:r>
+        <w:r>
+          <w:rPr>
+            <w:noProof/>
+            <w:webHidden/>
+          </w:rPr>
+          <w:instrText xml:space="preserve"> PAGEREF _Toc232949760 \h </w:instrText>
+        </w:r>
+        <w:r>
+          <w:rPr>
+            <w:noProof/>
+            <w:webHidden/>
+          </w:rPr>
+        </w:r>
+        <w:r>
+          <w:rPr>
+            <w:noProof/>
+            <w:webHidden/>
+          </w:rPr>
+          <w:fldChar w:fldCharType="separate"/>
+        </w:r>
+        <w:r>
+          <w:rPr>
+            <w:noProof/>
+            <w:webHidden/>
+          </w:rPr>
+          <w:t>3</w:t>
+        </w:r>
+        <w:r>
+          <w:rPr>
+            <w:noProof/>
+            <w:webHidden/>
+          </w:rPr>
+          <w:fldChar w:fldCharType="end"/>
+        </w:r>
+      </w:hyperlink>
+    </w:p>
+    <w:p>
+      <w:pPr>
+        <w:pStyle w:val="TableofFigures"/>
+        <w:tabs>
+          <w:tab w:val="right" w:leader="dot" w:pos="9395"/>
+        </w:tabs>
+        <w:rPr>
+          <w:rFonts w:asciiTheme="minorHAnsi" w:eastAsiaTheme="minorEastAsia" w:hAnsiTheme="minorHAnsi"/>
+          <w:noProof/>
+          <w:sz w:val="24"/>
+        </w:rPr>
+      </w:pPr>
+      <w:hyperlink w:anchor="_Toc232949761" w:history="1">
+        <w:r>
+          <w:rPr>
+            <w:rStyle w:val="Hyperlink"/>
+            <w:noProof/>
+          </w:rPr>
+          <w:t>Bảng 2.2</w:t>
+        </w:r>
+        <w:r>
+          <w:rPr>
+            <w:rStyle w:val="Hyperlink"/>
+            <w:noProof/>
+            <w:lang w:val="vi-VN"/>
+          </w:rPr>
+          <w:t xml:space="preserve"> </w:t>
+        </w:r>
+        <w:r>
+          <w:rPr>
+            <w:rStyle w:val="Hyperlink"/>
+            <w:noProof/>
+          </w:rPr>
+          <w:t>Tóm tắt kiểm tra chất lượng dữ liệu</w:t>
+        </w:r>
+        <w:r>
+          <w:rPr>
+            <w:noProof/>
+            <w:webHidden/>
+          </w:rPr>
+          <w:tab/>
+        </w:r>
+        <w:r>
+          <w:rPr>
+            <w:noProof/>
+            <w:webHidden/>
+          </w:rPr>
+          <w:fldChar w:fldCharType="begin"/>
+        </w:r>
+        <w:r>
+          <w:rPr>
+            <w:noProof/>
+            <w:webHidden/>
+          </w:rPr>
+          <w:instrText xml:space="preserve"> PAGEREF _Toc232949761 \h </w:instrText>
+        </w:r>
+        <w:r>
+          <w:rPr>
+            <w:noProof/>
+            <w:webHidden/>
+          </w:rPr>
+        </w:r>
+        <w:r>
+          <w:rPr>
+            <w:noProof/>
+            <w:webHidden/>
+          </w:rPr>
+          <w:fldChar w:fldCharType="separate"/>
+        </w:r>
+        <w:r>
+          <w:rPr>
+            <w:noProof/>
+            <w:webHidden/>
+          </w:rPr>
+          <w:t>3</w:t>
+        </w:r>
+        <w:r>
+          <w:rPr>
+            <w:noProof/>
+            <w:webHidden/>
+          </w:rPr>
+          <w:fldChar w:fldCharType="end"/>
+        </w:r>
+      </w:hyperlink>
+    </w:p>
+    <w:p>
+      <w:pPr>
+        <w:pStyle w:val="TableofFigures"/>
+        <w:tabs>
+          <w:tab w:val="right" w:leader="dot" w:pos="9395"/>
+        </w:tabs>
+        <w:rPr>
+          <w:rFonts w:asciiTheme="minorHAnsi" w:eastAsiaTheme="minorEastAsia" w:hAnsiTheme="minorHAnsi"/>
+          <w:noProof/>
+          <w:sz w:val="24"/>
+        </w:rPr>
+      </w:pPr>
+      <w:hyperlink w:anchor="_Toc232949762" w:history="1">
+        <w:r>
+          <w:rPr>
+            <w:rStyle w:val="Hyperlink"/>
+            <w:noProof/>
+          </w:rPr>
+          <w:t>Bảng 2.3</w:t>
+        </w:r>
+        <w:r>
+          <w:rPr>
+            <w:rStyle w:val="Hyperlink"/>
+            <w:noProof/>
+            <w:lang w:val="vi-VN"/>
+          </w:rPr>
+          <w:t xml:space="preserve"> </w:t>
+        </w:r>
+        <w:r>
+          <w:rPr>
+            <w:rStyle w:val="Hyperlink"/>
+            <w:noProof/>
+          </w:rPr>
+          <w:t>Giá trị thiếu trong tám biến của dữ liệu model</w:t>
+        </w:r>
+        <w:r>
+          <w:rPr>
+            <w:noProof/>
+            <w:webHidden/>
+          </w:rPr>
+          <w:tab/>
+        </w:r>
+        <w:r>
+          <w:rPr>
+            <w:noProof/>
+            <w:webHidden/>
+          </w:rPr>
+          <w:fldChar w:fldCharType="begin"/>
+        </w:r>
+        <w:r>
+          <w:rPr>
+            <w:noProof/>
+            <w:webHidden/>
+          </w:rPr>
+          <w:instrText xml:space="preserve"> PAGEREF _Toc232949762 \h </w:instrText>
         </w:r>
         <w:r>
           <w:rPr>
@@ -16729,13 +18133,28 @@
           <w:sz w:val="24"/>
         </w:rPr>
       </w:pPr>
-      <w:hyperlink w:anchor="_Toc226314888" w:history="1">
+      <w:hyperlink w:anchor="_Toc232949763" w:history="1">
         <w:r>
           <w:rPr>
             <w:rStyle w:val="Hyperlink"/>
             <w:noProof/>
           </w:rPr>
-          <w:t>Hình 2.2. Hình ảnh minh họa một dự án dùng FreeRTOS</w:t>
+          <w:t>Bảng 2.4</w:t>
+        </w:r>
+        <w:r>
+          <w:rPr>
+            <w:rStyle w:val="Hyperlink"/>
+            <w:noProof/>
+            <w:lang w:val="vi-VN"/>
+          </w:rPr>
+          <w:t xml:space="preserve"> </w:t>
+        </w:r>
+        <w:r>
+          <w:rPr>
+            <w:rStyle w:val="Hyperlink"/>
+            <w:noProof/>
+          </w:rPr>
+          <w:t>Thống kê mô tả dữ liệu sạch</w:t>
         </w:r>
         <w:r>
           <w:rPr>
@@ -16756,7 +18175,7 @@
             <w:noProof/>
             <w:webHidden/>
           </w:rPr>
-          <w:instrText xml:space="preserve"> PAGEREF _Toc226314888 \h </w:instrText>
+          <w:instrText xml:space="preserve"> PAGEREF _Toc232949763 \h </w:instrText>
         </w:r>
         <w:r>
           <w:rPr>
@@ -16799,13 +18218,28 @@
           <w:sz w:val="24"/>
         </w:rPr>
       </w:pPr>
-      <w:hyperlink w:anchor="_Toc226314889" w:history="1">
+      <w:hyperlink w:anchor="_Toc232949764" w:history="1">
         <w:r>
           <w:rPr>
             <w:rStyle w:val="Hyperlink"/>
             <w:noProof/>
           </w:rPr>
-          <w:t>Hình 2.3. Nguyên lý hoạt động của RFID - Ảnh: Trackify</w:t>
+          <w:t>Bảng 4.1</w:t>
+        </w:r>
+        <w:r>
+          <w:rPr>
+            <w:rStyle w:val="Hyperlink"/>
+            <w:noProof/>
+            <w:lang w:val="vi-VN"/>
+          </w:rPr>
+          <w:t xml:space="preserve"> </w:t>
+        </w:r>
+        <w:r>
+          <w:rPr>
+            <w:rStyle w:val="Hyperlink"/>
+            <w:noProof/>
+          </w:rPr>
+          <w:t>Kết quả kiểm định ADF trên dữ liệu sạch</w:t>
         </w:r>
         <w:r>
           <w:rPr>
@@ -16826,287 +18260,7 @@
             <w:noProof/>
             <w:webHidden/>
           </w:rPr>
-          <w:instrText xml:space="preserve"> PAGEREF _Toc226314889 \h </w:instrText>
-        </w:r>
-        <w:r>
-          <w:rPr>
-            <w:noProof/>
-            <w:webHidden/>
-          </w:rPr>
-        </w:r>
-        <w:r>
-          <w:rPr>
-            <w:noProof/>
-            <w:webHidden/>
-          </w:rPr>
-          <w:fldChar w:fldCharType="separate"/>
-        </w:r>
-        <w:r>
-          <w:rPr>
-            <w:noProof/>
-            <w:webHidden/>
-          </w:rPr>
-          <w:t>6</w:t>
-        </w:r>
-        <w:r>
-          <w:rPr>
-            <w:noProof/>
-            <w:webHidden/>
-          </w:rPr>
-          <w:fldChar w:fldCharType="end"/>
-        </w:r>
-      </w:hyperlink>
-    </w:p>
-    <w:p>
-      <w:pPr>
-        <w:pStyle w:val="TableofFigures"/>
-        <w:tabs>
-          <w:tab w:val="right" w:leader="dot" w:pos="9395"/>
-        </w:tabs>
-        <w:rPr>
-          <w:rFonts w:asciiTheme="minorHAnsi" w:eastAsiaTheme="minorEastAsia" w:hAnsiTheme="minorHAnsi"/>
-          <w:noProof/>
-          <w:sz w:val="24"/>
-        </w:rPr>
-      </w:pPr>
-      <w:hyperlink w:anchor="_Toc226314890" w:history="1">
-        <w:r>
-          <w:rPr>
-            <w:rStyle w:val="Hyperlink"/>
-            <w:noProof/>
-          </w:rPr>
-          <w:t>Hình 2.4. Module MFRC522</w:t>
-        </w:r>
-        <w:r>
-          <w:rPr>
-            <w:noProof/>
-            <w:webHidden/>
-          </w:rPr>
-          <w:tab/>
-        </w:r>
-        <w:r>
-          <w:rPr>
-            <w:noProof/>
-            <w:webHidden/>
-          </w:rPr>
-          <w:fldChar w:fldCharType="begin"/>
-        </w:r>
-        <w:r>
-          <w:rPr>
-            <w:noProof/>
-            <w:webHidden/>
-          </w:rPr>
-          <w:instrText xml:space="preserve"> PAGEREF _Toc226314890 \h </w:instrText>
-        </w:r>
-        <w:r>
-          <w:rPr>
-            <w:noProof/>
-            <w:webHidden/>
-          </w:rPr>
-        </w:r>
-        <w:r>
-          <w:rPr>
-            <w:noProof/>
-            <w:webHidden/>
-          </w:rPr>
-          <w:fldChar w:fldCharType="separate"/>
-        </w:r>
-        <w:r>
-          <w:rPr>
-            <w:noProof/>
-            <w:webHidden/>
-          </w:rPr>
-          <w:t>7</w:t>
-        </w:r>
-        <w:r>
-          <w:rPr>
-            <w:noProof/>
-            <w:webHidden/>
-          </w:rPr>
-          <w:fldChar w:fldCharType="end"/>
-        </w:r>
-      </w:hyperlink>
-    </w:p>
-    <w:p>
-      <w:pPr>
-        <w:pStyle w:val="TableofFigures"/>
-        <w:tabs>
-          <w:tab w:val="right" w:leader="dot" w:pos="9395"/>
-        </w:tabs>
-        <w:rPr>
-          <w:rFonts w:asciiTheme="minorHAnsi" w:eastAsiaTheme="minorEastAsia" w:hAnsiTheme="minorHAnsi"/>
-          <w:noProof/>
-          <w:sz w:val="24"/>
-        </w:rPr>
-      </w:pPr>
-      <w:hyperlink w:anchor="_Toc226314891" w:history="1">
-        <w:r>
-          <w:rPr>
-            <w:rStyle w:val="Hyperlink"/>
-            <w:noProof/>
-          </w:rPr>
-          <w:t>Hình 2.5. Hình ảnh minh họa giao thức SPI</w:t>
-        </w:r>
-        <w:r>
-          <w:rPr>
-            <w:noProof/>
-            <w:webHidden/>
-          </w:rPr>
-          <w:tab/>
-        </w:r>
-        <w:r>
-          <w:rPr>
-            <w:noProof/>
-            <w:webHidden/>
-          </w:rPr>
-          <w:fldChar w:fldCharType="begin"/>
-        </w:r>
-        <w:r>
-          <w:rPr>
-            <w:noProof/>
-            <w:webHidden/>
-          </w:rPr>
-          <w:instrText xml:space="preserve"> PAGEREF _Toc226314891 \h </w:instrText>
-        </w:r>
-        <w:r>
-          <w:rPr>
-            <w:noProof/>
-            <w:webHidden/>
-          </w:rPr>
-        </w:r>
-        <w:r>
-          <w:rPr>
-            <w:noProof/>
-            <w:webHidden/>
-          </w:rPr>
-          <w:fldChar w:fldCharType="separate"/>
-        </w:r>
-        <w:r>
-          <w:rPr>
-            <w:noProof/>
-            <w:webHidden/>
-          </w:rPr>
-          <w:t>8</w:t>
-        </w:r>
-        <w:r>
-          <w:rPr>
-            <w:noProof/>
-            <w:webHidden/>
-          </w:rPr>
-          <w:fldChar w:fldCharType="end"/>
-        </w:r>
-      </w:hyperlink>
-    </w:p>
-    <w:p>
-      <w:pPr>
-        <w:pStyle w:val="TableofFigures"/>
-        <w:tabs>
-          <w:tab w:val="right" w:leader="dot" w:pos="9395"/>
-        </w:tabs>
-        <w:rPr>
-          <w:rFonts w:asciiTheme="minorHAnsi" w:eastAsiaTheme="minorEastAsia" w:hAnsiTheme="minorHAnsi"/>
-          <w:noProof/>
-          <w:sz w:val="24"/>
-        </w:rPr>
-      </w:pPr>
-      <w:hyperlink w:anchor="_Toc226314892" w:history="1">
-        <w:r>
-          <w:rPr>
-            <w:rStyle w:val="Hyperlink"/>
-            <w:noProof/>
-          </w:rPr>
-          <w:t>Hình 2.6. Minh họa Race Condition - Ảnh GeeksforGeeks</w:t>
-        </w:r>
-        <w:r>
-          <w:rPr>
-            <w:noProof/>
-            <w:webHidden/>
-          </w:rPr>
-          <w:tab/>
-        </w:r>
-        <w:r>
-          <w:rPr>
-            <w:noProof/>
-            <w:webHidden/>
-          </w:rPr>
-          <w:fldChar w:fldCharType="begin"/>
-        </w:r>
-        <w:r>
-          <w:rPr>
-            <w:noProof/>
-            <w:webHidden/>
-          </w:rPr>
-          <w:instrText xml:space="preserve"> PAGEREF _Toc226314892 \h </w:instrText>
-        </w:r>
-        <w:r>
-          <w:rPr>
-            <w:noProof/>
-            <w:webHidden/>
-          </w:rPr>
-        </w:r>
-        <w:r>
-          <w:rPr>
-            <w:noProof/>
-            <w:webHidden/>
-          </w:rPr>
-          <w:fldChar w:fldCharType="separate"/>
-        </w:r>
-        <w:r>
-          <w:rPr>
-            <w:noProof/>
-            <w:webHidden/>
-          </w:rPr>
-          <w:t>10</w:t>
-        </w:r>
-        <w:r>
-          <w:rPr>
-            <w:noProof/>
-            <w:webHidden/>
-          </w:rPr>
-          <w:fldChar w:fldCharType="end"/>
-        </w:r>
-      </w:hyperlink>
-    </w:p>
-    <w:p>
-      <w:pPr>
-        <w:pStyle w:val="TableofFigures"/>
-        <w:tabs>
-          <w:tab w:val="right" w:leader="dot" w:pos="9395"/>
-        </w:tabs>
-        <w:rPr>
-          <w:rFonts w:asciiTheme="minorHAnsi" w:eastAsiaTheme="minorEastAsia" w:hAnsiTheme="minorHAnsi"/>
-          <w:noProof/>
-          <w:sz w:val="24"/>
-        </w:rPr>
-      </w:pPr>
-      <w:hyperlink w:anchor="_Toc226314893" w:history="1">
-        <w:r>
-          <w:rPr>
-            <w:rStyle w:val="Hyperlink"/>
-            <w:noProof/>
-          </w:rPr>
-          <w:t>Hình 3.1. Sơ đồ khối tổng quát của hệ thống</w:t>
-        </w:r>
-        <w:r>
-          <w:rPr>
-            <w:noProof/>
-            <w:webHidden/>
-          </w:rPr>
-          <w:tab/>
-        </w:r>
-        <w:r>
-          <w:rPr>
-            <w:noProof/>
-            <w:webHidden/>
-          </w:rPr>
-          <w:fldChar w:fldCharType="begin"/>
-        </w:r>
-        <w:r>
-          <w:rPr>
-            <w:noProof/>
-            <w:webHidden/>
-          </w:rPr>
-          <w:instrText xml:space="preserve"> PAGEREF _Toc226314893 \h </w:instrText>
+          <w:instrText xml:space="preserve"> PAGEREF _Toc232949764 \h </w:instrText>
         </w:r>
         <w:r>
           <w:rPr>
@@ -17149,13 +18303,13 @@
           <w:sz w:val="24"/>
         </w:rPr>
       </w:pPr>
-      <w:hyperlink w:anchor="_Toc226314894" w:history="1">
+      <w:hyperlink w:anchor="_Toc232949765" w:history="1">
         <w:r>
           <w:rPr>
             <w:rStyle w:val="Hyperlink"/>
             <w:noProof/>
           </w:rPr>
-          <w:t>Hình 3.2. Sơ đồ quan hệ thực thể (ERD)</w:t>
+          <w:t>Bảng 4.2</w:t>
         </w:r>
         <w:r>
           <w:rPr>
@@ -17176,7 +18330,7 @@
             <w:noProof/>
             <w:webHidden/>
           </w:rPr>
-          <w:instrText xml:space="preserve"> PAGEREF _Toc226314894 \h </w:instrText>
+          <w:instrText xml:space="preserve"> PAGEREF _Toc232949765 \h </w:instrText>
         </w:r>
         <w:r>
           <w:rPr>
@@ -17219,13 +18373,28 @@
           <w:sz w:val="24"/>
         </w:rPr>
       </w:pPr>
-      <w:hyperlink w:anchor="_Toc226314895" w:history="1">
+      <w:hyperlink w:anchor="_Toc232949766" w:history="1">
         <w:r>
           <w:rPr>
             <w:rStyle w:val="Hyperlink"/>
             <w:noProof/>
           </w:rPr>
-          <w:t>Hình 3.3. Lưu đồ thuật toán xử lý nhận dạng và hiển thị trên Core 1 của vi điều khiển ESP32</w:t>
+          <w:t>Bảng 4.3</w:t>
+        </w:r>
+        <w:r>
+          <w:rPr>
+            <w:rStyle w:val="Hyperlink"/>
+            <w:noProof/>
+            <w:lang w:val="vi-VN"/>
+          </w:rPr>
+          <w:t xml:space="preserve"> </w:t>
+        </w:r>
+        <w:r>
+          <w:rPr>
+            <w:rStyle w:val="Hyperlink"/>
+            <w:noProof/>
+          </w:rPr>
+          <w:t>So sánh forecast bằng holdout, rolling CV và Ljung-Box</w:t>
         </w:r>
         <w:r>
           <w:rPr>
@@ -17246,1231 +18415,7 @@
             <w:noProof/>
             <w:webHidden/>
           </w:rPr>
-          <w:instrText xml:space="preserve"> PAGEREF _Toc226314895 \h </w:instrText>
-        </w:r>
-        <w:r>
-          <w:rPr>
-            <w:noProof/>
-            <w:webHidden/>
-          </w:rPr>
-        </w:r>
-        <w:r>
-          <w:rPr>
-            <w:noProof/>
-            <w:webHidden/>
-          </w:rPr>
-          <w:fldChar w:fldCharType="separate"/>
-        </w:r>
-        <w:r>
-          <w:rPr>
-            <w:noProof/>
-            <w:webHidden/>
-          </w:rPr>
-          <w:t>22</w:t>
-        </w:r>
-        <w:r>
-          <w:rPr>
-            <w:noProof/>
-            <w:webHidden/>
-          </w:rPr>
-          <w:fldChar w:fldCharType="end"/>
-        </w:r>
-      </w:hyperlink>
-    </w:p>
-    <w:p>
-      <w:pPr>
-        <w:pStyle w:val="TableofFigures"/>
-        <w:tabs>
-          <w:tab w:val="right" w:leader="dot" w:pos="9395"/>
-        </w:tabs>
-        <w:rPr>
-          <w:rFonts w:asciiTheme="minorHAnsi" w:eastAsiaTheme="minorEastAsia" w:hAnsiTheme="minorHAnsi"/>
-          <w:noProof/>
-          <w:sz w:val="24"/>
-        </w:rPr>
-      </w:pPr>
-      <w:hyperlink w:anchor="_Toc226314896" w:history="1">
-        <w:r>
-          <w:rPr>
-            <w:rStyle w:val="Hyperlink"/>
-            <w:noProof/>
-          </w:rPr>
-          <w:t>Hình 3.4. Lưu đồ thuật toán tác vụ truyền tải mạng ngầm (TaskUpload) trên Core 0</w:t>
-        </w:r>
-        <w:r>
-          <w:rPr>
-            <w:noProof/>
-            <w:webHidden/>
-          </w:rPr>
-          <w:tab/>
-        </w:r>
-        <w:r>
-          <w:rPr>
-            <w:noProof/>
-            <w:webHidden/>
-          </w:rPr>
-          <w:fldChar w:fldCharType="begin"/>
-        </w:r>
-        <w:r>
-          <w:rPr>
-            <w:noProof/>
-            <w:webHidden/>
-          </w:rPr>
-          <w:instrText xml:space="preserve"> PAGEREF _Toc226314896 \h </w:instrText>
-        </w:r>
-        <w:r>
-          <w:rPr>
-            <w:noProof/>
-            <w:webHidden/>
-          </w:rPr>
-        </w:r>
-        <w:r>
-          <w:rPr>
-            <w:noProof/>
-            <w:webHidden/>
-          </w:rPr>
-          <w:fldChar w:fldCharType="separate"/>
-        </w:r>
-        <w:r>
-          <w:rPr>
-            <w:noProof/>
-            <w:webHidden/>
-          </w:rPr>
-          <w:t>23</w:t>
-        </w:r>
-        <w:r>
-          <w:rPr>
-            <w:noProof/>
-            <w:webHidden/>
-          </w:rPr>
-          <w:fldChar w:fldCharType="end"/>
-        </w:r>
-      </w:hyperlink>
-    </w:p>
-    <w:p>
-      <w:pPr>
-        <w:pStyle w:val="TableofFigures"/>
-        <w:tabs>
-          <w:tab w:val="right" w:leader="dot" w:pos="9395"/>
-        </w:tabs>
-        <w:rPr>
-          <w:rFonts w:asciiTheme="minorHAnsi" w:eastAsiaTheme="minorEastAsia" w:hAnsiTheme="minorHAnsi"/>
-          <w:noProof/>
-          <w:sz w:val="24"/>
-        </w:rPr>
-      </w:pPr>
-      <w:hyperlink w:anchor="_Toc226314897" w:history="1">
-        <w:r>
-          <w:rPr>
-            <w:rStyle w:val="Hyperlink"/>
-            <w:noProof/>
-          </w:rPr>
-          <w:t>Hình 3.5. Lưu đồ thuật toán xử lý điểm danh và cơ chế đồng bộ luồng (Mutex Lock) trên máy chủ Backend</w:t>
-        </w:r>
-        <w:r>
-          <w:rPr>
-            <w:noProof/>
-            <w:webHidden/>
-          </w:rPr>
-          <w:tab/>
-        </w:r>
-        <w:r>
-          <w:rPr>
-            <w:noProof/>
-            <w:webHidden/>
-          </w:rPr>
-          <w:fldChar w:fldCharType="begin"/>
-        </w:r>
-        <w:r>
-          <w:rPr>
-            <w:noProof/>
-            <w:webHidden/>
-          </w:rPr>
-          <w:instrText xml:space="preserve"> PAGEREF _Toc226314897 \h </w:instrText>
-        </w:r>
-        <w:r>
-          <w:rPr>
-            <w:noProof/>
-            <w:webHidden/>
-          </w:rPr>
-        </w:r>
-        <w:r>
-          <w:rPr>
-            <w:noProof/>
-            <w:webHidden/>
-          </w:rPr>
-          <w:fldChar w:fldCharType="separate"/>
-        </w:r>
-        <w:r>
-          <w:rPr>
-            <w:noProof/>
-            <w:webHidden/>
-          </w:rPr>
-          <w:t>24</w:t>
-        </w:r>
-        <w:r>
-          <w:rPr>
-            <w:noProof/>
-            <w:webHidden/>
-          </w:rPr>
-          <w:fldChar w:fldCharType="end"/>
-        </w:r>
-      </w:hyperlink>
-    </w:p>
-    <w:p>
-      <w:pPr>
-        <w:pStyle w:val="TableofFigures"/>
-        <w:tabs>
-          <w:tab w:val="right" w:leader="dot" w:pos="9395"/>
-        </w:tabs>
-        <w:rPr>
-          <w:rFonts w:asciiTheme="minorHAnsi" w:eastAsiaTheme="minorEastAsia" w:hAnsiTheme="minorHAnsi"/>
-          <w:noProof/>
-          <w:sz w:val="24"/>
-        </w:rPr>
-      </w:pPr>
-      <w:hyperlink w:anchor="_Toc226314898" w:history="1">
-        <w:r>
-          <w:rPr>
-            <w:rStyle w:val="Hyperlink"/>
-            <w:noProof/>
-          </w:rPr>
-          <w:t>Hình 3.6. Lưu đồ luồng tương tác và xác thực người dùng trên giao diện Web quản trị.</w:t>
-        </w:r>
-        <w:r>
-          <w:rPr>
-            <w:noProof/>
-            <w:webHidden/>
-          </w:rPr>
-          <w:tab/>
-        </w:r>
-        <w:r>
-          <w:rPr>
-            <w:noProof/>
-            <w:webHidden/>
-          </w:rPr>
-          <w:fldChar w:fldCharType="begin"/>
-        </w:r>
-        <w:r>
-          <w:rPr>
-            <w:noProof/>
-            <w:webHidden/>
-          </w:rPr>
-          <w:instrText xml:space="preserve"> PAGEREF _Toc226314898 \h </w:instrText>
-        </w:r>
-        <w:r>
-          <w:rPr>
-            <w:noProof/>
-            <w:webHidden/>
-          </w:rPr>
-        </w:r>
-        <w:r>
-          <w:rPr>
-            <w:noProof/>
-            <w:webHidden/>
-          </w:rPr>
-          <w:fldChar w:fldCharType="separate"/>
-        </w:r>
-        <w:r>
-          <w:rPr>
-            <w:noProof/>
-            <w:webHidden/>
-          </w:rPr>
-          <w:t>25</w:t>
-        </w:r>
-        <w:r>
-          <w:rPr>
-            <w:noProof/>
-            <w:webHidden/>
-          </w:rPr>
-          <w:fldChar w:fldCharType="end"/>
-        </w:r>
-      </w:hyperlink>
-    </w:p>
-    <w:p>
-      <w:pPr>
-        <w:pStyle w:val="TableofFigures"/>
-        <w:tabs>
-          <w:tab w:val="right" w:leader="dot" w:pos="9395"/>
-        </w:tabs>
-        <w:rPr>
-          <w:rFonts w:asciiTheme="minorHAnsi" w:eastAsiaTheme="minorEastAsia" w:hAnsiTheme="minorHAnsi"/>
-          <w:noProof/>
-          <w:sz w:val="24"/>
-        </w:rPr>
-      </w:pPr>
-      <w:hyperlink w:anchor="_Toc226314899" w:history="1">
-        <w:r>
-          <w:rPr>
-            <w:rStyle w:val="Hyperlink"/>
-            <w:noProof/>
-          </w:rPr>
-          <w:t>Hình 4.1. Ảnh Project trên Wokwi</w:t>
-        </w:r>
-        <w:r>
-          <w:rPr>
-            <w:noProof/>
-            <w:webHidden/>
-          </w:rPr>
-          <w:tab/>
-        </w:r>
-        <w:r>
-          <w:rPr>
-            <w:noProof/>
-            <w:webHidden/>
-          </w:rPr>
-          <w:fldChar w:fldCharType="begin"/>
-        </w:r>
-        <w:r>
-          <w:rPr>
-            <w:noProof/>
-            <w:webHidden/>
-          </w:rPr>
-          <w:instrText xml:space="preserve"> PAGEREF _Toc226314899 \h </w:instrText>
-        </w:r>
-        <w:r>
-          <w:rPr>
-            <w:noProof/>
-            <w:webHidden/>
-          </w:rPr>
-        </w:r>
-        <w:r>
-          <w:rPr>
-            <w:noProof/>
-            <w:webHidden/>
-          </w:rPr>
-          <w:fldChar w:fldCharType="separate"/>
-        </w:r>
-        <w:r>
-          <w:rPr>
-            <w:noProof/>
-            <w:webHidden/>
-          </w:rPr>
-          <w:t>26</w:t>
-        </w:r>
-        <w:r>
-          <w:rPr>
-            <w:noProof/>
-            <w:webHidden/>
-          </w:rPr>
-          <w:fldChar w:fldCharType="end"/>
-        </w:r>
-      </w:hyperlink>
-    </w:p>
-    <w:p>
-      <w:pPr>
-        <w:pStyle w:val="TableofFigures"/>
-        <w:tabs>
-          <w:tab w:val="right" w:leader="dot" w:pos="9395"/>
-        </w:tabs>
-        <w:rPr>
-          <w:rFonts w:asciiTheme="minorHAnsi" w:eastAsiaTheme="minorEastAsia" w:hAnsiTheme="minorHAnsi"/>
-          <w:noProof/>
-          <w:sz w:val="24"/>
-        </w:rPr>
-      </w:pPr>
-      <w:hyperlink w:anchor="_Toc226314900" w:history="1">
-        <w:r>
-          <w:rPr>
-            <w:rStyle w:val="Hyperlink"/>
-            <w:noProof/>
-          </w:rPr>
-          <w:t>Hình 4.2. Giao diện khi đăng nhập</w:t>
-        </w:r>
-        <w:r>
-          <w:rPr>
-            <w:noProof/>
-            <w:webHidden/>
-          </w:rPr>
-          <w:tab/>
-        </w:r>
-        <w:r>
-          <w:rPr>
-            <w:noProof/>
-            <w:webHidden/>
-          </w:rPr>
-          <w:fldChar w:fldCharType="begin"/>
-        </w:r>
-        <w:r>
-          <w:rPr>
-            <w:noProof/>
-            <w:webHidden/>
-          </w:rPr>
-          <w:instrText xml:space="preserve"> PAGEREF _Toc226314900 \h </w:instrText>
-        </w:r>
-        <w:r>
-          <w:rPr>
-            <w:noProof/>
-            <w:webHidden/>
-          </w:rPr>
-        </w:r>
-        <w:r>
-          <w:rPr>
-            <w:noProof/>
-            <w:webHidden/>
-          </w:rPr>
-          <w:fldChar w:fldCharType="separate"/>
-        </w:r>
-        <w:r>
-          <w:rPr>
-            <w:noProof/>
-            <w:webHidden/>
-          </w:rPr>
-          <w:t>33</w:t>
-        </w:r>
-        <w:r>
-          <w:rPr>
-            <w:noProof/>
-            <w:webHidden/>
-          </w:rPr>
-          <w:fldChar w:fldCharType="end"/>
-        </w:r>
-      </w:hyperlink>
-    </w:p>
-    <w:p>
-      <w:pPr>
-        <w:pStyle w:val="TableofFigures"/>
-        <w:tabs>
-          <w:tab w:val="right" w:leader="dot" w:pos="9395"/>
-        </w:tabs>
-        <w:rPr>
-          <w:rFonts w:asciiTheme="minorHAnsi" w:eastAsiaTheme="minorEastAsia" w:hAnsiTheme="minorHAnsi"/>
-          <w:noProof/>
-          <w:sz w:val="24"/>
-        </w:rPr>
-      </w:pPr>
-      <w:hyperlink w:anchor="_Toc226314901" w:history="1">
-        <w:r>
-          <w:rPr>
-            <w:rStyle w:val="Hyperlink"/>
-            <w:noProof/>
-          </w:rPr>
-          <w:t>Hình 4.3. Giao diện khi người dùng nhập sai tài khoản hoặc mật khẩu</w:t>
-        </w:r>
-        <w:r>
-          <w:rPr>
-            <w:noProof/>
-            <w:webHidden/>
-          </w:rPr>
-          <w:tab/>
-        </w:r>
-        <w:r>
-          <w:rPr>
-            <w:noProof/>
-            <w:webHidden/>
-          </w:rPr>
-          <w:fldChar w:fldCharType="begin"/>
-        </w:r>
-        <w:r>
-          <w:rPr>
-            <w:noProof/>
-            <w:webHidden/>
-          </w:rPr>
-          <w:instrText xml:space="preserve"> PAGEREF _Toc226314901 \h </w:instrText>
-        </w:r>
-        <w:r>
-          <w:rPr>
-            <w:noProof/>
-            <w:webHidden/>
-          </w:rPr>
-        </w:r>
-        <w:r>
-          <w:rPr>
-            <w:noProof/>
-            <w:webHidden/>
-          </w:rPr>
-          <w:fldChar w:fldCharType="separate"/>
-        </w:r>
-        <w:r>
-          <w:rPr>
-            <w:noProof/>
-            <w:webHidden/>
-          </w:rPr>
-          <w:t>33</w:t>
-        </w:r>
-        <w:r>
-          <w:rPr>
-            <w:noProof/>
-            <w:webHidden/>
-          </w:rPr>
-          <w:fldChar w:fldCharType="end"/>
-        </w:r>
-      </w:hyperlink>
-    </w:p>
-    <w:p>
-      <w:pPr>
-        <w:pStyle w:val="TableofFigures"/>
-        <w:tabs>
-          <w:tab w:val="right" w:leader="dot" w:pos="9395"/>
-        </w:tabs>
-        <w:rPr>
-          <w:rFonts w:asciiTheme="minorHAnsi" w:eastAsiaTheme="minorEastAsia" w:hAnsiTheme="minorHAnsi"/>
-          <w:noProof/>
-          <w:sz w:val="24"/>
-        </w:rPr>
-      </w:pPr>
-      <w:hyperlink w:anchor="_Toc226314902" w:history="1">
-        <w:r>
-          <w:rPr>
-            <w:rStyle w:val="Hyperlink"/>
-            <w:noProof/>
-          </w:rPr>
-          <w:t>Hình 4.4. Giao diện Dashboard</w:t>
-        </w:r>
-        <w:r>
-          <w:rPr>
-            <w:noProof/>
-            <w:webHidden/>
-          </w:rPr>
-          <w:tab/>
-        </w:r>
-        <w:r>
-          <w:rPr>
-            <w:noProof/>
-            <w:webHidden/>
-          </w:rPr>
-          <w:fldChar w:fldCharType="begin"/>
-        </w:r>
-        <w:r>
-          <w:rPr>
-            <w:noProof/>
-            <w:webHidden/>
-          </w:rPr>
-          <w:instrText xml:space="preserve"> PAGEREF _Toc226314902 \h </w:instrText>
-        </w:r>
-        <w:r>
-          <w:rPr>
-            <w:noProof/>
-            <w:webHidden/>
-          </w:rPr>
-        </w:r>
-        <w:r>
-          <w:rPr>
-            <w:noProof/>
-            <w:webHidden/>
-          </w:rPr>
-          <w:fldChar w:fldCharType="separate"/>
-        </w:r>
-        <w:r>
-          <w:rPr>
-            <w:noProof/>
-            <w:webHidden/>
-          </w:rPr>
-          <w:t>34</w:t>
-        </w:r>
-        <w:r>
-          <w:rPr>
-            <w:noProof/>
-            <w:webHidden/>
-          </w:rPr>
-          <w:fldChar w:fldCharType="end"/>
-        </w:r>
-      </w:hyperlink>
-    </w:p>
-    <w:p>
-      <w:pPr>
-        <w:pStyle w:val="TableofFigures"/>
-        <w:tabs>
-          <w:tab w:val="right" w:leader="dot" w:pos="9395"/>
-        </w:tabs>
-        <w:rPr>
-          <w:rFonts w:asciiTheme="minorHAnsi" w:eastAsiaTheme="minorEastAsia" w:hAnsiTheme="minorHAnsi"/>
-          <w:noProof/>
-          <w:sz w:val="24"/>
-        </w:rPr>
-      </w:pPr>
-      <w:hyperlink w:anchor="_Toc226314903" w:history="1">
-        <w:r>
-          <w:rPr>
-            <w:rStyle w:val="Hyperlink"/>
-            <w:noProof/>
-          </w:rPr>
-          <w:t>Hình 4.5. Hộp thoại hiện lên khi giảng viên muốn điểm danh bù cho sinh viên</w:t>
-        </w:r>
-        <w:r>
-          <w:rPr>
-            <w:noProof/>
-            <w:webHidden/>
-          </w:rPr>
-          <w:tab/>
-        </w:r>
-        <w:r>
-          <w:rPr>
-            <w:noProof/>
-            <w:webHidden/>
-          </w:rPr>
-          <w:fldChar w:fldCharType="begin"/>
-        </w:r>
-        <w:r>
-          <w:rPr>
-            <w:noProof/>
-            <w:webHidden/>
-          </w:rPr>
-          <w:instrText xml:space="preserve"> PAGEREF _Toc226314903 \h </w:instrText>
-        </w:r>
-        <w:r>
-          <w:rPr>
-            <w:noProof/>
-            <w:webHidden/>
-          </w:rPr>
-        </w:r>
-        <w:r>
-          <w:rPr>
-            <w:noProof/>
-            <w:webHidden/>
-          </w:rPr>
-          <w:fldChar w:fldCharType="separate"/>
-        </w:r>
-        <w:r>
-          <w:rPr>
-            <w:noProof/>
-            <w:webHidden/>
-          </w:rPr>
-          <w:t>35</w:t>
-        </w:r>
-        <w:r>
-          <w:rPr>
-            <w:noProof/>
-            <w:webHidden/>
-          </w:rPr>
-          <w:fldChar w:fldCharType="end"/>
-        </w:r>
-      </w:hyperlink>
-    </w:p>
-    <w:p>
-      <w:pPr>
-        <w:pStyle w:val="TableofFigures"/>
-        <w:tabs>
-          <w:tab w:val="right" w:leader="dot" w:pos="9395"/>
-        </w:tabs>
-        <w:rPr>
-          <w:rFonts w:asciiTheme="minorHAnsi" w:eastAsiaTheme="minorEastAsia" w:hAnsiTheme="minorHAnsi"/>
-          <w:noProof/>
-          <w:sz w:val="24"/>
-        </w:rPr>
-      </w:pPr>
-      <w:hyperlink w:anchor="_Toc226314904" w:history="1">
-        <w:r>
-          <w:rPr>
-            <w:rStyle w:val="Hyperlink"/>
-            <w:noProof/>
-          </w:rPr>
-          <w:t>Hình 4.6. Hộp thoại hiện lên khi đăng nhập thành công</w:t>
-        </w:r>
-        <w:r>
-          <w:rPr>
-            <w:noProof/>
-            <w:webHidden/>
-          </w:rPr>
-          <w:tab/>
-        </w:r>
-        <w:r>
-          <w:rPr>
-            <w:noProof/>
-            <w:webHidden/>
-          </w:rPr>
-          <w:fldChar w:fldCharType="begin"/>
-        </w:r>
-        <w:r>
-          <w:rPr>
-            <w:noProof/>
-            <w:webHidden/>
-          </w:rPr>
-          <w:instrText xml:space="preserve"> PAGEREF _Toc226314904 \h </w:instrText>
-        </w:r>
-        <w:r>
-          <w:rPr>
-            <w:noProof/>
-            <w:webHidden/>
-          </w:rPr>
-        </w:r>
-        <w:r>
-          <w:rPr>
-            <w:noProof/>
-            <w:webHidden/>
-          </w:rPr>
-          <w:fldChar w:fldCharType="separate"/>
-        </w:r>
-        <w:r>
-          <w:rPr>
-            <w:noProof/>
-            <w:webHidden/>
-          </w:rPr>
-          <w:t>36</w:t>
-        </w:r>
-        <w:r>
-          <w:rPr>
-            <w:noProof/>
-            <w:webHidden/>
-          </w:rPr>
-          <w:fldChar w:fldCharType="end"/>
-        </w:r>
-      </w:hyperlink>
-    </w:p>
-    <w:p>
-      <w:pPr>
-        <w:pStyle w:val="TableofFigures"/>
-        <w:tabs>
-          <w:tab w:val="right" w:leader="dot" w:pos="9395"/>
-        </w:tabs>
-        <w:rPr>
-          <w:rFonts w:asciiTheme="minorHAnsi" w:eastAsiaTheme="minorEastAsia" w:hAnsiTheme="minorHAnsi"/>
-          <w:noProof/>
-          <w:sz w:val="24"/>
-        </w:rPr>
-      </w:pPr>
-      <w:hyperlink w:anchor="_Toc226314905" w:history="1">
-        <w:r>
-          <w:rPr>
-            <w:rStyle w:val="Hyperlink"/>
-            <w:noProof/>
-          </w:rPr>
-          <w:t>Hình 4.7. Giao diện Dark Mode</w:t>
-        </w:r>
-        <w:r>
-          <w:rPr>
-            <w:noProof/>
-            <w:webHidden/>
-          </w:rPr>
-          <w:tab/>
-        </w:r>
-        <w:r>
-          <w:rPr>
-            <w:noProof/>
-            <w:webHidden/>
-          </w:rPr>
-          <w:fldChar w:fldCharType="begin"/>
-        </w:r>
-        <w:r>
-          <w:rPr>
-            <w:noProof/>
-            <w:webHidden/>
-          </w:rPr>
-          <w:instrText xml:space="preserve"> PAGEREF _Toc226314905 \h </w:instrText>
-        </w:r>
-        <w:r>
-          <w:rPr>
-            <w:noProof/>
-            <w:webHidden/>
-          </w:rPr>
-        </w:r>
-        <w:r>
-          <w:rPr>
-            <w:noProof/>
-            <w:webHidden/>
-          </w:rPr>
-          <w:fldChar w:fldCharType="separate"/>
-        </w:r>
-        <w:r>
-          <w:rPr>
-            <w:noProof/>
-            <w:webHidden/>
-          </w:rPr>
-          <w:t>36</w:t>
-        </w:r>
-        <w:r>
-          <w:rPr>
-            <w:noProof/>
-            <w:webHidden/>
-          </w:rPr>
-          <w:fldChar w:fldCharType="end"/>
-        </w:r>
-      </w:hyperlink>
-    </w:p>
-    <w:p>
-      <w:pPr>
-        <w:pStyle w:val="TableofFigures"/>
-        <w:tabs>
-          <w:tab w:val="right" w:leader="dot" w:pos="9395"/>
-        </w:tabs>
-        <w:rPr>
-          <w:rFonts w:asciiTheme="minorHAnsi" w:eastAsiaTheme="minorEastAsia" w:hAnsiTheme="minorHAnsi"/>
-          <w:noProof/>
-          <w:sz w:val="24"/>
-        </w:rPr>
-      </w:pPr>
-      <w:hyperlink w:anchor="_Toc226314906" w:history="1">
-        <w:r>
-          <w:rPr>
-            <w:rStyle w:val="Hyperlink"/>
-            <w:noProof/>
-          </w:rPr>
-          <w:t>Hình 5.1. Hình ảnh sản phẩm khi sẵn sàng quét</w:t>
-        </w:r>
-        <w:r>
-          <w:rPr>
-            <w:noProof/>
-            <w:webHidden/>
-          </w:rPr>
-          <w:tab/>
-        </w:r>
-        <w:r>
-          <w:rPr>
-            <w:noProof/>
-            <w:webHidden/>
-          </w:rPr>
-          <w:fldChar w:fldCharType="begin"/>
-        </w:r>
-        <w:r>
-          <w:rPr>
-            <w:noProof/>
-            <w:webHidden/>
-          </w:rPr>
-          <w:instrText xml:space="preserve"> PAGEREF _Toc226314906 \h </w:instrText>
-        </w:r>
-        <w:r>
-          <w:rPr>
-            <w:noProof/>
-            <w:webHidden/>
-          </w:rPr>
-        </w:r>
-        <w:r>
-          <w:rPr>
-            <w:noProof/>
-            <w:webHidden/>
-          </w:rPr>
-          <w:fldChar w:fldCharType="separate"/>
-        </w:r>
-        <w:r>
-          <w:rPr>
-            <w:noProof/>
-            <w:webHidden/>
-          </w:rPr>
-          <w:t>38</w:t>
-        </w:r>
-        <w:r>
-          <w:rPr>
-            <w:noProof/>
-            <w:webHidden/>
-          </w:rPr>
-          <w:fldChar w:fldCharType="end"/>
-        </w:r>
-      </w:hyperlink>
-    </w:p>
-    <w:p>
-      <w:pPr>
-        <w:pStyle w:val="TableofFigures"/>
-        <w:tabs>
-          <w:tab w:val="right" w:leader="dot" w:pos="9395"/>
-        </w:tabs>
-        <w:rPr>
-          <w:rFonts w:asciiTheme="minorHAnsi" w:eastAsiaTheme="minorEastAsia" w:hAnsiTheme="minorHAnsi"/>
-          <w:noProof/>
-          <w:sz w:val="24"/>
-        </w:rPr>
-      </w:pPr>
-      <w:hyperlink w:anchor="_Toc226314907" w:history="1">
-        <w:r>
-          <w:rPr>
-            <w:rStyle w:val="Hyperlink"/>
-            <w:noProof/>
-          </w:rPr>
-          <w:t>Hình 5.2. Màn hình sản phẩm hiển thị thông báo khi quét thành công</w:t>
-        </w:r>
-        <w:r>
-          <w:rPr>
-            <w:noProof/>
-            <w:webHidden/>
-          </w:rPr>
-          <w:tab/>
-        </w:r>
-        <w:r>
-          <w:rPr>
-            <w:noProof/>
-            <w:webHidden/>
-          </w:rPr>
-          <w:fldChar w:fldCharType="begin"/>
-        </w:r>
-        <w:r>
-          <w:rPr>
-            <w:noProof/>
-            <w:webHidden/>
-          </w:rPr>
-          <w:instrText xml:space="preserve"> PAGEREF _Toc226314907 \h </w:instrText>
-        </w:r>
-        <w:r>
-          <w:rPr>
-            <w:noProof/>
-            <w:webHidden/>
-          </w:rPr>
-        </w:r>
-        <w:r>
-          <w:rPr>
-            <w:noProof/>
-            <w:webHidden/>
-          </w:rPr>
-          <w:fldChar w:fldCharType="separate"/>
-        </w:r>
-        <w:r>
-          <w:rPr>
-            <w:noProof/>
-            <w:webHidden/>
-          </w:rPr>
-          <w:t>40</w:t>
-        </w:r>
-        <w:r>
-          <w:rPr>
-            <w:noProof/>
-            <w:webHidden/>
-          </w:rPr>
-          <w:fldChar w:fldCharType="end"/>
-        </w:r>
-      </w:hyperlink>
-    </w:p>
-    <w:p>
-      <w:pPr>
-        <w:pStyle w:val="TableofFigures"/>
-        <w:tabs>
-          <w:tab w:val="right" w:leader="dot" w:pos="9395"/>
-        </w:tabs>
-        <w:rPr>
-          <w:rStyle w:val="Hyperlink"/>
-          <w:noProof/>
-        </w:rPr>
-      </w:pPr>
-      <w:hyperlink w:anchor="_Toc226314908" w:history="1">
-        <w:r>
-          <w:rPr>
-            <w:rStyle w:val="Hyperlink"/>
-            <w:noProof/>
-          </w:rPr>
-          <w:t>Hình 5.3. Màn hình sản phẩm hiển thị thông báo khi quét thất bại</w:t>
-        </w:r>
-        <w:r>
-          <w:rPr>
-            <w:noProof/>
-            <w:webHidden/>
-          </w:rPr>
-          <w:tab/>
-        </w:r>
-        <w:r>
-          <w:rPr>
-            <w:noProof/>
-            <w:webHidden/>
-          </w:rPr>
-          <w:fldChar w:fldCharType="begin"/>
-        </w:r>
-        <w:r>
-          <w:rPr>
-            <w:noProof/>
-            <w:webHidden/>
-          </w:rPr>
-          <w:instrText xml:space="preserve"> PAGEREF _Toc226314908 \h </w:instrText>
-        </w:r>
-        <w:r>
-          <w:rPr>
-            <w:noProof/>
-            <w:webHidden/>
-          </w:rPr>
-        </w:r>
-        <w:r>
-          <w:rPr>
-            <w:noProof/>
-            <w:webHidden/>
-          </w:rPr>
-          <w:fldChar w:fldCharType="separate"/>
-        </w:r>
-        <w:r>
-          <w:rPr>
-            <w:noProof/>
-            <w:webHidden/>
-          </w:rPr>
-          <w:t>41</w:t>
-        </w:r>
-        <w:r>
-          <w:rPr>
-            <w:noProof/>
-            <w:webHidden/>
-          </w:rPr>
-          <w:fldChar w:fldCharType="end"/>
-        </w:r>
-      </w:hyperlink>
-    </w:p>
-    <w:p/>
-    <w:p/>
-    <w:p/>
-    <w:p/>
-    <w:p/>
-    <w:p/>
-    <w:p/>
-    <w:p>
-      <w:pPr>
-        <w:pStyle w:val="Heading1"/>
-        <w:numPr>
-          <w:ilvl w:val="0"/>
-          <w:numId w:val="0"/>
-        </w:numPr>
-        <w:ind w:left="360"/>
-      </w:pPr>
-      <w:r>
-        <w:lastRenderedPageBreak/>
-        <w:fldChar w:fldCharType="end"/>
-      </w:r>
-      <w:bookmarkStart w:id="4" w:name="_Toc232949298"/>
-      <w:r>
-        <w:t>DANH SÁCH BẢNG</w:t>
-      </w:r>
-      <w:bookmarkEnd w:id="4"/>
-    </w:p>
-    <w:p>
-      <w:pPr>
-        <w:pStyle w:val="TableofFigures"/>
-        <w:tabs>
-          <w:tab w:val="right" w:leader="dot" w:pos="9395"/>
-        </w:tabs>
-        <w:rPr>
-          <w:rFonts w:asciiTheme="minorHAnsi" w:eastAsiaTheme="minorEastAsia" w:hAnsiTheme="minorHAnsi"/>
-          <w:noProof/>
-          <w:sz w:val="24"/>
-        </w:rPr>
-      </w:pPr>
-      <w:r>
-        <w:fldChar w:fldCharType="begin"/>
-      </w:r>
-      <w:r>
-        <w:instrText xml:space="preserve"> TOC \h \z \c "Bảng" </w:instrText>
-      </w:r>
-      <w:r>
-        <w:fldChar w:fldCharType="separate"/>
-      </w:r>
-      <w:hyperlink w:anchor="_Toc226314909" w:history="1">
-        <w:r>
-          <w:rPr>
-            <w:rStyle w:val="Hyperlink"/>
-            <w:noProof/>
-          </w:rPr>
-          <w:t>Bảng 2.1. Bảng đặc tả kỹ thuật chi tiết của vi điều khiển ESP32 [5].</w:t>
-        </w:r>
-        <w:r>
-          <w:rPr>
-            <w:noProof/>
-            <w:webHidden/>
-          </w:rPr>
-          <w:tab/>
-        </w:r>
-        <w:r>
-          <w:rPr>
-            <w:noProof/>
-            <w:webHidden/>
-          </w:rPr>
-          <w:fldChar w:fldCharType="begin"/>
-        </w:r>
-        <w:r>
-          <w:rPr>
-            <w:noProof/>
-            <w:webHidden/>
-          </w:rPr>
-          <w:instrText xml:space="preserve"> PAGEREF _Toc226314909 \h </w:instrText>
-        </w:r>
-        <w:r>
-          <w:rPr>
-            <w:noProof/>
-            <w:webHidden/>
-          </w:rPr>
-        </w:r>
-        <w:r>
-          <w:rPr>
-            <w:noProof/>
-            <w:webHidden/>
-          </w:rPr>
-          <w:fldChar w:fldCharType="separate"/>
-        </w:r>
-        <w:r>
-          <w:rPr>
-            <w:noProof/>
-            <w:webHidden/>
-          </w:rPr>
-          <w:t>4</w:t>
-        </w:r>
-        <w:r>
-          <w:rPr>
-            <w:noProof/>
-            <w:webHidden/>
-          </w:rPr>
-          <w:fldChar w:fldCharType="end"/>
-        </w:r>
-      </w:hyperlink>
-    </w:p>
-    <w:p>
-      <w:pPr>
-        <w:pStyle w:val="TableofFigures"/>
-        <w:tabs>
-          <w:tab w:val="right" w:leader="dot" w:pos="9395"/>
-        </w:tabs>
-        <w:rPr>
-          <w:rFonts w:asciiTheme="minorHAnsi" w:eastAsiaTheme="minorEastAsia" w:hAnsiTheme="minorHAnsi"/>
-          <w:noProof/>
-          <w:sz w:val="24"/>
-        </w:rPr>
-      </w:pPr>
-      <w:hyperlink w:anchor="_Toc226314910" w:history="1">
-        <w:r>
-          <w:rPr>
-            <w:rStyle w:val="Hyperlink"/>
-            <w:noProof/>
-          </w:rPr>
-          <w:t>Bảng 2.2. Bảng phân loại và phạm vi tín hiệu của các tần số vô tuyến [10].</w:t>
-        </w:r>
-        <w:r>
-          <w:rPr>
-            <w:noProof/>
-            <w:webHidden/>
-          </w:rPr>
-          <w:tab/>
-        </w:r>
-        <w:r>
-          <w:rPr>
-            <w:noProof/>
-            <w:webHidden/>
-          </w:rPr>
-          <w:fldChar w:fldCharType="begin"/>
-        </w:r>
-        <w:r>
-          <w:rPr>
-            <w:noProof/>
-            <w:webHidden/>
-          </w:rPr>
-          <w:instrText xml:space="preserve"> PAGEREF _Toc226314910 \h </w:instrText>
-        </w:r>
-        <w:r>
-          <w:rPr>
-            <w:noProof/>
-            <w:webHidden/>
-          </w:rPr>
-        </w:r>
-        <w:r>
-          <w:rPr>
-            <w:noProof/>
-            <w:webHidden/>
-          </w:rPr>
-          <w:fldChar w:fldCharType="separate"/>
-        </w:r>
-        <w:r>
-          <w:rPr>
-            <w:noProof/>
-            <w:webHidden/>
-          </w:rPr>
-          <w:t>7</w:t>
-        </w:r>
-        <w:r>
-          <w:rPr>
-            <w:noProof/>
-            <w:webHidden/>
-          </w:rPr>
-          <w:fldChar w:fldCharType="end"/>
-        </w:r>
-      </w:hyperlink>
-    </w:p>
-    <w:p>
-      <w:pPr>
-        <w:pStyle w:val="TableofFigures"/>
-        <w:tabs>
-          <w:tab w:val="right" w:leader="dot" w:pos="9395"/>
-        </w:tabs>
-        <w:rPr>
-          <w:rFonts w:asciiTheme="minorHAnsi" w:eastAsiaTheme="minorEastAsia" w:hAnsiTheme="minorHAnsi"/>
-          <w:noProof/>
-          <w:sz w:val="24"/>
-        </w:rPr>
-      </w:pPr>
-      <w:hyperlink w:anchor="_Toc226314911" w:history="1">
-        <w:r>
-          <w:rPr>
-            <w:rStyle w:val="Hyperlink"/>
-            <w:noProof/>
-          </w:rPr>
-          <w:t>Bảng 3.1. Bảng admin_users</w:t>
-        </w:r>
-        <w:r>
-          <w:rPr>
-            <w:noProof/>
-            <w:webHidden/>
-          </w:rPr>
-          <w:tab/>
-        </w:r>
-        <w:r>
-          <w:rPr>
-            <w:noProof/>
-            <w:webHidden/>
-          </w:rPr>
-          <w:fldChar w:fldCharType="begin"/>
-        </w:r>
-        <w:r>
-          <w:rPr>
-            <w:noProof/>
-            <w:webHidden/>
-          </w:rPr>
-          <w:instrText xml:space="preserve"> PAGEREF _Toc226314911 \h </w:instrText>
-        </w:r>
-        <w:r>
-          <w:rPr>
-            <w:noProof/>
-            <w:webHidden/>
-          </w:rPr>
-        </w:r>
-        <w:r>
-          <w:rPr>
-            <w:noProof/>
-            <w:webHidden/>
-          </w:rPr>
-          <w:fldChar w:fldCharType="separate"/>
-        </w:r>
-        <w:r>
-          <w:rPr>
-            <w:noProof/>
-            <w:webHidden/>
-          </w:rPr>
-          <w:t>13</w:t>
-        </w:r>
-        <w:r>
-          <w:rPr>
-            <w:noProof/>
-            <w:webHidden/>
-          </w:rPr>
-          <w:fldChar w:fldCharType="end"/>
-        </w:r>
-      </w:hyperlink>
-    </w:p>
-    <w:p>
-      <w:pPr>
-        <w:pStyle w:val="TableofFigures"/>
-        <w:tabs>
-          <w:tab w:val="right" w:leader="dot" w:pos="9395"/>
-        </w:tabs>
-        <w:rPr>
-          <w:rFonts w:asciiTheme="minorHAnsi" w:eastAsiaTheme="minorEastAsia" w:hAnsiTheme="minorHAnsi"/>
-          <w:noProof/>
-          <w:sz w:val="24"/>
-        </w:rPr>
-      </w:pPr>
-      <w:hyperlink w:anchor="_Toc226314912" w:history="1">
-        <w:r>
-          <w:rPr>
-            <w:rStyle w:val="Hyperlink"/>
-            <w:noProof/>
-          </w:rPr>
-          <w:t>Bảng 3.2. Bảng sinh_vien</w:t>
-        </w:r>
-        <w:r>
-          <w:rPr>
-            <w:noProof/>
-            <w:webHidden/>
-          </w:rPr>
-          <w:tab/>
-        </w:r>
-        <w:r>
-          <w:rPr>
-            <w:noProof/>
-            <w:webHidden/>
-          </w:rPr>
-          <w:fldChar w:fldCharType="begin"/>
-        </w:r>
-        <w:r>
-          <w:rPr>
-            <w:noProof/>
-            <w:webHidden/>
-          </w:rPr>
-          <w:instrText xml:space="preserve"> PAGEREF _Toc226314912 \h </w:instrText>
+          <w:instrText xml:space="preserve"> PAGEREF _Toc232949766 \h </w:instrText>
         </w:r>
         <w:r>
           <w:rPr>
@@ -18513,13 +18458,28 @@
           <w:sz w:val="24"/>
         </w:rPr>
       </w:pPr>
-      <w:hyperlink w:anchor="_Toc226314913" w:history="1">
+      <w:hyperlink w:anchor="_Toc232949767" w:history="1">
         <w:r>
           <w:rPr>
             <w:rStyle w:val="Hyperlink"/>
             <w:noProof/>
           </w:rPr>
-          <w:t>Bảng 3.3. Bảng thiet_bi</w:t>
+          <w:t>Bảng 4.4</w:t>
+        </w:r>
+        <w:r>
+          <w:rPr>
+            <w:rStyle w:val="Hyperlink"/>
+            <w:noProof/>
+            <w:lang w:val="vi-VN"/>
+          </w:rPr>
+          <w:t xml:space="preserve"> </w:t>
+        </w:r>
+        <w:r>
+          <w:rPr>
+            <w:rStyle w:val="Hyperlink"/>
+            <w:noProof/>
+          </w:rPr>
+          <w:t>Ljung-Box trên residual của fitted forecast models</w:t>
         </w:r>
         <w:r>
           <w:rPr>
@@ -18540,7 +18500,7 @@
             <w:noProof/>
             <w:webHidden/>
           </w:rPr>
-          <w:instrText xml:space="preserve"> PAGEREF _Toc226314913 \h </w:instrText>
+          <w:instrText xml:space="preserve"> PAGEREF _Toc232949767 \h </w:instrText>
         </w:r>
         <w:r>
           <w:rPr>
@@ -18583,13 +18543,13 @@
           <w:sz w:val="24"/>
         </w:rPr>
       </w:pPr>
-      <w:hyperlink w:anchor="_Toc226314914" w:history="1">
+      <w:hyperlink w:anchor="_Toc232949768" w:history="1">
         <w:r>
           <w:rPr>
             <w:rStyle w:val="Hyperlink"/>
             <w:noProof/>
           </w:rPr>
-          <w:t>Bảng 3.4. Bảng lop_hoc</w:t>
+          <w:t>Bảng 5.1</w:t>
         </w:r>
         <w:r>
           <w:rPr>
@@ -18610,7 +18570,7 @@
             <w:noProof/>
             <w:webHidden/>
           </w:rPr>
-          <w:instrText xml:space="preserve"> PAGEREF _Toc226314914 \h </w:instrText>
+          <w:instrText xml:space="preserve"> PAGEREF _Toc232949768 \h </w:instrText>
         </w:r>
         <w:r>
           <w:rPr>
@@ -18630,7 +18590,7 @@
             <w:noProof/>
             <w:webHidden/>
           </w:rPr>
-          <w:t>15</w:t>
+          <w:t>18</w:t>
         </w:r>
         <w:r>
           <w:rPr>
@@ -18653,13 +18613,28 @@
           <w:sz w:val="24"/>
         </w:rPr>
       </w:pPr>
-      <w:hyperlink w:anchor="_Toc226314915" w:history="1">
+      <w:hyperlink w:anchor="_Toc232949769" w:history="1">
         <w:r>
           <w:rPr>
             <w:rStyle w:val="Hyperlink"/>
             <w:noProof/>
           </w:rPr>
-          <w:t>Bảng 3.5. Bảng danh_sach_lop</w:t>
+          <w:t>Bảng 5.2</w:t>
+        </w:r>
+        <w:r>
+          <w:rPr>
+            <w:rStyle w:val="Hyperlink"/>
+            <w:noProof/>
+            <w:lang w:val="vi-VN"/>
+          </w:rPr>
+          <w:t xml:space="preserve"> </w:t>
+        </w:r>
+        <w:r>
+          <w:rPr>
+            <w:rStyle w:val="Hyperlink"/>
+            <w:noProof/>
+          </w:rPr>
+          <w:t>So sánh GARCH bằng fit, residual checks, stability và GOF</w:t>
         </w:r>
         <w:r>
           <w:rPr>
@@ -18680,147 +18655,7 @@
             <w:noProof/>
             <w:webHidden/>
           </w:rPr>
-          <w:instrText xml:space="preserve"> PAGEREF _Toc226314915 \h </w:instrText>
-        </w:r>
-        <w:r>
-          <w:rPr>
-            <w:noProof/>
-            <w:webHidden/>
-          </w:rPr>
-        </w:r>
-        <w:r>
-          <w:rPr>
-            <w:noProof/>
-            <w:webHidden/>
-          </w:rPr>
-          <w:fldChar w:fldCharType="separate"/>
-        </w:r>
-        <w:r>
-          <w:rPr>
-            <w:noProof/>
-            <w:webHidden/>
-          </w:rPr>
-          <w:t>16</w:t>
-        </w:r>
-        <w:r>
-          <w:rPr>
-            <w:noProof/>
-            <w:webHidden/>
-          </w:rPr>
-          <w:fldChar w:fldCharType="end"/>
-        </w:r>
-      </w:hyperlink>
-    </w:p>
-    <w:p>
-      <w:pPr>
-        <w:pStyle w:val="TableofFigures"/>
-        <w:tabs>
-          <w:tab w:val="right" w:leader="dot" w:pos="9395"/>
-        </w:tabs>
-        <w:rPr>
-          <w:rFonts w:asciiTheme="minorHAnsi" w:eastAsiaTheme="minorEastAsia" w:hAnsiTheme="minorHAnsi"/>
-          <w:noProof/>
-          <w:sz w:val="24"/>
-        </w:rPr>
-      </w:pPr>
-      <w:hyperlink w:anchor="_Toc226314916" w:history="1">
-        <w:r>
-          <w:rPr>
-            <w:rStyle w:val="Hyperlink"/>
-            <w:noProof/>
-          </w:rPr>
-          <w:t>Bảng 3.6. Bảng nhat_ky_diem_danh</w:t>
-        </w:r>
-        <w:r>
-          <w:rPr>
-            <w:noProof/>
-            <w:webHidden/>
-          </w:rPr>
-          <w:tab/>
-        </w:r>
-        <w:r>
-          <w:rPr>
-            <w:noProof/>
-            <w:webHidden/>
-          </w:rPr>
-          <w:fldChar w:fldCharType="begin"/>
-        </w:r>
-        <w:r>
-          <w:rPr>
-            <w:noProof/>
-            <w:webHidden/>
-          </w:rPr>
-          <w:instrText xml:space="preserve"> PAGEREF _Toc226314916 \h </w:instrText>
-        </w:r>
-        <w:r>
-          <w:rPr>
-            <w:noProof/>
-            <w:webHidden/>
-          </w:rPr>
-        </w:r>
-        <w:r>
-          <w:rPr>
-            <w:noProof/>
-            <w:webHidden/>
-          </w:rPr>
-          <w:fldChar w:fldCharType="separate"/>
-        </w:r>
-        <w:r>
-          <w:rPr>
-            <w:noProof/>
-            <w:webHidden/>
-          </w:rPr>
-          <w:t>17</w:t>
-        </w:r>
-        <w:r>
-          <w:rPr>
-            <w:noProof/>
-            <w:webHidden/>
-          </w:rPr>
-          <w:fldChar w:fldCharType="end"/>
-        </w:r>
-      </w:hyperlink>
-    </w:p>
-    <w:p>
-      <w:pPr>
-        <w:pStyle w:val="TableofFigures"/>
-        <w:tabs>
-          <w:tab w:val="right" w:leader="dot" w:pos="9395"/>
-        </w:tabs>
-        <w:rPr>
-          <w:rFonts w:asciiTheme="minorHAnsi" w:eastAsiaTheme="minorEastAsia" w:hAnsiTheme="minorHAnsi"/>
-          <w:noProof/>
-          <w:sz w:val="24"/>
-        </w:rPr>
-      </w:pPr>
-      <w:hyperlink w:anchor="_Toc226314917" w:history="1">
-        <w:r>
-          <w:rPr>
-            <w:rStyle w:val="Hyperlink"/>
-            <w:noProof/>
-          </w:rPr>
-          <w:t>Bảng 3.7. Danh sách các API Endpoints trong hệ thống</w:t>
-        </w:r>
-        <w:r>
-          <w:rPr>
-            <w:noProof/>
-            <w:webHidden/>
-          </w:rPr>
-          <w:tab/>
-        </w:r>
-        <w:r>
-          <w:rPr>
-            <w:noProof/>
-            <w:webHidden/>
-          </w:rPr>
-          <w:fldChar w:fldCharType="begin"/>
-        </w:r>
-        <w:r>
-          <w:rPr>
-            <w:noProof/>
-            <w:webHidden/>
-          </w:rPr>
-          <w:instrText xml:space="preserve"> PAGEREF _Toc226314917 \h </w:instrText>
+          <w:instrText xml:space="preserve"> PAGEREF _Toc232949769 \h </w:instrText>
         </w:r>
         <w:r>
           <w:rPr>
@@ -18863,13 +18698,28 @@
           <w:sz w:val="24"/>
         </w:rPr>
       </w:pPr>
-      <w:hyperlink w:anchor="_Toc226314918" w:history="1">
+      <w:hyperlink w:anchor="_Toc232949770" w:history="1">
         <w:r>
           <w:rPr>
             <w:rStyle w:val="Hyperlink"/>
             <w:noProof/>
           </w:rPr>
-          <w:t>Bảng 5.1. Số liệu tốc độ phản hồi phần cứng ở môi trường mô phỏng</w:t>
+          <w:t>Bảng 5.3</w:t>
+        </w:r>
+        <w:r>
+          <w:rPr>
+            <w:rStyle w:val="Hyperlink"/>
+            <w:noProof/>
+            <w:lang w:val="vi-VN"/>
+          </w:rPr>
+          <w:t xml:space="preserve"> </w:t>
+        </w:r>
+        <w:r>
+          <w:rPr>
+            <w:rStyle w:val="Hyperlink"/>
+            <w:noProof/>
+          </w:rPr>
+          <w:t>P-value và statistics chẩn đoán GARCH</w:t>
         </w:r>
         <w:r>
           <w:rPr>
@@ -18890,7 +18740,7 @@
             <w:noProof/>
             <w:webHidden/>
           </w:rPr>
-          <w:instrText xml:space="preserve"> PAGEREF _Toc226314918 \h </w:instrText>
+          <w:instrText xml:space="preserve"> PAGEREF _Toc232949770 \h </w:instrText>
         </w:r>
         <w:r>
           <w:rPr>
@@ -18910,7 +18760,7 @@
             <w:noProof/>
             <w:webHidden/>
           </w:rPr>
-          <w:t>42</w:t>
+          <w:t>20</w:t>
         </w:r>
         <w:r>
           <w:rPr>
@@ -18933,13 +18783,28 @@
           <w:sz w:val="24"/>
         </w:rPr>
       </w:pPr>
-      <w:hyperlink w:anchor="_Toc226314919" w:history="1">
+      <w:hyperlink w:anchor="_Toc232949771" w:history="1">
         <w:r>
           <w:rPr>
             <w:rStyle w:val="Hyperlink"/>
             <w:noProof/>
           </w:rPr>
-          <w:t>Bảng 5.2. Số liệu đánh giá độ ổn định trong môi trường mô phỏng</w:t>
+          <w:t>Bảng 5.4</w:t>
+        </w:r>
+        <w:r>
+          <w:rPr>
+            <w:rStyle w:val="Hyperlink"/>
+            <w:noProof/>
+            <w:lang w:val="vi-VN"/>
+          </w:rPr>
+          <w:t xml:space="preserve"> </w:t>
+        </w:r>
+        <w:r>
+          <w:rPr>
+            <w:rStyle w:val="Hyperlink"/>
+            <w:noProof/>
+          </w:rPr>
+          <w:t>Tham số eGARCH-Student-t: conventional và robust inference</w:t>
         </w:r>
         <w:r>
           <w:rPr>
@@ -18960,7 +18825,7 @@
             <w:noProof/>
             <w:webHidden/>
           </w:rPr>
-          <w:instrText xml:space="preserve"> PAGEREF _Toc226314919 \h </w:instrText>
+          <w:instrText xml:space="preserve"> PAGEREF _Toc232949771 \h </w:instrText>
         </w:r>
         <w:r>
           <w:rPr>
@@ -18980,7 +18845,7 @@
             <w:noProof/>
             <w:webHidden/>
           </w:rPr>
-          <w:t>43</w:t>
+          <w:t>21</w:t>
         </w:r>
         <w:r>
           <w:rPr>
@@ -19003,13 +18868,13 @@
           <w:sz w:val="24"/>
         </w:rPr>
       </w:pPr>
-      <w:hyperlink w:anchor="_Toc226314920" w:history="1">
+      <w:hyperlink w:anchor="_Toc232949772" w:history="1">
         <w:r>
           <w:rPr>
             <w:rStyle w:val="Hyperlink"/>
             <w:noProof/>
           </w:rPr>
-          <w:t>Bảng 5.3. Số liệu khi kiểm tra hệ thống ở các điều kiện khác nhau trong môi trường mô phỏng</w:t>
+          <w:t>Bảng 8.1</w:t>
         </w:r>
         <w:r>
           <w:rPr>
@@ -19030,7 +18895,7 @@
             <w:noProof/>
             <w:webHidden/>
           </w:rPr>
-          <w:instrText xml:space="preserve"> PAGEREF _Toc226314920 \h </w:instrText>
+          <w:instrText xml:space="preserve"> PAGEREF _Toc232949772 \h </w:instrText>
         </w:r>
         <w:r>
           <w:rPr>
@@ -19050,7 +18915,7 @@
             <w:noProof/>
             <w:webHidden/>
           </w:rPr>
-          <w:t>44</w:t>
+          <w:t>28</w:t>
         </w:r>
         <w:r>
           <w:rPr>
@@ -19063,216 +18928,9 @@
     </w:p>
     <w:p>
       <w:pPr>
-        <w:pStyle w:val="TableofFigures"/>
-        <w:tabs>
-          <w:tab w:val="right" w:leader="dot" w:pos="9395"/>
-        </w:tabs>
-        <w:rPr>
-          <w:rFonts w:asciiTheme="minorHAnsi" w:eastAsiaTheme="minorEastAsia" w:hAnsiTheme="minorHAnsi"/>
-          <w:noProof/>
-          <w:sz w:val="24"/>
-        </w:rPr>
-      </w:pPr>
-      <w:hyperlink w:anchor="_Toc226314921" w:history="1">
-        <w:r>
-          <w:rPr>
-            <w:rStyle w:val="Hyperlink"/>
-            <w:noProof/>
-          </w:rPr>
-          <w:t>Bảng 5.4. Số liệu tốc độ phản hồi phần cứng ở môi trường thực tế</w:t>
-        </w:r>
-        <w:r>
-          <w:rPr>
-            <w:noProof/>
-            <w:webHidden/>
-          </w:rPr>
-          <w:tab/>
-        </w:r>
-        <w:r>
-          <w:rPr>
-            <w:noProof/>
-            <w:webHidden/>
-          </w:rPr>
-          <w:fldChar w:fldCharType="begin"/>
-        </w:r>
-        <w:r>
-          <w:rPr>
-            <w:noProof/>
-            <w:webHidden/>
-          </w:rPr>
-          <w:instrText xml:space="preserve"> PAGEREF _Toc226314921 \h </w:instrText>
-        </w:r>
-        <w:r>
-          <w:rPr>
-            <w:noProof/>
-            <w:webHidden/>
-          </w:rPr>
-        </w:r>
-        <w:r>
-          <w:rPr>
-            <w:noProof/>
-            <w:webHidden/>
-          </w:rPr>
-          <w:fldChar w:fldCharType="separate"/>
-        </w:r>
-        <w:r>
-          <w:rPr>
-            <w:noProof/>
-            <w:webHidden/>
-          </w:rPr>
-          <w:t>45</w:t>
-        </w:r>
-        <w:r>
-          <w:rPr>
-            <w:noProof/>
-            <w:webHidden/>
-          </w:rPr>
-          <w:fldChar w:fldCharType="end"/>
-        </w:r>
-      </w:hyperlink>
-    </w:p>
-    <w:p>
-      <w:pPr>
-        <w:pStyle w:val="TableofFigures"/>
-        <w:tabs>
-          <w:tab w:val="right" w:leader="dot" w:pos="9395"/>
-        </w:tabs>
-        <w:rPr>
-          <w:rFonts w:asciiTheme="minorHAnsi" w:eastAsiaTheme="minorEastAsia" w:hAnsiTheme="minorHAnsi"/>
-          <w:noProof/>
-          <w:sz w:val="24"/>
-        </w:rPr>
-      </w:pPr>
-      <w:hyperlink w:anchor="_Toc226314922" w:history="1">
-        <w:r>
-          <w:rPr>
-            <w:rStyle w:val="Hyperlink"/>
-            <w:noProof/>
-          </w:rPr>
-          <w:t>Bảng 5.5. Số liệu đánh giá độ ổn định trong môi trường thực tế</w:t>
-        </w:r>
-        <w:r>
-          <w:rPr>
-            <w:noProof/>
-            <w:webHidden/>
-          </w:rPr>
-          <w:tab/>
-        </w:r>
-        <w:r>
-          <w:rPr>
-            <w:noProof/>
-            <w:webHidden/>
-          </w:rPr>
-          <w:fldChar w:fldCharType="begin"/>
-        </w:r>
-        <w:r>
-          <w:rPr>
-            <w:noProof/>
-            <w:webHidden/>
-          </w:rPr>
-          <w:instrText xml:space="preserve"> PAGEREF _Toc226314922 \h </w:instrText>
-        </w:r>
-        <w:r>
-          <w:rPr>
-            <w:noProof/>
-            <w:webHidden/>
-          </w:rPr>
-        </w:r>
-        <w:r>
-          <w:rPr>
-            <w:noProof/>
-            <w:webHidden/>
-          </w:rPr>
-          <w:fldChar w:fldCharType="separate"/>
-        </w:r>
-        <w:r>
-          <w:rPr>
-            <w:noProof/>
-            <w:webHidden/>
-          </w:rPr>
-          <w:t>46</w:t>
-        </w:r>
-        <w:r>
-          <w:rPr>
-            <w:noProof/>
-            <w:webHidden/>
-          </w:rPr>
-          <w:fldChar w:fldCharType="end"/>
-        </w:r>
-      </w:hyperlink>
-    </w:p>
-    <w:p>
-      <w:pPr>
-        <w:pStyle w:val="TableofFigures"/>
-        <w:tabs>
-          <w:tab w:val="right" w:leader="dot" w:pos="9395"/>
-        </w:tabs>
-        <w:rPr>
-          <w:rFonts w:asciiTheme="minorHAnsi" w:eastAsiaTheme="minorEastAsia" w:hAnsiTheme="minorHAnsi"/>
-          <w:noProof/>
-          <w:sz w:val="24"/>
-        </w:rPr>
-      </w:pPr>
-      <w:hyperlink w:anchor="_Toc226314923" w:history="1">
-        <w:r>
-          <w:rPr>
-            <w:rStyle w:val="Hyperlink"/>
-            <w:noProof/>
-          </w:rPr>
-          <w:t>Bảng 5.6. Số liệu kiểm tra hệ thống ở các điều kiện khác nhau trong môi trường thực tế</w:t>
-        </w:r>
-        <w:r>
-          <w:rPr>
-            <w:noProof/>
-            <w:webHidden/>
-          </w:rPr>
-          <w:tab/>
-        </w:r>
-        <w:r>
-          <w:rPr>
-            <w:noProof/>
-            <w:webHidden/>
-          </w:rPr>
-          <w:fldChar w:fldCharType="begin"/>
-        </w:r>
-        <w:r>
-          <w:rPr>
-            <w:noProof/>
-            <w:webHidden/>
-          </w:rPr>
-          <w:instrText xml:space="preserve"> PAGEREF _Toc226314923 \h </w:instrText>
-        </w:r>
-        <w:r>
-          <w:rPr>
-            <w:noProof/>
-            <w:webHidden/>
-          </w:rPr>
-        </w:r>
-        <w:r>
-          <w:rPr>
-            <w:noProof/>
-            <w:webHidden/>
-          </w:rPr>
-          <w:fldChar w:fldCharType="separate"/>
-        </w:r>
-        <w:r>
-          <w:rPr>
-            <w:noProof/>
-            <w:webHidden/>
-          </w:rPr>
-          <w:t>46</w:t>
-        </w:r>
-        <w:r>
-          <w:rPr>
-            <w:noProof/>
-            <w:webHidden/>
-          </w:rPr>
-          <w:fldChar w:fldCharType="end"/>
-        </w:r>
-      </w:hyperlink>
-    </w:p>
-    <w:p>
-      <w:pPr>
+        <w:rPr>
+          <w:lang w:val="vi-VN"/>
+        </w:rPr>
         <w:sectPr>
           <w:footerReference w:type="default" r:id="rId11"/>
           <w:pgSz w:w="12240" w:h="15840" w:code="1"/>
@@ -19283,6 +18941,9 @@
         </w:sectPr>
       </w:pPr>
       <w:r>
+        <w:rPr>
+          <w:lang w:val="vi-VN"/>
+        </w:rPr>
         <w:fldChar w:fldCharType="end"/>
       </w:r>
     </w:p>
@@ -21897,6 +21558,7 @@
           <w:lang w:val="vi-VN"/>
         </w:rPr>
       </w:pPr>
+      <w:bookmarkStart w:id="12" w:name="_Toc232949760"/>
       <w:proofErr w:type="spellStart"/>
       <w:r>
         <w:t>Bảng</w:t>
@@ -21905,45 +21567,26 @@
       <w:r>
         <w:t xml:space="preserve"> </w:t>
       </w:r>
-      <w:r>
-        <w:fldChar w:fldCharType="begin"/>
-      </w:r>
-      <w:r>
-        <w:instrText xml:space="preserve"> STYLEREF 1 \s </w:instrText>
-      </w:r>
-      <w:r>
-        <w:fldChar w:fldCharType="separate"/>
-      </w:r>
-      <w:r>
-        <w:rPr>
-          <w:noProof/>
-        </w:rPr>
-        <w:t>2</w:t>
-      </w:r>
-      <w:r>
-        <w:fldChar w:fldCharType="end"/>
-      </w:r>
+      <w:fldSimple w:instr=" STYLEREF 1 \s ">
+        <w:r>
+          <w:rPr>
+            <w:noProof/>
+          </w:rPr>
+          <w:t>2</w:t>
+        </w:r>
+      </w:fldSimple>
       <w:r>
         <w:t>.</w:t>
       </w:r>
-      <w:r>
-        <w:fldChar w:fldCharType="begin"/>
-      </w:r>
-      <w:r>
-        <w:instrText xml:space="preserve"> SEQ Bảng \* ARABIC \s 1 </w:instrText>
-      </w:r>
-      <w:r>
-        <w:fldChar w:fldCharType="separate"/>
-      </w:r>
-      <w:r>
-        <w:rPr>
-          <w:noProof/>
-        </w:rPr>
-        <w:t>1</w:t>
-      </w:r>
-      <w:r>
-        <w:fldChar w:fldCharType="end"/>
-      </w:r>
+      <w:fldSimple w:instr=" SEQ Bảng \* ARABIC \s 1 ">
+        <w:r>
+          <w:rPr>
+            <w:noProof/>
+          </w:rPr>
+          <w:t>1</w:t>
+        </w:r>
+        <w:bookmarkEnd w:id="12"/>
+      </w:fldSimple>
       <w:r>
         <w:rPr>
           <w:lang w:val="vi-VN"/>
@@ -22701,7 +22344,7 @@
           <w:lang w:val="vi-VN"/>
         </w:rPr>
       </w:pPr>
-      <w:bookmarkStart w:id="12" w:name="_Toc232949306"/>
+      <w:bookmarkStart w:id="13" w:name="_Toc232949306"/>
       <w:r>
         <w:t>Quy</w:t>
       </w:r>
@@ -22711,7 +22354,7 @@
         </w:rPr>
         <w:t xml:space="preserve"> trình làm sạch</w:t>
       </w:r>
-      <w:bookmarkEnd w:id="12"/>
+      <w:bookmarkEnd w:id="13"/>
     </w:p>
     <w:p>
       <w:pPr>
@@ -23371,6 +23014,7 @@
         <w:pStyle w:val="Caption"/>
         <w:keepNext/>
       </w:pPr>
+      <w:bookmarkStart w:id="14" w:name="_Toc232949761"/>
       <w:proofErr w:type="spellStart"/>
       <w:r>
         <w:t>Bảng</w:t>
@@ -23379,57 +23023,38 @@
       <w:r>
         <w:t xml:space="preserve"> </w:t>
       </w:r>
-      <w:r>
-        <w:fldChar w:fldCharType="begin"/>
-      </w:r>
-      <w:r>
-        <w:instrText xml:space="preserve"> STYLEREF 1 \s </w:instrText>
-      </w:r>
-      <w:r>
-        <w:fldChar w:fldCharType="separate"/>
+      <w:fldSimple w:instr=" STYLEREF 1 \s ">
+        <w:r>
+          <w:rPr>
+            <w:noProof/>
+          </w:rPr>
+          <w:t>2</w:t>
+        </w:r>
+      </w:fldSimple>
+      <w:r>
+        <w:t>.</w:t>
+      </w:r>
+      <w:fldSimple w:instr=" SEQ Bảng \* ARABIC \s 1 ">
+        <w:r>
+          <w:rPr>
+            <w:noProof/>
+          </w:rPr>
+          <w:t>2</w:t>
+        </w:r>
+      </w:fldSimple>
+      <w:r>
+        <w:rPr>
+          <w:lang w:val="vi-VN"/>
+        </w:rPr>
+        <w:t xml:space="preserve"> </w:t>
       </w:r>
       <w:r>
         <w:rPr>
           <w:noProof/>
         </w:rPr>
-        <w:t>2</w:t>
-      </w:r>
-      <w:r>
-        <w:fldChar w:fldCharType="end"/>
-      </w:r>
-      <w:r>
-        <w:t>.</w:t>
-      </w:r>
-      <w:r>
-        <w:fldChar w:fldCharType="begin"/>
-      </w:r>
-      <w:r>
-        <w:instrText xml:space="preserve"> SEQ Bảng \* ARABIC \s 1 </w:instrText>
-      </w:r>
-      <w:r>
-        <w:fldChar w:fldCharType="separate"/>
-      </w:r>
-      <w:r>
-        <w:rPr>
-          <w:noProof/>
-        </w:rPr>
-        <w:t>2</w:t>
-      </w:r>
-      <w:r>
-        <w:fldChar w:fldCharType="end"/>
-      </w:r>
-      <w:r>
-        <w:rPr>
-          <w:lang w:val="vi-VN"/>
-        </w:rPr>
-        <w:t xml:space="preserve"> </w:t>
-      </w:r>
-      <w:r>
-        <w:rPr>
-          <w:noProof/>
-        </w:rPr>
         <w:t>Tóm tắt kiểm tra chất lượng dữ liệu</w:t>
       </w:r>
+      <w:bookmarkEnd w:id="14"/>
     </w:p>
     <w:tbl>
       <w:tblPr>
@@ -23820,7 +23445,7 @@
           <w:lang w:val="vi-VN"/>
         </w:rPr>
       </w:pPr>
-      <w:bookmarkStart w:id="13" w:name="_Toc232949307"/>
+      <w:bookmarkStart w:id="15" w:name="_Toc232949307"/>
       <w:proofErr w:type="spellStart"/>
       <w:r>
         <w:t>Dữ</w:t>
@@ -23832,7 +23457,7 @@
         </w:rPr>
         <w:t xml:space="preserve"> liệu Model</w:t>
       </w:r>
-      <w:bookmarkEnd w:id="13"/>
+      <w:bookmarkEnd w:id="15"/>
     </w:p>
     <w:p>
       <w:pPr>
@@ -23973,45 +23598,25 @@
       <w:r>
         <w:t xml:space="preserve"> </w:t>
       </w:r>
-      <w:r>
-        <w:fldChar w:fldCharType="begin"/>
-      </w:r>
-      <w:r>
-        <w:instrText xml:space="preserve"> STYLEREF 2 \s </w:instrText>
-      </w:r>
-      <w:r>
-        <w:fldChar w:fldCharType="separate"/>
-      </w:r>
-      <w:r>
-        <w:rPr>
-          <w:noProof/>
-        </w:rPr>
-        <w:t>2.3</w:t>
-      </w:r>
-      <w:r>
-        <w:fldChar w:fldCharType="end"/>
-      </w:r>
+      <w:fldSimple w:instr=" STYLEREF 2 \s ">
+        <w:r>
+          <w:rPr>
+            <w:noProof/>
+          </w:rPr>
+          <w:t>2.3</w:t>
+        </w:r>
+      </w:fldSimple>
       <w:r>
         <w:t>.</w:t>
       </w:r>
-      <w:r>
-        <w:fldChar w:fldCharType="begin"/>
-      </w:r>
-      <w:r>
-        <w:instrText xml:space="preserve"> SEQ Phương_trình \* ARABIC \s 2 </w:instrText>
-      </w:r>
-      <w:r>
-        <w:fldChar w:fldCharType="separate"/>
-      </w:r>
-      <w:r>
-        <w:rPr>
-          <w:noProof/>
-        </w:rPr>
-        <w:t>1</w:t>
-      </w:r>
-      <w:r>
-        <w:fldChar w:fldCharType="end"/>
-      </w:r>
+      <w:fldSimple w:instr=" SEQ Phương_trình \* ARABIC \s 2 ">
+        <w:r>
+          <w:rPr>
+            <w:noProof/>
+          </w:rPr>
+          <w:t>1</w:t>
+        </w:r>
+      </w:fldSimple>
       <w:r>
         <w:rPr>
           <w:lang w:val="vi-VN"/>
@@ -24038,14 +23643,12 @@
               </m:ctrlPr>
             </m:sSubPr>
             <m:e>
-              <w:proofErr w:type="spellStart"/>
               <m:r>
                 <m:rPr>
                   <m:nor/>
                 </m:rPr>
                 <m:t>log_close</m:t>
               </m:r>
-              <w:proofErr w:type="spellEnd"/>
             </m:e>
             <m:sub>
               <m:r>
@@ -24097,16 +23700,7 @@
             <w:rPr>
               <w:rFonts w:ascii="Cambria Math" w:hAnsi="Cambria Math"/>
             </w:rPr>
-            <m:t>),</m:t>
-          </m:r>
-          <m:r>
-            <m:rPr>
-              <m:sty m:val="p"/>
-            </m:rPr>
-            <w:rPr>
-              <w:rFonts w:ascii="Cambria Math" w:hAnsi="Cambria Math"/>
-            </w:rPr>
-            <m:t>  </m:t>
+            <m:t>),  </m:t>
           </m:r>
           <m:sSub>
             <m:sSubPr>
@@ -24206,16 +23800,7 @@
                 <w:rPr>
                   <w:rFonts w:ascii="Cambria Math" w:hAnsi="Cambria Math"/>
                 </w:rPr>
-                <m:t>-</m:t>
-              </m:r>
-              <m:r>
-                <m:rPr>
-                  <m:sty m:val="p"/>
-                </m:rPr>
-                <w:rPr>
-                  <w:rFonts w:ascii="Cambria Math" w:hAnsi="Cambria Math"/>
-                </w:rPr>
-                <m:t>1</m:t>
+                <m:t>-1</m:t>
               </m:r>
             </m:sub>
           </m:sSub>
@@ -24441,6 +24026,7 @@
         <w:pStyle w:val="Caption"/>
         <w:keepNext/>
       </w:pPr>
+      <w:bookmarkStart w:id="16" w:name="_Toc232949762"/>
       <w:proofErr w:type="spellStart"/>
       <w:r>
         <w:t>Bảng</w:t>
@@ -24449,57 +24035,38 @@
       <w:r>
         <w:t xml:space="preserve"> </w:t>
       </w:r>
-      <w:r>
-        <w:fldChar w:fldCharType="begin"/>
-      </w:r>
-      <w:r>
-        <w:instrText xml:space="preserve"> STYLEREF 1 \s </w:instrText>
-      </w:r>
-      <w:r>
-        <w:fldChar w:fldCharType="separate"/>
+      <w:fldSimple w:instr=" STYLEREF 1 \s ">
+        <w:r>
+          <w:rPr>
+            <w:noProof/>
+          </w:rPr>
+          <w:t>2</w:t>
+        </w:r>
+      </w:fldSimple>
+      <w:r>
+        <w:t>.</w:t>
+      </w:r>
+      <w:fldSimple w:instr=" SEQ Bảng \* ARABIC \s 1 ">
+        <w:r>
+          <w:rPr>
+            <w:noProof/>
+          </w:rPr>
+          <w:t>3</w:t>
+        </w:r>
+      </w:fldSimple>
+      <w:r>
+        <w:rPr>
+          <w:lang w:val="vi-VN"/>
+        </w:rPr>
+        <w:t xml:space="preserve"> </w:t>
       </w:r>
       <w:r>
         <w:rPr>
           <w:noProof/>
         </w:rPr>
-        <w:t>2</w:t>
-      </w:r>
-      <w:r>
-        <w:fldChar w:fldCharType="end"/>
-      </w:r>
-      <w:r>
-        <w:t>.</w:t>
-      </w:r>
-      <w:r>
-        <w:fldChar w:fldCharType="begin"/>
-      </w:r>
-      <w:r>
-        <w:instrText xml:space="preserve"> SEQ Bảng \* ARABIC \s 1 </w:instrText>
-      </w:r>
-      <w:r>
-        <w:fldChar w:fldCharType="separate"/>
-      </w:r>
-      <w:r>
-        <w:rPr>
-          <w:noProof/>
-        </w:rPr>
-        <w:t>3</w:t>
-      </w:r>
-      <w:r>
-        <w:fldChar w:fldCharType="end"/>
-      </w:r>
-      <w:r>
-        <w:rPr>
-          <w:lang w:val="vi-VN"/>
-        </w:rPr>
-        <w:t xml:space="preserve"> </w:t>
-      </w:r>
-      <w:r>
-        <w:rPr>
-          <w:noProof/>
-        </w:rPr>
         <w:t>Giá trị thiếu trong tám biến của dữ liệu model</w:t>
       </w:r>
+      <w:bookmarkEnd w:id="16"/>
     </w:p>
     <w:tbl>
       <w:tblPr>
@@ -24967,6 +24534,7 @@
         <w:pStyle w:val="Caption"/>
         <w:keepNext/>
       </w:pPr>
+      <w:bookmarkStart w:id="17" w:name="_Toc232949763"/>
       <w:proofErr w:type="spellStart"/>
       <w:r>
         <w:t>Bảng</w:t>
@@ -24975,57 +24543,38 @@
       <w:r>
         <w:t xml:space="preserve"> </w:t>
       </w:r>
-      <w:r>
-        <w:fldChar w:fldCharType="begin"/>
-      </w:r>
-      <w:r>
-        <w:instrText xml:space="preserve"> STYLEREF 1 \s </w:instrText>
-      </w:r>
-      <w:r>
-        <w:fldChar w:fldCharType="separate"/>
+      <w:fldSimple w:instr=" STYLEREF 1 \s ">
+        <w:r>
+          <w:rPr>
+            <w:noProof/>
+          </w:rPr>
+          <w:t>2</w:t>
+        </w:r>
+      </w:fldSimple>
+      <w:r>
+        <w:t>.</w:t>
+      </w:r>
+      <w:fldSimple w:instr=" SEQ Bảng \* ARABIC \s 1 ">
+        <w:r>
+          <w:rPr>
+            <w:noProof/>
+          </w:rPr>
+          <w:t>4</w:t>
+        </w:r>
+      </w:fldSimple>
+      <w:r>
+        <w:rPr>
+          <w:lang w:val="vi-VN"/>
+        </w:rPr>
+        <w:t xml:space="preserve"> </w:t>
       </w:r>
       <w:r>
         <w:rPr>
           <w:noProof/>
         </w:rPr>
-        <w:t>2</w:t>
-      </w:r>
-      <w:r>
-        <w:fldChar w:fldCharType="end"/>
-      </w:r>
-      <w:r>
-        <w:t>.</w:t>
-      </w:r>
-      <w:r>
-        <w:fldChar w:fldCharType="begin"/>
-      </w:r>
-      <w:r>
-        <w:instrText xml:space="preserve"> SEQ Bảng \* ARABIC \s 1 </w:instrText>
-      </w:r>
-      <w:r>
-        <w:fldChar w:fldCharType="separate"/>
-      </w:r>
-      <w:r>
-        <w:rPr>
-          <w:noProof/>
-        </w:rPr>
-        <w:t>4</w:t>
-      </w:r>
-      <w:r>
-        <w:fldChar w:fldCharType="end"/>
-      </w:r>
-      <w:r>
-        <w:rPr>
-          <w:lang w:val="vi-VN"/>
-        </w:rPr>
-        <w:t xml:space="preserve"> </w:t>
-      </w:r>
-      <w:r>
-        <w:rPr>
-          <w:noProof/>
-        </w:rPr>
         <w:t>Thống kê mô tả dữ liệu sạch</w:t>
       </w:r>
+      <w:bookmarkEnd w:id="17"/>
     </w:p>
     <w:tbl>
       <w:tblPr>
@@ -25801,7 +25350,7 @@
         <w:pStyle w:val="Heading2"/>
         <w:spacing w:line="360" w:lineRule="auto"/>
       </w:pPr>
-      <w:bookmarkStart w:id="14" w:name="_Toc232949308"/>
+      <w:bookmarkStart w:id="18" w:name="_Toc232949308"/>
       <w:proofErr w:type="spellStart"/>
       <w:r>
         <w:t>Hạn</w:t>
@@ -25830,7 +25379,7 @@
       <w:r>
         <w:t>liệu</w:t>
       </w:r>
-      <w:bookmarkEnd w:id="14"/>
+      <w:bookmarkEnd w:id="18"/>
       <w:proofErr w:type="spellEnd"/>
     </w:p>
     <w:p>
@@ -26273,12 +25822,12 @@
         <w:pStyle w:val="Heading1"/>
         <w:spacing w:line="360" w:lineRule="auto"/>
       </w:pPr>
-      <w:bookmarkStart w:id="15" w:name="_Toc232949309"/>
+      <w:bookmarkStart w:id="19" w:name="_Toc232949309"/>
       <w:r>
         <w:lastRenderedPageBreak/>
         <w:t>PHÂN TÍCH KHÁM PHÁ VÀ TRỰC QUAN HÓA</w:t>
       </w:r>
-      <w:bookmarkEnd w:id="15"/>
+      <w:bookmarkEnd w:id="19"/>
     </w:p>
     <w:p>
       <w:pPr>
@@ -26288,7 +25837,7 @@
           <w:lang w:val="vi-VN"/>
         </w:rPr>
       </w:pPr>
-      <w:bookmarkStart w:id="16" w:name="_Toc232949310"/>
+      <w:bookmarkStart w:id="20" w:name="_Toc232949310"/>
       <w:proofErr w:type="spellStart"/>
       <w:r>
         <w:t>Giá</w:t>
@@ -26317,7 +25866,7 @@
       <w:r>
         <w:t>lượng</w:t>
       </w:r>
-      <w:bookmarkEnd w:id="16"/>
+      <w:bookmarkEnd w:id="20"/>
       <w:proofErr w:type="spellEnd"/>
     </w:p>
     <w:p>
@@ -26371,7 +25920,7 @@
           </wp:inline>
         </w:drawing>
       </w:r>
-      <w:bookmarkStart w:id="17" w:name="_Toc226314898"/>
+      <w:bookmarkStart w:id="21" w:name="_Toc226314898"/>
     </w:p>
     <w:p>
       <w:pPr>
@@ -26380,6 +25929,7 @@
           <w:lang w:val="vi-VN"/>
         </w:rPr>
       </w:pPr>
+      <w:bookmarkStart w:id="22" w:name="_Toc232949726"/>
       <w:proofErr w:type="spellStart"/>
       <w:r>
         <w:t>Hình</w:t>
@@ -26388,57 +25938,38 @@
       <w:r>
         <w:t xml:space="preserve"> </w:t>
       </w:r>
-      <w:r>
-        <w:fldChar w:fldCharType="begin"/>
-      </w:r>
-      <w:r>
-        <w:instrText xml:space="preserve"> STYLEREF 2 \s </w:instrText>
-      </w:r>
-      <w:r>
-        <w:fldChar w:fldCharType="separate"/>
+      <w:fldSimple w:instr=" STYLEREF 2 \s ">
+        <w:r>
+          <w:rPr>
+            <w:noProof/>
+          </w:rPr>
+          <w:t>3.1</w:t>
+        </w:r>
+      </w:fldSimple>
+      <w:r>
+        <w:t>.</w:t>
+      </w:r>
+      <w:fldSimple w:instr=" SEQ Hình \* ARABIC \s 2 ">
+        <w:r>
+          <w:rPr>
+            <w:noProof/>
+          </w:rPr>
+          <w:t>1</w:t>
+        </w:r>
+      </w:fldSimple>
+      <w:r>
+        <w:rPr>
+          <w:lang w:val="vi-VN"/>
+        </w:rPr>
+        <w:t xml:space="preserve"> </w:t>
       </w:r>
       <w:r>
         <w:rPr>
           <w:noProof/>
         </w:rPr>
-        <w:t>3.1</w:t>
-      </w:r>
-      <w:r>
-        <w:fldChar w:fldCharType="end"/>
-      </w:r>
-      <w:r>
-        <w:t>.</w:t>
-      </w:r>
-      <w:r>
-        <w:fldChar w:fldCharType="begin"/>
-      </w:r>
-      <w:r>
-        <w:instrText xml:space="preserve"> SEQ Hình \* ARABIC \s 2 </w:instrText>
-      </w:r>
-      <w:r>
-        <w:fldChar w:fldCharType="separate"/>
-      </w:r>
-      <w:r>
-        <w:rPr>
-          <w:noProof/>
-        </w:rPr>
-        <w:t>1</w:t>
-      </w:r>
-      <w:r>
-        <w:fldChar w:fldCharType="end"/>
-      </w:r>
-      <w:r>
-        <w:rPr>
-          <w:lang w:val="vi-VN"/>
-        </w:rPr>
-        <w:t xml:space="preserve"> </w:t>
-      </w:r>
-      <w:r>
-        <w:rPr>
-          <w:noProof/>
-        </w:rPr>
         <w:t>Giá đóng cửa điều chỉnh của FPT</w:t>
       </w:r>
+      <w:bookmarkEnd w:id="22"/>
     </w:p>
     <w:p>
       <w:pPr>
@@ -26451,7 +25982,7 @@
       <w:r>
         <w:t>.</w:t>
       </w:r>
-      <w:bookmarkEnd w:id="17"/>
+      <w:bookmarkEnd w:id="21"/>
       <w:r>
         <w:t xml:space="preserve"> </w:t>
       </w:r>
@@ -26774,6 +26305,7 @@
           <w:lang w:val="vi-VN"/>
         </w:rPr>
       </w:pPr>
+      <w:bookmarkStart w:id="23" w:name="_Toc232949727"/>
       <w:proofErr w:type="spellStart"/>
       <w:r>
         <w:t>Hình</w:t>
@@ -26782,57 +26314,38 @@
       <w:r>
         <w:t xml:space="preserve"> </w:t>
       </w:r>
-      <w:r>
-        <w:fldChar w:fldCharType="begin"/>
-      </w:r>
-      <w:r>
-        <w:instrText xml:space="preserve"> STYLEREF 2 \s </w:instrText>
-      </w:r>
-      <w:r>
-        <w:fldChar w:fldCharType="separate"/>
+      <w:fldSimple w:instr=" STYLEREF 2 \s ">
+        <w:r>
+          <w:rPr>
+            <w:noProof/>
+          </w:rPr>
+          <w:t>3.1</w:t>
+        </w:r>
+      </w:fldSimple>
+      <w:r>
+        <w:t>.</w:t>
+      </w:r>
+      <w:fldSimple w:instr=" SEQ Hình \* ARABIC \s 2 ">
+        <w:r>
+          <w:rPr>
+            <w:noProof/>
+          </w:rPr>
+          <w:t>2</w:t>
+        </w:r>
+      </w:fldSimple>
+      <w:r>
+        <w:rPr>
+          <w:lang w:val="vi-VN"/>
+        </w:rPr>
+        <w:t xml:space="preserve"> </w:t>
       </w:r>
       <w:r>
         <w:rPr>
           <w:noProof/>
         </w:rPr>
-        <w:t>3.1</w:t>
-      </w:r>
-      <w:r>
-        <w:fldChar w:fldCharType="end"/>
-      </w:r>
-      <w:r>
-        <w:t>.</w:t>
-      </w:r>
-      <w:r>
-        <w:fldChar w:fldCharType="begin"/>
-      </w:r>
-      <w:r>
-        <w:instrText xml:space="preserve"> SEQ Hình \* ARABIC \s 2 </w:instrText>
-      </w:r>
-      <w:r>
-        <w:fldChar w:fldCharType="separate"/>
-      </w:r>
-      <w:r>
-        <w:rPr>
-          <w:noProof/>
-        </w:rPr>
-        <w:t>2</w:t>
-      </w:r>
-      <w:r>
-        <w:fldChar w:fldCharType="end"/>
-      </w:r>
-      <w:r>
-        <w:rPr>
-          <w:lang w:val="vi-VN"/>
-        </w:rPr>
-        <w:t xml:space="preserve"> </w:t>
-      </w:r>
-      <w:r>
-        <w:rPr>
-          <w:noProof/>
-        </w:rPr>
         <w:t>Khối lượng giao dịch FPT theo thời gian</w:t>
       </w:r>
+      <w:bookmarkEnd w:id="23"/>
     </w:p>
     <w:p>
       <w:pPr>
@@ -27118,7 +26631,7 @@
           <w:lang w:val="vi-VN"/>
         </w:rPr>
       </w:pPr>
-      <w:bookmarkStart w:id="18" w:name="_Toc232949311"/>
+      <w:bookmarkStart w:id="24" w:name="_Toc232949311"/>
       <w:r>
         <w:t xml:space="preserve">Log return </w:t>
       </w:r>
@@ -27130,7 +26643,7 @@
       <w:r>
         <w:t xml:space="preserve"> volatility clustering</w:t>
       </w:r>
-      <w:bookmarkEnd w:id="18"/>
+      <w:bookmarkEnd w:id="24"/>
     </w:p>
     <w:p>
       <w:pPr>
@@ -27193,6 +26706,7 @@
           <w:lang w:val="vi-VN"/>
         </w:rPr>
       </w:pPr>
+      <w:bookmarkStart w:id="25" w:name="_Toc232949728"/>
       <w:proofErr w:type="spellStart"/>
       <w:r>
         <w:t>Hình</w:t>
@@ -27201,57 +26715,38 @@
       <w:r>
         <w:t xml:space="preserve"> </w:t>
       </w:r>
-      <w:r>
-        <w:fldChar w:fldCharType="begin"/>
-      </w:r>
-      <w:r>
-        <w:instrText xml:space="preserve"> STYLEREF 2 \s </w:instrText>
-      </w:r>
-      <w:r>
-        <w:fldChar w:fldCharType="separate"/>
+      <w:fldSimple w:instr=" STYLEREF 2 \s ">
+        <w:r>
+          <w:rPr>
+            <w:noProof/>
+          </w:rPr>
+          <w:t>3.2</w:t>
+        </w:r>
+      </w:fldSimple>
+      <w:r>
+        <w:t>.</w:t>
+      </w:r>
+      <w:fldSimple w:instr=" SEQ Hình \* ARABIC \s 2 ">
+        <w:r>
+          <w:rPr>
+            <w:noProof/>
+          </w:rPr>
+          <w:t>1</w:t>
+        </w:r>
+      </w:fldSimple>
+      <w:r>
+        <w:rPr>
+          <w:lang w:val="vi-VN"/>
+        </w:rPr>
+        <w:t xml:space="preserve"> </w:t>
       </w:r>
       <w:r>
         <w:rPr>
           <w:noProof/>
         </w:rPr>
-        <w:t>3.2</w:t>
-      </w:r>
-      <w:r>
-        <w:fldChar w:fldCharType="end"/>
-      </w:r>
-      <w:r>
-        <w:t>.</w:t>
-      </w:r>
-      <w:r>
-        <w:fldChar w:fldCharType="begin"/>
-      </w:r>
-      <w:r>
-        <w:instrText xml:space="preserve"> SEQ Hình \* ARABIC \s 2 </w:instrText>
-      </w:r>
-      <w:r>
-        <w:fldChar w:fldCharType="separate"/>
-      </w:r>
-      <w:r>
-        <w:rPr>
-          <w:noProof/>
-        </w:rPr>
-        <w:t>1</w:t>
-      </w:r>
-      <w:r>
-        <w:fldChar w:fldCharType="end"/>
-      </w:r>
-      <w:r>
-        <w:rPr>
-          <w:lang w:val="vi-VN"/>
-        </w:rPr>
-        <w:t xml:space="preserve"> </w:t>
-      </w:r>
-      <w:r>
-        <w:rPr>
-          <w:noProof/>
-        </w:rPr>
         <w:t>Log return hằng ngày của FPT</w:t>
       </w:r>
+      <w:bookmarkEnd w:id="25"/>
     </w:p>
     <w:p>
       <w:pPr>
@@ -27599,6 +27094,7 @@
           <w:lang w:val="vi-VN"/>
         </w:rPr>
       </w:pPr>
+      <w:bookmarkStart w:id="26" w:name="_Toc232949729"/>
       <w:proofErr w:type="spellStart"/>
       <w:r>
         <w:t>Hình</w:t>
@@ -27607,57 +27103,38 @@
       <w:r>
         <w:t xml:space="preserve"> </w:t>
       </w:r>
-      <w:r>
-        <w:fldChar w:fldCharType="begin"/>
-      </w:r>
-      <w:r>
-        <w:instrText xml:space="preserve"> STYLEREF 2 \s </w:instrText>
-      </w:r>
-      <w:r>
-        <w:fldChar w:fldCharType="separate"/>
+      <w:fldSimple w:instr=" STYLEREF 2 \s ">
+        <w:r>
+          <w:rPr>
+            <w:noProof/>
+          </w:rPr>
+          <w:t>3.2</w:t>
+        </w:r>
+      </w:fldSimple>
+      <w:r>
+        <w:t>.</w:t>
+      </w:r>
+      <w:fldSimple w:instr=" SEQ Hình \* ARABIC \s 2 ">
+        <w:r>
+          <w:rPr>
+            <w:noProof/>
+          </w:rPr>
+          <w:t>2</w:t>
+        </w:r>
+      </w:fldSimple>
+      <w:r>
+        <w:rPr>
+          <w:lang w:val="vi-VN"/>
+        </w:rPr>
+        <w:t xml:space="preserve"> </w:t>
       </w:r>
       <w:r>
         <w:rPr>
           <w:noProof/>
         </w:rPr>
-        <w:t>3.2</w:t>
-      </w:r>
-      <w:r>
-        <w:fldChar w:fldCharType="end"/>
-      </w:r>
-      <w:r>
-        <w:t>.</w:t>
-      </w:r>
-      <w:r>
-        <w:fldChar w:fldCharType="begin"/>
-      </w:r>
-      <w:r>
-        <w:instrText xml:space="preserve"> SEQ Hình \* ARABIC \s 2 </w:instrText>
-      </w:r>
-      <w:r>
-        <w:fldChar w:fldCharType="separate"/>
-      </w:r>
-      <w:r>
-        <w:rPr>
-          <w:noProof/>
-        </w:rPr>
-        <w:t>2</w:t>
-      </w:r>
-      <w:r>
-        <w:fldChar w:fldCharType="end"/>
-      </w:r>
-      <w:r>
-        <w:rPr>
-          <w:lang w:val="vi-VN"/>
-        </w:rPr>
-        <w:t xml:space="preserve"> </w:t>
-      </w:r>
-      <w:r>
-        <w:rPr>
-          <w:noProof/>
-        </w:rPr>
         <w:t>Bình phương log return và các cụm biến động</w:t>
       </w:r>
+      <w:bookmarkEnd w:id="26"/>
     </w:p>
     <w:p>
       <w:pPr>
@@ -27839,14 +27316,11 @@
           <w:lang w:val="vi-VN"/>
         </w:rPr>
       </w:pPr>
-      <w:bookmarkStart w:id="19" w:name="_Toc232949312"/>
+      <w:bookmarkStart w:id="27" w:name="_Toc232949312"/>
       <w:proofErr w:type="spellStart"/>
       <w:r>
         <w:lastRenderedPageBreak/>
-        <w:t>H</w:t>
-      </w:r>
-      <w:r>
-        <w:t>ình</w:t>
+        <w:t>Hình</w:t>
       </w:r>
       <w:proofErr w:type="spellEnd"/>
       <w:r>
@@ -27872,7 +27346,7 @@
       <w:r>
         <w:t>phối</w:t>
       </w:r>
-      <w:bookmarkEnd w:id="19"/>
+      <w:bookmarkEnd w:id="27"/>
       <w:proofErr w:type="spellEnd"/>
     </w:p>
     <w:p>
@@ -27936,6 +27410,7 @@
           <w:lang w:val="vi-VN"/>
         </w:rPr>
       </w:pPr>
+      <w:bookmarkStart w:id="28" w:name="_Toc232949730"/>
       <w:proofErr w:type="spellStart"/>
       <w:r>
         <w:t>Hình</w:t>
@@ -27944,57 +27419,38 @@
       <w:r>
         <w:t xml:space="preserve"> </w:t>
       </w:r>
-      <w:r>
-        <w:fldChar w:fldCharType="begin"/>
-      </w:r>
-      <w:r>
-        <w:instrText xml:space="preserve"> STYLEREF 2 \s </w:instrText>
-      </w:r>
-      <w:r>
-        <w:fldChar w:fldCharType="separate"/>
+      <w:fldSimple w:instr=" STYLEREF 2 \s ">
+        <w:r>
+          <w:rPr>
+            <w:noProof/>
+          </w:rPr>
+          <w:t>3.3</w:t>
+        </w:r>
+      </w:fldSimple>
+      <w:r>
+        <w:t>.</w:t>
+      </w:r>
+      <w:fldSimple w:instr=" SEQ Hình \* ARABIC \s 2 ">
+        <w:r>
+          <w:rPr>
+            <w:noProof/>
+          </w:rPr>
+          <w:t>1</w:t>
+        </w:r>
+      </w:fldSimple>
+      <w:r>
+        <w:rPr>
+          <w:lang w:val="vi-VN"/>
+        </w:rPr>
+        <w:t xml:space="preserve"> </w:t>
       </w:r>
       <w:r>
         <w:rPr>
           <w:noProof/>
         </w:rPr>
-        <w:t>3.3</w:t>
-      </w:r>
-      <w:r>
-        <w:fldChar w:fldCharType="end"/>
-      </w:r>
-      <w:r>
-        <w:t>.</w:t>
-      </w:r>
-      <w:r>
-        <w:fldChar w:fldCharType="begin"/>
-      </w:r>
-      <w:r>
-        <w:instrText xml:space="preserve"> SEQ Hình \* ARABIC \s 2 </w:instrText>
-      </w:r>
-      <w:r>
-        <w:fldChar w:fldCharType="separate"/>
-      </w:r>
-      <w:r>
-        <w:rPr>
-          <w:noProof/>
-        </w:rPr>
-        <w:t>1</w:t>
-      </w:r>
-      <w:r>
-        <w:fldChar w:fldCharType="end"/>
-      </w:r>
-      <w:r>
-        <w:rPr>
-          <w:lang w:val="vi-VN"/>
-        </w:rPr>
-        <w:t xml:space="preserve"> </w:t>
-      </w:r>
-      <w:r>
-        <w:rPr>
-          <w:noProof/>
-        </w:rPr>
         <w:t>Phân phối thực nghiệm của log return so với Normal</w:t>
       </w:r>
+      <w:bookmarkEnd w:id="28"/>
     </w:p>
     <w:p>
       <w:pPr>
@@ -28210,6 +27666,7 @@
           <w:lang w:val="vi-VN"/>
         </w:rPr>
       </w:pPr>
+      <w:bookmarkStart w:id="29" w:name="_Toc232949731"/>
       <w:proofErr w:type="spellStart"/>
       <w:r>
         <w:t>Hình</w:t>
@@ -28218,57 +27675,38 @@
       <w:r>
         <w:t xml:space="preserve"> </w:t>
       </w:r>
-      <w:r>
-        <w:fldChar w:fldCharType="begin"/>
-      </w:r>
-      <w:r>
-        <w:instrText xml:space="preserve"> STYLEREF 2 \s </w:instrText>
-      </w:r>
-      <w:r>
-        <w:fldChar w:fldCharType="separate"/>
+      <w:fldSimple w:instr=" STYLEREF 2 \s ">
+        <w:r>
+          <w:rPr>
+            <w:noProof/>
+          </w:rPr>
+          <w:t>3.3</w:t>
+        </w:r>
+      </w:fldSimple>
+      <w:r>
+        <w:t>.</w:t>
+      </w:r>
+      <w:fldSimple w:instr=" SEQ Hình \* ARABIC \s 2 ">
+        <w:r>
+          <w:rPr>
+            <w:noProof/>
+          </w:rPr>
+          <w:t>2</w:t>
+        </w:r>
+      </w:fldSimple>
+      <w:r>
+        <w:rPr>
+          <w:lang w:val="vi-VN"/>
+        </w:rPr>
+        <w:t xml:space="preserve"> </w:t>
       </w:r>
       <w:r>
         <w:rPr>
           <w:noProof/>
         </w:rPr>
-        <w:t>3.3</w:t>
-      </w:r>
-      <w:r>
-        <w:fldChar w:fldCharType="end"/>
-      </w:r>
-      <w:r>
-        <w:t>.</w:t>
-      </w:r>
-      <w:r>
-        <w:fldChar w:fldCharType="begin"/>
-      </w:r>
-      <w:r>
-        <w:instrText xml:space="preserve"> SEQ Hình \* ARABIC \s 2 </w:instrText>
-      </w:r>
-      <w:r>
-        <w:fldChar w:fldCharType="separate"/>
-      </w:r>
-      <w:r>
-        <w:rPr>
-          <w:noProof/>
-        </w:rPr>
-        <w:t>2</w:t>
-      </w:r>
-      <w:r>
-        <w:fldChar w:fldCharType="end"/>
-      </w:r>
-      <w:r>
-        <w:rPr>
-          <w:lang w:val="vi-VN"/>
-        </w:rPr>
-        <w:t xml:space="preserve"> </w:t>
-      </w:r>
-      <w:r>
-        <w:rPr>
-          <w:noProof/>
-        </w:rPr>
         <w:t>Q-Q plot của log return so với Normal</w:t>
       </w:r>
+      <w:bookmarkEnd w:id="29"/>
     </w:p>
     <w:p>
       <w:pPr>
@@ -28445,7 +27883,7 @@
         <w:pStyle w:val="Heading2"/>
         <w:spacing w:line="360" w:lineRule="auto"/>
       </w:pPr>
-      <w:bookmarkStart w:id="20" w:name="_Toc232949313"/>
+      <w:bookmarkStart w:id="30" w:name="_Toc232949313"/>
       <w:proofErr w:type="spellStart"/>
       <w:r>
         <w:t>Tự</w:t>
@@ -28498,7 +27936,7 @@
       <w:r>
         <w:t>lịch</w:t>
       </w:r>
-      <w:bookmarkEnd w:id="20"/>
+      <w:bookmarkEnd w:id="30"/>
       <w:proofErr w:type="spellEnd"/>
     </w:p>
     <w:p>
@@ -28562,6 +28000,7 @@
           <w:lang w:val="vi-VN"/>
         </w:rPr>
       </w:pPr>
+      <w:bookmarkStart w:id="31" w:name="_Toc232949732"/>
       <w:proofErr w:type="spellStart"/>
       <w:r>
         <w:t>Hình</w:t>
@@ -28570,45 +28009,26 @@
       <w:r>
         <w:t xml:space="preserve"> </w:t>
       </w:r>
-      <w:r>
-        <w:fldChar w:fldCharType="begin"/>
-      </w:r>
-      <w:r>
-        <w:instrText xml:space="preserve"> STYLEREF 2 \s </w:instrText>
-      </w:r>
-      <w:r>
-        <w:fldChar w:fldCharType="separate"/>
-      </w:r>
-      <w:r>
-        <w:rPr>
-          <w:noProof/>
-        </w:rPr>
-        <w:t>3.4</w:t>
-      </w:r>
-      <w:r>
-        <w:fldChar w:fldCharType="end"/>
-      </w:r>
+      <w:fldSimple w:instr=" STYLEREF 2 \s ">
+        <w:r>
+          <w:rPr>
+            <w:noProof/>
+          </w:rPr>
+          <w:t>3.4</w:t>
+        </w:r>
+      </w:fldSimple>
       <w:r>
         <w:t>.</w:t>
       </w:r>
-      <w:r>
-        <w:fldChar w:fldCharType="begin"/>
-      </w:r>
-      <w:r>
-        <w:instrText xml:space="preserve"> SEQ Hình \* ARABIC \s 2 </w:instrText>
-      </w:r>
-      <w:r>
-        <w:fldChar w:fldCharType="separate"/>
-      </w:r>
-      <w:r>
-        <w:rPr>
-          <w:noProof/>
-        </w:rPr>
-        <w:t>1</w:t>
-      </w:r>
-      <w:r>
-        <w:fldChar w:fldCharType="end"/>
-      </w:r>
+      <w:fldSimple w:instr=" SEQ Hình \* ARABIC \s 2 ">
+        <w:r>
+          <w:rPr>
+            <w:noProof/>
+          </w:rPr>
+          <w:t>1</w:t>
+        </w:r>
+        <w:bookmarkEnd w:id="31"/>
+      </w:fldSimple>
     </w:p>
     <w:p>
       <w:pPr>
@@ -28671,6 +28091,7 @@
           <w:lang w:val="vi-VN"/>
         </w:rPr>
       </w:pPr>
+      <w:bookmarkStart w:id="32" w:name="_Toc232949733"/>
       <w:proofErr w:type="spellStart"/>
       <w:r>
         <w:t>Hình</w:t>
@@ -28679,45 +28100,26 @@
       <w:r>
         <w:t xml:space="preserve"> </w:t>
       </w:r>
-      <w:r>
-        <w:fldChar w:fldCharType="begin"/>
-      </w:r>
-      <w:r>
-        <w:instrText xml:space="preserve"> STYLEREF 2 \s </w:instrText>
-      </w:r>
-      <w:r>
-        <w:fldChar w:fldCharType="separate"/>
-      </w:r>
-      <w:r>
-        <w:rPr>
-          <w:noProof/>
-        </w:rPr>
-        <w:t>3.4</w:t>
-      </w:r>
-      <w:r>
-        <w:fldChar w:fldCharType="end"/>
-      </w:r>
+      <w:fldSimple w:instr=" STYLEREF 2 \s ">
+        <w:r>
+          <w:rPr>
+            <w:noProof/>
+          </w:rPr>
+          <w:t>3.4</w:t>
+        </w:r>
+      </w:fldSimple>
       <w:r>
         <w:t>.</w:t>
       </w:r>
-      <w:r>
-        <w:fldChar w:fldCharType="begin"/>
-      </w:r>
-      <w:r>
-        <w:instrText xml:space="preserve"> SEQ Hình \* ARABIC \s 2 </w:instrText>
-      </w:r>
-      <w:r>
-        <w:fldChar w:fldCharType="separate"/>
-      </w:r>
-      <w:r>
-        <w:rPr>
-          <w:noProof/>
-        </w:rPr>
-        <w:t>2</w:t>
-      </w:r>
-      <w:r>
-        <w:fldChar w:fldCharType="end"/>
-      </w:r>
+      <w:fldSimple w:instr=" SEQ Hình \* ARABIC \s 2 ">
+        <w:r>
+          <w:rPr>
+            <w:noProof/>
+          </w:rPr>
+          <w:t>2</w:t>
+        </w:r>
+        <w:bookmarkEnd w:id="32"/>
+      </w:fldSimple>
     </w:p>
     <w:p>
       <w:pPr>
@@ -28934,6 +28336,7 @@
           <w:lang w:val="vi-VN"/>
         </w:rPr>
       </w:pPr>
+      <w:bookmarkStart w:id="33" w:name="_Toc232949734"/>
       <w:proofErr w:type="spellStart"/>
       <w:r>
         <w:t>Hình</w:t>
@@ -28942,57 +28345,38 @@
       <w:r>
         <w:t xml:space="preserve"> </w:t>
       </w:r>
-      <w:r>
-        <w:fldChar w:fldCharType="begin"/>
-      </w:r>
-      <w:r>
-        <w:instrText xml:space="preserve"> STYLEREF 2 \s </w:instrText>
-      </w:r>
-      <w:r>
-        <w:fldChar w:fldCharType="separate"/>
+      <w:fldSimple w:instr=" STYLEREF 2 \s ">
+        <w:r>
+          <w:rPr>
+            <w:noProof/>
+          </w:rPr>
+          <w:t>3.4</w:t>
+        </w:r>
+      </w:fldSimple>
+      <w:r>
+        <w:t>.</w:t>
+      </w:r>
+      <w:fldSimple w:instr=" SEQ Hình \* ARABIC \s 2 ">
+        <w:r>
+          <w:rPr>
+            <w:noProof/>
+          </w:rPr>
+          <w:t>3</w:t>
+        </w:r>
+      </w:fldSimple>
+      <w:r>
+        <w:rPr>
+          <w:lang w:val="vi-VN"/>
+        </w:rPr>
+        <w:t xml:space="preserve"> </w:t>
       </w:r>
       <w:r>
         <w:rPr>
           <w:noProof/>
         </w:rPr>
-        <w:t>3.4</w:t>
-      </w:r>
-      <w:r>
-        <w:fldChar w:fldCharType="end"/>
-      </w:r>
-      <w:r>
-        <w:t>.</w:t>
-      </w:r>
-      <w:r>
-        <w:fldChar w:fldCharType="begin"/>
-      </w:r>
-      <w:r>
-        <w:instrText xml:space="preserve"> SEQ Hình \* ARABIC \s 2 </w:instrText>
-      </w:r>
-      <w:r>
-        <w:fldChar w:fldCharType="separate"/>
-      </w:r>
-      <w:r>
-        <w:rPr>
-          <w:noProof/>
-        </w:rPr>
-        <w:t>3</w:t>
-      </w:r>
-      <w:r>
-        <w:fldChar w:fldCharType="end"/>
-      </w:r>
-      <w:r>
-        <w:rPr>
-          <w:lang w:val="vi-VN"/>
-        </w:rPr>
-        <w:t xml:space="preserve"> </w:t>
-      </w:r>
-      <w:r>
-        <w:rPr>
-          <w:noProof/>
-        </w:rPr>
         <w:t>Phân phối log return theo ngày trong tuần</w:t>
       </w:r>
+      <w:bookmarkEnd w:id="33"/>
     </w:p>
     <w:p>
       <w:pPr>
@@ -29329,12 +28713,12 @@
         <w:pStyle w:val="Heading1"/>
         <w:spacing w:line="360" w:lineRule="auto"/>
       </w:pPr>
-      <w:bookmarkStart w:id="21" w:name="_Toc232949314"/>
+      <w:bookmarkStart w:id="34" w:name="_Toc232949314"/>
       <w:r>
         <w:lastRenderedPageBreak/>
         <w:t>TÍNH DỪNG VÀ DỰ BÁO GIÁ</w:t>
       </w:r>
-      <w:bookmarkEnd w:id="21"/>
+      <w:bookmarkEnd w:id="34"/>
     </w:p>
     <w:p>
       <w:pPr>
@@ -29344,7 +28728,7 @@
           <w:lang w:val="vi-VN"/>
         </w:rPr>
       </w:pPr>
-      <w:bookmarkStart w:id="22" w:name="_Toc232949315"/>
+      <w:bookmarkStart w:id="35" w:name="_Toc232949315"/>
       <w:proofErr w:type="spellStart"/>
       <w:r>
         <w:t>Kiểm</w:t>
@@ -29361,7 +28745,7 @@
       <w:r>
         <w:t xml:space="preserve"> ADF</w:t>
       </w:r>
-      <w:bookmarkEnd w:id="22"/>
+      <w:bookmarkEnd w:id="35"/>
     </w:p>
     <w:p>
       <w:pPr>
@@ -29631,6 +29015,7 @@
         <w:pStyle w:val="Caption"/>
         <w:keepNext/>
       </w:pPr>
+      <w:bookmarkStart w:id="36" w:name="_Toc232949764"/>
       <w:proofErr w:type="spellStart"/>
       <w:r>
         <w:t>Bảng</w:t>
@@ -29639,57 +29024,38 @@
       <w:r>
         <w:t xml:space="preserve"> </w:t>
       </w:r>
-      <w:r>
-        <w:fldChar w:fldCharType="begin"/>
-      </w:r>
-      <w:r>
-        <w:instrText xml:space="preserve"> STYLEREF 1 \s </w:instrText>
-      </w:r>
-      <w:r>
-        <w:fldChar w:fldCharType="separate"/>
+      <w:fldSimple w:instr=" STYLEREF 1 \s ">
+        <w:r>
+          <w:rPr>
+            <w:noProof/>
+          </w:rPr>
+          <w:t>4</w:t>
+        </w:r>
+      </w:fldSimple>
+      <w:r>
+        <w:t>.</w:t>
+      </w:r>
+      <w:fldSimple w:instr=" SEQ Bảng \* ARABIC \s 1 ">
+        <w:r>
+          <w:rPr>
+            <w:noProof/>
+          </w:rPr>
+          <w:t>1</w:t>
+        </w:r>
+      </w:fldSimple>
+      <w:r>
+        <w:rPr>
+          <w:lang w:val="vi-VN"/>
+        </w:rPr>
+        <w:t xml:space="preserve"> </w:t>
       </w:r>
       <w:r>
         <w:rPr>
           <w:noProof/>
         </w:rPr>
-        <w:t>4</w:t>
-      </w:r>
-      <w:r>
-        <w:fldChar w:fldCharType="end"/>
-      </w:r>
-      <w:r>
-        <w:t>.</w:t>
-      </w:r>
-      <w:r>
-        <w:fldChar w:fldCharType="begin"/>
-      </w:r>
-      <w:r>
-        <w:instrText xml:space="preserve"> SEQ Bảng \* ARABIC \s 1 </w:instrText>
-      </w:r>
-      <w:r>
-        <w:fldChar w:fldCharType="separate"/>
-      </w:r>
-      <w:r>
-        <w:rPr>
-          <w:noProof/>
-        </w:rPr>
-        <w:t>1</w:t>
-      </w:r>
-      <w:r>
-        <w:fldChar w:fldCharType="end"/>
-      </w:r>
-      <w:r>
-        <w:rPr>
-          <w:lang w:val="vi-VN"/>
-        </w:rPr>
-        <w:t xml:space="preserve"> </w:t>
-      </w:r>
-      <w:r>
-        <w:rPr>
-          <w:noProof/>
-        </w:rPr>
         <w:t>Kết quả kiểm định ADF trên dữ liệu sạch</w:t>
       </w:r>
+      <w:bookmarkEnd w:id="36"/>
     </w:p>
     <w:tbl>
       <w:tblPr>
@@ -30340,7 +29706,7 @@
         <w:pStyle w:val="Heading2"/>
         <w:spacing w:line="360" w:lineRule="auto"/>
       </w:pPr>
-      <w:bookmarkStart w:id="23" w:name="_Toc232949316"/>
+      <w:bookmarkStart w:id="37" w:name="_Toc232949316"/>
       <w:proofErr w:type="spellStart"/>
       <w:r>
         <w:t>Thiết</w:t>
@@ -30357,7 +29723,7 @@
       <w:r>
         <w:t xml:space="preserve"> forecast</w:t>
       </w:r>
-      <w:bookmarkEnd w:id="23"/>
+      <w:bookmarkEnd w:id="37"/>
     </w:p>
     <w:p>
       <w:pPr>
@@ -30642,6 +30008,7 @@
         <w:pStyle w:val="Caption"/>
         <w:keepNext/>
       </w:pPr>
+      <w:bookmarkStart w:id="38" w:name="_Toc232949765"/>
       <w:proofErr w:type="spellStart"/>
       <w:r>
         <w:lastRenderedPageBreak/>
@@ -30651,45 +30018,26 @@
       <w:r>
         <w:t xml:space="preserve"> </w:t>
       </w:r>
-      <w:r>
-        <w:fldChar w:fldCharType="begin"/>
-      </w:r>
-      <w:r>
-        <w:instrText xml:space="preserve"> STYLEREF 1 \s </w:instrText>
-      </w:r>
-      <w:r>
-        <w:fldChar w:fldCharType="separate"/>
-      </w:r>
-      <w:r>
-        <w:rPr>
-          <w:noProof/>
-        </w:rPr>
-        <w:t>4</w:t>
-      </w:r>
-      <w:r>
-        <w:fldChar w:fldCharType="end"/>
-      </w:r>
+      <w:fldSimple w:instr=" STYLEREF 1 \s ">
+        <w:r>
+          <w:rPr>
+            <w:noProof/>
+          </w:rPr>
+          <w:t>4</w:t>
+        </w:r>
+      </w:fldSimple>
       <w:r>
         <w:t>.</w:t>
       </w:r>
-      <w:r>
-        <w:fldChar w:fldCharType="begin"/>
-      </w:r>
-      <w:r>
-        <w:instrText xml:space="preserve"> SEQ Bảng \* ARABIC \s 1 </w:instrText>
-      </w:r>
-      <w:r>
-        <w:fldChar w:fldCharType="separate"/>
-      </w:r>
-      <w:r>
-        <w:rPr>
-          <w:noProof/>
-        </w:rPr>
-        <w:t>2</w:t>
-      </w:r>
-      <w:r>
-        <w:fldChar w:fldCharType="end"/>
-      </w:r>
+      <w:fldSimple w:instr=" SEQ Bảng \* ARABIC \s 1 ">
+        <w:r>
+          <w:rPr>
+            <w:noProof/>
+          </w:rPr>
+          <w:t>2</w:t>
+        </w:r>
+        <w:bookmarkEnd w:id="38"/>
+      </w:fldSimple>
     </w:p>
     <w:tbl>
       <w:tblPr>
@@ -31255,7 +30603,7 @@
         <w:pStyle w:val="Heading2"/>
         <w:spacing w:line="360" w:lineRule="auto"/>
       </w:pPr>
-      <w:bookmarkStart w:id="24" w:name="_Toc232949317"/>
+      <w:bookmarkStart w:id="39" w:name="_Toc232949317"/>
       <w:r>
         <w:t xml:space="preserve">Metric </w:t>
       </w:r>
@@ -31267,7 +30615,7 @@
       <w:r>
         <w:t xml:space="preserve"> diagnostics</w:t>
       </w:r>
-      <w:bookmarkEnd w:id="24"/>
+      <w:bookmarkEnd w:id="39"/>
     </w:p>
     <w:p>
       <w:pPr>
@@ -31286,45 +30634,25 @@
       <w:r>
         <w:t xml:space="preserve"> </w:t>
       </w:r>
-      <w:r>
-        <w:fldChar w:fldCharType="begin"/>
-      </w:r>
-      <w:r>
-        <w:instrText xml:space="preserve"> STYLEREF 2 \s </w:instrText>
-      </w:r>
-      <w:r>
-        <w:fldChar w:fldCharType="separate"/>
-      </w:r>
-      <w:r>
-        <w:rPr>
-          <w:noProof/>
-        </w:rPr>
-        <w:t>4.3</w:t>
-      </w:r>
-      <w:r>
-        <w:fldChar w:fldCharType="end"/>
-      </w:r>
+      <w:fldSimple w:instr=" STYLEREF 2 \s ">
+        <w:r>
+          <w:rPr>
+            <w:noProof/>
+          </w:rPr>
+          <w:t>4.3</w:t>
+        </w:r>
+      </w:fldSimple>
       <w:r>
         <w:t>.</w:t>
       </w:r>
-      <w:r>
-        <w:fldChar w:fldCharType="begin"/>
-      </w:r>
-      <w:r>
-        <w:instrText xml:space="preserve"> SEQ Phương_trình \* ARABIC \s 2 </w:instrText>
-      </w:r>
-      <w:r>
-        <w:fldChar w:fldCharType="separate"/>
-      </w:r>
-      <w:r>
-        <w:rPr>
-          <w:noProof/>
-        </w:rPr>
-        <w:t>1</w:t>
-      </w:r>
-      <w:r>
-        <w:fldChar w:fldCharType="end"/>
-      </w:r>
+      <w:fldSimple w:instr=" SEQ Phương_trình \* ARABIC \s 2 ">
+        <w:r>
+          <w:rPr>
+            <w:noProof/>
+          </w:rPr>
+          <w:t>1</w:t>
+        </w:r>
+      </w:fldSimple>
     </w:p>
     <w:p>
       <w:pPr>
@@ -31963,8 +31291,8 @@
       <w:pPr>
         <w:pStyle w:val="Heading2"/>
       </w:pPr>
-      <w:bookmarkStart w:id="25" w:name="_Toc232939254"/>
-      <w:bookmarkStart w:id="26" w:name="_Toc232949318"/>
+      <w:bookmarkStart w:id="40" w:name="_Toc232939254"/>
+      <w:bookmarkStart w:id="41" w:name="_Toc232949318"/>
       <w:proofErr w:type="spellStart"/>
       <w:r>
         <w:lastRenderedPageBreak/>
@@ -31990,14 +31318,15 @@
       <w:r>
         <w:t xml:space="preserve"> residual</w:t>
       </w:r>
-      <w:bookmarkEnd w:id="25"/>
-      <w:bookmarkEnd w:id="26"/>
+      <w:bookmarkEnd w:id="40"/>
+      <w:bookmarkEnd w:id="41"/>
     </w:p>
     <w:p>
       <w:pPr>
         <w:pStyle w:val="Caption"/>
         <w:keepNext/>
       </w:pPr>
+      <w:bookmarkStart w:id="42" w:name="_Toc232949766"/>
       <w:proofErr w:type="spellStart"/>
       <w:r>
         <w:t>Bảng</w:t>
@@ -32006,57 +31335,38 @@
       <w:r>
         <w:t xml:space="preserve"> </w:t>
       </w:r>
-      <w:r>
-        <w:fldChar w:fldCharType="begin"/>
-      </w:r>
-      <w:r>
-        <w:instrText xml:space="preserve"> STYLEREF 1 \s </w:instrText>
-      </w:r>
-      <w:r>
-        <w:fldChar w:fldCharType="separate"/>
+      <w:fldSimple w:instr=" STYLEREF 1 \s ">
+        <w:r>
+          <w:rPr>
+            <w:noProof/>
+          </w:rPr>
+          <w:t>4</w:t>
+        </w:r>
+      </w:fldSimple>
+      <w:r>
+        <w:t>.</w:t>
+      </w:r>
+      <w:fldSimple w:instr=" SEQ Bảng \* ARABIC \s 1 ">
+        <w:r>
+          <w:rPr>
+            <w:noProof/>
+          </w:rPr>
+          <w:t>3</w:t>
+        </w:r>
+      </w:fldSimple>
+      <w:r>
+        <w:rPr>
+          <w:lang w:val="vi-VN"/>
+        </w:rPr>
+        <w:t xml:space="preserve"> </w:t>
       </w:r>
       <w:r>
         <w:rPr>
           <w:noProof/>
         </w:rPr>
-        <w:t>4</w:t>
-      </w:r>
-      <w:r>
-        <w:fldChar w:fldCharType="end"/>
-      </w:r>
-      <w:r>
-        <w:t>.</w:t>
-      </w:r>
-      <w:r>
-        <w:fldChar w:fldCharType="begin"/>
-      </w:r>
-      <w:r>
-        <w:instrText xml:space="preserve"> SEQ Bảng \* ARABIC \s 1 </w:instrText>
-      </w:r>
-      <w:r>
-        <w:fldChar w:fldCharType="separate"/>
-      </w:r>
-      <w:r>
-        <w:rPr>
-          <w:noProof/>
-        </w:rPr>
-        <w:t>3</w:t>
-      </w:r>
-      <w:r>
-        <w:fldChar w:fldCharType="end"/>
-      </w:r>
-      <w:r>
-        <w:rPr>
-          <w:lang w:val="vi-VN"/>
-        </w:rPr>
-        <w:t xml:space="preserve"> </w:t>
-      </w:r>
-      <w:r>
-        <w:rPr>
-          <w:noProof/>
-        </w:rPr>
         <w:t>So sánh forecast bằng holdout, rolling CV và Ljung-Box</w:t>
       </w:r>
+      <w:bookmarkEnd w:id="42"/>
     </w:p>
     <w:tbl>
       <w:tblPr>
@@ -34436,6 +33746,7 @@
         <w:pStyle w:val="Caption"/>
         <w:keepNext/>
       </w:pPr>
+      <w:bookmarkStart w:id="43" w:name="_Toc232949767"/>
       <w:proofErr w:type="spellStart"/>
       <w:r>
         <w:t>Bảng</w:t>
@@ -34444,57 +33755,38 @@
       <w:r>
         <w:t xml:space="preserve"> </w:t>
       </w:r>
-      <w:r>
-        <w:fldChar w:fldCharType="begin"/>
-      </w:r>
-      <w:r>
-        <w:instrText xml:space="preserve"> STYLEREF 1 \s </w:instrText>
-      </w:r>
-      <w:r>
-        <w:fldChar w:fldCharType="separate"/>
+      <w:fldSimple w:instr=" STYLEREF 1 \s ">
+        <w:r>
+          <w:rPr>
+            <w:noProof/>
+          </w:rPr>
+          <w:t>4</w:t>
+        </w:r>
+      </w:fldSimple>
+      <w:r>
+        <w:t>.</w:t>
+      </w:r>
+      <w:fldSimple w:instr=" SEQ Bảng \* ARABIC \s 1 ">
+        <w:r>
+          <w:rPr>
+            <w:noProof/>
+          </w:rPr>
+          <w:t>4</w:t>
+        </w:r>
+      </w:fldSimple>
+      <w:r>
+        <w:rPr>
+          <w:lang w:val="vi-VN"/>
+        </w:rPr>
+        <w:t xml:space="preserve"> </w:t>
       </w:r>
       <w:r>
         <w:rPr>
           <w:noProof/>
         </w:rPr>
-        <w:t>4</w:t>
-      </w:r>
-      <w:r>
-        <w:fldChar w:fldCharType="end"/>
-      </w:r>
-      <w:r>
-        <w:t>.</w:t>
-      </w:r>
-      <w:r>
-        <w:fldChar w:fldCharType="begin"/>
-      </w:r>
-      <w:r>
-        <w:instrText xml:space="preserve"> SEQ Bảng \* ARABIC \s 1 </w:instrText>
-      </w:r>
-      <w:r>
-        <w:fldChar w:fldCharType="separate"/>
-      </w:r>
-      <w:r>
-        <w:rPr>
-          <w:noProof/>
-        </w:rPr>
-        <w:t>4</w:t>
-      </w:r>
-      <w:r>
-        <w:fldChar w:fldCharType="end"/>
-      </w:r>
-      <w:r>
-        <w:rPr>
-          <w:lang w:val="vi-VN"/>
-        </w:rPr>
-        <w:t xml:space="preserve"> </w:t>
-      </w:r>
-      <w:r>
-        <w:rPr>
-          <w:noProof/>
-        </w:rPr>
         <w:t>Ljung-Box trên residual của fitted forecast models</w:t>
       </w:r>
+      <w:bookmarkEnd w:id="43"/>
     </w:p>
     <w:tbl>
       <w:tblPr>
@@ -35756,6 +35048,7 @@
           <w:lang w:val="vi-VN"/>
         </w:rPr>
       </w:pPr>
+      <w:bookmarkStart w:id="44" w:name="_Toc232949735"/>
       <w:proofErr w:type="spellStart"/>
       <w:r>
         <w:t>Hình</w:t>
@@ -35764,57 +35057,38 @@
       <w:r>
         <w:t xml:space="preserve"> </w:t>
       </w:r>
-      <w:r>
-        <w:fldChar w:fldCharType="begin"/>
-      </w:r>
-      <w:r>
-        <w:instrText xml:space="preserve"> STYLEREF 2 \s </w:instrText>
-      </w:r>
-      <w:r>
-        <w:fldChar w:fldCharType="separate"/>
+      <w:fldSimple w:instr=" STYLEREF 2 \s ">
+        <w:r>
+          <w:rPr>
+            <w:noProof/>
+          </w:rPr>
+          <w:t>4.4</w:t>
+        </w:r>
+      </w:fldSimple>
+      <w:r>
+        <w:t>.</w:t>
+      </w:r>
+      <w:fldSimple w:instr=" SEQ Hình \* ARABIC \s 2 ">
+        <w:r>
+          <w:rPr>
+            <w:noProof/>
+          </w:rPr>
+          <w:t>1</w:t>
+        </w:r>
+      </w:fldSimple>
+      <w:r>
+        <w:rPr>
+          <w:lang w:val="vi-VN"/>
+        </w:rPr>
+        <w:t xml:space="preserve"> </w:t>
       </w:r>
       <w:r>
         <w:rPr>
           <w:noProof/>
         </w:rPr>
-        <w:t>4.4</w:t>
-      </w:r>
-      <w:r>
-        <w:fldChar w:fldCharType="end"/>
-      </w:r>
-      <w:r>
-        <w:t>.</w:t>
-      </w:r>
-      <w:r>
-        <w:fldChar w:fldCharType="begin"/>
-      </w:r>
-      <w:r>
-        <w:instrText xml:space="preserve"> SEQ Hình \* ARABIC \s 2 </w:instrText>
-      </w:r>
-      <w:r>
-        <w:fldChar w:fldCharType="separate"/>
-      </w:r>
-      <w:r>
-        <w:rPr>
-          <w:noProof/>
-        </w:rPr>
-        <w:t>1</w:t>
-      </w:r>
-      <w:r>
-        <w:fldChar w:fldCharType="end"/>
-      </w:r>
-      <w:r>
-        <w:rPr>
-          <w:lang w:val="vi-VN"/>
-        </w:rPr>
-        <w:t xml:space="preserve"> </w:t>
-      </w:r>
-      <w:r>
-        <w:rPr>
-          <w:noProof/>
-        </w:rPr>
         <w:t>ETS Damped trên holdout 30 phiên</w:t>
       </w:r>
+      <w:bookmarkEnd w:id="44"/>
     </w:p>
     <w:p>
       <w:pPr>
@@ -36068,6 +35342,7 @@
           <w:lang w:val="vi-VN"/>
         </w:rPr>
       </w:pPr>
+      <w:bookmarkStart w:id="45" w:name="_Toc232949736"/>
       <w:proofErr w:type="spellStart"/>
       <w:r>
         <w:t>Hình</w:t>
@@ -36076,64 +35351,45 @@
       <w:r>
         <w:t xml:space="preserve"> </w:t>
       </w:r>
-      <w:r>
-        <w:fldChar w:fldCharType="begin"/>
-      </w:r>
-      <w:r>
-        <w:instrText xml:space="preserve"> STYLEREF 2 \s </w:instrText>
-      </w:r>
-      <w:r>
-        <w:fldChar w:fldCharType="separate"/>
+      <w:fldSimple w:instr=" STYLEREF 2 \s ">
+        <w:r>
+          <w:rPr>
+            <w:noProof/>
+          </w:rPr>
+          <w:t>4.4</w:t>
+        </w:r>
+      </w:fldSimple>
+      <w:r>
+        <w:t>.</w:t>
+      </w:r>
+      <w:fldSimple w:instr=" SEQ Hình \* ARABIC \s 2 ">
+        <w:r>
+          <w:rPr>
+            <w:noProof/>
+          </w:rPr>
+          <w:t>2</w:t>
+        </w:r>
+      </w:fldSimple>
+      <w:r>
+        <w:rPr>
+          <w:lang w:val="vi-VN"/>
+        </w:rPr>
+        <w:t xml:space="preserve"> </w:t>
       </w:r>
       <w:r>
         <w:rPr>
           <w:noProof/>
         </w:rPr>
-        <w:t>4.4</w:t>
-      </w:r>
-      <w:r>
-        <w:fldChar w:fldCharType="end"/>
-      </w:r>
-      <w:r>
-        <w:t>.</w:t>
-      </w:r>
-      <w:r>
-        <w:fldChar w:fldCharType="begin"/>
-      </w:r>
-      <w:r>
-        <w:instrText xml:space="preserve"> SEQ Hình \* ARABIC \s 2 </w:instrText>
-      </w:r>
-      <w:r>
-        <w:fldChar w:fldCharType="separate"/>
-      </w:r>
-      <w:r>
-        <w:rPr>
-          <w:noProof/>
-        </w:rPr>
-        <w:t>2</w:t>
-      </w:r>
-      <w:r>
-        <w:fldChar w:fldCharType="end"/>
-      </w:r>
-      <w:r>
-        <w:rPr>
-          <w:lang w:val="vi-VN"/>
-        </w:rPr>
-        <w:t xml:space="preserve"> </w:t>
-      </w:r>
-      <w:r>
-        <w:rPr>
-          <w:noProof/>
-        </w:rPr>
         <w:t>Residual diagnostics của ETS Damped</w:t>
       </w:r>
+      <w:bookmarkEnd w:id="45"/>
     </w:p>
     <w:p>
       <w:pPr>
         <w:pStyle w:val="Heading2"/>
       </w:pPr>
-      <w:bookmarkStart w:id="27" w:name="_Toc232939255"/>
-      <w:bookmarkStart w:id="28" w:name="_Toc232949319"/>
+      <w:bookmarkStart w:id="46" w:name="_Toc232939255"/>
+      <w:bookmarkStart w:id="47" w:name="_Toc232949319"/>
       <w:proofErr w:type="spellStart"/>
       <w:r>
         <w:t>Kết</w:t>
@@ -36158,8 +35414,8 @@
       <w:r>
         <w:t xml:space="preserve"> forecast</w:t>
       </w:r>
-      <w:bookmarkEnd w:id="27"/>
-      <w:bookmarkEnd w:id="28"/>
+      <w:bookmarkEnd w:id="46"/>
+      <w:bookmarkEnd w:id="47"/>
     </w:p>
     <w:p>
       <w:pPr>
@@ -36699,12 +35955,12 @@
           <w:lang w:val="vi-VN"/>
         </w:rPr>
       </w:pPr>
-      <w:bookmarkStart w:id="29" w:name="_Toc232949320"/>
+      <w:bookmarkStart w:id="48" w:name="_Toc232949320"/>
       <w:r>
         <w:lastRenderedPageBreak/>
         <w:t>MÔ HÌNH HÓA CONDITIONAL VOLATILITY</w:t>
       </w:r>
-      <w:bookmarkEnd w:id="29"/>
+      <w:bookmarkEnd w:id="48"/>
     </w:p>
     <w:p>
       <w:pPr>
@@ -36713,7 +35969,7 @@
           <w:lang w:val="vi-VN"/>
         </w:rPr>
       </w:pPr>
-      <w:bookmarkStart w:id="30" w:name="_Toc232949321"/>
+      <w:bookmarkStart w:id="49" w:name="_Toc232949321"/>
       <w:proofErr w:type="spellStart"/>
       <w:r>
         <w:t>Động</w:t>
@@ -36750,7 +36006,7 @@
       <w:r>
         <w:t>trình</w:t>
       </w:r>
-      <w:bookmarkEnd w:id="30"/>
+      <w:bookmarkEnd w:id="49"/>
       <w:proofErr w:type="spellEnd"/>
     </w:p>
     <w:p>
@@ -36932,45 +36188,25 @@
       <w:r>
         <w:t xml:space="preserve"> </w:t>
       </w:r>
-      <w:r>
-        <w:fldChar w:fldCharType="begin"/>
-      </w:r>
-      <w:r>
-        <w:instrText xml:space="preserve"> STYLEREF 2 \s </w:instrText>
-      </w:r>
-      <w:r>
-        <w:fldChar w:fldCharType="separate"/>
-      </w:r>
-      <w:r>
-        <w:rPr>
-          <w:noProof/>
-        </w:rPr>
-        <w:t>5.1</w:t>
-      </w:r>
-      <w:r>
-        <w:fldChar w:fldCharType="end"/>
-      </w:r>
+      <w:fldSimple w:instr=" STYLEREF 2 \s ">
+        <w:r>
+          <w:rPr>
+            <w:noProof/>
+          </w:rPr>
+          <w:t>5.1</w:t>
+        </w:r>
+      </w:fldSimple>
       <w:r>
         <w:t>.</w:t>
       </w:r>
-      <w:r>
-        <w:fldChar w:fldCharType="begin"/>
-      </w:r>
-      <w:r>
-        <w:instrText xml:space="preserve"> SEQ Phương_trình \* ARABIC \s 2 </w:instrText>
-      </w:r>
-      <w:r>
-        <w:fldChar w:fldCharType="separate"/>
-      </w:r>
-      <w:r>
-        <w:rPr>
-          <w:noProof/>
-        </w:rPr>
-        <w:t>1</w:t>
-      </w:r>
-      <w:r>
-        <w:fldChar w:fldCharType="end"/>
-      </w:r>
+      <w:fldSimple w:instr=" SEQ Phương_trình \* ARABIC \s 2 ">
+        <w:r>
+          <w:rPr>
+            <w:noProof/>
+          </w:rPr>
+          <w:t>1</w:t>
+        </w:r>
+      </w:fldSimple>
     </w:p>
     <w:p>
       <w:pPr>
@@ -37063,16 +36299,7 @@
             <w:rPr>
               <w:rFonts w:ascii="Cambria Math" w:hAnsi="Cambria Math"/>
             </w:rPr>
-            <m:t>,</m:t>
-          </m:r>
-          <m:r>
-            <m:rPr>
-              <m:sty m:val="p"/>
-            </m:rPr>
-            <w:rPr>
-              <w:rFonts w:ascii="Cambria Math" w:hAnsi="Cambria Math"/>
-            </w:rPr>
-            <m:t>  </m:t>
+            <m:t>,  </m:t>
           </m:r>
           <m:sSub>
             <m:sSubPr>
@@ -37273,45 +36500,25 @@
       <w:r>
         <w:t xml:space="preserve"> </w:t>
       </w:r>
-      <w:r>
-        <w:fldChar w:fldCharType="begin"/>
-      </w:r>
-      <w:r>
-        <w:instrText xml:space="preserve"> STYLEREF 2 \s </w:instrText>
-      </w:r>
-      <w:r>
-        <w:fldChar w:fldCharType="separate"/>
-      </w:r>
-      <w:r>
-        <w:rPr>
-          <w:noProof/>
-        </w:rPr>
-        <w:t>5.1</w:t>
-      </w:r>
-      <w:r>
-        <w:fldChar w:fldCharType="end"/>
-      </w:r>
+      <w:fldSimple w:instr=" STYLEREF 2 \s ">
+        <w:r>
+          <w:rPr>
+            <w:noProof/>
+          </w:rPr>
+          <w:t>5.1</w:t>
+        </w:r>
+      </w:fldSimple>
       <w:r>
         <w:t>.</w:t>
       </w:r>
-      <w:r>
-        <w:fldChar w:fldCharType="begin"/>
-      </w:r>
-      <w:r>
-        <w:instrText xml:space="preserve"> SEQ Phương_trình \* ARABIC \s 2 </w:instrText>
-      </w:r>
-      <w:r>
-        <w:fldChar w:fldCharType="separate"/>
-      </w:r>
-      <w:r>
-        <w:rPr>
-          <w:noProof/>
-        </w:rPr>
-        <w:t>2</w:t>
-      </w:r>
-      <w:r>
-        <w:fldChar w:fldCharType="end"/>
-      </w:r>
+      <w:fldSimple w:instr=" SEQ Phương_trình \* ARABIC \s 2 ">
+        <w:r>
+          <w:rPr>
+            <w:noProof/>
+          </w:rPr>
+          <w:t>2</w:t>
+        </w:r>
+      </w:fldSimple>
     </w:p>
     <w:p>
       <w:pPr>
@@ -37441,16 +36648,7 @@
                 <w:rPr>
                   <w:rFonts w:ascii="Cambria Math" w:hAnsi="Cambria Math"/>
                 </w:rPr>
-                <m:t>-</m:t>
-              </m:r>
-              <m:r>
-                <m:rPr>
-                  <m:sty m:val="p"/>
-                </m:rPr>
-                <w:rPr>
-                  <w:rFonts w:ascii="Cambria Math" w:hAnsi="Cambria Math"/>
-                </w:rPr>
-                <m:t>1</m:t>
+                <m:t>-1</m:t>
               </m:r>
             </m:sub>
             <m:sup>
@@ -37532,16 +36730,7 @@
                 <w:rPr>
                   <w:rFonts w:ascii="Cambria Math" w:hAnsi="Cambria Math"/>
                 </w:rPr>
-                <m:t>-</m:t>
-              </m:r>
-              <m:r>
-                <m:rPr>
-                  <m:sty m:val="p"/>
-                </m:rPr>
-                <w:rPr>
-                  <w:rFonts w:ascii="Cambria Math" w:hAnsi="Cambria Math"/>
-                </w:rPr>
-                <m:t>1</m:t>
+                <m:t>-1</m:t>
               </m:r>
             </m:sub>
             <m:sup>
@@ -37780,9 +36969,9 @@
       <w:pPr>
         <w:pStyle w:val="Heading2"/>
       </w:pPr>
-      <w:bookmarkStart w:id="31" w:name="specification-được-so-sánh"/>
-      <w:bookmarkStart w:id="32" w:name="_Toc232939258"/>
-      <w:bookmarkStart w:id="33" w:name="_Toc232949322"/>
+      <w:bookmarkStart w:id="50" w:name="_Toc232939258"/>
+      <w:bookmarkStart w:id="51" w:name="_Toc232949322"/>
+      <w:bookmarkStart w:id="52" w:name="specification-được-so-sánh"/>
       <w:r>
         <w:t xml:space="preserve">Specification </w:t>
       </w:r>
@@ -37798,8 +36987,8 @@
       <w:r>
         <w:t>sánh</w:t>
       </w:r>
-      <w:bookmarkEnd w:id="32"/>
-      <w:bookmarkEnd w:id="33"/>
+      <w:bookmarkEnd w:id="50"/>
+      <w:bookmarkEnd w:id="51"/>
       <w:proofErr w:type="spellEnd"/>
     </w:p>
     <w:p>
@@ -37807,6 +36996,7 @@
         <w:pStyle w:val="Caption"/>
         <w:keepNext/>
       </w:pPr>
+      <w:bookmarkStart w:id="53" w:name="_Toc232949768"/>
       <w:proofErr w:type="spellStart"/>
       <w:r>
         <w:t>Bảng</w:t>
@@ -37815,45 +37005,26 @@
       <w:r>
         <w:t xml:space="preserve"> </w:t>
       </w:r>
-      <w:r>
-        <w:fldChar w:fldCharType="begin"/>
-      </w:r>
-      <w:r>
-        <w:instrText xml:space="preserve"> STYLEREF 1 \s </w:instrText>
-      </w:r>
-      <w:r>
-        <w:fldChar w:fldCharType="separate"/>
-      </w:r>
-      <w:r>
-        <w:rPr>
-          <w:noProof/>
-        </w:rPr>
-        <w:t>5</w:t>
-      </w:r>
-      <w:r>
-        <w:fldChar w:fldCharType="end"/>
-      </w:r>
+      <w:fldSimple w:instr=" STYLEREF 1 \s ">
+        <w:r>
+          <w:rPr>
+            <w:noProof/>
+          </w:rPr>
+          <w:t>5</w:t>
+        </w:r>
+      </w:fldSimple>
       <w:r>
         <w:t>.</w:t>
       </w:r>
-      <w:r>
-        <w:fldChar w:fldCharType="begin"/>
-      </w:r>
-      <w:r>
-        <w:instrText xml:space="preserve"> SEQ Bảng \* ARABIC \s 1 </w:instrText>
-      </w:r>
-      <w:r>
-        <w:fldChar w:fldCharType="separate"/>
-      </w:r>
-      <w:r>
-        <w:rPr>
-          <w:noProof/>
-        </w:rPr>
-        <w:t>1</w:t>
-      </w:r>
-      <w:r>
-        <w:fldChar w:fldCharType="end"/>
-      </w:r>
+      <w:fldSimple w:instr=" SEQ Bảng \* ARABIC \s 1 ">
+        <w:r>
+          <w:rPr>
+            <w:noProof/>
+          </w:rPr>
+          <w:t>1</w:t>
+        </w:r>
+        <w:bookmarkEnd w:id="53"/>
+      </w:fldSimple>
     </w:p>
     <w:tbl>
       <w:tblPr>
@@ -38431,10 +37602,10 @@
       <w:pPr>
         <w:pStyle w:val="Heading2"/>
       </w:pPr>
-      <w:bookmarkStart w:id="34" w:name="so-sánh-fit-và-diagnostics"/>
-      <w:bookmarkStart w:id="35" w:name="_Toc232939259"/>
-      <w:bookmarkStart w:id="36" w:name="_Toc232949323"/>
-      <w:bookmarkEnd w:id="31"/>
+      <w:bookmarkStart w:id="54" w:name="_Toc232939259"/>
+      <w:bookmarkStart w:id="55" w:name="_Toc232949323"/>
+      <w:bookmarkStart w:id="56" w:name="so-sánh-fit-và-diagnostics"/>
+      <w:bookmarkEnd w:id="52"/>
       <w:r>
         <w:lastRenderedPageBreak/>
         <w:t xml:space="preserve">So </w:t>
@@ -38455,14 +37626,15 @@
       <w:r>
         <w:t xml:space="preserve"> diagnostics</w:t>
       </w:r>
-      <w:bookmarkEnd w:id="35"/>
-      <w:bookmarkEnd w:id="36"/>
+      <w:bookmarkEnd w:id="54"/>
+      <w:bookmarkEnd w:id="55"/>
     </w:p>
     <w:p>
       <w:pPr>
         <w:pStyle w:val="Caption"/>
         <w:keepNext/>
       </w:pPr>
+      <w:bookmarkStart w:id="57" w:name="_Toc232949769"/>
       <w:proofErr w:type="spellStart"/>
       <w:r>
         <w:t>Bảng</w:t>
@@ -38471,57 +37643,38 @@
       <w:r>
         <w:t xml:space="preserve"> </w:t>
       </w:r>
-      <w:r>
-        <w:fldChar w:fldCharType="begin"/>
-      </w:r>
-      <w:r>
-        <w:instrText xml:space="preserve"> STYLEREF 1 \s </w:instrText>
-      </w:r>
-      <w:r>
-        <w:fldChar w:fldCharType="separate"/>
+      <w:fldSimple w:instr=" STYLEREF 1 \s ">
+        <w:r>
+          <w:rPr>
+            <w:noProof/>
+          </w:rPr>
+          <w:t>5</w:t>
+        </w:r>
+      </w:fldSimple>
+      <w:r>
+        <w:t>.</w:t>
+      </w:r>
+      <w:fldSimple w:instr=" SEQ Bảng \* ARABIC \s 1 ">
+        <w:r>
+          <w:rPr>
+            <w:noProof/>
+          </w:rPr>
+          <w:t>2</w:t>
+        </w:r>
+      </w:fldSimple>
+      <w:r>
+        <w:rPr>
+          <w:lang w:val="vi-VN"/>
+        </w:rPr>
+        <w:t xml:space="preserve"> </w:t>
       </w:r>
       <w:r>
         <w:rPr>
           <w:noProof/>
         </w:rPr>
-        <w:t>5</w:t>
-      </w:r>
-      <w:r>
-        <w:fldChar w:fldCharType="end"/>
-      </w:r>
-      <w:r>
-        <w:t>.</w:t>
-      </w:r>
-      <w:r>
-        <w:fldChar w:fldCharType="begin"/>
-      </w:r>
-      <w:r>
-        <w:instrText xml:space="preserve"> SEQ Bảng \* ARABIC \s 1 </w:instrText>
-      </w:r>
-      <w:r>
-        <w:fldChar w:fldCharType="separate"/>
-      </w:r>
-      <w:r>
-        <w:rPr>
-          <w:noProof/>
-        </w:rPr>
-        <w:t>2</w:t>
-      </w:r>
-      <w:r>
-        <w:fldChar w:fldCharType="end"/>
-      </w:r>
-      <w:r>
-        <w:rPr>
-          <w:lang w:val="vi-VN"/>
-        </w:rPr>
-        <w:t xml:space="preserve"> </w:t>
-      </w:r>
-      <w:r>
-        <w:rPr>
-          <w:noProof/>
-        </w:rPr>
         <w:t>So sánh GARCH bằng fit, residual checks, stability và GOF</w:t>
       </w:r>
+      <w:bookmarkEnd w:id="57"/>
     </w:p>
     <w:tbl>
       <w:tblPr>
@@ -40265,6 +39418,7 @@
         <w:pStyle w:val="Caption"/>
         <w:keepNext/>
       </w:pPr>
+      <w:bookmarkStart w:id="58" w:name="_Toc232949770"/>
       <w:proofErr w:type="spellStart"/>
       <w:r>
         <w:t>Bảng</w:t>
@@ -40273,57 +39427,38 @@
       <w:r>
         <w:t xml:space="preserve"> </w:t>
       </w:r>
-      <w:r>
-        <w:fldChar w:fldCharType="begin"/>
-      </w:r>
-      <w:r>
-        <w:instrText xml:space="preserve"> STYLEREF 1 \s </w:instrText>
-      </w:r>
-      <w:r>
-        <w:fldChar w:fldCharType="separate"/>
+      <w:fldSimple w:instr=" STYLEREF 1 \s ">
+        <w:r>
+          <w:rPr>
+            <w:noProof/>
+          </w:rPr>
+          <w:t>5</w:t>
+        </w:r>
+      </w:fldSimple>
+      <w:r>
+        <w:t>.</w:t>
+      </w:r>
+      <w:fldSimple w:instr=" SEQ Bảng \* ARABIC \s 1 ">
+        <w:r>
+          <w:rPr>
+            <w:noProof/>
+          </w:rPr>
+          <w:t>3</w:t>
+        </w:r>
+      </w:fldSimple>
+      <w:r>
+        <w:rPr>
+          <w:lang w:val="vi-VN"/>
+        </w:rPr>
+        <w:t xml:space="preserve"> </w:t>
       </w:r>
       <w:r>
         <w:rPr>
           <w:noProof/>
         </w:rPr>
-        <w:t>5</w:t>
-      </w:r>
-      <w:r>
-        <w:fldChar w:fldCharType="end"/>
-      </w:r>
-      <w:r>
-        <w:t>.</w:t>
-      </w:r>
-      <w:r>
-        <w:fldChar w:fldCharType="begin"/>
-      </w:r>
-      <w:r>
-        <w:instrText xml:space="preserve"> SEQ Bảng \* ARABIC \s 1 </w:instrText>
-      </w:r>
-      <w:r>
-        <w:fldChar w:fldCharType="separate"/>
-      </w:r>
-      <w:r>
-        <w:rPr>
-          <w:noProof/>
-        </w:rPr>
-        <w:t>3</w:t>
-      </w:r>
-      <w:r>
-        <w:fldChar w:fldCharType="end"/>
-      </w:r>
-      <w:r>
-        <w:rPr>
-          <w:lang w:val="vi-VN"/>
-        </w:rPr>
-        <w:t xml:space="preserve"> </w:t>
-      </w:r>
-      <w:r>
-        <w:rPr>
-          <w:noProof/>
-        </w:rPr>
         <w:t>P-value và statistics chẩn đoán GARCH</w:t>
       </w:r>
+      <w:bookmarkEnd w:id="58"/>
     </w:p>
     <w:tbl>
       <w:tblPr>
@@ -41544,10 +40679,10 @@
           <w:lang w:val="vi-VN"/>
         </w:rPr>
       </w:pPr>
-      <w:bookmarkStart w:id="37" w:name="tham-số-candidate"/>
-      <w:bookmarkStart w:id="38" w:name="_Toc232939260"/>
-      <w:bookmarkStart w:id="39" w:name="_Toc232949324"/>
-      <w:bookmarkEnd w:id="34"/>
+      <w:bookmarkStart w:id="59" w:name="_Toc232939260"/>
+      <w:bookmarkStart w:id="60" w:name="_Toc232949324"/>
+      <w:bookmarkStart w:id="61" w:name="tham-số-candidate"/>
+      <w:bookmarkEnd w:id="56"/>
       <w:r>
         <w:t xml:space="preserve">Tham </w:t>
       </w:r>
@@ -41559,8 +40694,8 @@
       <w:r>
         <w:t xml:space="preserve"> candidate</w:t>
       </w:r>
-      <w:bookmarkEnd w:id="38"/>
-      <w:bookmarkEnd w:id="39"/>
+      <w:bookmarkEnd w:id="59"/>
+      <w:bookmarkEnd w:id="60"/>
     </w:p>
     <w:p>
       <w:pPr>
@@ -41569,6 +40704,7 @@
           <w:lang w:val="vi-VN"/>
         </w:rPr>
       </w:pPr>
+      <w:bookmarkStart w:id="62" w:name="_Toc232949771"/>
       <w:proofErr w:type="spellStart"/>
       <w:r>
         <w:t>Bảng</w:t>
@@ -41577,57 +40713,38 @@
       <w:r>
         <w:t xml:space="preserve"> </w:t>
       </w:r>
-      <w:r>
-        <w:fldChar w:fldCharType="begin"/>
-      </w:r>
-      <w:r>
-        <w:instrText xml:space="preserve"> STYLEREF 1 \s </w:instrText>
-      </w:r>
-      <w:r>
-        <w:fldChar w:fldCharType="separate"/>
+      <w:fldSimple w:instr=" STYLEREF 1 \s ">
+        <w:r>
+          <w:rPr>
+            <w:noProof/>
+          </w:rPr>
+          <w:t>5</w:t>
+        </w:r>
+      </w:fldSimple>
+      <w:r>
+        <w:t>.</w:t>
+      </w:r>
+      <w:fldSimple w:instr=" SEQ Bảng \* ARABIC \s 1 ">
+        <w:r>
+          <w:rPr>
+            <w:noProof/>
+          </w:rPr>
+          <w:t>4</w:t>
+        </w:r>
+      </w:fldSimple>
+      <w:r>
+        <w:rPr>
+          <w:lang w:val="vi-VN"/>
+        </w:rPr>
+        <w:t xml:space="preserve"> </w:t>
       </w:r>
       <w:r>
         <w:rPr>
           <w:noProof/>
         </w:rPr>
-        <w:t>5</w:t>
-      </w:r>
-      <w:r>
-        <w:fldChar w:fldCharType="end"/>
-      </w:r>
-      <w:r>
-        <w:t>.</w:t>
-      </w:r>
-      <w:r>
-        <w:fldChar w:fldCharType="begin"/>
-      </w:r>
-      <w:r>
-        <w:instrText xml:space="preserve"> SEQ Bảng \* ARABIC \s 1 </w:instrText>
-      </w:r>
-      <w:r>
-        <w:fldChar w:fldCharType="separate"/>
-      </w:r>
-      <w:r>
-        <w:rPr>
-          <w:noProof/>
-        </w:rPr>
-        <w:t>4</w:t>
-      </w:r>
-      <w:r>
-        <w:fldChar w:fldCharType="end"/>
-      </w:r>
-      <w:r>
-        <w:rPr>
-          <w:lang w:val="vi-VN"/>
-        </w:rPr>
-        <w:t xml:space="preserve"> </w:t>
-      </w:r>
-      <w:r>
-        <w:rPr>
-          <w:noProof/>
-        </w:rPr>
         <w:t>Tham số eGARCH-Student-t: conventional và robust inference</w:t>
       </w:r>
+      <w:bookmarkEnd w:id="62"/>
     </w:p>
     <w:tbl>
       <w:tblPr>
@@ -42969,10 +42086,10 @@
       <w:pPr>
         <w:pStyle w:val="Heading2"/>
       </w:pPr>
-      <w:bookmarkStart w:id="40" w:name="volatility-và-asymmetry-theo-thời-gian"/>
-      <w:bookmarkStart w:id="41" w:name="_Toc232939261"/>
-      <w:bookmarkStart w:id="42" w:name="_Toc232949325"/>
-      <w:bookmarkEnd w:id="37"/>
+      <w:bookmarkStart w:id="63" w:name="_Toc232939261"/>
+      <w:bookmarkStart w:id="64" w:name="_Toc232949325"/>
+      <w:bookmarkStart w:id="65" w:name="volatility-và-asymmetry-theo-thời-gian"/>
+      <w:bookmarkEnd w:id="61"/>
       <w:r>
         <w:lastRenderedPageBreak/>
         <w:t xml:space="preserve">Volatility </w:t>
@@ -43005,8 +42122,8 @@
       <w:r>
         <w:t>gian</w:t>
       </w:r>
-      <w:bookmarkEnd w:id="41"/>
-      <w:bookmarkEnd w:id="42"/>
+      <w:bookmarkEnd w:id="63"/>
+      <w:bookmarkEnd w:id="64"/>
       <w:proofErr w:type="spellEnd"/>
     </w:p>
     <w:p>
@@ -43068,6 +42185,7 @@
           <w:lang w:val="vi-VN"/>
         </w:rPr>
       </w:pPr>
+      <w:bookmarkStart w:id="66" w:name="_Toc232949737"/>
       <w:proofErr w:type="spellStart"/>
       <w:r>
         <w:t>Hình</w:t>
@@ -43076,57 +42194,38 @@
       <w:r>
         <w:t xml:space="preserve"> </w:t>
       </w:r>
-      <w:r>
-        <w:fldChar w:fldCharType="begin"/>
-      </w:r>
-      <w:r>
-        <w:instrText xml:space="preserve"> STYLEREF 2 \s </w:instrText>
-      </w:r>
-      <w:r>
-        <w:fldChar w:fldCharType="separate"/>
+      <w:fldSimple w:instr=" STYLEREF 2 \s ">
+        <w:r>
+          <w:rPr>
+            <w:noProof/>
+          </w:rPr>
+          <w:t>5.5</w:t>
+        </w:r>
+      </w:fldSimple>
+      <w:r>
+        <w:t>.</w:t>
+      </w:r>
+      <w:fldSimple w:instr=" SEQ Hình \* ARABIC \s 2 ">
+        <w:r>
+          <w:rPr>
+            <w:noProof/>
+          </w:rPr>
+          <w:t>1</w:t>
+        </w:r>
+      </w:fldSimple>
+      <w:r>
+        <w:rPr>
+          <w:lang w:val="vi-VN"/>
+        </w:rPr>
+        <w:t xml:space="preserve"> </w:t>
       </w:r>
       <w:r>
         <w:rPr>
           <w:noProof/>
         </w:rPr>
-        <w:t>5.5</w:t>
-      </w:r>
-      <w:r>
-        <w:fldChar w:fldCharType="end"/>
-      </w:r>
-      <w:r>
-        <w:t>.</w:t>
-      </w:r>
-      <w:r>
-        <w:fldChar w:fldCharType="begin"/>
-      </w:r>
-      <w:r>
-        <w:instrText xml:space="preserve"> SEQ Hình \* ARABIC \s 2 </w:instrText>
-      </w:r>
-      <w:r>
-        <w:fldChar w:fldCharType="separate"/>
-      </w:r>
-      <w:r>
-        <w:rPr>
-          <w:noProof/>
-        </w:rPr>
-        <w:t>1</w:t>
-      </w:r>
-      <w:r>
-        <w:fldChar w:fldCharType="end"/>
-      </w:r>
-      <w:r>
-        <w:rPr>
-          <w:lang w:val="vi-VN"/>
-        </w:rPr>
-        <w:t xml:space="preserve"> </w:t>
-      </w:r>
-      <w:r>
-        <w:rPr>
-          <w:noProof/>
-        </w:rPr>
         <w:t>Conditional volatility của bốn GARCH specification</w:t>
       </w:r>
+      <w:bookmarkEnd w:id="66"/>
     </w:p>
     <w:p>
       <w:pPr>
@@ -43452,6 +42551,7 @@
           <w:lang w:val="vi-VN"/>
         </w:rPr>
       </w:pPr>
+      <w:bookmarkStart w:id="67" w:name="_Toc232949738"/>
       <w:proofErr w:type="spellStart"/>
       <w:r>
         <w:t>Hình</w:t>
@@ -43460,57 +42560,38 @@
       <w:r>
         <w:t xml:space="preserve"> </w:t>
       </w:r>
-      <w:r>
-        <w:fldChar w:fldCharType="begin"/>
-      </w:r>
-      <w:r>
-        <w:instrText xml:space="preserve"> STYLEREF 2 \s </w:instrText>
-      </w:r>
-      <w:r>
-        <w:fldChar w:fldCharType="separate"/>
+      <w:fldSimple w:instr=" STYLEREF 2 \s ">
+        <w:r>
+          <w:rPr>
+            <w:noProof/>
+          </w:rPr>
+          <w:t>5.5</w:t>
+        </w:r>
+      </w:fldSimple>
+      <w:r>
+        <w:t>.</w:t>
+      </w:r>
+      <w:fldSimple w:instr=" SEQ Hình \* ARABIC \s 2 ">
+        <w:r>
+          <w:rPr>
+            <w:noProof/>
+          </w:rPr>
+          <w:t>2</w:t>
+        </w:r>
+      </w:fldSimple>
+      <w:r>
+        <w:rPr>
+          <w:lang w:val="vi-VN"/>
+        </w:rPr>
+        <w:t xml:space="preserve"> </w:t>
       </w:r>
       <w:r>
         <w:rPr>
           <w:noProof/>
         </w:rPr>
-        <w:t>5.5</w:t>
-      </w:r>
-      <w:r>
-        <w:fldChar w:fldCharType="end"/>
-      </w:r>
-      <w:r>
-        <w:t>.</w:t>
-      </w:r>
-      <w:r>
-        <w:fldChar w:fldCharType="begin"/>
-      </w:r>
-      <w:r>
-        <w:instrText xml:space="preserve"> SEQ Hình \* ARABIC \s 2 </w:instrText>
-      </w:r>
-      <w:r>
-        <w:fldChar w:fldCharType="separate"/>
-      </w:r>
-      <w:r>
-        <w:rPr>
-          <w:noProof/>
-        </w:rPr>
-        <w:t>2</w:t>
-      </w:r>
-      <w:r>
-        <w:fldChar w:fldCharType="end"/>
-      </w:r>
-      <w:r>
-        <w:rPr>
-          <w:lang w:val="vi-VN"/>
-        </w:rPr>
-        <w:t xml:space="preserve"> </w:t>
-      </w:r>
-      <w:r>
-        <w:rPr>
-          <w:noProof/>
-        </w:rPr>
         <w:t>ACF standardized residual và squared standardized residual</w:t>
       </w:r>
+      <w:bookmarkEnd w:id="67"/>
     </w:p>
     <w:p>
       <w:pPr>
@@ -43568,6 +42649,7 @@
       <w:pPr>
         <w:pStyle w:val="Caption"/>
       </w:pPr>
+      <w:bookmarkStart w:id="68" w:name="_Toc232949739"/>
       <w:proofErr w:type="spellStart"/>
       <w:r>
         <w:t>Hình</w:t>
@@ -43576,57 +42658,38 @@
       <w:r>
         <w:t xml:space="preserve"> </w:t>
       </w:r>
-      <w:r>
-        <w:fldChar w:fldCharType="begin"/>
-      </w:r>
-      <w:r>
-        <w:instrText xml:space="preserve"> STYLEREF 2 \s </w:instrText>
-      </w:r>
-      <w:r>
-        <w:fldChar w:fldCharType="separate"/>
+      <w:fldSimple w:instr=" STYLEREF 2 \s ">
+        <w:r>
+          <w:rPr>
+            <w:noProof/>
+          </w:rPr>
+          <w:t>5.5</w:t>
+        </w:r>
+      </w:fldSimple>
+      <w:r>
+        <w:t>.</w:t>
+      </w:r>
+      <w:fldSimple w:instr=" SEQ Hình \* ARABIC \s 2 ">
+        <w:r>
+          <w:rPr>
+            <w:noProof/>
+          </w:rPr>
+          <w:t>3</w:t>
+        </w:r>
+      </w:fldSimple>
+      <w:r>
+        <w:rPr>
+          <w:lang w:val="vi-VN"/>
+        </w:rPr>
+        <w:t xml:space="preserve"> </w:t>
       </w:r>
       <w:r>
         <w:rPr>
           <w:noProof/>
         </w:rPr>
-        <w:t>5.5</w:t>
-      </w:r>
-      <w:r>
-        <w:fldChar w:fldCharType="end"/>
-      </w:r>
-      <w:r>
-        <w:t>.</w:t>
-      </w:r>
-      <w:r>
-        <w:fldChar w:fldCharType="begin"/>
-      </w:r>
-      <w:r>
-        <w:instrText xml:space="preserve"> SEQ Hình \* ARABIC \s 2 </w:instrText>
-      </w:r>
-      <w:r>
-        <w:fldChar w:fldCharType="separate"/>
-      </w:r>
-      <w:r>
-        <w:rPr>
-          <w:noProof/>
-        </w:rPr>
-        <w:t>3</w:t>
-      </w:r>
-      <w:r>
-        <w:fldChar w:fldCharType="end"/>
-      </w:r>
-      <w:r>
-        <w:rPr>
-          <w:lang w:val="vi-VN"/>
-        </w:rPr>
-        <w:t xml:space="preserve"> </w:t>
-      </w:r>
-      <w:r>
-        <w:rPr>
-          <w:noProof/>
-        </w:rPr>
         <w:t>News-impact curves của eGARCH và GJR-GARCH</w:t>
       </w:r>
+      <w:bookmarkEnd w:id="68"/>
     </w:p>
     <w:p>
       <w:pPr>
@@ -43865,10 +42928,10 @@
       <w:pPr>
         <w:pStyle w:val="Heading2"/>
       </w:pPr>
-      <w:bookmarkStart w:id="43" w:name="kết-luận-phần-volatility"/>
-      <w:bookmarkStart w:id="44" w:name="_Toc232939262"/>
-      <w:bookmarkStart w:id="45" w:name="_Toc232949326"/>
-      <w:bookmarkEnd w:id="40"/>
+      <w:bookmarkStart w:id="69" w:name="_Toc232939262"/>
+      <w:bookmarkStart w:id="70" w:name="_Toc232949326"/>
+      <w:bookmarkStart w:id="71" w:name="kết-luận-phần-volatility"/>
+      <w:bookmarkEnd w:id="65"/>
       <w:proofErr w:type="spellStart"/>
       <w:r>
         <w:t>Kết</w:t>
@@ -43893,8 +42956,8 @@
       <w:r>
         <w:t xml:space="preserve"> volatility</w:t>
       </w:r>
-      <w:bookmarkEnd w:id="44"/>
-      <w:bookmarkEnd w:id="45"/>
+      <w:bookmarkEnd w:id="69"/>
+      <w:bookmarkEnd w:id="70"/>
     </w:p>
     <w:p>
       <w:pPr>
@@ -44319,7 +43382,7 @@
         <w:t>.</w:t>
       </w:r>
     </w:p>
-    <w:bookmarkEnd w:id="43"/>
+    <w:bookmarkEnd w:id="71"/>
     <w:p>
       <w:pPr>
         <w:jc w:val="left"/>
@@ -44339,18 +43402,18 @@
         <w:pStyle w:val="Heading1"/>
         <w:spacing w:line="360" w:lineRule="auto"/>
       </w:pPr>
-      <w:bookmarkStart w:id="46" w:name="_Toc232949327"/>
+      <w:bookmarkStart w:id="72" w:name="_Toc232949327"/>
       <w:r>
         <w:lastRenderedPageBreak/>
         <w:t>KẾT LUẬN, HẠN CHẾ VÀ HƯỚNG PHÁT TRIỂN KẾT QUẢ, ĐÁNH GIÁ MÔ PHỎNG</w:t>
       </w:r>
-      <w:bookmarkEnd w:id="46"/>
+      <w:bookmarkEnd w:id="72"/>
     </w:p>
     <w:p>
       <w:pPr>
         <w:pStyle w:val="Heading2"/>
       </w:pPr>
-      <w:bookmarkStart w:id="47" w:name="_Toc232949328"/>
+      <w:bookmarkStart w:id="73" w:name="_Toc232949328"/>
       <w:proofErr w:type="spellStart"/>
       <w:r>
         <w:t>Kết</w:t>
@@ -44363,7 +43426,7 @@
       <w:r>
         <w:t>luận</w:t>
       </w:r>
-      <w:bookmarkEnd w:id="47"/>
+      <w:bookmarkEnd w:id="73"/>
       <w:proofErr w:type="spellEnd"/>
     </w:p>
     <w:p>
@@ -44478,7 +43541,7 @@
           <w:lang w:val="vi-VN"/>
         </w:rPr>
       </w:pPr>
-      <w:bookmarkStart w:id="48" w:name="_Toc232949329"/>
+      <w:bookmarkStart w:id="74" w:name="_Toc232949329"/>
       <w:proofErr w:type="spellStart"/>
       <w:r>
         <w:t>Hạn</w:t>
@@ -44491,7 +43554,7 @@
       <w:r>
         <w:t>chế</w:t>
       </w:r>
-      <w:bookmarkEnd w:id="48"/>
+      <w:bookmarkEnd w:id="74"/>
       <w:proofErr w:type="spellEnd"/>
     </w:p>
     <w:p>
@@ -44605,7 +43668,7 @@
           <w:lang w:val="vi-VN"/>
         </w:rPr>
       </w:pPr>
-      <w:bookmarkStart w:id="49" w:name="_Toc232949330"/>
+      <w:bookmarkStart w:id="75" w:name="_Toc232949330"/>
       <w:proofErr w:type="spellStart"/>
       <w:r>
         <w:t>Hướng</w:t>
@@ -44626,7 +43689,7 @@
       <w:r>
         <w:t>triển</w:t>
       </w:r>
-      <w:bookmarkEnd w:id="49"/>
+      <w:bookmarkEnd w:id="75"/>
       <w:proofErr w:type="spellEnd"/>
     </w:p>
     <w:p>
@@ -44730,7 +43793,31 @@
         </w:rPr>
       </w:pPr>
       <w:r>
-        <w:t xml:space="preserve">Ưu tiên của nghiên cứu tiếp theo là đánh giá công bằng và ngoài mẫu, không phải chỉ </w:t>
+        <w:t xml:space="preserve">Ưu tiên của nghiên cứu tiếp theo là đánh giá công bằng và ngoài mẫu, </w:t>
+      </w:r>
+      <w:proofErr w:type="spellStart"/>
+      <w:r>
+        <w:t>không</w:t>
+      </w:r>
+      <w:proofErr w:type="spellEnd"/>
+      <w:r>
+        <w:t xml:space="preserve"> </w:t>
+      </w:r>
+      <w:proofErr w:type="spellStart"/>
+      <w:r>
+        <w:t>phải</w:t>
+      </w:r>
+      <w:proofErr w:type="spellEnd"/>
+      <w:r>
+        <w:t xml:space="preserve"> </w:t>
+      </w:r>
+      <w:proofErr w:type="spellStart"/>
+      <w:r>
+        <w:t>chỉ</w:t>
+      </w:r>
+      <w:proofErr w:type="spellEnd"/>
+      <w:r>
+        <w:t xml:space="preserve"> </w:t>
       </w:r>
       <w:proofErr w:type="spellStart"/>
       <w:r>
@@ -44767,7 +43854,7 @@
           <w:szCs w:val="40"/>
         </w:rPr>
       </w:pPr>
-      <w:bookmarkStart w:id="50" w:name="_Toc232939267"/>
+      <w:bookmarkStart w:id="76" w:name="_Toc232939267"/>
       <w:r>
         <w:br w:type="page"/>
       </w:r>
@@ -44785,7 +43872,7 @@
           <w:bCs/>
         </w:rPr>
       </w:pPr>
-      <w:bookmarkStart w:id="51" w:name="_Toc232949331"/>
+      <w:bookmarkStart w:id="77" w:name="_Toc232949331"/>
       <w:r>
         <w:rPr>
           <w:bCs/>
@@ -44793,15 +43880,15 @@
         <w:lastRenderedPageBreak/>
         <w:t>PHỤ LỤC</w:t>
       </w:r>
-      <w:bookmarkEnd w:id="50"/>
-      <w:bookmarkEnd w:id="51"/>
+      <w:bookmarkEnd w:id="76"/>
+      <w:bookmarkEnd w:id="77"/>
     </w:p>
     <w:p>
       <w:pPr>
         <w:pStyle w:val="Heading2"/>
       </w:pPr>
-      <w:bookmarkStart w:id="52" w:name="_Toc232939268"/>
-      <w:bookmarkStart w:id="53" w:name="_Toc232949332"/>
+      <w:bookmarkStart w:id="78" w:name="_Toc232939268"/>
+      <w:bookmarkStart w:id="79" w:name="_Toc232949332"/>
       <w:proofErr w:type="spellStart"/>
       <w:r>
         <w:t>Cách</w:t>
@@ -44822,8 +43909,8 @@
       <w:r>
         <w:t>lập</w:t>
       </w:r>
-      <w:bookmarkEnd w:id="52"/>
-      <w:bookmarkEnd w:id="53"/>
+      <w:bookmarkEnd w:id="78"/>
+      <w:bookmarkEnd w:id="79"/>
       <w:proofErr w:type="spellEnd"/>
     </w:p>
     <w:p>
@@ -44831,8 +43918,13 @@
         <w:spacing w:line="360" w:lineRule="auto"/>
         <w:ind w:firstLine="720"/>
       </w:pPr>
-      <w:r>
-        <w:t xml:space="preserve">Từ project root, </w:t>
+      <w:proofErr w:type="spellStart"/>
+      <w:r>
+        <w:t>Từ</w:t>
+      </w:r>
+      <w:proofErr w:type="spellEnd"/>
+      <w:r>
+        <w:t xml:space="preserve"> project root, </w:t>
       </w:r>
       <w:proofErr w:type="spellStart"/>
       <w:r>
@@ -44896,7 +43988,15 @@
         <w:ind w:firstLine="720"/>
       </w:pPr>
       <w:r>
-        <w:t xml:space="preserve">Entry point kiểm </w:t>
+        <w:t xml:space="preserve">Entry point </w:t>
+      </w:r>
+      <w:proofErr w:type="spellStart"/>
+      <w:r>
+        <w:t>kiểm</w:t>
+      </w:r>
+      <w:proofErr w:type="spellEnd"/>
+      <w:r>
+        <w:t xml:space="preserve"> </w:t>
       </w:r>
       <w:proofErr w:type="spellStart"/>
       <w:r>
@@ -44954,7 +44054,31 @@
       </w:r>
       <w:proofErr w:type="spellEnd"/>
       <w:r>
-        <w:t xml:space="preserve"> cáo và khung slide Word. Các package </w:t>
+        <w:t xml:space="preserve"> </w:t>
+      </w:r>
+      <w:proofErr w:type="spellStart"/>
+      <w:r>
+        <w:t>cáo</w:t>
+      </w:r>
+      <w:proofErr w:type="spellEnd"/>
+      <w:r>
+        <w:t xml:space="preserve"> </w:t>
+      </w:r>
+      <w:proofErr w:type="spellStart"/>
+      <w:r>
+        <w:t>và</w:t>
+      </w:r>
+      <w:proofErr w:type="spellEnd"/>
+      <w:r>
+        <w:t xml:space="preserve"> </w:t>
+      </w:r>
+      <w:proofErr w:type="spellStart"/>
+      <w:r>
+        <w:t>khung</w:t>
+      </w:r>
+      <w:proofErr w:type="spellEnd"/>
+      <w:r>
+        <w:t xml:space="preserve"> slide Word. Các package </w:t>
       </w:r>
       <w:proofErr w:type="spellStart"/>
       <w:r>
@@ -45074,7 +44198,7 @@
           <w:lang w:val="vi-VN"/>
         </w:rPr>
       </w:pPr>
-      <w:bookmarkStart w:id="54" w:name="_Toc232949333"/>
+      <w:bookmarkStart w:id="80" w:name="_Toc232949333"/>
       <w:r>
         <w:t xml:space="preserve">Quy </w:t>
       </w:r>
@@ -45114,7 +44238,7 @@
       <w:r>
         <w:t>định</w:t>
       </w:r>
-      <w:bookmarkEnd w:id="54"/>
+      <w:bookmarkEnd w:id="80"/>
       <w:proofErr w:type="spellEnd"/>
     </w:p>
     <w:p>
@@ -45179,7 +44303,23 @@
         <w:spacing w:line="360" w:lineRule="auto"/>
       </w:pPr>
       <w:r>
-        <w:t xml:space="preserve">Metric holdout/CV đánh giá ngoài mẫu; AIC/BIC đánh </w:t>
+        <w:t xml:space="preserve">Metric holdout/CV đánh giá ngoài </w:t>
+      </w:r>
+      <w:proofErr w:type="spellStart"/>
+      <w:r>
+        <w:t>mẫu</w:t>
+      </w:r>
+      <w:proofErr w:type="spellEnd"/>
+      <w:r>
+        <w:t xml:space="preserve">; AIC/BIC </w:t>
+      </w:r>
+      <w:proofErr w:type="spellStart"/>
+      <w:r>
+        <w:t>đánh</w:t>
+      </w:r>
+      <w:proofErr w:type="spellEnd"/>
+      <w:r>
+        <w:t xml:space="preserve"> </w:t>
       </w:r>
       <w:proofErr w:type="spellStart"/>
       <w:r>
@@ -45217,7 +44357,7 @@
           <w:bCs/>
         </w:rPr>
       </w:pPr>
-      <w:bookmarkStart w:id="55" w:name="_Toc232949334"/>
+      <w:bookmarkStart w:id="81" w:name="_Toc232949334"/>
       <w:r>
         <w:rPr>
           <w:bCs/>
@@ -45225,13 +44365,14 @@
         <w:lastRenderedPageBreak/>
         <w:t>ĐÓNG GÓP THÀNH VIÊN</w:t>
       </w:r>
-      <w:bookmarkEnd w:id="55"/>
+      <w:bookmarkEnd w:id="81"/>
     </w:p>
     <w:p>
       <w:pPr>
         <w:pStyle w:val="Caption"/>
         <w:keepNext/>
       </w:pPr>
+      <w:bookmarkStart w:id="82" w:name="_Toc232949772"/>
       <w:proofErr w:type="spellStart"/>
       <w:r>
         <w:t>Bảng</w:t>
@@ -45240,45 +44381,26 @@
       <w:r>
         <w:t xml:space="preserve"> </w:t>
       </w:r>
-      <w:r>
-        <w:fldChar w:fldCharType="begin"/>
-      </w:r>
-      <w:r>
-        <w:instrText xml:space="preserve"> STYLEREF 1 \s </w:instrText>
-      </w:r>
-      <w:r>
-        <w:fldChar w:fldCharType="separate"/>
-      </w:r>
-      <w:r>
-        <w:rPr>
-          <w:noProof/>
-        </w:rPr>
-        <w:t>8</w:t>
-      </w:r>
-      <w:r>
-        <w:fldChar w:fldCharType="end"/>
-      </w:r>
+      <w:fldSimple w:instr=" STYLEREF 1 \s ">
+        <w:r>
+          <w:rPr>
+            <w:noProof/>
+          </w:rPr>
+          <w:t>8</w:t>
+        </w:r>
+      </w:fldSimple>
       <w:r>
         <w:t>.</w:t>
       </w:r>
-      <w:r>
-        <w:fldChar w:fldCharType="begin"/>
-      </w:r>
-      <w:r>
-        <w:instrText xml:space="preserve"> SEQ Bảng \* ARABIC \s 1 </w:instrText>
-      </w:r>
-      <w:r>
-        <w:fldChar w:fldCharType="separate"/>
-      </w:r>
-      <w:r>
-        <w:rPr>
-          <w:noProof/>
-        </w:rPr>
-        <w:t>1</w:t>
-      </w:r>
-      <w:r>
-        <w:fldChar w:fldCharType="end"/>
-      </w:r>
+      <w:fldSimple w:instr=" SEQ Bảng \* ARABIC \s 1 ">
+        <w:r>
+          <w:rPr>
+            <w:noProof/>
+          </w:rPr>
+          <w:t>1</w:t>
+        </w:r>
+        <w:bookmarkEnd w:id="82"/>
+      </w:fldSimple>
     </w:p>
     <w:tbl>
       <w:tblPr>
@@ -45849,7 +44971,7 @@
           <w:bCs/>
         </w:rPr>
       </w:pPr>
-      <w:bookmarkStart w:id="56" w:name="_Toc232949335"/>
+      <w:bookmarkStart w:id="83" w:name="_Toc232949335"/>
       <w:r>
         <w:rPr>
           <w:bCs/>
@@ -45857,7 +44979,7 @@
         <w:lastRenderedPageBreak/>
         <w:t>TÀI LIỆU THAM KHẢO</w:t>
       </w:r>
-      <w:bookmarkEnd w:id="56"/>
+      <w:bookmarkEnd w:id="83"/>
     </w:p>
     <w:p>
       <w:pPr>
@@ -55376,6 +54498,8 @@
     <w:rPr>
       <w:rFonts w:eastAsiaTheme="minorEastAsia"/>
       <w:kern w:val="0"/>
+      <w:sz w:val="20"/>
+      <w:szCs w:val="20"/>
       <w:lang w:val="vi" w:eastAsia="zh-CN"/>
       <w14:ligatures w14:val="none"/>
     </w:rPr>

--- a/report/formatted_report.docx
+++ b/report/formatted_report.docx
@@ -686,125 +686,159 @@
         <w:rPr>
           <w:i/>
           <w:iCs/>
+          <w:lang w:val="vi-VN"/>
+        </w:rPr>
+      </w:pPr>
+      <w:r>
+        <w:rPr>
+          <w:i/>
+          <w:iCs/>
+        </w:rPr>
+        <w:t xml:space="preserve">TP. HCM, </w:t>
+      </w:r>
+      <w:proofErr w:type="spellStart"/>
+      <w:r>
+        <w:rPr>
+          <w:i/>
+          <w:iCs/>
+        </w:rPr>
+        <w:t>ngày</w:t>
+      </w:r>
+      <w:proofErr w:type="spellEnd"/>
+      <w:r>
+        <w:rPr>
+          <w:i/>
+          <w:iCs/>
+        </w:rPr>
+        <w:t xml:space="preserve"> </w:t>
+      </w:r>
+      <w:r>
+        <w:rPr>
+          <w:i/>
+          <w:iCs/>
+        </w:rPr>
+        <w:t>2</w:t>
+      </w:r>
+      <w:r>
+        <w:rPr>
+          <w:i/>
+          <w:iCs/>
+        </w:rPr>
+        <w:t>1</w:t>
+      </w:r>
+      <w:r>
+        <w:rPr>
+          <w:i/>
+          <w:iCs/>
+        </w:rPr>
+        <w:t xml:space="preserve"> </w:t>
+      </w:r>
+      <w:proofErr w:type="spellStart"/>
+      <w:r>
+        <w:rPr>
+          <w:i/>
+          <w:iCs/>
+        </w:rPr>
+        <w:t>tháng</w:t>
+      </w:r>
+      <w:proofErr w:type="spellEnd"/>
+      <w:r>
+        <w:rPr>
+          <w:i/>
+          <w:iCs/>
+        </w:rPr>
+        <w:t xml:space="preserve"> </w:t>
+      </w:r>
+      <w:r>
+        <w:rPr>
+          <w:i/>
+          <w:iCs/>
+        </w:rPr>
+        <w:t>0</w:t>
+      </w:r>
+      <w:r>
+        <w:rPr>
+          <w:i/>
+          <w:iCs/>
+        </w:rPr>
+        <w:t>6</w:t>
+      </w:r>
+      <w:r>
+        <w:rPr>
+          <w:i/>
+          <w:iCs/>
+        </w:rPr>
+        <w:t xml:space="preserve"> </w:t>
+      </w:r>
+      <w:proofErr w:type="spellStart"/>
+      <w:r>
+        <w:rPr>
+          <w:i/>
+          <w:iCs/>
+        </w:rPr>
+        <w:t>năm</w:t>
+      </w:r>
+      <w:proofErr w:type="spellEnd"/>
+      <w:r>
+        <w:rPr>
+          <w:i/>
+          <w:iCs/>
+        </w:rPr>
+        <w:t xml:space="preserve"> 202</w:t>
+      </w:r>
+      <w:r>
+        <w:rPr>
+          <w:i/>
+          <w:iCs/>
+        </w:rPr>
+        <w:t>6</w:t>
+      </w:r>
+    </w:p>
+    <w:p>
+      <w:pPr>
+        <w:jc w:val="left"/>
+        <w:rPr>
+          <w:i/>
+          <w:iCs/>
+          <w:lang w:val="vi-VN"/>
+        </w:rPr>
+      </w:pPr>
+      <w:r>
+        <w:rPr>
+          <w:i/>
+          <w:iCs/>
+          <w:lang w:val="vi-VN"/>
+        </w:rPr>
+        <w:br w:type="page"/>
+      </w:r>
+    </w:p>
+    <w:p>
+      <w:pPr>
+        <w:pStyle w:val="Footer"/>
+        <w:spacing w:line="360" w:lineRule="auto"/>
+        <w:rPr>
+          <w:i/>
+          <w:iCs/>
+          <w:lang w:val="vi-VN"/>
         </w:rPr>
         <w:sectPr>
           <w:footerReference w:type="default" r:id="rId10"/>
-          <w:pgSz w:w="12240" w:h="15840" w:code="1"/>
-          <w:pgMar w:top="1701" w:right="1134" w:bottom="1418" w:left="1701" w:header="720" w:footer="720" w:gutter="0"/>
+          <w:type w:val="continuous"/>
+          <w:pgSz w:w="11906" w:h="16838" w:code="9"/>
+          <w:pgMar w:top="1699" w:right="1138" w:bottom="1411" w:left="1699" w:header="720" w:footer="720" w:gutter="0"/>
           <w:cols w:space="720"/>
           <w:docGrid w:linePitch="360"/>
         </w:sectPr>
       </w:pPr>
-      <w:r>
-        <w:rPr>
-          <w:i/>
-          <w:iCs/>
-        </w:rPr>
-        <w:t xml:space="preserve">TP. HCM, </w:t>
-      </w:r>
-      <w:proofErr w:type="spellStart"/>
-      <w:r>
-        <w:rPr>
-          <w:i/>
-          <w:iCs/>
-        </w:rPr>
-        <w:t>ngày</w:t>
-      </w:r>
-      <w:proofErr w:type="spellEnd"/>
-      <w:r>
-        <w:rPr>
-          <w:i/>
-          <w:iCs/>
-        </w:rPr>
-        <w:t xml:space="preserve"> </w:t>
-      </w:r>
-      <w:r>
-        <w:rPr>
-          <w:i/>
-          <w:iCs/>
-        </w:rPr>
-        <w:t>2</w:t>
-      </w:r>
-      <w:r>
-        <w:rPr>
-          <w:i/>
-          <w:iCs/>
-        </w:rPr>
-        <w:t>1</w:t>
-      </w:r>
-      <w:r>
-        <w:rPr>
-          <w:i/>
-          <w:iCs/>
-        </w:rPr>
-        <w:t xml:space="preserve"> </w:t>
-      </w:r>
-      <w:proofErr w:type="spellStart"/>
-      <w:r>
-        <w:rPr>
-          <w:i/>
-          <w:iCs/>
-        </w:rPr>
-        <w:t>tháng</w:t>
-      </w:r>
-      <w:proofErr w:type="spellEnd"/>
-      <w:r>
-        <w:rPr>
-          <w:i/>
-          <w:iCs/>
-        </w:rPr>
-        <w:t xml:space="preserve"> </w:t>
-      </w:r>
-      <w:r>
-        <w:rPr>
-          <w:i/>
-          <w:iCs/>
-        </w:rPr>
-        <w:t>0</w:t>
-      </w:r>
-      <w:r>
-        <w:rPr>
-          <w:i/>
-          <w:iCs/>
-        </w:rPr>
-        <w:t>6</w:t>
-      </w:r>
-      <w:r>
-        <w:rPr>
-          <w:i/>
-          <w:iCs/>
-        </w:rPr>
-        <w:t xml:space="preserve"> </w:t>
-      </w:r>
-      <w:proofErr w:type="spellStart"/>
-      <w:r>
-        <w:rPr>
-          <w:i/>
-          <w:iCs/>
-        </w:rPr>
-        <w:t>năm</w:t>
-      </w:r>
-      <w:proofErr w:type="spellEnd"/>
-      <w:r>
-        <w:rPr>
-          <w:i/>
-          <w:iCs/>
-        </w:rPr>
-        <w:t xml:space="preserve"> 202</w:t>
-      </w:r>
-      <w:r>
-        <w:rPr>
-          <w:i/>
-          <w:iCs/>
-        </w:rPr>
-        <w:t>6</w:t>
-      </w:r>
     </w:p>
     <w:p>
       <w:pPr>
         <w:spacing w:line="360" w:lineRule="auto"/>
+        <w:jc w:val="center"/>
         <w:rPr>
           <w:rFonts w:eastAsia="Calibri" w:cs="Times New Roman"/>
+          <w:b/>
+          <w:bCs/>
           <w:color w:val="000000"/>
           <w:szCs w:val="26"/>
           <w:lang w:val="vi-VN"/>
@@ -813,6 +847,8 @@
       <w:r>
         <w:rPr>
           <w:rFonts w:eastAsia="Calibri" w:cs="Times New Roman"/>
+          <w:b/>
+          <w:bCs/>
           <w:color w:val="000000"/>
           <w:szCs w:val="26"/>
           <w:lang w:val="vi-VN"/>
@@ -823,6 +859,8 @@
       <w:r>
         <w:rPr>
           <w:rFonts w:eastAsia="Calibri" w:cs="Times New Roman"/>
+          <w:b/>
+          <w:bCs/>
           <w:color w:val="000000"/>
           <w:szCs w:val="26"/>
         </w:rPr>
@@ -831,6 +869,8 @@
       <w:r>
         <w:rPr>
           <w:rFonts w:eastAsia="Calibri" w:cs="Times New Roman"/>
+          <w:b/>
+          <w:bCs/>
           <w:color w:val="000000"/>
           <w:szCs w:val="26"/>
           <w:lang w:val="vi-VN"/>
@@ -1222,7 +1262,7 @@
           <w:bCs/>
         </w:rPr>
       </w:pPr>
-      <w:bookmarkStart w:id="0" w:name="_Toc232949294"/>
+      <w:bookmarkStart w:id="0" w:name="_Toc232951036"/>
       <w:r>
         <w:rPr>
           <w:bCs/>
@@ -4957,7 +4997,6 @@
     </w:p>
     <w:p>
       <w:pPr>
-        <w:spacing w:line="360" w:lineRule="auto"/>
         <w:jc w:val="left"/>
         <w:rPr>
           <w:rFonts w:eastAsiaTheme="majorEastAsia" w:cstheme="majorBidi"/>
@@ -4965,8 +5004,19 @@
           <w:bCs/>
           <w:color w:val="000000" w:themeColor="text1"/>
           <w:szCs w:val="40"/>
-        </w:rPr>
-      </w:pPr>
+          <w:lang w:val="vi-VN"/>
+        </w:rPr>
+      </w:pPr>
+      <w:r>
+        <w:rPr>
+          <w:rFonts w:eastAsiaTheme="majorEastAsia" w:cstheme="majorBidi"/>
+          <w:b/>
+          <w:bCs/>
+          <w:color w:val="000000" w:themeColor="text1"/>
+          <w:szCs w:val="40"/>
+        </w:rPr>
+        <w:br w:type="page"/>
+      </w:r>
     </w:p>
     <w:sdt>
       <w:sdtPr>
@@ -5034,7 +5084,7 @@
           <w:r>
             <w:fldChar w:fldCharType="separate"/>
           </w:r>
-          <w:hyperlink w:anchor="_Toc232949294" w:history="1">
+          <w:hyperlink w:anchor="_Toc232951036" w:history="1">
             <w:r>
               <w:rPr>
                 <w:rStyle w:val="Hyperlink"/>
@@ -5062,7 +5112,7 @@
                 <w:noProof/>
                 <w:webHidden/>
               </w:rPr>
-              <w:instrText xml:space="preserve"> PAGEREF _Toc232949294 \h </w:instrText>
+              <w:instrText xml:space="preserve"> PAGEREF _Toc232951036 \h </w:instrText>
             </w:r>
             <w:r>
               <w:rPr>
@@ -5105,7 +5155,7 @@
               <w:sz w:val="24"/>
             </w:rPr>
           </w:pPr>
-          <w:hyperlink w:anchor="_Toc232949295" w:history="1">
+          <w:hyperlink w:anchor="_Toc232951037" w:history="1">
             <w:r>
               <w:rPr>
                 <w:rStyle w:val="Hyperlink"/>
@@ -5133,7 +5183,7 @@
                 <w:noProof/>
                 <w:webHidden/>
               </w:rPr>
-              <w:instrText xml:space="preserve"> PAGEREF _Toc232949295 \h </w:instrText>
+              <w:instrText xml:space="preserve"> PAGEREF _Toc232951037 \h </w:instrText>
             </w:r>
             <w:r>
               <w:rPr>
@@ -5176,7 +5226,7 @@
               <w:sz w:val="24"/>
             </w:rPr>
           </w:pPr>
-          <w:hyperlink w:anchor="_Toc232949296" w:history="1">
+          <w:hyperlink w:anchor="_Toc232951038" w:history="1">
             <w:r>
               <w:rPr>
                 <w:rStyle w:val="Hyperlink"/>
@@ -5205,7 +5255,7 @@
                 <w:noProof/>
                 <w:webHidden/>
               </w:rPr>
-              <w:instrText xml:space="preserve"> PAGEREF _Toc232949296 \h </w:instrText>
+              <w:instrText xml:space="preserve"> PAGEREF _Toc232951038 \h </w:instrText>
             </w:r>
             <w:r>
               <w:rPr>
@@ -5248,7 +5298,7 @@
               <w:sz w:val="24"/>
             </w:rPr>
           </w:pPr>
-          <w:hyperlink w:anchor="_Toc232949297" w:history="1">
+          <w:hyperlink w:anchor="_Toc232951039" w:history="1">
             <w:r>
               <w:rPr>
                 <w:rStyle w:val="Hyperlink"/>
@@ -5276,7 +5326,7 @@
                 <w:noProof/>
                 <w:webHidden/>
               </w:rPr>
-              <w:instrText xml:space="preserve"> PAGEREF _Toc232949297 \h </w:instrText>
+              <w:instrText xml:space="preserve"> PAGEREF _Toc232951039 \h </w:instrText>
             </w:r>
             <w:r>
               <w:rPr>
@@ -5319,7 +5369,7 @@
               <w:sz w:val="24"/>
             </w:rPr>
           </w:pPr>
-          <w:hyperlink w:anchor="_Toc232949298" w:history="1">
+          <w:hyperlink w:anchor="_Toc232951040" w:history="1">
             <w:r>
               <w:rPr>
                 <w:rStyle w:val="Hyperlink"/>
@@ -5346,7 +5396,7 @@
                 <w:noProof/>
                 <w:webHidden/>
               </w:rPr>
-              <w:instrText xml:space="preserve"> PAGEREF _Toc232949298 \h </w:instrText>
+              <w:instrText xml:space="preserve"> PAGEREF _Toc232951040 \h </w:instrText>
             </w:r>
             <w:r>
               <w:rPr>
@@ -5390,7 +5440,7 @@
               <w:sz w:val="24"/>
             </w:rPr>
           </w:pPr>
-          <w:hyperlink w:anchor="_Toc232949299" w:history="1">
+          <w:hyperlink w:anchor="_Toc232951041" w:history="1">
             <w:r>
               <w:rPr>
                 <w:rStyle w:val="Hyperlink"/>
@@ -5432,7 +5482,7 @@
                 <w:noProof/>
                 <w:webHidden/>
               </w:rPr>
-              <w:instrText xml:space="preserve"> PAGEREF _Toc232949299 \h </w:instrText>
+              <w:instrText xml:space="preserve"> PAGEREF _Toc232951041 \h </w:instrText>
             </w:r>
             <w:r>
               <w:rPr>
@@ -5475,7 +5525,7 @@
               <w:sz w:val="24"/>
             </w:rPr>
           </w:pPr>
-          <w:hyperlink w:anchor="_Toc232949300" w:history="1">
+          <w:hyperlink w:anchor="_Toc232951042" w:history="1">
             <w:r>
               <w:rPr>
                 <w:rStyle w:val="Hyperlink"/>
@@ -5510,7 +5560,7 @@
                 <w:noProof/>
                 <w:webHidden/>
               </w:rPr>
-              <w:instrText xml:space="preserve"> PAGEREF _Toc232949300 \h </w:instrText>
+              <w:instrText xml:space="preserve"> PAGEREF _Toc232951042 \h </w:instrText>
             </w:r>
             <w:r>
               <w:rPr>
@@ -5553,7 +5603,7 @@
               <w:sz w:val="24"/>
             </w:rPr>
           </w:pPr>
-          <w:hyperlink w:anchor="_Toc232949301" w:history="1">
+          <w:hyperlink w:anchor="_Toc232951043" w:history="1">
             <w:r>
               <w:rPr>
                 <w:rStyle w:val="Hyperlink"/>
@@ -5588,7 +5638,7 @@
                 <w:noProof/>
                 <w:webHidden/>
               </w:rPr>
-              <w:instrText xml:space="preserve"> PAGEREF _Toc232949301 \h </w:instrText>
+              <w:instrText xml:space="preserve"> PAGEREF _Toc232951043 \h </w:instrText>
             </w:r>
             <w:r>
               <w:rPr>
@@ -5631,7 +5681,7 @@
               <w:sz w:val="24"/>
             </w:rPr>
           </w:pPr>
-          <w:hyperlink w:anchor="_Toc232949302" w:history="1">
+          <w:hyperlink w:anchor="_Toc232951044" w:history="1">
             <w:r>
               <w:rPr>
                 <w:rStyle w:val="Hyperlink"/>
@@ -5666,7 +5716,7 @@
                 <w:noProof/>
                 <w:webHidden/>
               </w:rPr>
-              <w:instrText xml:space="preserve"> PAGEREF _Toc232949302 \h </w:instrText>
+              <w:instrText xml:space="preserve"> PAGEREF _Toc232951044 \h </w:instrText>
             </w:r>
             <w:r>
               <w:rPr>
@@ -5709,7 +5759,7 @@
               <w:sz w:val="24"/>
             </w:rPr>
           </w:pPr>
-          <w:hyperlink w:anchor="_Toc232949303" w:history="1">
+          <w:hyperlink w:anchor="_Toc232951045" w:history="1">
             <w:r>
               <w:rPr>
                 <w:rStyle w:val="Hyperlink"/>
@@ -5752,7 +5802,7 @@
                 <w:noProof/>
                 <w:webHidden/>
               </w:rPr>
-              <w:instrText xml:space="preserve"> PAGEREF _Toc232949303 \h </w:instrText>
+              <w:instrText xml:space="preserve"> PAGEREF _Toc232951045 \h </w:instrText>
             </w:r>
             <w:r>
               <w:rPr>
@@ -5796,7 +5846,7 @@
               <w:sz w:val="24"/>
             </w:rPr>
           </w:pPr>
-          <w:hyperlink w:anchor="_Toc232949304" w:history="1">
+          <w:hyperlink w:anchor="_Toc232951046" w:history="1">
             <w:r>
               <w:rPr>
                 <w:rStyle w:val="Hyperlink"/>
@@ -5839,7 +5889,7 @@
                 <w:noProof/>
                 <w:webHidden/>
               </w:rPr>
-              <w:instrText xml:space="preserve"> PAGEREF _Toc232949304 \h </w:instrText>
+              <w:instrText xml:space="preserve"> PAGEREF _Toc232951046 \h </w:instrText>
             </w:r>
             <w:r>
               <w:rPr>
@@ -5882,7 +5932,7 @@
               <w:sz w:val="24"/>
             </w:rPr>
           </w:pPr>
-          <w:hyperlink w:anchor="_Toc232949305" w:history="1">
+          <w:hyperlink w:anchor="_Toc232951047" w:history="1">
             <w:r>
               <w:rPr>
                 <w:rStyle w:val="Hyperlink"/>
@@ -5917,7 +5967,7 @@
                 <w:noProof/>
                 <w:webHidden/>
               </w:rPr>
-              <w:instrText xml:space="preserve"> PAGEREF _Toc232949305 \h </w:instrText>
+              <w:instrText xml:space="preserve"> PAGEREF _Toc232951047 \h </w:instrText>
             </w:r>
             <w:r>
               <w:rPr>
@@ -5960,7 +6010,7 @@
               <w:sz w:val="24"/>
             </w:rPr>
           </w:pPr>
-          <w:hyperlink w:anchor="_Toc232949306" w:history="1">
+          <w:hyperlink w:anchor="_Toc232951048" w:history="1">
             <w:r>
               <w:rPr>
                 <w:rStyle w:val="Hyperlink"/>
@@ -6003,7 +6053,7 @@
                 <w:noProof/>
                 <w:webHidden/>
               </w:rPr>
-              <w:instrText xml:space="preserve"> PAGEREF _Toc232949306 \h </w:instrText>
+              <w:instrText xml:space="preserve"> PAGEREF _Toc232951048 \h </w:instrText>
             </w:r>
             <w:r>
               <w:rPr>
@@ -6046,7 +6096,7 @@
               <w:sz w:val="24"/>
             </w:rPr>
           </w:pPr>
-          <w:hyperlink w:anchor="_Toc232949307" w:history="1">
+          <w:hyperlink w:anchor="_Toc232951049" w:history="1">
             <w:r>
               <w:rPr>
                 <w:rStyle w:val="Hyperlink"/>
@@ -6089,7 +6139,7 @@
                 <w:noProof/>
                 <w:webHidden/>
               </w:rPr>
-              <w:instrText xml:space="preserve"> PAGEREF _Toc232949307 \h </w:instrText>
+              <w:instrText xml:space="preserve"> PAGEREF _Toc232951049 \h </w:instrText>
             </w:r>
             <w:r>
               <w:rPr>
@@ -6132,7 +6182,7 @@
               <w:sz w:val="24"/>
             </w:rPr>
           </w:pPr>
-          <w:hyperlink w:anchor="_Toc232949308" w:history="1">
+          <w:hyperlink w:anchor="_Toc232951050" w:history="1">
             <w:r>
               <w:rPr>
                 <w:rStyle w:val="Hyperlink"/>
@@ -6159,7 +6209,7 @@
                 <w:noProof/>
                 <w:webHidden/>
               </w:rPr>
-              <w:instrText xml:space="preserve"> PAGEREF _Toc232949308 \h </w:instrText>
+              <w:instrText xml:space="preserve"> PAGEREF _Toc232951050 \h </w:instrText>
             </w:r>
             <w:r>
               <w:rPr>
@@ -6203,7 +6253,7 @@
               <w:sz w:val="24"/>
             </w:rPr>
           </w:pPr>
-          <w:hyperlink w:anchor="_Toc232949309" w:history="1">
+          <w:hyperlink w:anchor="_Toc232951051" w:history="1">
             <w:r>
               <w:rPr>
                 <w:rStyle w:val="Hyperlink"/>
@@ -6245,7 +6295,7 @@
                 <w:noProof/>
                 <w:webHidden/>
               </w:rPr>
-              <w:instrText xml:space="preserve"> PAGEREF _Toc232949309 \h </w:instrText>
+              <w:instrText xml:space="preserve"> PAGEREF _Toc232951051 \h </w:instrText>
             </w:r>
             <w:r>
               <w:rPr>
@@ -6288,7 +6338,7 @@
               <w:sz w:val="24"/>
             </w:rPr>
           </w:pPr>
-          <w:hyperlink w:anchor="_Toc232949310" w:history="1">
+          <w:hyperlink w:anchor="_Toc232951052" w:history="1">
             <w:r>
               <w:rPr>
                 <w:rStyle w:val="Hyperlink"/>
@@ -6323,7 +6373,7 @@
                 <w:noProof/>
                 <w:webHidden/>
               </w:rPr>
-              <w:instrText xml:space="preserve"> PAGEREF _Toc232949310 \h </w:instrText>
+              <w:instrText xml:space="preserve"> PAGEREF _Toc232951052 \h </w:instrText>
             </w:r>
             <w:r>
               <w:rPr>
@@ -6366,7 +6416,7 @@
               <w:sz w:val="24"/>
             </w:rPr>
           </w:pPr>
-          <w:hyperlink w:anchor="_Toc232949311" w:history="1">
+          <w:hyperlink w:anchor="_Toc232951053" w:history="1">
             <w:r>
               <w:rPr>
                 <w:rStyle w:val="Hyperlink"/>
@@ -6401,7 +6451,7 @@
                 <w:noProof/>
                 <w:webHidden/>
               </w:rPr>
-              <w:instrText xml:space="preserve"> PAGEREF _Toc232949311 \h </w:instrText>
+              <w:instrText xml:space="preserve"> PAGEREF _Toc232951053 \h </w:instrText>
             </w:r>
             <w:r>
               <w:rPr>
@@ -6444,7 +6494,7 @@
               <w:sz w:val="24"/>
             </w:rPr>
           </w:pPr>
-          <w:hyperlink w:anchor="_Toc232949312" w:history="1">
+          <w:hyperlink w:anchor="_Toc232951054" w:history="1">
             <w:r>
               <w:rPr>
                 <w:rStyle w:val="Hyperlink"/>
@@ -6479,7 +6529,7 @@
                 <w:noProof/>
                 <w:webHidden/>
               </w:rPr>
-              <w:instrText xml:space="preserve"> PAGEREF _Toc232949312 \h </w:instrText>
+              <w:instrText xml:space="preserve"> PAGEREF _Toc232951054 \h </w:instrText>
             </w:r>
             <w:r>
               <w:rPr>
@@ -6522,7 +6572,7 @@
               <w:sz w:val="24"/>
             </w:rPr>
           </w:pPr>
-          <w:hyperlink w:anchor="_Toc232949313" w:history="1">
+          <w:hyperlink w:anchor="_Toc232951055" w:history="1">
             <w:r>
               <w:rPr>
                 <w:rStyle w:val="Hyperlink"/>
@@ -6549,7 +6599,7 @@
                 <w:noProof/>
                 <w:webHidden/>
               </w:rPr>
-              <w:instrText xml:space="preserve"> PAGEREF _Toc232949313 \h </w:instrText>
+              <w:instrText xml:space="preserve"> PAGEREF _Toc232951055 \h </w:instrText>
             </w:r>
             <w:r>
               <w:rPr>
@@ -6593,7 +6643,7 @@
               <w:sz w:val="24"/>
             </w:rPr>
           </w:pPr>
-          <w:hyperlink w:anchor="_Toc232949314" w:history="1">
+          <w:hyperlink w:anchor="_Toc232951056" w:history="1">
             <w:r>
               <w:rPr>
                 <w:rStyle w:val="Hyperlink"/>
@@ -6635,7 +6685,7 @@
                 <w:noProof/>
                 <w:webHidden/>
               </w:rPr>
-              <w:instrText xml:space="preserve"> PAGEREF _Toc232949314 \h </w:instrText>
+              <w:instrText xml:space="preserve"> PAGEREF _Toc232951056 \h </w:instrText>
             </w:r>
             <w:r>
               <w:rPr>
@@ -6678,7 +6728,7 @@
               <w:sz w:val="24"/>
             </w:rPr>
           </w:pPr>
-          <w:hyperlink w:anchor="_Toc232949315" w:history="1">
+          <w:hyperlink w:anchor="_Toc232951057" w:history="1">
             <w:r>
               <w:rPr>
                 <w:rStyle w:val="Hyperlink"/>
@@ -6713,7 +6763,7 @@
                 <w:noProof/>
                 <w:webHidden/>
               </w:rPr>
-              <w:instrText xml:space="preserve"> PAGEREF _Toc232949315 \h </w:instrText>
+              <w:instrText xml:space="preserve"> PAGEREF _Toc232951057 \h </w:instrText>
             </w:r>
             <w:r>
               <w:rPr>
@@ -6756,7 +6806,7 @@
               <w:sz w:val="24"/>
             </w:rPr>
           </w:pPr>
-          <w:hyperlink w:anchor="_Toc232949316" w:history="1">
+          <w:hyperlink w:anchor="_Toc232951058" w:history="1">
             <w:r>
               <w:rPr>
                 <w:rStyle w:val="Hyperlink"/>
@@ -6783,7 +6833,7 @@
                 <w:noProof/>
                 <w:webHidden/>
               </w:rPr>
-              <w:instrText xml:space="preserve"> PAGEREF _Toc232949316 \h </w:instrText>
+              <w:instrText xml:space="preserve"> PAGEREF _Toc232951058 \h </w:instrText>
             </w:r>
             <w:r>
               <w:rPr>
@@ -6826,7 +6876,7 @@
               <w:sz w:val="24"/>
             </w:rPr>
           </w:pPr>
-          <w:hyperlink w:anchor="_Toc232949317" w:history="1">
+          <w:hyperlink w:anchor="_Toc232951059" w:history="1">
             <w:r>
               <w:rPr>
                 <w:rStyle w:val="Hyperlink"/>
@@ -6853,7 +6903,7 @@
                 <w:noProof/>
                 <w:webHidden/>
               </w:rPr>
-              <w:instrText xml:space="preserve"> PAGEREF _Toc232949317 \h </w:instrText>
+              <w:instrText xml:space="preserve"> PAGEREF _Toc232951059 \h </w:instrText>
             </w:r>
             <w:r>
               <w:rPr>
@@ -6896,7 +6946,7 @@
               <w:sz w:val="24"/>
             </w:rPr>
           </w:pPr>
-          <w:hyperlink w:anchor="_Toc232949318" w:history="1">
+          <w:hyperlink w:anchor="_Toc232951060" w:history="1">
             <w:r>
               <w:rPr>
                 <w:rStyle w:val="Hyperlink"/>
@@ -6923,7 +6973,7 @@
                 <w:noProof/>
                 <w:webHidden/>
               </w:rPr>
-              <w:instrText xml:space="preserve"> PAGEREF _Toc232949318 \h </w:instrText>
+              <w:instrText xml:space="preserve"> PAGEREF _Toc232951060 \h </w:instrText>
             </w:r>
             <w:r>
               <w:rPr>
@@ -6966,7 +7016,7 @@
               <w:sz w:val="24"/>
             </w:rPr>
           </w:pPr>
-          <w:hyperlink w:anchor="_Toc232949319" w:history="1">
+          <w:hyperlink w:anchor="_Toc232951061" w:history="1">
             <w:r>
               <w:rPr>
                 <w:rStyle w:val="Hyperlink"/>
@@ -6993,7 +7043,7 @@
                 <w:noProof/>
                 <w:webHidden/>
               </w:rPr>
-              <w:instrText xml:space="preserve"> PAGEREF _Toc232949319 \h </w:instrText>
+              <w:instrText xml:space="preserve"> PAGEREF _Toc232951061 \h </w:instrText>
             </w:r>
             <w:r>
               <w:rPr>
@@ -7037,7 +7087,7 @@
               <w:sz w:val="24"/>
             </w:rPr>
           </w:pPr>
-          <w:hyperlink w:anchor="_Toc232949320" w:history="1">
+          <w:hyperlink w:anchor="_Toc232951062" w:history="1">
             <w:r>
               <w:rPr>
                 <w:rStyle w:val="Hyperlink"/>
@@ -7081,7 +7131,7 @@
                 <w:noProof/>
                 <w:webHidden/>
               </w:rPr>
-              <w:instrText xml:space="preserve"> PAGEREF _Toc232949320 \h </w:instrText>
+              <w:instrText xml:space="preserve"> PAGEREF _Toc232951062 \h </w:instrText>
             </w:r>
             <w:r>
               <w:rPr>
@@ -7124,7 +7174,7 @@
               <w:sz w:val="24"/>
             </w:rPr>
           </w:pPr>
-          <w:hyperlink w:anchor="_Toc232949321" w:history="1">
+          <w:hyperlink w:anchor="_Toc232951063" w:history="1">
             <w:r>
               <w:rPr>
                 <w:rStyle w:val="Hyperlink"/>
@@ -7159,7 +7209,7 @@
                 <w:noProof/>
                 <w:webHidden/>
               </w:rPr>
-              <w:instrText xml:space="preserve"> PAGEREF _Toc232949321 \h </w:instrText>
+              <w:instrText xml:space="preserve"> PAGEREF _Toc232951063 \h </w:instrText>
             </w:r>
             <w:r>
               <w:rPr>
@@ -7202,7 +7252,7 @@
               <w:sz w:val="24"/>
             </w:rPr>
           </w:pPr>
-          <w:hyperlink w:anchor="_Toc232949322" w:history="1">
+          <w:hyperlink w:anchor="_Toc232951064" w:history="1">
             <w:r>
               <w:rPr>
                 <w:rStyle w:val="Hyperlink"/>
@@ -7229,7 +7279,7 @@
                 <w:noProof/>
                 <w:webHidden/>
               </w:rPr>
-              <w:instrText xml:space="preserve"> PAGEREF _Toc232949322 \h </w:instrText>
+              <w:instrText xml:space="preserve"> PAGEREF _Toc232951064 \h </w:instrText>
             </w:r>
             <w:r>
               <w:rPr>
@@ -7272,7 +7322,7 @@
               <w:sz w:val="24"/>
             </w:rPr>
           </w:pPr>
-          <w:hyperlink w:anchor="_Toc232949323" w:history="1">
+          <w:hyperlink w:anchor="_Toc232951065" w:history="1">
             <w:r>
               <w:rPr>
                 <w:rStyle w:val="Hyperlink"/>
@@ -7299,7 +7349,7 @@
                 <w:noProof/>
                 <w:webHidden/>
               </w:rPr>
-              <w:instrText xml:space="preserve"> PAGEREF _Toc232949323 \h </w:instrText>
+              <w:instrText xml:space="preserve"> PAGEREF _Toc232951065 \h </w:instrText>
             </w:r>
             <w:r>
               <w:rPr>
@@ -7342,7 +7392,7 @@
               <w:sz w:val="24"/>
             </w:rPr>
           </w:pPr>
-          <w:hyperlink w:anchor="_Toc232949324" w:history="1">
+          <w:hyperlink w:anchor="_Toc232951066" w:history="1">
             <w:r>
               <w:rPr>
                 <w:rStyle w:val="Hyperlink"/>
@@ -7377,7 +7427,7 @@
                 <w:noProof/>
                 <w:webHidden/>
               </w:rPr>
-              <w:instrText xml:space="preserve"> PAGEREF _Toc232949324 \h </w:instrText>
+              <w:instrText xml:space="preserve"> PAGEREF _Toc232951066 \h </w:instrText>
             </w:r>
             <w:r>
               <w:rPr>
@@ -7420,7 +7470,7 @@
               <w:sz w:val="24"/>
             </w:rPr>
           </w:pPr>
-          <w:hyperlink w:anchor="_Toc232949325" w:history="1">
+          <w:hyperlink w:anchor="_Toc232951067" w:history="1">
             <w:r>
               <w:rPr>
                 <w:rStyle w:val="Hyperlink"/>
@@ -7447,7 +7497,7 @@
                 <w:noProof/>
                 <w:webHidden/>
               </w:rPr>
-              <w:instrText xml:space="preserve"> PAGEREF _Toc232949325 \h </w:instrText>
+              <w:instrText xml:space="preserve"> PAGEREF _Toc232951067 \h </w:instrText>
             </w:r>
             <w:r>
               <w:rPr>
@@ -7490,7 +7540,7 @@
               <w:sz w:val="24"/>
             </w:rPr>
           </w:pPr>
-          <w:hyperlink w:anchor="_Toc232949326" w:history="1">
+          <w:hyperlink w:anchor="_Toc232951068" w:history="1">
             <w:r>
               <w:rPr>
                 <w:rStyle w:val="Hyperlink"/>
@@ -7517,7 +7567,7 @@
                 <w:noProof/>
                 <w:webHidden/>
               </w:rPr>
-              <w:instrText xml:space="preserve"> PAGEREF _Toc232949326 \h </w:instrText>
+              <w:instrText xml:space="preserve"> PAGEREF _Toc232951068 \h </w:instrText>
             </w:r>
             <w:r>
               <w:rPr>
@@ -7561,7 +7611,7 @@
               <w:sz w:val="24"/>
             </w:rPr>
           </w:pPr>
-          <w:hyperlink w:anchor="_Toc232949327" w:history="1">
+          <w:hyperlink w:anchor="_Toc232951069" w:history="1">
             <w:r>
               <w:rPr>
                 <w:rStyle w:val="Hyperlink"/>
@@ -7582,7 +7632,7 @@
                 <w:rStyle w:val="Hyperlink"/>
                 <w:noProof/>
               </w:rPr>
-              <w:t>KẾT LUẬN, HẠN CHẾ VÀ HƯỚNG PHÁT TRIỂN KẾT QUẢ, ĐÁNH GIÁ MÔ PHỎNG</w:t>
+              <w:t>KẾT LUẬN, HẠN CHẾ VÀ HƯỚNG PHÁT TRIỂN</w:t>
             </w:r>
             <w:r>
               <w:rPr>
@@ -7603,7 +7653,7 @@
                 <w:noProof/>
                 <w:webHidden/>
               </w:rPr>
-              <w:instrText xml:space="preserve"> PAGEREF _Toc232949327 \h </w:instrText>
+              <w:instrText xml:space="preserve"> PAGEREF _Toc232951069 \h </w:instrText>
             </w:r>
             <w:r>
               <w:rPr>
@@ -7646,7 +7696,7 @@
               <w:sz w:val="24"/>
             </w:rPr>
           </w:pPr>
-          <w:hyperlink w:anchor="_Toc232949328" w:history="1">
+          <w:hyperlink w:anchor="_Toc232951070" w:history="1">
             <w:r>
               <w:rPr>
                 <w:rStyle w:val="Hyperlink"/>
@@ -7673,7 +7723,7 @@
                 <w:noProof/>
                 <w:webHidden/>
               </w:rPr>
-              <w:instrText xml:space="preserve"> PAGEREF _Toc232949328 \h </w:instrText>
+              <w:instrText xml:space="preserve"> PAGEREF _Toc232951070 \h </w:instrText>
             </w:r>
             <w:r>
               <w:rPr>
@@ -7716,7 +7766,7 @@
               <w:sz w:val="24"/>
             </w:rPr>
           </w:pPr>
-          <w:hyperlink w:anchor="_Toc232949329" w:history="1">
+          <w:hyperlink w:anchor="_Toc232951071" w:history="1">
             <w:r>
               <w:rPr>
                 <w:rStyle w:val="Hyperlink"/>
@@ -7751,7 +7801,7 @@
                 <w:noProof/>
                 <w:webHidden/>
               </w:rPr>
-              <w:instrText xml:space="preserve"> PAGEREF _Toc232949329 \h </w:instrText>
+              <w:instrText xml:space="preserve"> PAGEREF _Toc232951071 \h </w:instrText>
             </w:r>
             <w:r>
               <w:rPr>
@@ -7794,7 +7844,7 @@
               <w:sz w:val="24"/>
             </w:rPr>
           </w:pPr>
-          <w:hyperlink w:anchor="_Toc232949330" w:history="1">
+          <w:hyperlink w:anchor="_Toc232951072" w:history="1">
             <w:r>
               <w:rPr>
                 <w:rStyle w:val="Hyperlink"/>
@@ -7829,7 +7879,7 @@
                 <w:noProof/>
                 <w:webHidden/>
               </w:rPr>
-              <w:instrText xml:space="preserve"> PAGEREF _Toc232949330 \h </w:instrText>
+              <w:instrText xml:space="preserve"> PAGEREF _Toc232951072 \h </w:instrText>
             </w:r>
             <w:r>
               <w:rPr>
@@ -7872,7 +7922,7 @@
               <w:sz w:val="24"/>
             </w:rPr>
           </w:pPr>
-          <w:hyperlink w:anchor="_Toc232949331" w:history="1">
+          <w:hyperlink w:anchor="_Toc232951073" w:history="1">
             <w:r>
               <w:rPr>
                 <w:rStyle w:val="Hyperlink"/>
@@ -7900,7 +7950,7 @@
                 <w:noProof/>
                 <w:webHidden/>
               </w:rPr>
-              <w:instrText xml:space="preserve"> PAGEREF _Toc232949331 \h </w:instrText>
+              <w:instrText xml:space="preserve"> PAGEREF _Toc232951073 \h </w:instrText>
             </w:r>
             <w:r>
               <w:rPr>
@@ -7943,7 +7993,7 @@
               <w:sz w:val="24"/>
             </w:rPr>
           </w:pPr>
-          <w:hyperlink w:anchor="_Toc232949332" w:history="1">
+          <w:hyperlink w:anchor="_Toc232951074" w:history="1">
             <w:r>
               <w:rPr>
                 <w:rStyle w:val="Hyperlink"/>
@@ -7970,7 +8020,7 @@
                 <w:noProof/>
                 <w:webHidden/>
               </w:rPr>
-              <w:instrText xml:space="preserve"> PAGEREF _Toc232949332 \h </w:instrText>
+              <w:instrText xml:space="preserve"> PAGEREF _Toc232951074 \h </w:instrText>
             </w:r>
             <w:r>
               <w:rPr>
@@ -8013,7 +8063,7 @@
               <w:sz w:val="24"/>
             </w:rPr>
           </w:pPr>
-          <w:hyperlink w:anchor="_Toc232949333" w:history="1">
+          <w:hyperlink w:anchor="_Toc232951075" w:history="1">
             <w:r>
               <w:rPr>
                 <w:rStyle w:val="Hyperlink"/>
@@ -8048,7 +8098,7 @@
                 <w:noProof/>
                 <w:webHidden/>
               </w:rPr>
-              <w:instrText xml:space="preserve"> PAGEREF _Toc232949333 \h </w:instrText>
+              <w:instrText xml:space="preserve"> PAGEREF _Toc232951075 \h </w:instrText>
             </w:r>
             <w:r>
               <w:rPr>
@@ -8091,7 +8141,7 @@
               <w:sz w:val="24"/>
             </w:rPr>
           </w:pPr>
-          <w:hyperlink w:anchor="_Toc232949334" w:history="1">
+          <w:hyperlink w:anchor="_Toc232951076" w:history="1">
             <w:r>
               <w:rPr>
                 <w:rStyle w:val="Hyperlink"/>
@@ -8119,7 +8169,7 @@
                 <w:noProof/>
                 <w:webHidden/>
               </w:rPr>
-              <w:instrText xml:space="preserve"> PAGEREF _Toc232949334 \h </w:instrText>
+              <w:instrText xml:space="preserve"> PAGEREF _Toc232951076 \h </w:instrText>
             </w:r>
             <w:r>
               <w:rPr>
@@ -8162,7 +8212,7 @@
               <w:sz w:val="24"/>
             </w:rPr>
           </w:pPr>
-          <w:hyperlink w:anchor="_Toc232949335" w:history="1">
+          <w:hyperlink w:anchor="_Toc232951077" w:history="1">
             <w:r>
               <w:rPr>
                 <w:rStyle w:val="Hyperlink"/>
@@ -8190,7 +8240,7 @@
                 <w:noProof/>
                 <w:webHidden/>
               </w:rPr>
-              <w:instrText xml:space="preserve"> PAGEREF _Toc232949335 \h </w:instrText>
+              <w:instrText xml:space="preserve"> PAGEREF _Toc232951077 \h </w:instrText>
             </w:r>
             <w:r>
               <w:rPr>
@@ -8255,7 +8305,7 @@
       <w:r>
         <w:br w:type="page"/>
       </w:r>
-      <w:bookmarkStart w:id="1" w:name="_Toc232949295"/>
+      <w:bookmarkStart w:id="1" w:name="_Toc232951037"/>
       <w:r>
         <w:rPr>
           <w:bCs/>
@@ -8273,9 +8323,9 @@
         <w:tblLook w:val="04A0" w:firstRow="1" w:lastRow="0" w:firstColumn="1" w:lastColumn="0" w:noHBand="0" w:noVBand="1"/>
       </w:tblPr>
       <w:tblGrid>
-        <w:gridCol w:w="1555"/>
-        <w:gridCol w:w="3827"/>
-        <w:gridCol w:w="4013"/>
+        <w:gridCol w:w="1534"/>
+        <w:gridCol w:w="3705"/>
+        <w:gridCol w:w="3820"/>
       </w:tblGrid>
       <w:tr>
         <w:trPr>
@@ -14221,7 +14271,6 @@
                 <w:color w:val="000000"/>
                 <w:szCs w:val="26"/>
               </w:rPr>
-              <w:lastRenderedPageBreak/>
               <w:t>Q-Q</w:t>
             </w:r>
           </w:p>
@@ -14463,6 +14512,7 @@
                 <w:color w:val="000000"/>
                 <w:szCs w:val="26"/>
               </w:rPr>
+              <w:lastRenderedPageBreak/>
               <w:t>RMSE</w:t>
             </w:r>
           </w:p>
@@ -15118,7 +15168,7 @@
           <w:bCs/>
         </w:rPr>
       </w:pPr>
-      <w:bookmarkStart w:id="2" w:name="_Toc232949296"/>
+      <w:bookmarkStart w:id="2" w:name="_Toc232951038"/>
       <w:r>
         <w:rPr>
           <w:bCs/>
@@ -16621,7 +16671,7 @@
           <w:lang w:val="vi-VN"/>
         </w:rPr>
       </w:pPr>
-      <w:bookmarkStart w:id="3" w:name="_Toc232949297"/>
+      <w:bookmarkStart w:id="3" w:name="_Toc232951039"/>
       <w:r>
         <w:rPr>
           <w:bCs/>
@@ -16635,7 +16685,7 @@
       <w:pPr>
         <w:pStyle w:val="TableofFigures"/>
         <w:tabs>
-          <w:tab w:val="right" w:leader="dot" w:pos="9395"/>
+          <w:tab w:val="right" w:leader="dot" w:pos="9059"/>
         </w:tabs>
         <w:rPr>
           <w:rFonts w:asciiTheme="minorHAnsi" w:eastAsiaTheme="minorEastAsia" w:hAnsiTheme="minorHAnsi"/>
@@ -16661,7 +16711,7 @@
         </w:rPr>
         <w:fldChar w:fldCharType="separate"/>
       </w:r>
-      <w:hyperlink w:anchor="_Toc232949726" w:history="1">
+      <w:hyperlink w:anchor="_Toc232951521" w:history="1">
         <w:r>
           <w:rPr>
             <w:rStyle w:val="Hyperlink"/>
@@ -16703,7 +16753,7 @@
             <w:noProof/>
             <w:webHidden/>
           </w:rPr>
-          <w:instrText xml:space="preserve"> PAGEREF _Toc232949726 \h </w:instrText>
+          <w:instrText xml:space="preserve"> PAGEREF _Toc232951521 \h </w:instrText>
         </w:r>
         <w:r>
           <w:rPr>
@@ -16723,7 +16773,7 @@
             <w:noProof/>
             <w:webHidden/>
           </w:rPr>
-          <w:t>6</w:t>
+          <w:t>7</w:t>
         </w:r>
         <w:r>
           <w:rPr>
@@ -16738,7 +16788,7 @@
       <w:pPr>
         <w:pStyle w:val="TableofFigures"/>
         <w:tabs>
-          <w:tab w:val="right" w:leader="dot" w:pos="9395"/>
+          <w:tab w:val="right" w:leader="dot" w:pos="9059"/>
         </w:tabs>
         <w:rPr>
           <w:rFonts w:asciiTheme="minorHAnsi" w:eastAsiaTheme="minorEastAsia" w:hAnsiTheme="minorHAnsi"/>
@@ -16746,7 +16796,7 @@
           <w:sz w:val="24"/>
         </w:rPr>
       </w:pPr>
-      <w:hyperlink w:anchor="_Toc232949727" w:history="1">
+      <w:hyperlink w:anchor="_Toc232951522" w:history="1">
         <w:r>
           <w:rPr>
             <w:rStyle w:val="Hyperlink"/>
@@ -16788,7 +16838,7 @@
             <w:noProof/>
             <w:webHidden/>
           </w:rPr>
-          <w:instrText xml:space="preserve"> PAGEREF _Toc232949727 \h </w:instrText>
+          <w:instrText xml:space="preserve"> PAGEREF _Toc232951522 \h </w:instrText>
         </w:r>
         <w:r>
           <w:rPr>
@@ -16823,7 +16873,7 @@
       <w:pPr>
         <w:pStyle w:val="TableofFigures"/>
         <w:tabs>
-          <w:tab w:val="right" w:leader="dot" w:pos="9395"/>
+          <w:tab w:val="right" w:leader="dot" w:pos="9059"/>
         </w:tabs>
         <w:rPr>
           <w:rFonts w:asciiTheme="minorHAnsi" w:eastAsiaTheme="minorEastAsia" w:hAnsiTheme="minorHAnsi"/>
@@ -16831,7 +16881,7 @@
           <w:sz w:val="24"/>
         </w:rPr>
       </w:pPr>
-      <w:hyperlink w:anchor="_Toc232949728" w:history="1">
+      <w:hyperlink w:anchor="_Toc232951523" w:history="1">
         <w:r>
           <w:rPr>
             <w:rStyle w:val="Hyperlink"/>
@@ -16873,7 +16923,7 @@
             <w:noProof/>
             <w:webHidden/>
           </w:rPr>
-          <w:instrText xml:space="preserve"> PAGEREF _Toc232949728 \h </w:instrText>
+          <w:instrText xml:space="preserve"> PAGEREF _Toc232951523 \h </w:instrText>
         </w:r>
         <w:r>
           <w:rPr>
@@ -16893,7 +16943,7 @@
             <w:noProof/>
             <w:webHidden/>
           </w:rPr>
-          <w:t>7</w:t>
+          <w:t>8</w:t>
         </w:r>
         <w:r>
           <w:rPr>
@@ -16908,7 +16958,7 @@
       <w:pPr>
         <w:pStyle w:val="TableofFigures"/>
         <w:tabs>
-          <w:tab w:val="right" w:leader="dot" w:pos="9395"/>
+          <w:tab w:val="right" w:leader="dot" w:pos="9059"/>
         </w:tabs>
         <w:rPr>
           <w:rFonts w:asciiTheme="minorHAnsi" w:eastAsiaTheme="minorEastAsia" w:hAnsiTheme="minorHAnsi"/>
@@ -16916,7 +16966,7 @@
           <w:sz w:val="24"/>
         </w:rPr>
       </w:pPr>
-      <w:hyperlink w:anchor="_Toc232949729" w:history="1">
+      <w:hyperlink w:anchor="_Toc232951524" w:history="1">
         <w:r>
           <w:rPr>
             <w:rStyle w:val="Hyperlink"/>
@@ -16958,7 +17008,7 @@
             <w:noProof/>
             <w:webHidden/>
           </w:rPr>
-          <w:instrText xml:space="preserve"> PAGEREF _Toc232949729 \h </w:instrText>
+          <w:instrText xml:space="preserve"> PAGEREF _Toc232951524 \h </w:instrText>
         </w:r>
         <w:r>
           <w:rPr>
@@ -16978,7 +17028,7 @@
             <w:noProof/>
             <w:webHidden/>
           </w:rPr>
-          <w:t>8</w:t>
+          <w:t>9</w:t>
         </w:r>
         <w:r>
           <w:rPr>
@@ -16993,7 +17043,7 @@
       <w:pPr>
         <w:pStyle w:val="TableofFigures"/>
         <w:tabs>
-          <w:tab w:val="right" w:leader="dot" w:pos="9395"/>
+          <w:tab w:val="right" w:leader="dot" w:pos="9059"/>
         </w:tabs>
         <w:rPr>
           <w:rFonts w:asciiTheme="minorHAnsi" w:eastAsiaTheme="minorEastAsia" w:hAnsiTheme="minorHAnsi"/>
@@ -17001,7 +17051,7 @@
           <w:sz w:val="24"/>
         </w:rPr>
       </w:pPr>
-      <w:hyperlink w:anchor="_Toc232949730" w:history="1">
+      <w:hyperlink w:anchor="_Toc232951525" w:history="1">
         <w:r>
           <w:rPr>
             <w:rStyle w:val="Hyperlink"/>
@@ -17043,7 +17093,7 @@
             <w:noProof/>
             <w:webHidden/>
           </w:rPr>
-          <w:instrText xml:space="preserve"> PAGEREF _Toc232949730 \h </w:instrText>
+          <w:instrText xml:space="preserve"> PAGEREF _Toc232951525 \h </w:instrText>
         </w:r>
         <w:r>
           <w:rPr>
@@ -17078,7 +17128,7 @@
       <w:pPr>
         <w:pStyle w:val="TableofFigures"/>
         <w:tabs>
-          <w:tab w:val="right" w:leader="dot" w:pos="9395"/>
+          <w:tab w:val="right" w:leader="dot" w:pos="9059"/>
         </w:tabs>
         <w:rPr>
           <w:rFonts w:asciiTheme="minorHAnsi" w:eastAsiaTheme="minorEastAsia" w:hAnsiTheme="minorHAnsi"/>
@@ -17086,7 +17136,7 @@
           <w:sz w:val="24"/>
         </w:rPr>
       </w:pPr>
-      <w:hyperlink w:anchor="_Toc232949731" w:history="1">
+      <w:hyperlink w:anchor="_Toc232951526" w:history="1">
         <w:r>
           <w:rPr>
             <w:rStyle w:val="Hyperlink"/>
@@ -17128,77 +17178,7 @@
             <w:noProof/>
             <w:webHidden/>
           </w:rPr>
-          <w:instrText xml:space="preserve"> PAGEREF _Toc232949731 \h </w:instrText>
-        </w:r>
-        <w:r>
-          <w:rPr>
-            <w:noProof/>
-            <w:webHidden/>
-          </w:rPr>
-        </w:r>
-        <w:r>
-          <w:rPr>
-            <w:noProof/>
-            <w:webHidden/>
-          </w:rPr>
-          <w:fldChar w:fldCharType="separate"/>
-        </w:r>
-        <w:r>
-          <w:rPr>
-            <w:noProof/>
-            <w:webHidden/>
-          </w:rPr>
-          <w:t>9</w:t>
-        </w:r>
-        <w:r>
-          <w:rPr>
-            <w:noProof/>
-            <w:webHidden/>
-          </w:rPr>
-          <w:fldChar w:fldCharType="end"/>
-        </w:r>
-      </w:hyperlink>
-    </w:p>
-    <w:p>
-      <w:pPr>
-        <w:pStyle w:val="TableofFigures"/>
-        <w:tabs>
-          <w:tab w:val="right" w:leader="dot" w:pos="9395"/>
-        </w:tabs>
-        <w:rPr>
-          <w:rFonts w:asciiTheme="minorHAnsi" w:eastAsiaTheme="minorEastAsia" w:hAnsiTheme="minorHAnsi"/>
-          <w:noProof/>
-          <w:sz w:val="24"/>
-        </w:rPr>
-      </w:pPr>
-      <w:hyperlink w:anchor="_Toc232949732" w:history="1">
-        <w:r>
-          <w:rPr>
-            <w:rStyle w:val="Hyperlink"/>
-            <w:noProof/>
-          </w:rPr>
-          <w:t>Hình 3.4.1</w:t>
-        </w:r>
-        <w:r>
-          <w:rPr>
-            <w:noProof/>
-            <w:webHidden/>
-          </w:rPr>
-          <w:tab/>
-        </w:r>
-        <w:r>
-          <w:rPr>
-            <w:noProof/>
-            <w:webHidden/>
-          </w:rPr>
-          <w:fldChar w:fldCharType="begin"/>
-        </w:r>
-        <w:r>
-          <w:rPr>
-            <w:noProof/>
-            <w:webHidden/>
-          </w:rPr>
-          <w:instrText xml:space="preserve"> PAGEREF _Toc232949732 \h </w:instrText>
+          <w:instrText xml:space="preserve"> PAGEREF _Toc232951526 \h </w:instrText>
         </w:r>
         <w:r>
           <w:rPr>
@@ -17233,7 +17213,7 @@
       <w:pPr>
         <w:pStyle w:val="TableofFigures"/>
         <w:tabs>
-          <w:tab w:val="right" w:leader="dot" w:pos="9395"/>
+          <w:tab w:val="right" w:leader="dot" w:pos="9059"/>
         </w:tabs>
         <w:rPr>
           <w:rFonts w:asciiTheme="minorHAnsi" w:eastAsiaTheme="minorEastAsia" w:hAnsiTheme="minorHAnsi"/>
@@ -17241,13 +17221,28 @@
           <w:sz w:val="24"/>
         </w:rPr>
       </w:pPr>
-      <w:hyperlink w:anchor="_Toc232949733" w:history="1">
+      <w:hyperlink w:anchor="_Toc232951527" w:history="1">
         <w:r>
           <w:rPr>
             <w:rStyle w:val="Hyperlink"/>
             <w:noProof/>
           </w:rPr>
-          <w:t>Hình 3.4.2</w:t>
+          <w:t>Hình 3.4.1</w:t>
+        </w:r>
+        <w:r>
+          <w:rPr>
+            <w:rStyle w:val="Hyperlink"/>
+            <w:noProof/>
+            <w:lang w:val="vi-VN"/>
+          </w:rPr>
+          <w:t xml:space="preserve"> </w:t>
+        </w:r>
+        <w:r>
+          <w:rPr>
+            <w:rStyle w:val="Hyperlink"/>
+            <w:noProof/>
+          </w:rPr>
+          <w:t>Hàm tự tương quan (ACF) của log return FPT</w:t>
         </w:r>
         <w:r>
           <w:rPr>
@@ -17268,7 +17263,7 @@
             <w:noProof/>
             <w:webHidden/>
           </w:rPr>
-          <w:instrText xml:space="preserve"> PAGEREF _Toc232949733 \h </w:instrText>
+          <w:instrText xml:space="preserve"> PAGEREF _Toc232951527 \h </w:instrText>
         </w:r>
         <w:r>
           <w:rPr>
@@ -17303,7 +17298,7 @@
       <w:pPr>
         <w:pStyle w:val="TableofFigures"/>
         <w:tabs>
-          <w:tab w:val="right" w:leader="dot" w:pos="9395"/>
+          <w:tab w:val="right" w:leader="dot" w:pos="9059"/>
         </w:tabs>
         <w:rPr>
           <w:rFonts w:asciiTheme="minorHAnsi" w:eastAsiaTheme="minorEastAsia" w:hAnsiTheme="minorHAnsi"/>
@@ -17311,7 +17306,92 @@
           <w:sz w:val="24"/>
         </w:rPr>
       </w:pPr>
-      <w:hyperlink w:anchor="_Toc232949734" w:history="1">
+      <w:hyperlink w:anchor="_Toc232951528" w:history="1">
+        <w:r>
+          <w:rPr>
+            <w:rStyle w:val="Hyperlink"/>
+            <w:noProof/>
+          </w:rPr>
+          <w:t>Hình 3.4.2</w:t>
+        </w:r>
+        <w:r>
+          <w:rPr>
+            <w:rStyle w:val="Hyperlink"/>
+            <w:noProof/>
+            <w:lang w:val="vi-VN"/>
+          </w:rPr>
+          <w:t xml:space="preserve"> </w:t>
+        </w:r>
+        <w:r>
+          <w:rPr>
+            <w:rStyle w:val="Hyperlink"/>
+            <w:noProof/>
+          </w:rPr>
+          <w:t>Hàm tự tương quan riêng phần (PACF) của log return FPT</w:t>
+        </w:r>
+        <w:r>
+          <w:rPr>
+            <w:noProof/>
+            <w:webHidden/>
+          </w:rPr>
+          <w:tab/>
+        </w:r>
+        <w:r>
+          <w:rPr>
+            <w:noProof/>
+            <w:webHidden/>
+          </w:rPr>
+          <w:fldChar w:fldCharType="begin"/>
+        </w:r>
+        <w:r>
+          <w:rPr>
+            <w:noProof/>
+            <w:webHidden/>
+          </w:rPr>
+          <w:instrText xml:space="preserve"> PAGEREF _Toc232951528 \h </w:instrText>
+        </w:r>
+        <w:r>
+          <w:rPr>
+            <w:noProof/>
+            <w:webHidden/>
+          </w:rPr>
+        </w:r>
+        <w:r>
+          <w:rPr>
+            <w:noProof/>
+            <w:webHidden/>
+          </w:rPr>
+          <w:fldChar w:fldCharType="separate"/>
+        </w:r>
+        <w:r>
+          <w:rPr>
+            <w:noProof/>
+            <w:webHidden/>
+          </w:rPr>
+          <w:t>11</w:t>
+        </w:r>
+        <w:r>
+          <w:rPr>
+            <w:noProof/>
+            <w:webHidden/>
+          </w:rPr>
+          <w:fldChar w:fldCharType="end"/>
+        </w:r>
+      </w:hyperlink>
+    </w:p>
+    <w:p>
+      <w:pPr>
+        <w:pStyle w:val="TableofFigures"/>
+        <w:tabs>
+          <w:tab w:val="right" w:leader="dot" w:pos="9059"/>
+        </w:tabs>
+        <w:rPr>
+          <w:rFonts w:asciiTheme="minorHAnsi" w:eastAsiaTheme="minorEastAsia" w:hAnsiTheme="minorHAnsi"/>
+          <w:noProof/>
+          <w:sz w:val="24"/>
+        </w:rPr>
+      </w:pPr>
+      <w:hyperlink w:anchor="_Toc232951529" w:history="1">
         <w:r>
           <w:rPr>
             <w:rStyle w:val="Hyperlink"/>
@@ -17353,7 +17433,7 @@
             <w:noProof/>
             <w:webHidden/>
           </w:rPr>
-          <w:instrText xml:space="preserve"> PAGEREF _Toc232949734 \h </w:instrText>
+          <w:instrText xml:space="preserve"> PAGEREF _Toc232951529 \h </w:instrText>
         </w:r>
         <w:r>
           <w:rPr>
@@ -17388,7 +17468,7 @@
       <w:pPr>
         <w:pStyle w:val="TableofFigures"/>
         <w:tabs>
-          <w:tab w:val="right" w:leader="dot" w:pos="9395"/>
+          <w:tab w:val="right" w:leader="dot" w:pos="9059"/>
         </w:tabs>
         <w:rPr>
           <w:rFonts w:asciiTheme="minorHAnsi" w:eastAsiaTheme="minorEastAsia" w:hAnsiTheme="minorHAnsi"/>
@@ -17396,7 +17476,7 @@
           <w:sz w:val="24"/>
         </w:rPr>
       </w:pPr>
-      <w:hyperlink w:anchor="_Toc232949735" w:history="1">
+      <w:hyperlink w:anchor="_Toc232951530" w:history="1">
         <w:r>
           <w:rPr>
             <w:rStyle w:val="Hyperlink"/>
@@ -17438,7 +17518,7 @@
             <w:noProof/>
             <w:webHidden/>
           </w:rPr>
-          <w:instrText xml:space="preserve"> PAGEREF _Toc232949735 \h </w:instrText>
+          <w:instrText xml:space="preserve"> PAGEREF _Toc232951530 \h </w:instrText>
         </w:r>
         <w:r>
           <w:rPr>
@@ -17458,7 +17538,7 @@
             <w:noProof/>
             <w:webHidden/>
           </w:rPr>
-          <w:t>16</w:t>
+          <w:t>17</w:t>
         </w:r>
         <w:r>
           <w:rPr>
@@ -17473,7 +17553,7 @@
       <w:pPr>
         <w:pStyle w:val="TableofFigures"/>
         <w:tabs>
-          <w:tab w:val="right" w:leader="dot" w:pos="9395"/>
+          <w:tab w:val="right" w:leader="dot" w:pos="9059"/>
         </w:tabs>
         <w:rPr>
           <w:rFonts w:asciiTheme="minorHAnsi" w:eastAsiaTheme="minorEastAsia" w:hAnsiTheme="minorHAnsi"/>
@@ -17481,7 +17561,7 @@
           <w:sz w:val="24"/>
         </w:rPr>
       </w:pPr>
-      <w:hyperlink w:anchor="_Toc232949736" w:history="1">
+      <w:hyperlink w:anchor="_Toc232951531" w:history="1">
         <w:r>
           <w:rPr>
             <w:rStyle w:val="Hyperlink"/>
@@ -17523,7 +17603,7 @@
             <w:noProof/>
             <w:webHidden/>
           </w:rPr>
-          <w:instrText xml:space="preserve"> PAGEREF _Toc232949736 \h </w:instrText>
+          <w:instrText xml:space="preserve"> PAGEREF _Toc232951531 \h </w:instrText>
         </w:r>
         <w:r>
           <w:rPr>
@@ -17558,7 +17638,7 @@
       <w:pPr>
         <w:pStyle w:val="TableofFigures"/>
         <w:tabs>
-          <w:tab w:val="right" w:leader="dot" w:pos="9395"/>
+          <w:tab w:val="right" w:leader="dot" w:pos="9059"/>
         </w:tabs>
         <w:rPr>
           <w:rFonts w:asciiTheme="minorHAnsi" w:eastAsiaTheme="minorEastAsia" w:hAnsiTheme="minorHAnsi"/>
@@ -17566,7 +17646,7 @@
           <w:sz w:val="24"/>
         </w:rPr>
       </w:pPr>
-      <w:hyperlink w:anchor="_Toc232949737" w:history="1">
+      <w:hyperlink w:anchor="_Toc232951532" w:history="1">
         <w:r>
           <w:rPr>
             <w:rStyle w:val="Hyperlink"/>
@@ -17608,7 +17688,7 @@
             <w:noProof/>
             <w:webHidden/>
           </w:rPr>
-          <w:instrText xml:space="preserve"> PAGEREF _Toc232949737 \h </w:instrText>
+          <w:instrText xml:space="preserve"> PAGEREF _Toc232951532 \h </w:instrText>
         </w:r>
         <w:r>
           <w:rPr>
@@ -17643,7 +17723,7 @@
       <w:pPr>
         <w:pStyle w:val="TableofFigures"/>
         <w:tabs>
-          <w:tab w:val="right" w:leader="dot" w:pos="9395"/>
+          <w:tab w:val="right" w:leader="dot" w:pos="9059"/>
         </w:tabs>
         <w:rPr>
           <w:rFonts w:asciiTheme="minorHAnsi" w:eastAsiaTheme="minorEastAsia" w:hAnsiTheme="minorHAnsi"/>
@@ -17651,7 +17731,7 @@
           <w:sz w:val="24"/>
         </w:rPr>
       </w:pPr>
-      <w:hyperlink w:anchor="_Toc232949738" w:history="1">
+      <w:hyperlink w:anchor="_Toc232951533" w:history="1">
         <w:r>
           <w:rPr>
             <w:rStyle w:val="Hyperlink"/>
@@ -17693,7 +17773,7 @@
             <w:noProof/>
             <w:webHidden/>
           </w:rPr>
-          <w:instrText xml:space="preserve"> PAGEREF _Toc232949738 \h </w:instrText>
+          <w:instrText xml:space="preserve"> PAGEREF _Toc232951533 \h </w:instrText>
         </w:r>
         <w:r>
           <w:rPr>
@@ -17728,7 +17808,7 @@
       <w:pPr>
         <w:pStyle w:val="TableofFigures"/>
         <w:tabs>
-          <w:tab w:val="right" w:leader="dot" w:pos="9395"/>
+          <w:tab w:val="right" w:leader="dot" w:pos="9059"/>
         </w:tabs>
         <w:rPr>
           <w:rFonts w:asciiTheme="minorHAnsi" w:eastAsiaTheme="minorEastAsia" w:hAnsiTheme="minorHAnsi"/>
@@ -17736,7 +17816,7 @@
           <w:sz w:val="24"/>
         </w:rPr>
       </w:pPr>
-      <w:hyperlink w:anchor="_Toc232949739" w:history="1">
+      <w:hyperlink w:anchor="_Toc232951534" w:history="1">
         <w:r>
           <w:rPr>
             <w:rStyle w:val="Hyperlink"/>
@@ -17778,7 +17858,7 @@
             <w:noProof/>
             <w:webHidden/>
           </w:rPr>
-          <w:instrText xml:space="preserve"> PAGEREF _Toc232949739 \h </w:instrText>
+          <w:instrText xml:space="preserve"> PAGEREF _Toc232951534 \h </w:instrText>
         </w:r>
         <w:r>
           <w:rPr>
@@ -17832,7 +17912,6 @@
           <w:szCs w:val="40"/>
         </w:rPr>
       </w:pPr>
-      <w:bookmarkStart w:id="4" w:name="_Toc232949298"/>
       <w:r>
         <w:br w:type="page"/>
       </w:r>
@@ -17846,6 +17925,7 @@
         </w:numPr>
         <w:ind w:left="360"/>
       </w:pPr>
+      <w:bookmarkStart w:id="4" w:name="_Toc232951040"/>
       <w:r>
         <w:lastRenderedPageBreak/>
         <w:t>DANH SÁCH BẢNG</w:t>
@@ -17867,7 +17947,7 @@
       <w:pPr>
         <w:pStyle w:val="TableofFigures"/>
         <w:tabs>
-          <w:tab w:val="right" w:leader="dot" w:pos="9395"/>
+          <w:tab w:val="right" w:leader="dot" w:pos="9059"/>
         </w:tabs>
         <w:rPr>
           <w:rFonts w:asciiTheme="minorHAnsi" w:eastAsiaTheme="minorEastAsia" w:hAnsiTheme="minorHAnsi"/>
@@ -17893,13 +17973,28 @@
         </w:rPr>
         <w:fldChar w:fldCharType="separate"/>
       </w:r>
-      <w:hyperlink w:anchor="_Toc232949760" w:history="1">
+      <w:hyperlink w:anchor="_Toc232951539" w:history="1">
         <w:r>
           <w:rPr>
             <w:rStyle w:val="Hyperlink"/>
             <w:noProof/>
           </w:rPr>
           <w:t>Bảng 2.1</w:t>
+        </w:r>
+        <w:r>
+          <w:rPr>
+            <w:rStyle w:val="Hyperlink"/>
+            <w:noProof/>
+            <w:lang w:val="vi-VN"/>
+          </w:rPr>
+          <w:t xml:space="preserve"> </w:t>
+        </w:r>
+        <w:r>
+          <w:rPr>
+            <w:rStyle w:val="Hyperlink"/>
+            <w:noProof/>
+          </w:rPr>
+          <w:t>Mô tả các biến trong dữ liệu OHLCV của FPT</w:t>
         </w:r>
         <w:r>
           <w:rPr>
@@ -17920,7 +18015,7 @@
             <w:noProof/>
             <w:webHidden/>
           </w:rPr>
-          <w:instrText xml:space="preserve"> PAGEREF _Toc232949760 \h </w:instrText>
+          <w:instrText xml:space="preserve"> PAGEREF _Toc232951539 \h </w:instrText>
         </w:r>
         <w:r>
           <w:rPr>
@@ -17940,7 +18035,7 @@
             <w:noProof/>
             <w:webHidden/>
           </w:rPr>
-          <w:t>3</w:t>
+          <w:t>4</w:t>
         </w:r>
         <w:r>
           <w:rPr>
@@ -17955,7 +18050,7 @@
       <w:pPr>
         <w:pStyle w:val="TableofFigures"/>
         <w:tabs>
-          <w:tab w:val="right" w:leader="dot" w:pos="9395"/>
+          <w:tab w:val="right" w:leader="dot" w:pos="9059"/>
         </w:tabs>
         <w:rPr>
           <w:rFonts w:asciiTheme="minorHAnsi" w:eastAsiaTheme="minorEastAsia" w:hAnsiTheme="minorHAnsi"/>
@@ -17963,7 +18058,7 @@
           <w:sz w:val="24"/>
         </w:rPr>
       </w:pPr>
-      <w:hyperlink w:anchor="_Toc232949761" w:history="1">
+      <w:hyperlink w:anchor="_Toc232951540" w:history="1">
         <w:r>
           <w:rPr>
             <w:rStyle w:val="Hyperlink"/>
@@ -18005,7 +18100,7 @@
             <w:noProof/>
             <w:webHidden/>
           </w:rPr>
-          <w:instrText xml:space="preserve"> PAGEREF _Toc232949761 \h </w:instrText>
+          <w:instrText xml:space="preserve"> PAGEREF _Toc232951540 \h </w:instrText>
         </w:r>
         <w:r>
           <w:rPr>
@@ -18025,7 +18120,7 @@
             <w:noProof/>
             <w:webHidden/>
           </w:rPr>
-          <w:t>3</w:t>
+          <w:t>4</w:t>
         </w:r>
         <w:r>
           <w:rPr>
@@ -18040,7 +18135,7 @@
       <w:pPr>
         <w:pStyle w:val="TableofFigures"/>
         <w:tabs>
-          <w:tab w:val="right" w:leader="dot" w:pos="9395"/>
+          <w:tab w:val="right" w:leader="dot" w:pos="9059"/>
         </w:tabs>
         <w:rPr>
           <w:rFonts w:asciiTheme="minorHAnsi" w:eastAsiaTheme="minorEastAsia" w:hAnsiTheme="minorHAnsi"/>
@@ -18048,7 +18143,7 @@
           <w:sz w:val="24"/>
         </w:rPr>
       </w:pPr>
-      <w:hyperlink w:anchor="_Toc232949762" w:history="1">
+      <w:hyperlink w:anchor="_Toc232951541" w:history="1">
         <w:r>
           <w:rPr>
             <w:rStyle w:val="Hyperlink"/>
@@ -18090,7 +18185,7 @@
             <w:noProof/>
             <w:webHidden/>
           </w:rPr>
-          <w:instrText xml:space="preserve"> PAGEREF _Toc232949762 \h </w:instrText>
+          <w:instrText xml:space="preserve"> PAGEREF _Toc232951541 \h </w:instrText>
         </w:r>
         <w:r>
           <w:rPr>
@@ -18110,7 +18205,7 @@
             <w:noProof/>
             <w:webHidden/>
           </w:rPr>
-          <w:t>4</w:t>
+          <w:t>5</w:t>
         </w:r>
         <w:r>
           <w:rPr>
@@ -18125,7 +18220,7 @@
       <w:pPr>
         <w:pStyle w:val="TableofFigures"/>
         <w:tabs>
-          <w:tab w:val="right" w:leader="dot" w:pos="9395"/>
+          <w:tab w:val="right" w:leader="dot" w:pos="9059"/>
         </w:tabs>
         <w:rPr>
           <w:rFonts w:asciiTheme="minorHAnsi" w:eastAsiaTheme="minorEastAsia" w:hAnsiTheme="minorHAnsi"/>
@@ -18133,7 +18228,7 @@
           <w:sz w:val="24"/>
         </w:rPr>
       </w:pPr>
-      <w:hyperlink w:anchor="_Toc232949763" w:history="1">
+      <w:hyperlink w:anchor="_Toc232951542" w:history="1">
         <w:r>
           <w:rPr>
             <w:rStyle w:val="Hyperlink"/>
@@ -18175,7 +18270,7 @@
             <w:noProof/>
             <w:webHidden/>
           </w:rPr>
-          <w:instrText xml:space="preserve"> PAGEREF _Toc232949763 \h </w:instrText>
+          <w:instrText xml:space="preserve"> PAGEREF _Toc232951542 \h </w:instrText>
         </w:r>
         <w:r>
           <w:rPr>
@@ -18195,7 +18290,7 @@
             <w:noProof/>
             <w:webHidden/>
           </w:rPr>
-          <w:t>5</w:t>
+          <w:t>6</w:t>
         </w:r>
         <w:r>
           <w:rPr>
@@ -18210,7 +18305,7 @@
       <w:pPr>
         <w:pStyle w:val="TableofFigures"/>
         <w:tabs>
-          <w:tab w:val="right" w:leader="dot" w:pos="9395"/>
+          <w:tab w:val="right" w:leader="dot" w:pos="9059"/>
         </w:tabs>
         <w:rPr>
           <w:rFonts w:asciiTheme="minorHAnsi" w:eastAsiaTheme="minorEastAsia" w:hAnsiTheme="minorHAnsi"/>
@@ -18218,7 +18313,7 @@
           <w:sz w:val="24"/>
         </w:rPr>
       </w:pPr>
-      <w:hyperlink w:anchor="_Toc232949764" w:history="1">
+      <w:hyperlink w:anchor="_Toc232951543" w:history="1">
         <w:r>
           <w:rPr>
             <w:rStyle w:val="Hyperlink"/>
@@ -18260,77 +18355,7 @@
             <w:noProof/>
             <w:webHidden/>
           </w:rPr>
-          <w:instrText xml:space="preserve"> PAGEREF _Toc232949764 \h </w:instrText>
-        </w:r>
-        <w:r>
-          <w:rPr>
-            <w:noProof/>
-            <w:webHidden/>
-          </w:rPr>
-        </w:r>
-        <w:r>
-          <w:rPr>
-            <w:noProof/>
-            <w:webHidden/>
-          </w:rPr>
-          <w:fldChar w:fldCharType="separate"/>
-        </w:r>
-        <w:r>
-          <w:rPr>
-            <w:noProof/>
-            <w:webHidden/>
-          </w:rPr>
-          <w:t>12</w:t>
-        </w:r>
-        <w:r>
-          <w:rPr>
-            <w:noProof/>
-            <w:webHidden/>
-          </w:rPr>
-          <w:fldChar w:fldCharType="end"/>
-        </w:r>
-      </w:hyperlink>
-    </w:p>
-    <w:p>
-      <w:pPr>
-        <w:pStyle w:val="TableofFigures"/>
-        <w:tabs>
-          <w:tab w:val="right" w:leader="dot" w:pos="9395"/>
-        </w:tabs>
-        <w:rPr>
-          <w:rFonts w:asciiTheme="minorHAnsi" w:eastAsiaTheme="minorEastAsia" w:hAnsiTheme="minorHAnsi"/>
-          <w:noProof/>
-          <w:sz w:val="24"/>
-        </w:rPr>
-      </w:pPr>
-      <w:hyperlink w:anchor="_Toc232949765" w:history="1">
-        <w:r>
-          <w:rPr>
-            <w:rStyle w:val="Hyperlink"/>
-            <w:noProof/>
-          </w:rPr>
-          <w:t>Bảng 4.2</w:t>
-        </w:r>
-        <w:r>
-          <w:rPr>
-            <w:noProof/>
-            <w:webHidden/>
-          </w:rPr>
-          <w:tab/>
-        </w:r>
-        <w:r>
-          <w:rPr>
-            <w:noProof/>
-            <w:webHidden/>
-          </w:rPr>
-          <w:fldChar w:fldCharType="begin"/>
-        </w:r>
-        <w:r>
-          <w:rPr>
-            <w:noProof/>
-            <w:webHidden/>
-          </w:rPr>
-          <w:instrText xml:space="preserve"> PAGEREF _Toc232949765 \h </w:instrText>
+          <w:instrText xml:space="preserve"> PAGEREF _Toc232951543 \h </w:instrText>
         </w:r>
         <w:r>
           <w:rPr>
@@ -18365,7 +18390,7 @@
       <w:pPr>
         <w:pStyle w:val="TableofFigures"/>
         <w:tabs>
-          <w:tab w:val="right" w:leader="dot" w:pos="9395"/>
+          <w:tab w:val="right" w:leader="dot" w:pos="9059"/>
         </w:tabs>
         <w:rPr>
           <w:rFonts w:asciiTheme="minorHAnsi" w:eastAsiaTheme="minorEastAsia" w:hAnsiTheme="minorHAnsi"/>
@@ -18373,7 +18398,92 @@
           <w:sz w:val="24"/>
         </w:rPr>
       </w:pPr>
-      <w:hyperlink w:anchor="_Toc232949766" w:history="1">
+      <w:hyperlink w:anchor="_Toc232951544" w:history="1">
+        <w:r>
+          <w:rPr>
+            <w:rStyle w:val="Hyperlink"/>
+            <w:noProof/>
+          </w:rPr>
+          <w:t>Bảng 4.2</w:t>
+        </w:r>
+        <w:r>
+          <w:rPr>
+            <w:rStyle w:val="Hyperlink"/>
+            <w:noProof/>
+            <w:lang w:val="vi-VN"/>
+          </w:rPr>
+          <w:t xml:space="preserve"> </w:t>
+        </w:r>
+        <w:r>
+          <w:rPr>
+            <w:rStyle w:val="Hyperlink"/>
+            <w:noProof/>
+          </w:rPr>
+          <w:t>Các mô hình dự báo giá và ý tưởng chính</w:t>
+        </w:r>
+        <w:r>
+          <w:rPr>
+            <w:noProof/>
+            <w:webHidden/>
+          </w:rPr>
+          <w:tab/>
+        </w:r>
+        <w:r>
+          <w:rPr>
+            <w:noProof/>
+            <w:webHidden/>
+          </w:rPr>
+          <w:fldChar w:fldCharType="begin"/>
+        </w:r>
+        <w:r>
+          <w:rPr>
+            <w:noProof/>
+            <w:webHidden/>
+          </w:rPr>
+          <w:instrText xml:space="preserve"> PAGEREF _Toc232951544 \h </w:instrText>
+        </w:r>
+        <w:r>
+          <w:rPr>
+            <w:noProof/>
+            <w:webHidden/>
+          </w:rPr>
+        </w:r>
+        <w:r>
+          <w:rPr>
+            <w:noProof/>
+            <w:webHidden/>
+          </w:rPr>
+          <w:fldChar w:fldCharType="separate"/>
+        </w:r>
+        <w:r>
+          <w:rPr>
+            <w:noProof/>
+            <w:webHidden/>
+          </w:rPr>
+          <w:t>13</w:t>
+        </w:r>
+        <w:r>
+          <w:rPr>
+            <w:noProof/>
+            <w:webHidden/>
+          </w:rPr>
+          <w:fldChar w:fldCharType="end"/>
+        </w:r>
+      </w:hyperlink>
+    </w:p>
+    <w:p>
+      <w:pPr>
+        <w:pStyle w:val="TableofFigures"/>
+        <w:tabs>
+          <w:tab w:val="right" w:leader="dot" w:pos="9059"/>
+        </w:tabs>
+        <w:rPr>
+          <w:rFonts w:asciiTheme="minorHAnsi" w:eastAsiaTheme="minorEastAsia" w:hAnsiTheme="minorHAnsi"/>
+          <w:noProof/>
+          <w:sz w:val="24"/>
+        </w:rPr>
+      </w:pPr>
+      <w:hyperlink w:anchor="_Toc232951545" w:history="1">
         <w:r>
           <w:rPr>
             <w:rStyle w:val="Hyperlink"/>
@@ -18415,7 +18525,7 @@
             <w:noProof/>
             <w:webHidden/>
           </w:rPr>
-          <w:instrText xml:space="preserve"> PAGEREF _Toc232949766 \h </w:instrText>
+          <w:instrText xml:space="preserve"> PAGEREF _Toc232951545 \h </w:instrText>
         </w:r>
         <w:r>
           <w:rPr>
@@ -18450,7 +18560,7 @@
       <w:pPr>
         <w:pStyle w:val="TableofFigures"/>
         <w:tabs>
-          <w:tab w:val="right" w:leader="dot" w:pos="9395"/>
+          <w:tab w:val="right" w:leader="dot" w:pos="9059"/>
         </w:tabs>
         <w:rPr>
           <w:rFonts w:asciiTheme="minorHAnsi" w:eastAsiaTheme="minorEastAsia" w:hAnsiTheme="minorHAnsi"/>
@@ -18458,7 +18568,7 @@
           <w:sz w:val="24"/>
         </w:rPr>
       </w:pPr>
-      <w:hyperlink w:anchor="_Toc232949767" w:history="1">
+      <w:hyperlink w:anchor="_Toc232951546" w:history="1">
         <w:r>
           <w:rPr>
             <w:rStyle w:val="Hyperlink"/>
@@ -18500,7 +18610,7 @@
             <w:noProof/>
             <w:webHidden/>
           </w:rPr>
-          <w:instrText xml:space="preserve"> PAGEREF _Toc232949767 \h </w:instrText>
+          <w:instrText xml:space="preserve"> PAGEREF _Toc232951546 \h </w:instrText>
         </w:r>
         <w:r>
           <w:rPr>
@@ -18520,7 +18630,7 @@
             <w:noProof/>
             <w:webHidden/>
           </w:rPr>
-          <w:t>15</w:t>
+          <w:t>16</w:t>
         </w:r>
         <w:r>
           <w:rPr>
@@ -18535,7 +18645,7 @@
       <w:pPr>
         <w:pStyle w:val="TableofFigures"/>
         <w:tabs>
-          <w:tab w:val="right" w:leader="dot" w:pos="9395"/>
+          <w:tab w:val="right" w:leader="dot" w:pos="9059"/>
         </w:tabs>
         <w:rPr>
           <w:rFonts w:asciiTheme="minorHAnsi" w:eastAsiaTheme="minorEastAsia" w:hAnsiTheme="minorHAnsi"/>
@@ -18543,13 +18653,28 @@
           <w:sz w:val="24"/>
         </w:rPr>
       </w:pPr>
-      <w:hyperlink w:anchor="_Toc232949768" w:history="1">
+      <w:hyperlink w:anchor="_Toc232951547" w:history="1">
         <w:r>
           <w:rPr>
             <w:rStyle w:val="Hyperlink"/>
             <w:noProof/>
           </w:rPr>
           <w:t>Bảng 5.1</w:t>
+        </w:r>
+        <w:r>
+          <w:rPr>
+            <w:rStyle w:val="Hyperlink"/>
+            <w:noProof/>
+            <w:lang w:val="vi-VN"/>
+          </w:rPr>
+          <w:t xml:space="preserve"> </w:t>
+        </w:r>
+        <w:r>
+          <w:rPr>
+            <w:rStyle w:val="Hyperlink"/>
+            <w:noProof/>
+          </w:rPr>
+          <w:t>Các specification GARCH được so sánh trong dự án</w:t>
         </w:r>
         <w:r>
           <w:rPr>
@@ -18570,7 +18695,7 @@
             <w:noProof/>
             <w:webHidden/>
           </w:rPr>
-          <w:instrText xml:space="preserve"> PAGEREF _Toc232949768 \h </w:instrText>
+          <w:instrText xml:space="preserve"> PAGEREF _Toc232951547 \h </w:instrText>
         </w:r>
         <w:r>
           <w:rPr>
@@ -18590,7 +18715,7 @@
             <w:noProof/>
             <w:webHidden/>
           </w:rPr>
-          <w:t>18</w:t>
+          <w:t>19</w:t>
         </w:r>
         <w:r>
           <w:rPr>
@@ -18605,7 +18730,7 @@
       <w:pPr>
         <w:pStyle w:val="TableofFigures"/>
         <w:tabs>
-          <w:tab w:val="right" w:leader="dot" w:pos="9395"/>
+          <w:tab w:val="right" w:leader="dot" w:pos="9059"/>
         </w:tabs>
         <w:rPr>
           <w:rFonts w:asciiTheme="minorHAnsi" w:eastAsiaTheme="minorEastAsia" w:hAnsiTheme="minorHAnsi"/>
@@ -18613,7 +18738,7 @@
           <w:sz w:val="24"/>
         </w:rPr>
       </w:pPr>
-      <w:hyperlink w:anchor="_Toc232949769" w:history="1">
+      <w:hyperlink w:anchor="_Toc232951548" w:history="1">
         <w:r>
           <w:rPr>
             <w:rStyle w:val="Hyperlink"/>
@@ -18655,7 +18780,7 @@
             <w:noProof/>
             <w:webHidden/>
           </w:rPr>
-          <w:instrText xml:space="preserve"> PAGEREF _Toc232949769 \h </w:instrText>
+          <w:instrText xml:space="preserve"> PAGEREF _Toc232951548 \h </w:instrText>
         </w:r>
         <w:r>
           <w:rPr>
@@ -18675,7 +18800,7 @@
             <w:noProof/>
             <w:webHidden/>
           </w:rPr>
-          <w:t>19</w:t>
+          <w:t>20</w:t>
         </w:r>
         <w:r>
           <w:rPr>
@@ -18690,7 +18815,7 @@
       <w:pPr>
         <w:pStyle w:val="TableofFigures"/>
         <w:tabs>
-          <w:tab w:val="right" w:leader="dot" w:pos="9395"/>
+          <w:tab w:val="right" w:leader="dot" w:pos="9059"/>
         </w:tabs>
         <w:rPr>
           <w:rFonts w:asciiTheme="minorHAnsi" w:eastAsiaTheme="minorEastAsia" w:hAnsiTheme="minorHAnsi"/>
@@ -18698,7 +18823,7 @@
           <w:sz w:val="24"/>
         </w:rPr>
       </w:pPr>
-      <w:hyperlink w:anchor="_Toc232949770" w:history="1">
+      <w:hyperlink w:anchor="_Toc232951549" w:history="1">
         <w:r>
           <w:rPr>
             <w:rStyle w:val="Hyperlink"/>
@@ -18740,7 +18865,7 @@
             <w:noProof/>
             <w:webHidden/>
           </w:rPr>
-          <w:instrText xml:space="preserve"> PAGEREF _Toc232949770 \h </w:instrText>
+          <w:instrText xml:space="preserve"> PAGEREF _Toc232951549 \h </w:instrText>
         </w:r>
         <w:r>
           <w:rPr>
@@ -18760,7 +18885,7 @@
             <w:noProof/>
             <w:webHidden/>
           </w:rPr>
-          <w:t>20</w:t>
+          <w:t>21</w:t>
         </w:r>
         <w:r>
           <w:rPr>
@@ -18775,7 +18900,7 @@
       <w:pPr>
         <w:pStyle w:val="TableofFigures"/>
         <w:tabs>
-          <w:tab w:val="right" w:leader="dot" w:pos="9395"/>
+          <w:tab w:val="right" w:leader="dot" w:pos="9059"/>
         </w:tabs>
         <w:rPr>
           <w:rFonts w:asciiTheme="minorHAnsi" w:eastAsiaTheme="minorEastAsia" w:hAnsiTheme="minorHAnsi"/>
@@ -18783,7 +18908,7 @@
           <w:sz w:val="24"/>
         </w:rPr>
       </w:pPr>
-      <w:hyperlink w:anchor="_Toc232949771" w:history="1">
+      <w:hyperlink w:anchor="_Toc232951550" w:history="1">
         <w:r>
           <w:rPr>
             <w:rStyle w:val="Hyperlink"/>
@@ -18825,7 +18950,7 @@
             <w:noProof/>
             <w:webHidden/>
           </w:rPr>
-          <w:instrText xml:space="preserve"> PAGEREF _Toc232949771 \h </w:instrText>
+          <w:instrText xml:space="preserve"> PAGEREF _Toc232951550 \h </w:instrText>
         </w:r>
         <w:r>
           <w:rPr>
@@ -18860,21 +18985,36 @@
       <w:pPr>
         <w:pStyle w:val="TableofFigures"/>
         <w:tabs>
-          <w:tab w:val="right" w:leader="dot" w:pos="9395"/>
+          <w:tab w:val="right" w:leader="dot" w:pos="9059"/>
         </w:tabs>
         <w:rPr>
-          <w:rFonts w:asciiTheme="minorHAnsi" w:eastAsiaTheme="minorEastAsia" w:hAnsiTheme="minorHAnsi"/>
+          <w:rStyle w:val="Hyperlink"/>
           <w:noProof/>
-          <w:sz w:val="24"/>
-        </w:rPr>
-      </w:pPr>
-      <w:hyperlink w:anchor="_Toc232949772" w:history="1">
+          <w:lang w:val="vi-VN"/>
+        </w:rPr>
+      </w:pPr>
+      <w:hyperlink w:anchor="_Toc232951551" w:history="1">
         <w:r>
           <w:rPr>
             <w:rStyle w:val="Hyperlink"/>
             <w:noProof/>
           </w:rPr>
           <w:t>Bảng 8.1</w:t>
+        </w:r>
+        <w:r>
+          <w:rPr>
+            <w:rStyle w:val="Hyperlink"/>
+            <w:noProof/>
+            <w:lang w:val="vi-VN"/>
+          </w:rPr>
+          <w:t xml:space="preserve"> </w:t>
+        </w:r>
+        <w:r>
+          <w:rPr>
+            <w:rStyle w:val="Hyperlink"/>
+            <w:noProof/>
+          </w:rPr>
+          <w:t>Phân công công việc và tỷ lệ đóng góp của thành viên</w:t>
         </w:r>
         <w:r>
           <w:rPr>
@@ -18895,7 +19035,7 @@
             <w:noProof/>
             <w:webHidden/>
           </w:rPr>
-          <w:instrText xml:space="preserve"> PAGEREF _Toc232949772 \h </w:instrText>
+          <w:instrText xml:space="preserve"> PAGEREF _Toc232951551 \h </w:instrText>
         </w:r>
         <w:r>
           <w:rPr>
@@ -18928,13 +19068,28 @@
     </w:p>
     <w:p>
       <w:pPr>
+        <w:jc w:val="left"/>
+        <w:rPr>
+          <w:lang w:val="vi-VN"/>
+        </w:rPr>
+      </w:pPr>
+      <w:r>
+        <w:rPr>
+          <w:lang w:val="vi-VN"/>
+        </w:rPr>
+        <w:br w:type="page"/>
+      </w:r>
+    </w:p>
+    <w:p>
+      <w:pPr>
         <w:rPr>
           <w:lang w:val="vi-VN"/>
         </w:rPr>
         <w:sectPr>
           <w:footerReference w:type="default" r:id="rId11"/>
-          <w:pgSz w:w="12240" w:h="15840" w:code="1"/>
-          <w:pgMar w:top="1701" w:right="1134" w:bottom="1418" w:left="1701" w:header="720" w:footer="720" w:gutter="0"/>
+          <w:type w:val="continuous"/>
+          <w:pgSz w:w="11906" w:h="16838" w:code="9"/>
+          <w:pgMar w:top="1699" w:right="1138" w:bottom="1411" w:left="1699" w:header="720" w:footer="720" w:gutter="0"/>
           <w:pgNumType w:fmt="upperRoman" w:start="1"/>
           <w:cols w:space="720"/>
           <w:docGrid w:linePitch="360"/>
@@ -18944,15 +19099,430 @@
         <w:rPr>
           <w:lang w:val="vi-VN"/>
         </w:rPr>
+        <w:lastRenderedPageBreak/>
         <w:fldChar w:fldCharType="end"/>
       </w:r>
     </w:p>
     <w:p>
       <w:pPr>
         <w:pStyle w:val="Heading1"/>
+        <w:numPr>
+          <w:ilvl w:val="0"/>
+          <w:numId w:val="0"/>
+        </w:numPr>
+        <w:ind w:left="360"/>
+        <w:rPr>
+          <w:lang w:val="vi-VN"/>
+        </w:rPr>
+      </w:pPr>
+      <w:bookmarkStart w:id="5" w:name="_Toc232951041"/>
+      <w:r>
+        <w:t xml:space="preserve">DANH SÁCH </w:t>
+      </w:r>
+      <w:r>
+        <w:t>PHƯƠNG</w:t>
+      </w:r>
+      <w:r>
+        <w:t xml:space="preserve"> </w:t>
+      </w:r>
+      <w:r>
+        <w:t>TRÌNH</w:t>
+      </w:r>
+      <w:r>
+        <w:fldChar w:fldCharType="begin"/>
+      </w:r>
+      <w:r>
+        <w:instrText xml:space="preserve"> TOC \h \z \c "Phương trình" </w:instrText>
+      </w:r>
+      <w:r>
+        <w:fldChar w:fldCharType="separate"/>
+      </w:r>
+    </w:p>
+    <w:p>
+      <w:pPr>
+        <w:pStyle w:val="TableofFigures"/>
+        <w:tabs>
+          <w:tab w:val="right" w:leader="dot" w:pos="9059"/>
+        </w:tabs>
+        <w:rPr>
+          <w:rFonts w:asciiTheme="minorHAnsi" w:eastAsiaTheme="minorEastAsia" w:hAnsiTheme="minorHAnsi"/>
+          <w:noProof/>
+          <w:sz w:val="24"/>
+        </w:rPr>
+      </w:pPr>
+      <w:hyperlink w:anchor="_Toc232951614" w:history="1">
+        <w:r>
+          <w:rPr>
+            <w:rStyle w:val="Hyperlink"/>
+            <w:noProof/>
+          </w:rPr>
+          <w:t>Phương trình 2.3.1</w:t>
+        </w:r>
+        <w:r>
+          <w:rPr>
+            <w:rStyle w:val="Hyperlink"/>
+            <w:noProof/>
+            <w:lang w:val="vi-VN"/>
+          </w:rPr>
+          <w:t xml:space="preserve"> </w:t>
+        </w:r>
+        <w:r>
+          <w:rPr>
+            <w:rStyle w:val="Hyperlink"/>
+            <w:noProof/>
+          </w:rPr>
+          <w:t>Công thức tính log return</w:t>
+        </w:r>
+        <w:r>
+          <w:rPr>
+            <w:noProof/>
+            <w:webHidden/>
+          </w:rPr>
+          <w:tab/>
+        </w:r>
+        <w:r>
+          <w:rPr>
+            <w:noProof/>
+            <w:webHidden/>
+          </w:rPr>
+          <w:fldChar w:fldCharType="begin"/>
+        </w:r>
+        <w:r>
+          <w:rPr>
+            <w:noProof/>
+            <w:webHidden/>
+          </w:rPr>
+          <w:instrText xml:space="preserve"> PAGEREF _Toc232951614 \h </w:instrText>
+        </w:r>
+        <w:r>
+          <w:rPr>
+            <w:noProof/>
+            <w:webHidden/>
+          </w:rPr>
+        </w:r>
+        <w:r>
+          <w:rPr>
+            <w:noProof/>
+            <w:webHidden/>
+          </w:rPr>
+          <w:fldChar w:fldCharType="separate"/>
+        </w:r>
+        <w:r>
+          <w:rPr>
+            <w:noProof/>
+            <w:webHidden/>
+          </w:rPr>
+          <w:t>7</w:t>
+        </w:r>
+        <w:r>
+          <w:rPr>
+            <w:noProof/>
+            <w:webHidden/>
+          </w:rPr>
+          <w:fldChar w:fldCharType="end"/>
+        </w:r>
+      </w:hyperlink>
+    </w:p>
+    <w:p>
+      <w:pPr>
+        <w:pStyle w:val="TableofFigures"/>
+        <w:tabs>
+          <w:tab w:val="right" w:leader="dot" w:pos="9059"/>
+        </w:tabs>
+        <w:rPr>
+          <w:rFonts w:asciiTheme="minorHAnsi" w:eastAsiaTheme="minorEastAsia" w:hAnsiTheme="minorHAnsi"/>
+          <w:noProof/>
+          <w:sz w:val="24"/>
+        </w:rPr>
+      </w:pPr>
+      <w:hyperlink w:anchor="_Toc232951615" w:history="1">
+        <w:r>
+          <w:rPr>
+            <w:rStyle w:val="Hyperlink"/>
+            <w:noProof/>
+          </w:rPr>
+          <w:t>Phương trình 4.3.1</w:t>
+        </w:r>
+        <w:r>
+          <w:rPr>
+            <w:rStyle w:val="Hyperlink"/>
+            <w:noProof/>
+            <w:lang w:val="vi-VN"/>
+          </w:rPr>
+          <w:t xml:space="preserve"> </w:t>
+        </w:r>
+        <w:r>
+          <w:rPr>
+            <w:rStyle w:val="Hyperlink"/>
+            <w:noProof/>
+          </w:rPr>
+          <w:t>Các chỉ tiêu RMSE, MAE và MAPE</w:t>
+        </w:r>
+        <w:r>
+          <w:rPr>
+            <w:noProof/>
+            <w:webHidden/>
+          </w:rPr>
+          <w:tab/>
+        </w:r>
+        <w:r>
+          <w:rPr>
+            <w:noProof/>
+            <w:webHidden/>
+          </w:rPr>
+          <w:fldChar w:fldCharType="begin"/>
+        </w:r>
+        <w:r>
+          <w:rPr>
+            <w:noProof/>
+            <w:webHidden/>
+          </w:rPr>
+          <w:instrText xml:space="preserve"> PAGEREF _Toc232951615 \h </w:instrText>
+        </w:r>
+        <w:r>
+          <w:rPr>
+            <w:noProof/>
+            <w:webHidden/>
+          </w:rPr>
+        </w:r>
+        <w:r>
+          <w:rPr>
+            <w:noProof/>
+            <w:webHidden/>
+          </w:rPr>
+          <w:fldChar w:fldCharType="separate"/>
+        </w:r>
+        <w:r>
+          <w:rPr>
+            <w:noProof/>
+            <w:webHidden/>
+          </w:rPr>
+          <w:t>16</w:t>
+        </w:r>
+        <w:r>
+          <w:rPr>
+            <w:noProof/>
+            <w:webHidden/>
+          </w:rPr>
+          <w:fldChar w:fldCharType="end"/>
+        </w:r>
+      </w:hyperlink>
+    </w:p>
+    <w:p>
+      <w:pPr>
+        <w:pStyle w:val="TableofFigures"/>
+        <w:tabs>
+          <w:tab w:val="right" w:leader="dot" w:pos="9059"/>
+        </w:tabs>
+        <w:rPr>
+          <w:rFonts w:asciiTheme="minorHAnsi" w:eastAsiaTheme="minorEastAsia" w:hAnsiTheme="minorHAnsi"/>
+          <w:noProof/>
+          <w:sz w:val="24"/>
+        </w:rPr>
+      </w:pPr>
+      <w:hyperlink w:anchor="_Toc232951616" w:history="1">
+        <w:r>
+          <w:rPr>
+            <w:rStyle w:val="Hyperlink"/>
+            <w:noProof/>
+          </w:rPr>
+          <w:t>Phương trình 5.1.1</w:t>
+        </w:r>
+        <w:r>
+          <w:rPr>
+            <w:rStyle w:val="Hyperlink"/>
+            <w:noProof/>
+            <w:lang w:val="vi-VN"/>
+          </w:rPr>
+          <w:t xml:space="preserve"> </w:t>
+        </w:r>
+        <w:r>
+          <w:rPr>
+            <w:rStyle w:val="Hyperlink"/>
+            <w:noProof/>
+          </w:rPr>
+          <w:t>Phương trình mean và innovation của mô hình volatility</w:t>
+        </w:r>
+        <w:r>
+          <w:rPr>
+            <w:noProof/>
+            <w:webHidden/>
+          </w:rPr>
+          <w:tab/>
+        </w:r>
+        <w:r>
+          <w:rPr>
+            <w:noProof/>
+            <w:webHidden/>
+          </w:rPr>
+          <w:fldChar w:fldCharType="begin"/>
+        </w:r>
+        <w:r>
+          <w:rPr>
+            <w:noProof/>
+            <w:webHidden/>
+          </w:rPr>
+          <w:instrText xml:space="preserve"> PAGEREF _Toc232951616 \h </w:instrText>
+        </w:r>
+        <w:r>
+          <w:rPr>
+            <w:noProof/>
+            <w:webHidden/>
+          </w:rPr>
+        </w:r>
+        <w:r>
+          <w:rPr>
+            <w:noProof/>
+            <w:webHidden/>
+          </w:rPr>
+          <w:fldChar w:fldCharType="separate"/>
+        </w:r>
+        <w:r>
+          <w:rPr>
+            <w:noProof/>
+            <w:webHidden/>
+          </w:rPr>
+          <w:t>21</w:t>
+        </w:r>
+        <w:r>
+          <w:rPr>
+            <w:noProof/>
+            <w:webHidden/>
+          </w:rPr>
+          <w:fldChar w:fldCharType="end"/>
+        </w:r>
+      </w:hyperlink>
+    </w:p>
+    <w:p>
+      <w:pPr>
+        <w:pStyle w:val="TableofFigures"/>
+        <w:tabs>
+          <w:tab w:val="right" w:leader="dot" w:pos="9059"/>
+        </w:tabs>
+        <w:rPr>
+          <w:rFonts w:asciiTheme="minorHAnsi" w:eastAsiaTheme="minorEastAsia" w:hAnsiTheme="minorHAnsi"/>
+          <w:noProof/>
+          <w:sz w:val="24"/>
+        </w:rPr>
+      </w:pPr>
+      <w:hyperlink w:anchor="_Toc232951617" w:history="1">
+        <w:r>
+          <w:rPr>
+            <w:rStyle w:val="Hyperlink"/>
+            <w:noProof/>
+          </w:rPr>
+          <w:t>Phương trình 5.1.2</w:t>
+        </w:r>
+        <w:r>
+          <w:rPr>
+            <w:rStyle w:val="Hyperlink"/>
+            <w:noProof/>
+            <w:lang w:val="vi-VN"/>
+          </w:rPr>
+          <w:t xml:space="preserve"> </w:t>
+        </w:r>
+        <w:r>
+          <w:rPr>
+            <w:rStyle w:val="Hyperlink"/>
+            <w:noProof/>
+          </w:rPr>
+          <w:t>Phương trình phương sai của sGARCH(1,1)</w:t>
+        </w:r>
+        <w:r>
+          <w:rPr>
+            <w:noProof/>
+            <w:webHidden/>
+          </w:rPr>
+          <w:tab/>
+        </w:r>
+        <w:r>
+          <w:rPr>
+            <w:noProof/>
+            <w:webHidden/>
+          </w:rPr>
+          <w:fldChar w:fldCharType="begin"/>
+        </w:r>
+        <w:r>
+          <w:rPr>
+            <w:noProof/>
+            <w:webHidden/>
+          </w:rPr>
+          <w:instrText xml:space="preserve"> PAGEREF _Toc232951617 \h </w:instrText>
+        </w:r>
+        <w:r>
+          <w:rPr>
+            <w:noProof/>
+            <w:webHidden/>
+          </w:rPr>
+        </w:r>
+        <w:r>
+          <w:rPr>
+            <w:noProof/>
+            <w:webHidden/>
+          </w:rPr>
+          <w:fldChar w:fldCharType="separate"/>
+        </w:r>
+        <w:r>
+          <w:rPr>
+            <w:noProof/>
+            <w:webHidden/>
+          </w:rPr>
+          <w:t>21</w:t>
+        </w:r>
+        <w:r>
+          <w:rPr>
+            <w:noProof/>
+            <w:webHidden/>
+          </w:rPr>
+          <w:fldChar w:fldCharType="end"/>
+        </w:r>
+      </w:hyperlink>
+    </w:p>
+    <w:p>
+      <w:pPr>
+        <w:jc w:val="left"/>
+      </w:pPr>
+      <w:r>
+        <w:fldChar w:fldCharType="end"/>
+      </w:r>
+    </w:p>
+    <w:p/>
+    <w:p>
+      <w:pPr>
+        <w:jc w:val="center"/>
+      </w:pPr>
+    </w:p>
+    <w:p>
+      <w:pPr>
+        <w:tabs>
+          <w:tab w:val="center" w:pos="4534"/>
+        </w:tabs>
+        <w:rPr>
+          <w:lang w:val="vi-VN"/>
+        </w:rPr>
+        <w:sectPr>
+          <w:headerReference w:type="default" r:id="rId12"/>
+          <w:footerReference w:type="default" r:id="rId13"/>
+          <w:type w:val="continuous"/>
+          <w:pgSz w:w="11906" w:h="16838" w:code="9"/>
+          <w:pgMar w:top="1699" w:right="1138" w:bottom="1411" w:left="1699" w:header="720" w:footer="720" w:gutter="0"/>
+          <w:pgNumType w:start="1"/>
+          <w:cols w:space="720"/>
+          <w:docGrid w:linePitch="360"/>
+        </w:sectPr>
+      </w:pPr>
+      <w:r>
+        <w:rPr>
+          <w:lang w:val="vi-VN"/>
+        </w:rPr>
+        <w:tab/>
+      </w:r>
+    </w:p>
+    <w:p>
+      <w:pPr>
+        <w:pStyle w:val="Heading1"/>
         <w:spacing w:line="360" w:lineRule="auto"/>
       </w:pPr>
-      <w:bookmarkStart w:id="5" w:name="_Toc232949299"/>
       <w:r>
         <w:lastRenderedPageBreak/>
         <w:t>TỔNG QUAN ĐỀ TÀI</w:t>
@@ -18964,7 +19534,7 @@
         <w:pStyle w:val="Heading2"/>
         <w:spacing w:line="360" w:lineRule="auto"/>
       </w:pPr>
-      <w:bookmarkStart w:id="6" w:name="_Toc232949300"/>
+      <w:bookmarkStart w:id="6" w:name="_Toc232951042"/>
       <w:proofErr w:type="spellStart"/>
       <w:r>
         <w:t>Bối</w:t>
@@ -19870,7 +20440,7 @@
         <w:pStyle w:val="Heading2"/>
         <w:spacing w:line="360" w:lineRule="auto"/>
       </w:pPr>
-      <w:bookmarkStart w:id="7" w:name="_Toc232949301"/>
+      <w:bookmarkStart w:id="7" w:name="_Toc232951043"/>
       <w:proofErr w:type="spellStart"/>
       <w:r>
         <w:t>Câu</w:t>
@@ -20310,7 +20880,7 @@
         <w:pStyle w:val="Heading2"/>
         <w:spacing w:line="360" w:lineRule="auto"/>
       </w:pPr>
-      <w:bookmarkStart w:id="8" w:name="_Toc232949302"/>
+      <w:bookmarkStart w:id="8" w:name="_Toc232951044"/>
       <w:proofErr w:type="spellStart"/>
       <w:r>
         <w:t>Mục</w:t>
@@ -20625,7 +21195,7 @@
           <w:lang w:val="vi-VN"/>
         </w:rPr>
       </w:pPr>
-      <w:bookmarkStart w:id="9" w:name="_Toc232949303"/>
+      <w:bookmarkStart w:id="9" w:name="_Toc232951045"/>
       <w:r>
         <w:lastRenderedPageBreak/>
         <w:t>Các</w:t>
@@ -21158,7 +21728,7 @@
         <w:pStyle w:val="Heading1"/>
         <w:spacing w:line="360" w:lineRule="auto"/>
       </w:pPr>
-      <w:bookmarkStart w:id="10" w:name="_Toc232949304"/>
+      <w:bookmarkStart w:id="10" w:name="_Toc232951046"/>
       <w:r>
         <w:rPr>
           <w:lang w:val="vi-VN"/>
@@ -21173,7 +21743,7 @@
         <w:pStyle w:val="Heading2"/>
         <w:spacing w:line="360" w:lineRule="auto"/>
       </w:pPr>
-      <w:bookmarkStart w:id="11" w:name="_Toc232949305"/>
+      <w:bookmarkStart w:id="11" w:name="_Toc232951047"/>
       <w:proofErr w:type="spellStart"/>
       <w:r>
         <w:t>Nguồn</w:t>
@@ -21558,7 +22128,7 @@
           <w:lang w:val="vi-VN"/>
         </w:rPr>
       </w:pPr>
-      <w:bookmarkStart w:id="12" w:name="_Toc232949760"/>
+      <w:bookmarkStart w:id="12" w:name="_Toc232951539"/>
       <w:proofErr w:type="spellStart"/>
       <w:r>
         <w:t>Bảng</w:t>
@@ -21585,7 +22155,6 @@
           </w:rPr>
           <w:t>1</w:t>
         </w:r>
-        <w:bookmarkEnd w:id="12"/>
       </w:fldSimple>
       <w:r>
         <w:rPr>
@@ -21593,6 +22162,71 @@
         </w:rPr>
         <w:t xml:space="preserve"> </w:t>
       </w:r>
+      <w:proofErr w:type="spellStart"/>
+      <w:r>
+        <w:t>Mô</w:t>
+      </w:r>
+      <w:proofErr w:type="spellEnd"/>
+      <w:r>
+        <w:t xml:space="preserve"> </w:t>
+      </w:r>
+      <w:proofErr w:type="spellStart"/>
+      <w:r>
+        <w:t>tả</w:t>
+      </w:r>
+      <w:proofErr w:type="spellEnd"/>
+      <w:r>
+        <w:t xml:space="preserve"> </w:t>
+      </w:r>
+      <w:proofErr w:type="spellStart"/>
+      <w:r>
+        <w:t>các</w:t>
+      </w:r>
+      <w:proofErr w:type="spellEnd"/>
+      <w:r>
+        <w:t xml:space="preserve"> </w:t>
+      </w:r>
+      <w:proofErr w:type="spellStart"/>
+      <w:r>
+        <w:t>biến</w:t>
+      </w:r>
+      <w:proofErr w:type="spellEnd"/>
+      <w:r>
+        <w:t xml:space="preserve"> </w:t>
+      </w:r>
+      <w:proofErr w:type="spellStart"/>
+      <w:r>
+        <w:t>trong</w:t>
+      </w:r>
+      <w:proofErr w:type="spellEnd"/>
+      <w:r>
+        <w:t xml:space="preserve"> </w:t>
+      </w:r>
+      <w:proofErr w:type="spellStart"/>
+      <w:r>
+        <w:t>dữ</w:t>
+      </w:r>
+      <w:proofErr w:type="spellEnd"/>
+      <w:r>
+        <w:t xml:space="preserve"> </w:t>
+      </w:r>
+      <w:proofErr w:type="spellStart"/>
+      <w:r>
+        <w:t>liệu</w:t>
+      </w:r>
+      <w:proofErr w:type="spellEnd"/>
+      <w:r>
+        <w:t xml:space="preserve"> OHLCV </w:t>
+      </w:r>
+      <w:proofErr w:type="spellStart"/>
+      <w:r>
+        <w:t>của</w:t>
+      </w:r>
+      <w:proofErr w:type="spellEnd"/>
+      <w:r>
+        <w:t xml:space="preserve"> FPT</w:t>
+      </w:r>
+      <w:bookmarkEnd w:id="12"/>
     </w:p>
     <w:tbl>
       <w:tblPr>
@@ -21601,8 +22235,8 @@
         <w:tblLook w:val="04A0" w:firstRow="1" w:lastRow="0" w:firstColumn="1" w:lastColumn="0" w:noHBand="0" w:noVBand="1"/>
       </w:tblPr>
       <w:tblGrid>
-        <w:gridCol w:w="2689"/>
-        <w:gridCol w:w="6706"/>
+        <w:gridCol w:w="2612"/>
+        <w:gridCol w:w="6447"/>
       </w:tblGrid>
       <w:tr>
         <w:tc>
@@ -22344,7 +22978,7 @@
           <w:lang w:val="vi-VN"/>
         </w:rPr>
       </w:pPr>
-      <w:bookmarkStart w:id="13" w:name="_Toc232949306"/>
+      <w:bookmarkStart w:id="13" w:name="_Toc232951048"/>
       <w:r>
         <w:t>Quy</w:t>
       </w:r>
@@ -23014,7 +23648,7 @@
         <w:pStyle w:val="Caption"/>
         <w:keepNext/>
       </w:pPr>
-      <w:bookmarkStart w:id="14" w:name="_Toc232949761"/>
+      <w:bookmarkStart w:id="14" w:name="_Toc232951540"/>
       <w:proofErr w:type="spellStart"/>
       <w:r>
         <w:t>Bảng</w:t>
@@ -23064,7 +23698,7 @@
       </w:tblPr>
       <w:tblGrid>
         <w:gridCol w:w="4813"/>
-        <w:gridCol w:w="4582"/>
+        <w:gridCol w:w="4246"/>
       </w:tblGrid>
       <w:tr>
         <w:tc>
@@ -23171,7 +23805,6 @@
               <w:rPr>
                 <w:rStyle w:val="VerbatimChar"/>
               </w:rPr>
-              <w:lastRenderedPageBreak/>
               <w:t>invalid_date</w:t>
             </w:r>
             <w:proofErr w:type="spellEnd"/>
@@ -23212,6 +23845,7 @@
               <w:rPr>
                 <w:rStyle w:val="VerbatimChar"/>
               </w:rPr>
+              <w:lastRenderedPageBreak/>
               <w:t>duplicate_date</w:t>
             </w:r>
             <w:proofErr w:type="spellEnd"/>
@@ -23445,7 +24079,7 @@
           <w:lang w:val="vi-VN"/>
         </w:rPr>
       </w:pPr>
-      <w:bookmarkStart w:id="15" w:name="_Toc232949307"/>
+      <w:bookmarkStart w:id="15" w:name="_Toc232951049"/>
       <w:proofErr w:type="spellStart"/>
       <w:r>
         <w:t>Dữ</w:t>
@@ -23580,54 +24214,13 @@
     </w:p>
     <w:p>
       <w:pPr>
-        <w:pStyle w:val="Caption"/>
         <w:keepNext/>
-        <w:jc w:val="both"/>
-        <w:rPr>
-          <w:lang w:val="vi-VN"/>
-        </w:rPr>
-      </w:pPr>
-      <w:r>
-        <w:t xml:space="preserve">Phương </w:t>
-      </w:r>
-      <w:proofErr w:type="spellStart"/>
-      <w:r>
-        <w:t>trình</w:t>
-      </w:r>
-      <w:proofErr w:type="spellEnd"/>
-      <w:r>
-        <w:t xml:space="preserve"> </w:t>
-      </w:r>
-      <w:fldSimple w:instr=" STYLEREF 2 \s ">
-        <w:r>
-          <w:rPr>
-            <w:noProof/>
-          </w:rPr>
-          <w:t>2.3</w:t>
-        </w:r>
-      </w:fldSimple>
-      <w:r>
-        <w:t>.</w:t>
-      </w:r>
-      <w:fldSimple w:instr=" SEQ Phương_trình \* ARABIC \s 2 ">
-        <w:r>
-          <w:rPr>
-            <w:noProof/>
-          </w:rPr>
-          <w:t>1</w:t>
-        </w:r>
-      </w:fldSimple>
-      <w:r>
-        <w:rPr>
-          <w:lang w:val="vi-VN"/>
-        </w:rPr>
-        <w:t xml:space="preserve"> </w:t>
-      </w:r>
-    </w:p>
-    <w:p>
-      <w:pPr>
         <w:spacing w:line="360" w:lineRule="auto"/>
         <w:ind w:firstLine="720"/>
+        <w:rPr>
+          <w:rFonts w:eastAsiaTheme="minorEastAsia"/>
+          <w:lang w:val="vi-VN"/>
+        </w:rPr>
       </w:pPr>
       <m:oMathPara>
         <m:oMathParaPr>
@@ -23643,12 +24236,14 @@
               </m:ctrlPr>
             </m:sSubPr>
             <m:e>
+              <w:proofErr w:type="spellStart"/>
               <m:r>
                 <m:rPr>
                   <m:nor/>
                 </m:rPr>
                 <m:t>log_close</m:t>
               </m:r>
+              <w:proofErr w:type="spellEnd"/>
             </m:e>
             <m:sub>
               <m:r>
@@ -23818,6 +24413,58 @@
     </w:p>
     <w:p>
       <w:pPr>
+        <w:pStyle w:val="Caption"/>
+        <w:rPr>
+          <w:lang w:val="vi-VN"/>
+        </w:rPr>
+      </w:pPr>
+      <w:bookmarkStart w:id="16" w:name="_Toc232951614"/>
+      <w:r>
+        <w:t xml:space="preserve">Phương </w:t>
+      </w:r>
+      <w:proofErr w:type="spellStart"/>
+      <w:r>
+        <w:t>trình</w:t>
+      </w:r>
+      <w:proofErr w:type="spellEnd"/>
+      <w:r>
+        <w:t xml:space="preserve"> </w:t>
+      </w:r>
+      <w:fldSimple w:instr=" STYLEREF 2 \s ">
+        <w:r>
+          <w:rPr>
+            <w:noProof/>
+          </w:rPr>
+          <w:t>2.3</w:t>
+        </w:r>
+      </w:fldSimple>
+      <w:r>
+        <w:t>.</w:t>
+      </w:r>
+      <w:fldSimple w:instr=" SEQ Phương_trình \* ARABIC \s 2 ">
+        <w:r>
+          <w:rPr>
+            <w:noProof/>
+          </w:rPr>
+          <w:t>1</w:t>
+        </w:r>
+      </w:fldSimple>
+      <w:r>
+        <w:rPr>
+          <w:lang w:val="vi-VN"/>
+        </w:rPr>
+        <w:t xml:space="preserve"> </w:t>
+      </w:r>
+      <w:r>
+        <w:rPr>
+          <w:noProof/>
+        </w:rPr>
+        <w:t>Công thức tính log return</w:t>
+      </w:r>
+      <w:bookmarkEnd w:id="16"/>
+    </w:p>
+    <w:p>
+      <w:pPr>
         <w:spacing w:line="360" w:lineRule="auto"/>
         <w:ind w:firstLine="720"/>
         <w:rPr>
@@ -24026,7 +24673,7 @@
         <w:pStyle w:val="Caption"/>
         <w:keepNext/>
       </w:pPr>
-      <w:bookmarkStart w:id="16" w:name="_Toc232949762"/>
+      <w:bookmarkStart w:id="17" w:name="_Toc232951541"/>
       <w:proofErr w:type="spellStart"/>
       <w:r>
         <w:t>Bảng</w:t>
@@ -24066,7 +24713,7 @@
         </w:rPr>
         <w:t>Giá trị thiếu trong tám biến của dữ liệu model</w:t>
       </w:r>
-      <w:bookmarkEnd w:id="16"/>
+      <w:bookmarkEnd w:id="17"/>
     </w:p>
     <w:tbl>
       <w:tblPr>
@@ -24534,7 +25181,7 @@
         <w:pStyle w:val="Caption"/>
         <w:keepNext/>
       </w:pPr>
-      <w:bookmarkStart w:id="17" w:name="_Toc232949763"/>
+      <w:bookmarkStart w:id="18" w:name="_Toc232951542"/>
       <w:proofErr w:type="spellStart"/>
       <w:r>
         <w:t>Bảng</w:t>
@@ -24574,7 +25221,7 @@
         </w:rPr>
         <w:t>Thống kê mô tả dữ liệu sạch</w:t>
       </w:r>
-      <w:bookmarkEnd w:id="17"/>
+      <w:bookmarkEnd w:id="18"/>
     </w:p>
     <w:tbl>
       <w:tblPr>
@@ -24594,13 +25241,13 @@
         <w:tblCaption w:val="Thống kê mô tả dữ liệu sạch"/>
       </w:tblPr>
       <w:tblGrid>
-        <w:gridCol w:w="1165"/>
-        <w:gridCol w:w="900"/>
-        <w:gridCol w:w="1396"/>
-        <w:gridCol w:w="1360"/>
-        <w:gridCol w:w="1607"/>
-        <w:gridCol w:w="1360"/>
-        <w:gridCol w:w="1607"/>
+        <w:gridCol w:w="1124"/>
+        <w:gridCol w:w="871"/>
+        <w:gridCol w:w="1346"/>
+        <w:gridCol w:w="1311"/>
+        <w:gridCol w:w="1548"/>
+        <w:gridCol w:w="1311"/>
+        <w:gridCol w:w="1548"/>
       </w:tblGrid>
       <w:tr>
         <w:trPr>
@@ -25350,7 +25997,7 @@
         <w:pStyle w:val="Heading2"/>
         <w:spacing w:line="360" w:lineRule="auto"/>
       </w:pPr>
-      <w:bookmarkStart w:id="18" w:name="_Toc232949308"/>
+      <w:bookmarkStart w:id="19" w:name="_Toc232951050"/>
       <w:proofErr w:type="spellStart"/>
       <w:r>
         <w:t>Hạn</w:t>
@@ -25379,7 +26026,7 @@
       <w:r>
         <w:t>liệu</w:t>
       </w:r>
-      <w:bookmarkEnd w:id="18"/>
+      <w:bookmarkEnd w:id="19"/>
       <w:proofErr w:type="spellEnd"/>
     </w:p>
     <w:p>
@@ -25822,12 +26469,12 @@
         <w:pStyle w:val="Heading1"/>
         <w:spacing w:line="360" w:lineRule="auto"/>
       </w:pPr>
-      <w:bookmarkStart w:id="19" w:name="_Toc232949309"/>
+      <w:bookmarkStart w:id="20" w:name="_Toc232951051"/>
       <w:r>
         <w:lastRenderedPageBreak/>
         <w:t>PHÂN TÍCH KHÁM PHÁ VÀ TRỰC QUAN HÓA</w:t>
       </w:r>
-      <w:bookmarkEnd w:id="19"/>
+      <w:bookmarkEnd w:id="20"/>
     </w:p>
     <w:p>
       <w:pPr>
@@ -25837,7 +26484,7 @@
           <w:lang w:val="vi-VN"/>
         </w:rPr>
       </w:pPr>
-      <w:bookmarkStart w:id="20" w:name="_Toc232949310"/>
+      <w:bookmarkStart w:id="21" w:name="_Toc232951052"/>
       <w:proofErr w:type="spellStart"/>
       <w:r>
         <w:t>Giá</w:t>
@@ -25866,7 +26513,7 @@
       <w:r>
         <w:t>lượng</w:t>
       </w:r>
-      <w:bookmarkEnd w:id="20"/>
+      <w:bookmarkEnd w:id="21"/>
       <w:proofErr w:type="spellEnd"/>
     </w:p>
     <w:p>
@@ -25889,784 +26536,6 @@
                 <pic:pic xmlns:pic="http://schemas.openxmlformats.org/drawingml/2006/picture">
                   <pic:nvPicPr>
                     <pic:cNvPr id="22" name="Picture" descr="report_files/1b778d55195aacf1660542bf9e0726a8235135ff.png"/>
-                    <pic:cNvPicPr>
-                      <a:picLocks noChangeAspect="1" noChangeArrowheads="1"/>
-                    </pic:cNvPicPr>
-                  </pic:nvPicPr>
-                  <pic:blipFill>
-                    <a:blip r:embed="rId12"/>
-                    <a:stretch>
-                      <a:fillRect/>
-                    </a:stretch>
-                  </pic:blipFill>
-                  <pic:spPr bwMode="auto">
-                    <a:xfrm>
-                      <a:off x="0" y="0"/>
-                      <a:ext cx="5067300" cy="3040380"/>
-                    </a:xfrm>
-                    <a:prstGeom prst="rect">
-                      <a:avLst/>
-                    </a:prstGeom>
-                    <a:noFill/>
-                    <a:ln w="9525">
-                      <a:noFill/>
-                      <a:headEnd/>
-                      <a:tailEnd/>
-                    </a:ln>
-                  </pic:spPr>
-                </pic:pic>
-              </a:graphicData>
-            </a:graphic>
-          </wp:inline>
-        </w:drawing>
-      </w:r>
-      <w:bookmarkStart w:id="21" w:name="_Toc226314898"/>
-    </w:p>
-    <w:p>
-      <w:pPr>
-        <w:pStyle w:val="Caption"/>
-        <w:rPr>
-          <w:lang w:val="vi-VN"/>
-        </w:rPr>
-      </w:pPr>
-      <w:bookmarkStart w:id="22" w:name="_Toc232949726"/>
-      <w:proofErr w:type="spellStart"/>
-      <w:r>
-        <w:t>Hình</w:t>
-      </w:r>
-      <w:proofErr w:type="spellEnd"/>
-      <w:r>
-        <w:t xml:space="preserve"> </w:t>
-      </w:r>
-      <w:fldSimple w:instr=" STYLEREF 2 \s ">
-        <w:r>
-          <w:rPr>
-            <w:noProof/>
-          </w:rPr>
-          <w:t>3.1</w:t>
-        </w:r>
-      </w:fldSimple>
-      <w:r>
-        <w:t>.</w:t>
-      </w:r>
-      <w:fldSimple w:instr=" SEQ Hình \* ARABIC \s 2 ">
-        <w:r>
-          <w:rPr>
-            <w:noProof/>
-          </w:rPr>
-          <w:t>1</w:t>
-        </w:r>
-      </w:fldSimple>
-      <w:r>
-        <w:rPr>
-          <w:lang w:val="vi-VN"/>
-        </w:rPr>
-        <w:t xml:space="preserve"> </w:t>
-      </w:r>
-      <w:r>
-        <w:rPr>
-          <w:noProof/>
-        </w:rPr>
-        <w:t>Giá đóng cửa điều chỉnh của FPT</w:t>
-      </w:r>
-      <w:bookmarkEnd w:id="22"/>
-    </w:p>
-    <w:p>
-      <w:pPr>
-        <w:spacing w:line="360" w:lineRule="auto"/>
-        <w:ind w:firstLine="720"/>
-        <w:rPr>
-          <w:lang w:val="vi-VN"/>
-        </w:rPr>
-      </w:pPr>
-      <w:r>
-        <w:t>.</w:t>
-      </w:r>
-      <w:bookmarkEnd w:id="21"/>
-      <w:r>
-        <w:t xml:space="preserve"> </w:t>
-      </w:r>
-      <w:proofErr w:type="spellStart"/>
-      <w:r>
-        <w:t>Giá</w:t>
-      </w:r>
-      <w:proofErr w:type="spellEnd"/>
-      <w:r>
-        <w:t xml:space="preserve"> </w:t>
-      </w:r>
-      <w:proofErr w:type="spellStart"/>
-      <w:r>
-        <w:t>thay</w:t>
-      </w:r>
-      <w:proofErr w:type="spellEnd"/>
-      <w:r>
-        <w:t xml:space="preserve"> </w:t>
-      </w:r>
-      <w:proofErr w:type="spellStart"/>
-      <w:r>
-        <w:t>đổi</w:t>
-      </w:r>
-      <w:proofErr w:type="spellEnd"/>
-      <w:r>
-        <w:t xml:space="preserve"> </w:t>
-      </w:r>
-      <w:proofErr w:type="spellStart"/>
-      <w:r>
-        <w:t>rõ</w:t>
-      </w:r>
-      <w:proofErr w:type="spellEnd"/>
-      <w:r>
-        <w:t xml:space="preserve"> </w:t>
-      </w:r>
-      <w:proofErr w:type="spellStart"/>
-      <w:r>
-        <w:t>về</w:t>
-      </w:r>
-      <w:proofErr w:type="spellEnd"/>
-      <w:r>
-        <w:t xml:space="preserve"> level </w:t>
-      </w:r>
-      <w:proofErr w:type="spellStart"/>
-      <w:r>
-        <w:t>và</w:t>
-      </w:r>
-      <w:proofErr w:type="spellEnd"/>
-      <w:r>
-        <w:t xml:space="preserve"> </w:t>
-      </w:r>
-      <w:proofErr w:type="spellStart"/>
-      <w:r>
-        <w:t>có</w:t>
-      </w:r>
-      <w:proofErr w:type="spellEnd"/>
-      <w:r>
-        <w:t xml:space="preserve"> xu </w:t>
-      </w:r>
-      <w:proofErr w:type="spellStart"/>
-      <w:r>
-        <w:t>hướng</w:t>
-      </w:r>
-      <w:proofErr w:type="spellEnd"/>
-      <w:r>
-        <w:t xml:space="preserve"> </w:t>
-      </w:r>
-      <w:proofErr w:type="spellStart"/>
-      <w:r>
-        <w:t>dài</w:t>
-      </w:r>
-      <w:proofErr w:type="spellEnd"/>
-      <w:r>
-        <w:t xml:space="preserve"> </w:t>
-      </w:r>
-      <w:proofErr w:type="spellStart"/>
-      <w:r>
-        <w:t>hạn</w:t>
-      </w:r>
-      <w:proofErr w:type="spellEnd"/>
-      <w:r>
-        <w:t xml:space="preserve">; </w:t>
-      </w:r>
-      <w:proofErr w:type="spellStart"/>
-      <w:r>
-        <w:t>biểu</w:t>
-      </w:r>
-      <w:proofErr w:type="spellEnd"/>
-      <w:r>
-        <w:t xml:space="preserve"> </w:t>
-      </w:r>
-      <w:proofErr w:type="spellStart"/>
-      <w:r>
-        <w:t>đồ</w:t>
-      </w:r>
-      <w:proofErr w:type="spellEnd"/>
-      <w:r>
-        <w:t xml:space="preserve"> </w:t>
-      </w:r>
-      <w:proofErr w:type="spellStart"/>
-      <w:r>
-        <w:t>gợi</w:t>
-      </w:r>
-      <w:proofErr w:type="spellEnd"/>
-      <w:r>
-        <w:t xml:space="preserve"> ý non-stationarity </w:t>
-      </w:r>
-      <w:proofErr w:type="spellStart"/>
-      <w:r>
-        <w:t>nhưng</w:t>
-      </w:r>
-      <w:proofErr w:type="spellEnd"/>
-      <w:r>
-        <w:t xml:space="preserve"> </w:t>
-      </w:r>
-      <w:proofErr w:type="spellStart"/>
-      <w:r>
-        <w:t>không</w:t>
-      </w:r>
-      <w:proofErr w:type="spellEnd"/>
-      <w:r>
-        <w:t xml:space="preserve"> </w:t>
-      </w:r>
-      <w:proofErr w:type="spellStart"/>
-      <w:r>
-        <w:t>thay</w:t>
-      </w:r>
-      <w:proofErr w:type="spellEnd"/>
-      <w:r>
-        <w:t xml:space="preserve"> </w:t>
-      </w:r>
-      <w:proofErr w:type="spellStart"/>
-      <w:r>
-        <w:t>thế</w:t>
-      </w:r>
-      <w:proofErr w:type="spellEnd"/>
-      <w:r>
-        <w:t xml:space="preserve"> ADF. </w:t>
-      </w:r>
-      <w:proofErr w:type="spellStart"/>
-      <w:r>
-        <w:t>Không</w:t>
-      </w:r>
-      <w:proofErr w:type="spellEnd"/>
-      <w:r>
-        <w:t xml:space="preserve"> </w:t>
-      </w:r>
-      <w:proofErr w:type="spellStart"/>
-      <w:r>
-        <w:t>thể</w:t>
-      </w:r>
-      <w:proofErr w:type="spellEnd"/>
-      <w:r>
-        <w:t xml:space="preserve"> </w:t>
-      </w:r>
-      <w:proofErr w:type="spellStart"/>
-      <w:r>
-        <w:t>suy</w:t>
-      </w:r>
-      <w:proofErr w:type="spellEnd"/>
-      <w:r>
-        <w:t xml:space="preserve"> </w:t>
-      </w:r>
-      <w:proofErr w:type="spellStart"/>
-      <w:r>
-        <w:t>ra</w:t>
-      </w:r>
-      <w:proofErr w:type="spellEnd"/>
-      <w:r>
-        <w:t xml:space="preserve"> </w:t>
-      </w:r>
-      <w:proofErr w:type="spellStart"/>
-      <w:r>
-        <w:t>nguyên</w:t>
-      </w:r>
-      <w:proofErr w:type="spellEnd"/>
-      <w:r>
-        <w:t xml:space="preserve"> </w:t>
-      </w:r>
-      <w:proofErr w:type="spellStart"/>
-      <w:r>
-        <w:t>nhân</w:t>
-      </w:r>
-      <w:proofErr w:type="spellEnd"/>
-      <w:r>
-        <w:t xml:space="preserve"> </w:t>
-      </w:r>
-      <w:proofErr w:type="spellStart"/>
-      <w:r>
-        <w:t>kinh</w:t>
-      </w:r>
-      <w:proofErr w:type="spellEnd"/>
-      <w:r>
-        <w:t xml:space="preserve"> </w:t>
-      </w:r>
-      <w:proofErr w:type="spellStart"/>
-      <w:r>
-        <w:t>tế</w:t>
-      </w:r>
-      <w:proofErr w:type="spellEnd"/>
-      <w:r>
-        <w:t xml:space="preserve"> </w:t>
-      </w:r>
-      <w:proofErr w:type="spellStart"/>
-      <w:r>
-        <w:t>hoặc</w:t>
-      </w:r>
-      <w:proofErr w:type="spellEnd"/>
-      <w:r>
-        <w:t xml:space="preserve"> xu </w:t>
-      </w:r>
-      <w:proofErr w:type="spellStart"/>
-      <w:r>
-        <w:t>hướng</w:t>
-      </w:r>
-      <w:proofErr w:type="spellEnd"/>
-      <w:r>
-        <w:t xml:space="preserve"> </w:t>
-      </w:r>
-      <w:proofErr w:type="spellStart"/>
-      <w:r>
-        <w:t>tương</w:t>
-      </w:r>
-      <w:proofErr w:type="spellEnd"/>
-      <w:r>
-        <w:t xml:space="preserve"> lai </w:t>
-      </w:r>
-      <w:proofErr w:type="spellStart"/>
-      <w:r>
-        <w:t>chỉ</w:t>
-      </w:r>
-      <w:proofErr w:type="spellEnd"/>
-      <w:r>
-        <w:t xml:space="preserve"> </w:t>
-      </w:r>
-      <w:proofErr w:type="spellStart"/>
-      <w:r>
-        <w:t>từ</w:t>
-      </w:r>
-      <w:proofErr w:type="spellEnd"/>
-      <w:r>
-        <w:t xml:space="preserve"> </w:t>
-      </w:r>
-      <w:proofErr w:type="spellStart"/>
-      <w:r>
-        <w:t>đường</w:t>
-      </w:r>
-      <w:proofErr w:type="spellEnd"/>
-      <w:r>
-        <w:t xml:space="preserve"> </w:t>
-      </w:r>
-      <w:proofErr w:type="spellStart"/>
-      <w:r>
-        <w:t>giá</w:t>
-      </w:r>
-      <w:proofErr w:type="spellEnd"/>
-      <w:r>
-        <w:t>.</w:t>
-      </w:r>
-    </w:p>
-    <w:p>
-      <w:pPr>
-        <w:keepNext/>
-        <w:spacing w:line="360" w:lineRule="auto"/>
-        <w:ind w:firstLine="720"/>
-        <w:jc w:val="center"/>
-      </w:pPr>
-      <w:r>
-        <w:rPr>
-          <w:noProof/>
-        </w:rPr>
-        <w:lastRenderedPageBreak/>
-        <w:drawing>
-          <wp:inline distT="0" distB="0" distL="0" distR="0" wp14:anchorId="26301B77" wp14:editId="1E9A7B99">
-            <wp:extent cx="5067300" cy="3040380"/>
-            <wp:effectExtent l="0" t="0" r="0" b="0"/>
-            <wp:docPr id="24" name="Picture" descr="Khối lượng giao dịch FPT theo thời gian"/>
-            <wp:cNvGraphicFramePr/>
-            <a:graphic xmlns:a="http://schemas.openxmlformats.org/drawingml/2006/main">
-              <a:graphicData uri="http://schemas.openxmlformats.org/drawingml/2006/picture">
-                <pic:pic xmlns:pic="http://schemas.openxmlformats.org/drawingml/2006/picture">
-                  <pic:nvPicPr>
-                    <pic:cNvPr id="25" name="Picture" descr="report_files/f15e40b36bd7fcdd4014095245cb808c4fb3e9f3.png"/>
-                    <pic:cNvPicPr>
-                      <a:picLocks noChangeAspect="1" noChangeArrowheads="1"/>
-                    </pic:cNvPicPr>
-                  </pic:nvPicPr>
-                  <pic:blipFill>
-                    <a:blip r:embed="rId13"/>
-                    <a:stretch>
-                      <a:fillRect/>
-                    </a:stretch>
-                  </pic:blipFill>
-                  <pic:spPr bwMode="auto">
-                    <a:xfrm>
-                      <a:off x="0" y="0"/>
-                      <a:ext cx="5067300" cy="3040380"/>
-                    </a:xfrm>
-                    <a:prstGeom prst="rect">
-                      <a:avLst/>
-                    </a:prstGeom>
-                    <a:noFill/>
-                    <a:ln w="9525">
-                      <a:noFill/>
-                      <a:headEnd/>
-                      <a:tailEnd/>
-                    </a:ln>
-                  </pic:spPr>
-                </pic:pic>
-              </a:graphicData>
-            </a:graphic>
-          </wp:inline>
-        </w:drawing>
-      </w:r>
-    </w:p>
-    <w:p>
-      <w:pPr>
-        <w:pStyle w:val="Caption"/>
-        <w:rPr>
-          <w:lang w:val="vi-VN"/>
-        </w:rPr>
-      </w:pPr>
-      <w:bookmarkStart w:id="23" w:name="_Toc232949727"/>
-      <w:proofErr w:type="spellStart"/>
-      <w:r>
-        <w:t>Hình</w:t>
-      </w:r>
-      <w:proofErr w:type="spellEnd"/>
-      <w:r>
-        <w:t xml:space="preserve"> </w:t>
-      </w:r>
-      <w:fldSimple w:instr=" STYLEREF 2 \s ">
-        <w:r>
-          <w:rPr>
-            <w:noProof/>
-          </w:rPr>
-          <w:t>3.1</w:t>
-        </w:r>
-      </w:fldSimple>
-      <w:r>
-        <w:t>.</w:t>
-      </w:r>
-      <w:fldSimple w:instr=" SEQ Hình \* ARABIC \s 2 ">
-        <w:r>
-          <w:rPr>
-            <w:noProof/>
-          </w:rPr>
-          <w:t>2</w:t>
-        </w:r>
-      </w:fldSimple>
-      <w:r>
-        <w:rPr>
-          <w:lang w:val="vi-VN"/>
-        </w:rPr>
-        <w:t xml:space="preserve"> </w:t>
-      </w:r>
-      <w:r>
-        <w:rPr>
-          <w:noProof/>
-        </w:rPr>
-        <w:t>Khối lượng giao dịch FPT theo thời gian</w:t>
-      </w:r>
-      <w:bookmarkEnd w:id="23"/>
-    </w:p>
-    <w:p>
-      <w:pPr>
-        <w:spacing w:line="360" w:lineRule="auto"/>
-        <w:ind w:firstLine="720"/>
-        <w:rPr>
-          <w:lang w:val="vi-VN"/>
-        </w:rPr>
-      </w:pPr>
-      <w:r>
-        <w:t xml:space="preserve">Volume </w:t>
-      </w:r>
-      <w:proofErr w:type="spellStart"/>
-      <w:r>
-        <w:t>phân</w:t>
-      </w:r>
-      <w:proofErr w:type="spellEnd"/>
-      <w:r>
-        <w:t xml:space="preserve"> </w:t>
-      </w:r>
-      <w:proofErr w:type="spellStart"/>
-      <w:r>
-        <w:t>tán</w:t>
-      </w:r>
-      <w:proofErr w:type="spellEnd"/>
-      <w:r>
-        <w:t xml:space="preserve"> </w:t>
-      </w:r>
-      <w:proofErr w:type="spellStart"/>
-      <w:r>
-        <w:t>mạnh</w:t>
-      </w:r>
-      <w:proofErr w:type="spellEnd"/>
-      <w:r>
-        <w:t xml:space="preserve"> </w:t>
-      </w:r>
-      <w:proofErr w:type="spellStart"/>
-      <w:r>
-        <w:t>và</w:t>
-      </w:r>
-      <w:proofErr w:type="spellEnd"/>
-      <w:r>
-        <w:t xml:space="preserve"> </w:t>
-      </w:r>
-      <w:proofErr w:type="spellStart"/>
-      <w:r>
-        <w:t>có</w:t>
-      </w:r>
-      <w:proofErr w:type="spellEnd"/>
-      <w:r>
-        <w:t xml:space="preserve"> </w:t>
-      </w:r>
-      <w:proofErr w:type="spellStart"/>
-      <w:r>
-        <w:t>các</w:t>
-      </w:r>
-      <w:proofErr w:type="spellEnd"/>
-      <w:r>
-        <w:t xml:space="preserve"> </w:t>
-      </w:r>
-      <w:proofErr w:type="spellStart"/>
-      <w:r>
-        <w:t>quan</w:t>
-      </w:r>
-      <w:proofErr w:type="spellEnd"/>
-      <w:r>
-        <w:t xml:space="preserve"> </w:t>
-      </w:r>
-      <w:proofErr w:type="spellStart"/>
-      <w:r>
-        <w:t>sát</w:t>
-      </w:r>
-      <w:proofErr w:type="spellEnd"/>
-      <w:r>
-        <w:t xml:space="preserve"> </w:t>
-      </w:r>
-      <w:proofErr w:type="spellStart"/>
-      <w:r>
-        <w:t>cực</w:t>
-      </w:r>
-      <w:proofErr w:type="spellEnd"/>
-      <w:r>
-        <w:t xml:space="preserve"> </w:t>
-      </w:r>
-      <w:proofErr w:type="spellStart"/>
-      <w:r>
-        <w:t>lớn</w:t>
-      </w:r>
-      <w:proofErr w:type="spellEnd"/>
-      <w:r>
-        <w:t xml:space="preserve">. </w:t>
-      </w:r>
-      <w:proofErr w:type="spellStart"/>
-      <w:r>
-        <w:t>Hình</w:t>
-      </w:r>
-      <w:proofErr w:type="spellEnd"/>
-      <w:r>
-        <w:t xml:space="preserve"> </w:t>
-      </w:r>
-      <w:proofErr w:type="spellStart"/>
-      <w:r>
-        <w:t>được</w:t>
-      </w:r>
-      <w:proofErr w:type="spellEnd"/>
-      <w:r>
-        <w:t xml:space="preserve"> </w:t>
-      </w:r>
-      <w:proofErr w:type="spellStart"/>
-      <w:r>
-        <w:t>dùng</w:t>
-      </w:r>
-      <w:proofErr w:type="spellEnd"/>
-      <w:r>
-        <w:t xml:space="preserve"> </w:t>
-      </w:r>
-      <w:proofErr w:type="spellStart"/>
-      <w:r>
-        <w:t>mô</w:t>
-      </w:r>
-      <w:proofErr w:type="spellEnd"/>
-      <w:r>
-        <w:t xml:space="preserve"> </w:t>
-      </w:r>
-      <w:proofErr w:type="spellStart"/>
-      <w:r>
-        <w:t>tả</w:t>
-      </w:r>
-      <w:proofErr w:type="spellEnd"/>
-      <w:r>
-        <w:t xml:space="preserve"> </w:t>
-      </w:r>
-      <w:proofErr w:type="spellStart"/>
-      <w:r>
-        <w:t>thanh</w:t>
-      </w:r>
-      <w:proofErr w:type="spellEnd"/>
-      <w:r>
-        <w:t xml:space="preserve"> </w:t>
-      </w:r>
-      <w:proofErr w:type="spellStart"/>
-      <w:r>
-        <w:t>khoản</w:t>
-      </w:r>
-      <w:proofErr w:type="spellEnd"/>
-      <w:r>
-        <w:t xml:space="preserve">, </w:t>
-      </w:r>
-      <w:proofErr w:type="spellStart"/>
-      <w:r>
-        <w:t>không</w:t>
-      </w:r>
-      <w:proofErr w:type="spellEnd"/>
-      <w:r>
-        <w:t xml:space="preserve"> </w:t>
-      </w:r>
-      <w:proofErr w:type="spellStart"/>
-      <w:r>
-        <w:t>chứng</w:t>
-      </w:r>
-      <w:proofErr w:type="spellEnd"/>
-      <w:r>
-        <w:t xml:space="preserve"> </w:t>
-      </w:r>
-      <w:proofErr w:type="spellStart"/>
-      <w:r>
-        <w:t>minh</w:t>
-      </w:r>
-      <w:proofErr w:type="spellEnd"/>
-      <w:r>
-        <w:t xml:space="preserve"> </w:t>
-      </w:r>
-      <w:proofErr w:type="spellStart"/>
-      <w:r>
-        <w:t>một</w:t>
-      </w:r>
-      <w:proofErr w:type="spellEnd"/>
-      <w:r>
-        <w:t xml:space="preserve"> </w:t>
-      </w:r>
-      <w:proofErr w:type="spellStart"/>
-      <w:r>
-        <w:t>sự</w:t>
-      </w:r>
-      <w:proofErr w:type="spellEnd"/>
-      <w:r>
-        <w:t xml:space="preserve"> </w:t>
-      </w:r>
-      <w:proofErr w:type="spellStart"/>
-      <w:r>
-        <w:t>kiện</w:t>
-      </w:r>
-      <w:proofErr w:type="spellEnd"/>
-      <w:r>
-        <w:t xml:space="preserve"> hay </w:t>
-      </w:r>
-      <w:proofErr w:type="spellStart"/>
-      <w:r>
-        <w:t>quan</w:t>
-      </w:r>
-      <w:proofErr w:type="spellEnd"/>
-      <w:r>
-        <w:t xml:space="preserve"> </w:t>
-      </w:r>
-      <w:proofErr w:type="spellStart"/>
-      <w:r>
-        <w:t>hệ</w:t>
-      </w:r>
-      <w:proofErr w:type="spellEnd"/>
-      <w:r>
-        <w:t xml:space="preserve"> </w:t>
-      </w:r>
-      <w:proofErr w:type="spellStart"/>
-      <w:r>
-        <w:t>nhân</w:t>
-      </w:r>
-      <w:proofErr w:type="spellEnd"/>
-      <w:r>
-        <w:t xml:space="preserve"> </w:t>
-      </w:r>
-      <w:proofErr w:type="spellStart"/>
-      <w:r>
-        <w:t>quả</w:t>
-      </w:r>
-      <w:proofErr w:type="spellEnd"/>
-      <w:r>
-        <w:t xml:space="preserve"> </w:t>
-      </w:r>
-      <w:proofErr w:type="spellStart"/>
-      <w:r>
-        <w:t>nếu</w:t>
-      </w:r>
-      <w:proofErr w:type="spellEnd"/>
-      <w:r>
-        <w:t xml:space="preserve"> </w:t>
-      </w:r>
-      <w:proofErr w:type="spellStart"/>
-      <w:r>
-        <w:t>chưa</w:t>
-      </w:r>
-      <w:proofErr w:type="spellEnd"/>
-      <w:r>
-        <w:t xml:space="preserve"> </w:t>
-      </w:r>
-      <w:proofErr w:type="spellStart"/>
-      <w:r>
-        <w:t>có</w:t>
-      </w:r>
-      <w:proofErr w:type="spellEnd"/>
-      <w:r>
-        <w:t xml:space="preserve"> </w:t>
-      </w:r>
-      <w:proofErr w:type="spellStart"/>
-      <w:r>
-        <w:t>nguồn</w:t>
-      </w:r>
-      <w:proofErr w:type="spellEnd"/>
-      <w:r>
-        <w:t xml:space="preserve"> </w:t>
-      </w:r>
-      <w:proofErr w:type="spellStart"/>
-      <w:r>
-        <w:t>độc</w:t>
-      </w:r>
-      <w:proofErr w:type="spellEnd"/>
-      <w:r>
-        <w:t xml:space="preserve"> </w:t>
-      </w:r>
-      <w:proofErr w:type="spellStart"/>
-      <w:r>
-        <w:t>lập</w:t>
-      </w:r>
-      <w:proofErr w:type="spellEnd"/>
-      <w:r>
-        <w:t>.</w:t>
-      </w:r>
-    </w:p>
-    <w:p>
-      <w:pPr>
-        <w:pStyle w:val="Heading2"/>
-        <w:spacing w:line="360" w:lineRule="auto"/>
-        <w:rPr>
-          <w:lang w:val="vi-VN"/>
-        </w:rPr>
-      </w:pPr>
-      <w:bookmarkStart w:id="24" w:name="_Toc232949311"/>
-      <w:r>
-        <w:t xml:space="preserve">Log return </w:t>
-      </w:r>
-      <w:proofErr w:type="spellStart"/>
-      <w:r>
-        <w:t>và</w:t>
-      </w:r>
-      <w:proofErr w:type="spellEnd"/>
-      <w:r>
-        <w:t xml:space="preserve"> volatility clustering</w:t>
-      </w:r>
-      <w:bookmarkEnd w:id="24"/>
-    </w:p>
-    <w:p>
-      <w:pPr>
-        <w:keepNext/>
-        <w:spacing w:line="360" w:lineRule="auto"/>
-        <w:ind w:firstLine="720"/>
-        <w:jc w:val="center"/>
-      </w:pPr>
-      <w:r>
-        <w:rPr>
-          <w:noProof/>
-        </w:rPr>
-        <w:drawing>
-          <wp:inline distT="0" distB="0" distL="0" distR="0" wp14:anchorId="72B5AD43" wp14:editId="3EC4CD5D">
-            <wp:extent cx="5067300" cy="3040380"/>
-            <wp:effectExtent l="0" t="0" r="0" b="0"/>
-            <wp:docPr id="28" name="Picture" descr="Log return hằng ngày của FPT"/>
-            <wp:cNvGraphicFramePr/>
-            <a:graphic xmlns:a="http://schemas.openxmlformats.org/drawingml/2006/main">
-              <a:graphicData uri="http://schemas.openxmlformats.org/drawingml/2006/picture">
-                <pic:pic xmlns:pic="http://schemas.openxmlformats.org/drawingml/2006/picture">
-                  <pic:nvPicPr>
-                    <pic:cNvPr id="29" name="Picture" descr="report_files/6ecb168f34931d1903f7dea0f5dd7571269a9e58.png"/>
                     <pic:cNvPicPr>
                       <a:picLocks noChangeAspect="1" noChangeArrowheads="1"/>
                     </pic:cNvPicPr>
@@ -26698,6 +26567,7 @@
           </wp:inline>
         </w:drawing>
       </w:r>
+      <w:bookmarkStart w:id="22" w:name="_Toc226314898"/>
     </w:p>
     <w:p>
       <w:pPr>
@@ -26706,7 +26576,8 @@
           <w:lang w:val="vi-VN"/>
         </w:rPr>
       </w:pPr>
-      <w:bookmarkStart w:id="25" w:name="_Toc232949728"/>
+      <w:bookmarkStart w:id="23" w:name="_Toc232949726"/>
+      <w:bookmarkStart w:id="24" w:name="_Toc232951521"/>
       <w:proofErr w:type="spellStart"/>
       <w:r>
         <w:t>Hình</w:t>
@@ -26720,7 +26591,7 @@
           <w:rPr>
             <w:noProof/>
           </w:rPr>
-          <w:t>3.2</w:t>
+          <w:t>3.1</w:t>
         </w:r>
       </w:fldSimple>
       <w:r>
@@ -26744,9 +26615,10 @@
         <w:rPr>
           <w:noProof/>
         </w:rPr>
-        <w:t>Log return hằng ngày của FPT</w:t>
-      </w:r>
-      <w:bookmarkEnd w:id="25"/>
+        <w:t>Giá đóng cửa điều chỉnh của FPT</w:t>
+      </w:r>
+      <w:bookmarkEnd w:id="23"/>
+      <w:bookmarkEnd w:id="24"/>
     </w:p>
     <w:p>
       <w:pPr>
@@ -26757,24 +26629,115 @@
         </w:rPr>
       </w:pPr>
       <w:r>
-        <w:lastRenderedPageBreak/>
-        <w:t xml:space="preserve">Return dao </w:t>
-      </w:r>
-      <w:proofErr w:type="spellStart"/>
-      <w:r>
-        <w:t>động</w:t>
-      </w:r>
-      <w:proofErr w:type="spellEnd"/>
-      <w:r>
-        <w:t xml:space="preserve"> </w:t>
-      </w:r>
-      <w:proofErr w:type="spellStart"/>
-      <w:r>
-        <w:t>quanh</w:t>
-      </w:r>
-      <w:proofErr w:type="spellEnd"/>
-      <w:r>
-        <w:t xml:space="preserve"> 0 </w:t>
+        <w:t>.</w:t>
+      </w:r>
+      <w:bookmarkEnd w:id="22"/>
+      <w:r>
+        <w:t xml:space="preserve"> </w:t>
+      </w:r>
+      <w:proofErr w:type="spellStart"/>
+      <w:r>
+        <w:t>Giá</w:t>
+      </w:r>
+      <w:proofErr w:type="spellEnd"/>
+      <w:r>
+        <w:t xml:space="preserve"> </w:t>
+      </w:r>
+      <w:proofErr w:type="spellStart"/>
+      <w:r>
+        <w:t>thay</w:t>
+      </w:r>
+      <w:proofErr w:type="spellEnd"/>
+      <w:r>
+        <w:t xml:space="preserve"> </w:t>
+      </w:r>
+      <w:proofErr w:type="spellStart"/>
+      <w:r>
+        <w:t>đổi</w:t>
+      </w:r>
+      <w:proofErr w:type="spellEnd"/>
+      <w:r>
+        <w:t xml:space="preserve"> </w:t>
+      </w:r>
+      <w:proofErr w:type="spellStart"/>
+      <w:r>
+        <w:t>rõ</w:t>
+      </w:r>
+      <w:proofErr w:type="spellEnd"/>
+      <w:r>
+        <w:t xml:space="preserve"> </w:t>
+      </w:r>
+      <w:proofErr w:type="spellStart"/>
+      <w:r>
+        <w:t>về</w:t>
+      </w:r>
+      <w:proofErr w:type="spellEnd"/>
+      <w:r>
+        <w:t xml:space="preserve"> level </w:t>
+      </w:r>
+      <w:proofErr w:type="spellStart"/>
+      <w:r>
+        <w:t>và</w:t>
+      </w:r>
+      <w:proofErr w:type="spellEnd"/>
+      <w:r>
+        <w:t xml:space="preserve"> </w:t>
+      </w:r>
+      <w:proofErr w:type="spellStart"/>
+      <w:r>
+        <w:t>có</w:t>
+      </w:r>
+      <w:proofErr w:type="spellEnd"/>
+      <w:r>
+        <w:t xml:space="preserve"> xu </w:t>
+      </w:r>
+      <w:proofErr w:type="spellStart"/>
+      <w:r>
+        <w:t>hướng</w:t>
+      </w:r>
+      <w:proofErr w:type="spellEnd"/>
+      <w:r>
+        <w:t xml:space="preserve"> </w:t>
+      </w:r>
+      <w:proofErr w:type="spellStart"/>
+      <w:r>
+        <w:t>dài</w:t>
+      </w:r>
+      <w:proofErr w:type="spellEnd"/>
+      <w:r>
+        <w:t xml:space="preserve"> </w:t>
+      </w:r>
+      <w:proofErr w:type="spellStart"/>
+      <w:r>
+        <w:t>hạn</w:t>
+      </w:r>
+      <w:proofErr w:type="spellEnd"/>
+      <w:r>
+        <w:t xml:space="preserve">; </w:t>
+      </w:r>
+      <w:proofErr w:type="spellStart"/>
+      <w:r>
+        <w:t>biểu</w:t>
+      </w:r>
+      <w:proofErr w:type="spellEnd"/>
+      <w:r>
+        <w:t xml:space="preserve"> </w:t>
+      </w:r>
+      <w:proofErr w:type="spellStart"/>
+      <w:r>
+        <w:t>đồ</w:t>
+      </w:r>
+      <w:proofErr w:type="spellEnd"/>
+      <w:r>
+        <w:t xml:space="preserve"> </w:t>
+      </w:r>
+      <w:proofErr w:type="spellStart"/>
+      <w:r>
+        <w:t>gợi</w:t>
+      </w:r>
+      <w:proofErr w:type="spellEnd"/>
+      <w:r>
+        <w:t xml:space="preserve"> ý non-stationarity </w:t>
       </w:r>
       <w:proofErr w:type="spellStart"/>
       <w:r>
@@ -26786,22 +26749,6 @@
       </w:r>
       <w:proofErr w:type="spellStart"/>
       <w:r>
-        <w:t>biên</w:t>
-      </w:r>
-      <w:proofErr w:type="spellEnd"/>
-      <w:r>
-        <w:t xml:space="preserve"> </w:t>
-      </w:r>
-      <w:proofErr w:type="spellStart"/>
-      <w:r>
-        <w:t>độ</w:t>
-      </w:r>
-      <w:proofErr w:type="spellEnd"/>
-      <w:r>
-        <w:t xml:space="preserve"> </w:t>
-      </w:r>
-      <w:proofErr w:type="spellStart"/>
-      <w:r>
         <w:t>không</w:t>
       </w:r>
       <w:proofErr w:type="spellEnd"/>
@@ -26810,223 +26757,135 @@
       </w:r>
       <w:proofErr w:type="spellStart"/>
       <w:r>
-        <w:t>ổn</w:t>
-      </w:r>
-      <w:proofErr w:type="spellEnd"/>
-      <w:r>
-        <w:t xml:space="preserve"> </w:t>
-      </w:r>
-      <w:proofErr w:type="spellStart"/>
-      <w:r>
-        <w:t>định</w:t>
-      </w:r>
-      <w:proofErr w:type="spellEnd"/>
-      <w:r>
-        <w:t xml:space="preserve">: </w:t>
-      </w:r>
-      <w:proofErr w:type="spellStart"/>
-      <w:r>
-        <w:t>giai</w:t>
-      </w:r>
-      <w:proofErr w:type="spellEnd"/>
-      <w:r>
-        <w:t xml:space="preserve"> </w:t>
-      </w:r>
-      <w:proofErr w:type="spellStart"/>
-      <w:r>
-        <w:t>đoạn</w:t>
-      </w:r>
-      <w:proofErr w:type="spellEnd"/>
-      <w:r>
-        <w:t xml:space="preserve"> </w:t>
-      </w:r>
-      <w:proofErr w:type="spellStart"/>
-      <w:r>
-        <w:t>biến</w:t>
-      </w:r>
-      <w:proofErr w:type="spellEnd"/>
-      <w:r>
-        <w:t xml:space="preserve"> </w:t>
-      </w:r>
-      <w:proofErr w:type="spellStart"/>
-      <w:r>
-        <w:t>động</w:t>
-      </w:r>
-      <w:proofErr w:type="spellEnd"/>
-      <w:r>
-        <w:t xml:space="preserve"> </w:t>
-      </w:r>
-      <w:proofErr w:type="spellStart"/>
-      <w:r>
-        <w:t>lớn</w:t>
-      </w:r>
-      <w:proofErr w:type="spellEnd"/>
-      <w:r>
-        <w:t xml:space="preserve"> </w:t>
-      </w:r>
-      <w:proofErr w:type="spellStart"/>
-      <w:r>
-        <w:t>thường</w:t>
-      </w:r>
-      <w:proofErr w:type="spellEnd"/>
-      <w:r>
-        <w:t xml:space="preserve"> </w:t>
-      </w:r>
-      <w:proofErr w:type="spellStart"/>
-      <w:r>
-        <w:t>xuất</w:t>
-      </w:r>
-      <w:proofErr w:type="spellEnd"/>
-      <w:r>
-        <w:t xml:space="preserve"> </w:t>
-      </w:r>
-      <w:proofErr w:type="spellStart"/>
-      <w:r>
-        <w:t>hiện</w:t>
-      </w:r>
-      <w:proofErr w:type="spellEnd"/>
-      <w:r>
-        <w:t xml:space="preserve"> </w:t>
-      </w:r>
-      <w:proofErr w:type="spellStart"/>
-      <w:r>
-        <w:t>gần</w:t>
-      </w:r>
-      <w:proofErr w:type="spellEnd"/>
-      <w:r>
-        <w:t xml:space="preserve"> </w:t>
-      </w:r>
-      <w:proofErr w:type="spellStart"/>
-      <w:r>
-        <w:t>nhau</w:t>
-      </w:r>
-      <w:proofErr w:type="spellEnd"/>
-      <w:r>
-        <w:t xml:space="preserve">. </w:t>
-      </w:r>
-      <w:proofErr w:type="spellStart"/>
-      <w:r>
-        <w:t>Đây</w:t>
-      </w:r>
-      <w:proofErr w:type="spellEnd"/>
-      <w:r>
-        <w:t xml:space="preserve"> </w:t>
-      </w:r>
-      <w:proofErr w:type="spellStart"/>
-      <w:r>
-        <w:t>là</w:t>
-      </w:r>
-      <w:proofErr w:type="spellEnd"/>
-      <w:r>
-        <w:t xml:space="preserve"> </w:t>
-      </w:r>
-      <w:proofErr w:type="spellStart"/>
-      <w:r>
-        <w:t>dấu</w:t>
-      </w:r>
-      <w:proofErr w:type="spellEnd"/>
-      <w:r>
-        <w:t xml:space="preserve"> </w:t>
-      </w:r>
-      <w:proofErr w:type="spellStart"/>
-      <w:r>
-        <w:t>hiệu</w:t>
-      </w:r>
-      <w:proofErr w:type="spellEnd"/>
-      <w:r>
-        <w:t xml:space="preserve"> </w:t>
-      </w:r>
-      <w:proofErr w:type="spellStart"/>
-      <w:r>
-        <w:t>thăm</w:t>
-      </w:r>
-      <w:proofErr w:type="spellEnd"/>
-      <w:r>
-        <w:t xml:space="preserve"> </w:t>
-      </w:r>
-      <w:proofErr w:type="spellStart"/>
-      <w:r>
-        <w:t>dò</w:t>
-      </w:r>
-      <w:proofErr w:type="spellEnd"/>
-      <w:r>
-        <w:t xml:space="preserve"> </w:t>
-      </w:r>
-      <w:proofErr w:type="spellStart"/>
-      <w:r>
-        <w:t>của</w:t>
-      </w:r>
-      <w:proofErr w:type="spellEnd"/>
-      <w:r>
-        <w:t xml:space="preserve"> volatility clustering; ARCH-LM ở </w:t>
-      </w:r>
-      <w:proofErr w:type="spellStart"/>
-      <w:r>
-        <w:t>phần</w:t>
-      </w:r>
-      <w:proofErr w:type="spellEnd"/>
-      <w:r>
-        <w:t xml:space="preserve"> GARCH </w:t>
-      </w:r>
-      <w:proofErr w:type="spellStart"/>
-      <w:r>
-        <w:t>kiểm</w:t>
-      </w:r>
-      <w:proofErr w:type="spellEnd"/>
-      <w:r>
-        <w:t xml:space="preserve"> </w:t>
-      </w:r>
-      <w:proofErr w:type="spellStart"/>
-      <w:r>
-        <w:t>định</w:t>
-      </w:r>
-      <w:proofErr w:type="spellEnd"/>
-      <w:r>
-        <w:t xml:space="preserve"> </w:t>
-      </w:r>
-      <w:proofErr w:type="spellStart"/>
-      <w:r>
-        <w:t>chính</w:t>
-      </w:r>
-      <w:proofErr w:type="spellEnd"/>
-      <w:r>
-        <w:t xml:space="preserve"> </w:t>
-      </w:r>
-      <w:proofErr w:type="spellStart"/>
-      <w:r>
-        <w:t>thức</w:t>
-      </w:r>
-      <w:proofErr w:type="spellEnd"/>
-      <w:r>
-        <w:t xml:space="preserve"> </w:t>
-      </w:r>
-      <w:proofErr w:type="spellStart"/>
-      <w:r>
-        <w:t>cấu</w:t>
-      </w:r>
-      <w:proofErr w:type="spellEnd"/>
-      <w:r>
-        <w:t xml:space="preserve"> </w:t>
-      </w:r>
-      <w:proofErr w:type="spellStart"/>
-      <w:r>
-        <w:t>trúc</w:t>
-      </w:r>
-      <w:proofErr w:type="spellEnd"/>
-      <w:r>
-        <w:t xml:space="preserve"> </w:t>
-      </w:r>
-      <w:proofErr w:type="spellStart"/>
-      <w:r>
-        <w:t>phương</w:t>
-      </w:r>
-      <w:proofErr w:type="spellEnd"/>
-      <w:r>
-        <w:t xml:space="preserve"> </w:t>
-      </w:r>
-      <w:proofErr w:type="spellStart"/>
-      <w:r>
-        <w:t>sai</w:t>
+        <w:t>thay</w:t>
+      </w:r>
+      <w:proofErr w:type="spellEnd"/>
+      <w:r>
+        <w:t xml:space="preserve"> </w:t>
+      </w:r>
+      <w:proofErr w:type="spellStart"/>
+      <w:r>
+        <w:t>thế</w:t>
+      </w:r>
+      <w:proofErr w:type="spellEnd"/>
+      <w:r>
+        <w:t xml:space="preserve"> ADF. </w:t>
+      </w:r>
+      <w:proofErr w:type="spellStart"/>
+      <w:r>
+        <w:t>Không</w:t>
+      </w:r>
+      <w:proofErr w:type="spellEnd"/>
+      <w:r>
+        <w:t xml:space="preserve"> </w:t>
+      </w:r>
+      <w:proofErr w:type="spellStart"/>
+      <w:r>
+        <w:t>thể</w:t>
+      </w:r>
+      <w:proofErr w:type="spellEnd"/>
+      <w:r>
+        <w:t xml:space="preserve"> </w:t>
+      </w:r>
+      <w:proofErr w:type="spellStart"/>
+      <w:r>
+        <w:t>suy</w:t>
+      </w:r>
+      <w:proofErr w:type="spellEnd"/>
+      <w:r>
+        <w:t xml:space="preserve"> </w:t>
+      </w:r>
+      <w:proofErr w:type="spellStart"/>
+      <w:r>
+        <w:t>ra</w:t>
+      </w:r>
+      <w:proofErr w:type="spellEnd"/>
+      <w:r>
+        <w:t xml:space="preserve"> </w:t>
+      </w:r>
+      <w:proofErr w:type="spellStart"/>
+      <w:r>
+        <w:t>nguyên</w:t>
+      </w:r>
+      <w:proofErr w:type="spellEnd"/>
+      <w:r>
+        <w:t xml:space="preserve"> </w:t>
+      </w:r>
+      <w:proofErr w:type="spellStart"/>
+      <w:r>
+        <w:t>nhân</w:t>
+      </w:r>
+      <w:proofErr w:type="spellEnd"/>
+      <w:r>
+        <w:t xml:space="preserve"> </w:t>
+      </w:r>
+      <w:proofErr w:type="spellStart"/>
+      <w:r>
+        <w:t>kinh</w:t>
+      </w:r>
+      <w:proofErr w:type="spellEnd"/>
+      <w:r>
+        <w:t xml:space="preserve"> </w:t>
+      </w:r>
+      <w:proofErr w:type="spellStart"/>
+      <w:r>
+        <w:t>tế</w:t>
+      </w:r>
+      <w:proofErr w:type="spellEnd"/>
+      <w:r>
+        <w:t xml:space="preserve"> </w:t>
+      </w:r>
+      <w:proofErr w:type="spellStart"/>
+      <w:r>
+        <w:t>hoặc</w:t>
+      </w:r>
+      <w:proofErr w:type="spellEnd"/>
+      <w:r>
+        <w:t xml:space="preserve"> xu </w:t>
+      </w:r>
+      <w:proofErr w:type="spellStart"/>
+      <w:r>
+        <w:t>hướng</w:t>
+      </w:r>
+      <w:proofErr w:type="spellEnd"/>
+      <w:r>
+        <w:t xml:space="preserve"> </w:t>
+      </w:r>
+      <w:proofErr w:type="spellStart"/>
+      <w:r>
+        <w:t>tương</w:t>
+      </w:r>
+      <w:proofErr w:type="spellEnd"/>
+      <w:r>
+        <w:t xml:space="preserve"> lai </w:t>
+      </w:r>
+      <w:proofErr w:type="spellStart"/>
+      <w:r>
+        <w:t>chỉ</w:t>
+      </w:r>
+      <w:proofErr w:type="spellEnd"/>
+      <w:r>
+        <w:t xml:space="preserve"> </w:t>
+      </w:r>
+      <w:proofErr w:type="spellStart"/>
+      <w:r>
+        <w:t>từ</w:t>
+      </w:r>
+      <w:proofErr w:type="spellEnd"/>
+      <w:r>
+        <w:t xml:space="preserve"> </w:t>
+      </w:r>
+      <w:proofErr w:type="spellStart"/>
+      <w:r>
+        <w:t>đường</w:t>
+      </w:r>
+      <w:proofErr w:type="spellEnd"/>
+      <w:r>
+        <w:t xml:space="preserve"> </w:t>
+      </w:r>
+      <w:proofErr w:type="spellStart"/>
+      <w:r>
+        <w:t>giá</w:t>
       </w:r>
       <w:proofErr w:type="spellEnd"/>
       <w:r>
@@ -27045,16 +26904,16 @@
           <w:noProof/>
         </w:rPr>
         <w:drawing>
-          <wp:inline distT="0" distB="0" distL="0" distR="0" wp14:anchorId="7E722949" wp14:editId="7CA6D126">
+          <wp:inline distT="0" distB="0" distL="0" distR="0" wp14:anchorId="26301B77" wp14:editId="1E9A7B99">
             <wp:extent cx="5067300" cy="3040380"/>
             <wp:effectExtent l="0" t="0" r="0" b="0"/>
-            <wp:docPr id="31" name="Picture" descr="Bình phương log return và các cụm biến động"/>
+            <wp:docPr id="24" name="Picture" descr="Khối lượng giao dịch FPT theo thời gian"/>
             <wp:cNvGraphicFramePr/>
             <a:graphic xmlns:a="http://schemas.openxmlformats.org/drawingml/2006/main">
               <a:graphicData uri="http://schemas.openxmlformats.org/drawingml/2006/picture">
                 <pic:pic xmlns:pic="http://schemas.openxmlformats.org/drawingml/2006/picture">
                   <pic:nvPicPr>
-                    <pic:cNvPr id="32" name="Picture" descr="report_files/39a90fe9a43ce440494bcd58f27c5335a7926137.png"/>
+                    <pic:cNvPr id="25" name="Picture" descr="report_files/f15e40b36bd7fcdd4014095245cb808c4fb3e9f3.png"/>
                     <pic:cNvPicPr>
                       <a:picLocks noChangeAspect="1" noChangeArrowheads="1"/>
                     </pic:cNvPicPr>
@@ -27094,7 +26953,8 @@
           <w:lang w:val="vi-VN"/>
         </w:rPr>
       </w:pPr>
-      <w:bookmarkStart w:id="26" w:name="_Toc232949729"/>
+      <w:bookmarkStart w:id="25" w:name="_Toc232949727"/>
+      <w:bookmarkStart w:id="26" w:name="_Toc232951522"/>
       <w:proofErr w:type="spellStart"/>
       <w:r>
         <w:t>Hình</w:t>
@@ -27108,7 +26968,7 @@
           <w:rPr>
             <w:noProof/>
           </w:rPr>
-          <w:t>3.2</w:t>
+          <w:t>3.1</w:t>
         </w:r>
       </w:fldSimple>
       <w:r>
@@ -27132,8 +26992,9 @@
         <w:rPr>
           <w:noProof/>
         </w:rPr>
-        <w:t>Bình phương log return và các cụm biến động</w:t>
-      </w:r>
+        <w:t>Khối lượng giao dịch FPT theo thời gian</w:t>
+      </w:r>
+      <w:bookmarkEnd w:id="25"/>
       <w:bookmarkEnd w:id="26"/>
     </w:p>
     <w:p>
@@ -27145,19 +27006,28 @@
         </w:rPr>
       </w:pPr>
       <w:r>
-        <w:t xml:space="preserve">Squared return </w:t>
-      </w:r>
-      <w:proofErr w:type="spellStart"/>
-      <w:r>
-        <w:t>loại</w:t>
-      </w:r>
-      <w:proofErr w:type="spellEnd"/>
-      <w:r>
-        <w:t xml:space="preserve"> </w:t>
-      </w:r>
-      <w:proofErr w:type="spellStart"/>
-      <w:r>
-        <w:t>dấu</w:t>
+        <w:lastRenderedPageBreak/>
+        <w:t xml:space="preserve">Volume </w:t>
+      </w:r>
+      <w:proofErr w:type="spellStart"/>
+      <w:r>
+        <w:t>phân</w:t>
+      </w:r>
+      <w:proofErr w:type="spellEnd"/>
+      <w:r>
+        <w:t xml:space="preserve"> </w:t>
+      </w:r>
+      <w:proofErr w:type="spellStart"/>
+      <w:r>
+        <w:t>tán</w:t>
+      </w:r>
+      <w:proofErr w:type="spellEnd"/>
+      <w:r>
+        <w:t xml:space="preserve"> </w:t>
+      </w:r>
+      <w:proofErr w:type="spellStart"/>
+      <w:r>
+        <w:t>mạnh</w:t>
       </w:r>
       <w:proofErr w:type="spellEnd"/>
       <w:r>
@@ -27173,15 +27043,39 @@
       </w:r>
       <w:proofErr w:type="spellStart"/>
       <w:r>
-        <w:t>giữ</w:t>
-      </w:r>
-      <w:proofErr w:type="spellEnd"/>
-      <w:r>
-        <w:t xml:space="preserve"> </w:t>
-      </w:r>
-      <w:proofErr w:type="spellStart"/>
-      <w:r>
-        <w:t>độ</w:t>
+        <w:t>có</w:t>
+      </w:r>
+      <w:proofErr w:type="spellEnd"/>
+      <w:r>
+        <w:t xml:space="preserve"> </w:t>
+      </w:r>
+      <w:proofErr w:type="spellStart"/>
+      <w:r>
+        <w:t>các</w:t>
+      </w:r>
+      <w:proofErr w:type="spellEnd"/>
+      <w:r>
+        <w:t xml:space="preserve"> </w:t>
+      </w:r>
+      <w:proofErr w:type="spellStart"/>
+      <w:r>
+        <w:t>quan</w:t>
+      </w:r>
+      <w:proofErr w:type="spellEnd"/>
+      <w:r>
+        <w:t xml:space="preserve"> </w:t>
+      </w:r>
+      <w:proofErr w:type="spellStart"/>
+      <w:r>
+        <w:t>sát</w:t>
+      </w:r>
+      <w:proofErr w:type="spellEnd"/>
+      <w:r>
+        <w:t xml:space="preserve"> </w:t>
+      </w:r>
+      <w:proofErr w:type="spellStart"/>
+      <w:r>
+        <w:t>cực</w:t>
       </w:r>
       <w:proofErr w:type="spellEnd"/>
       <w:r>
@@ -27193,51 +27087,19 @@
       </w:r>
       <w:proofErr w:type="spellEnd"/>
       <w:r>
-        <w:t xml:space="preserve"> shock. Các spike </w:t>
-      </w:r>
-      <w:proofErr w:type="spellStart"/>
-      <w:r>
-        <w:t>theo</w:t>
-      </w:r>
-      <w:proofErr w:type="spellEnd"/>
-      <w:r>
-        <w:t xml:space="preserve"> </w:t>
-      </w:r>
-      <w:proofErr w:type="spellStart"/>
-      <w:r>
-        <w:t>cụm</w:t>
-      </w:r>
-      <w:proofErr w:type="spellEnd"/>
-      <w:r>
-        <w:t xml:space="preserve"> </w:t>
-      </w:r>
-      <w:proofErr w:type="spellStart"/>
-      <w:r>
-        <w:t>củng</w:t>
-      </w:r>
-      <w:proofErr w:type="spellEnd"/>
-      <w:r>
-        <w:t xml:space="preserve"> </w:t>
-      </w:r>
-      <w:proofErr w:type="spellStart"/>
-      <w:r>
-        <w:t>cố</w:t>
-      </w:r>
-      <w:proofErr w:type="spellEnd"/>
-      <w:r>
-        <w:t xml:space="preserve"> </w:t>
-      </w:r>
-      <w:proofErr w:type="spellStart"/>
-      <w:r>
-        <w:t>động</w:t>
-      </w:r>
-      <w:proofErr w:type="spellEnd"/>
-      <w:r>
-        <w:t xml:space="preserve"> </w:t>
-      </w:r>
-      <w:proofErr w:type="spellStart"/>
-      <w:r>
-        <w:t>cơ</w:t>
+        <w:t xml:space="preserve">. </w:t>
+      </w:r>
+      <w:proofErr w:type="spellStart"/>
+      <w:r>
+        <w:t>Hình</w:t>
+      </w:r>
+      <w:proofErr w:type="spellEnd"/>
+      <w:r>
+        <w:t xml:space="preserve"> </w:t>
+      </w:r>
+      <w:proofErr w:type="spellStart"/>
+      <w:r>
+        <w:t>được</w:t>
       </w:r>
       <w:proofErr w:type="spellEnd"/>
       <w:r>
@@ -27249,19 +27111,59 @@
       </w:r>
       <w:proofErr w:type="spellEnd"/>
       <w:r>
-        <w:t xml:space="preserve"> conditional variance model </w:t>
-      </w:r>
-      <w:proofErr w:type="spellStart"/>
-      <w:r>
-        <w:t>thay</w:t>
-      </w:r>
-      <w:proofErr w:type="spellEnd"/>
-      <w:r>
-        <w:t xml:space="preserve"> </w:t>
-      </w:r>
-      <w:proofErr w:type="spellStart"/>
-      <w:r>
-        <w:t>vì</w:t>
+        <w:t xml:space="preserve"> </w:t>
+      </w:r>
+      <w:proofErr w:type="spellStart"/>
+      <w:r>
+        <w:t>mô</w:t>
+      </w:r>
+      <w:proofErr w:type="spellEnd"/>
+      <w:r>
+        <w:t xml:space="preserve"> </w:t>
+      </w:r>
+      <w:proofErr w:type="spellStart"/>
+      <w:r>
+        <w:t>tả</w:t>
+      </w:r>
+      <w:proofErr w:type="spellEnd"/>
+      <w:r>
+        <w:t xml:space="preserve"> </w:t>
+      </w:r>
+      <w:proofErr w:type="spellStart"/>
+      <w:r>
+        <w:t>thanh</w:t>
+      </w:r>
+      <w:proofErr w:type="spellEnd"/>
+      <w:r>
+        <w:t xml:space="preserve"> </w:t>
+      </w:r>
+      <w:proofErr w:type="spellStart"/>
+      <w:r>
+        <w:t>khoản</w:t>
+      </w:r>
+      <w:proofErr w:type="spellEnd"/>
+      <w:r>
+        <w:t xml:space="preserve">, </w:t>
+      </w:r>
+      <w:proofErr w:type="spellStart"/>
+      <w:r>
+        <w:t>không</w:t>
+      </w:r>
+      <w:proofErr w:type="spellEnd"/>
+      <w:r>
+        <w:t xml:space="preserve"> </w:t>
+      </w:r>
+      <w:proofErr w:type="spellStart"/>
+      <w:r>
+        <w:t>chứng</w:t>
+      </w:r>
+      <w:proofErr w:type="spellEnd"/>
+      <w:r>
+        <w:t xml:space="preserve"> </w:t>
+      </w:r>
+      <w:proofErr w:type="spellStart"/>
+      <w:r>
+        <w:t>minh</w:t>
       </w:r>
       <w:proofErr w:type="spellEnd"/>
       <w:r>
@@ -27273,39 +27175,103 @@
       </w:r>
       <w:proofErr w:type="spellEnd"/>
       <w:r>
-        <w:t xml:space="preserve"> variance </w:t>
-      </w:r>
-      <w:proofErr w:type="spellStart"/>
-      <w:r>
-        <w:t>cố</w:t>
-      </w:r>
-      <w:proofErr w:type="spellEnd"/>
-      <w:r>
-        <w:t xml:space="preserve"> </w:t>
-      </w:r>
-      <w:proofErr w:type="spellStart"/>
-      <w:r>
-        <w:t>định</w:t>
-      </w:r>
-      <w:proofErr w:type="spellEnd"/>
-      <w:r>
-        <w:t xml:space="preserve"> </w:t>
-      </w:r>
-      <w:proofErr w:type="spellStart"/>
-      <w:r>
-        <w:t>cho</w:t>
-      </w:r>
-      <w:proofErr w:type="spellEnd"/>
-      <w:r>
-        <w:t xml:space="preserve"> </w:t>
-      </w:r>
-      <w:proofErr w:type="spellStart"/>
-      <w:r>
-        <w:t>toàn</w:t>
-      </w:r>
-      <w:proofErr w:type="spellEnd"/>
-      <w:r>
-        <w:t xml:space="preserve"> sample.</w:t>
+        <w:t xml:space="preserve"> </w:t>
+      </w:r>
+      <w:proofErr w:type="spellStart"/>
+      <w:r>
+        <w:t>sự</w:t>
+      </w:r>
+      <w:proofErr w:type="spellEnd"/>
+      <w:r>
+        <w:t xml:space="preserve"> </w:t>
+      </w:r>
+      <w:proofErr w:type="spellStart"/>
+      <w:r>
+        <w:t>kiện</w:t>
+      </w:r>
+      <w:proofErr w:type="spellEnd"/>
+      <w:r>
+        <w:t xml:space="preserve"> hay </w:t>
+      </w:r>
+      <w:proofErr w:type="spellStart"/>
+      <w:r>
+        <w:t>quan</w:t>
+      </w:r>
+      <w:proofErr w:type="spellEnd"/>
+      <w:r>
+        <w:t xml:space="preserve"> </w:t>
+      </w:r>
+      <w:proofErr w:type="spellStart"/>
+      <w:r>
+        <w:t>hệ</w:t>
+      </w:r>
+      <w:proofErr w:type="spellEnd"/>
+      <w:r>
+        <w:t xml:space="preserve"> </w:t>
+      </w:r>
+      <w:proofErr w:type="spellStart"/>
+      <w:r>
+        <w:t>nhân</w:t>
+      </w:r>
+      <w:proofErr w:type="spellEnd"/>
+      <w:r>
+        <w:t xml:space="preserve"> </w:t>
+      </w:r>
+      <w:proofErr w:type="spellStart"/>
+      <w:r>
+        <w:t>quả</w:t>
+      </w:r>
+      <w:proofErr w:type="spellEnd"/>
+      <w:r>
+        <w:t xml:space="preserve"> </w:t>
+      </w:r>
+      <w:proofErr w:type="spellStart"/>
+      <w:r>
+        <w:t>nếu</w:t>
+      </w:r>
+      <w:proofErr w:type="spellEnd"/>
+      <w:r>
+        <w:t xml:space="preserve"> </w:t>
+      </w:r>
+      <w:proofErr w:type="spellStart"/>
+      <w:r>
+        <w:t>chưa</w:t>
+      </w:r>
+      <w:proofErr w:type="spellEnd"/>
+      <w:r>
+        <w:t xml:space="preserve"> </w:t>
+      </w:r>
+      <w:proofErr w:type="spellStart"/>
+      <w:r>
+        <w:t>có</w:t>
+      </w:r>
+      <w:proofErr w:type="spellEnd"/>
+      <w:r>
+        <w:t xml:space="preserve"> </w:t>
+      </w:r>
+      <w:proofErr w:type="spellStart"/>
+      <w:r>
+        <w:t>nguồn</w:t>
+      </w:r>
+      <w:proofErr w:type="spellEnd"/>
+      <w:r>
+        <w:t xml:space="preserve"> </w:t>
+      </w:r>
+      <w:proofErr w:type="spellStart"/>
+      <w:r>
+        <w:t>độc</w:t>
+      </w:r>
+      <w:proofErr w:type="spellEnd"/>
+      <w:r>
+        <w:t xml:space="preserve"> </w:t>
+      </w:r>
+      <w:proofErr w:type="spellStart"/>
+      <w:r>
+        <w:t>lập</w:t>
+      </w:r>
+      <w:proofErr w:type="spellEnd"/>
+      <w:r>
+        <w:t>.</w:t>
       </w:r>
     </w:p>
     <w:p>
@@ -27316,38 +27282,19 @@
           <w:lang w:val="vi-VN"/>
         </w:rPr>
       </w:pPr>
-      <w:bookmarkStart w:id="27" w:name="_Toc232949312"/>
-      <w:proofErr w:type="spellStart"/>
-      <w:r>
-        <w:lastRenderedPageBreak/>
-        <w:t>Hình</w:t>
-      </w:r>
-      <w:proofErr w:type="spellEnd"/>
-      <w:r>
-        <w:t xml:space="preserve"> </w:t>
-      </w:r>
-      <w:proofErr w:type="spellStart"/>
-      <w:r>
-        <w:t>dạng</w:t>
-      </w:r>
-      <w:proofErr w:type="spellEnd"/>
-      <w:r>
-        <w:t xml:space="preserve"> </w:t>
-      </w:r>
-      <w:proofErr w:type="spellStart"/>
-      <w:r>
-        <w:t>phân</w:t>
-      </w:r>
-      <w:proofErr w:type="spellEnd"/>
-      <w:r>
-        <w:t xml:space="preserve"> </w:t>
-      </w:r>
-      <w:proofErr w:type="spellStart"/>
-      <w:r>
-        <w:t>phối</w:t>
+      <w:bookmarkStart w:id="27" w:name="_Toc232951053"/>
+      <w:r>
+        <w:t xml:space="preserve">Log return </w:t>
+      </w:r>
+      <w:proofErr w:type="spellStart"/>
+      <w:r>
+        <w:t>và</w:t>
+      </w:r>
+      <w:proofErr w:type="spellEnd"/>
+      <w:r>
+        <w:t xml:space="preserve"> volatility clustering</w:t>
       </w:r>
       <w:bookmarkEnd w:id="27"/>
-      <w:proofErr w:type="spellEnd"/>
     </w:p>
     <w:p>
       <w:pPr>
@@ -27361,16 +27308,16 @@
           <w:noProof/>
         </w:rPr>
         <w:drawing>
-          <wp:inline distT="0" distB="0" distL="0" distR="0" wp14:anchorId="52A99138" wp14:editId="4E34F61F">
+          <wp:inline distT="0" distB="0" distL="0" distR="0" wp14:anchorId="72B5AD43" wp14:editId="3EC4CD5D">
             <wp:extent cx="5067300" cy="3040380"/>
             <wp:effectExtent l="0" t="0" r="0" b="0"/>
-            <wp:docPr id="35" name="Picture" descr="Phân phối thực nghiệm của log return so với Normal"/>
+            <wp:docPr id="28" name="Picture" descr="Log return hằng ngày của FPT"/>
             <wp:cNvGraphicFramePr/>
             <a:graphic xmlns:a="http://schemas.openxmlformats.org/drawingml/2006/main">
               <a:graphicData uri="http://schemas.openxmlformats.org/drawingml/2006/picture">
                 <pic:pic xmlns:pic="http://schemas.openxmlformats.org/drawingml/2006/picture">
                   <pic:nvPicPr>
-                    <pic:cNvPr id="36" name="Picture" descr="report_files/d6dfc333042c8e35372628be3028ff60c275e4f6.png"/>
+                    <pic:cNvPr id="29" name="Picture" descr="report_files/6ecb168f34931d1903f7dea0f5dd7571269a9e58.png"/>
                     <pic:cNvPicPr>
                       <a:picLocks noChangeAspect="1" noChangeArrowheads="1"/>
                     </pic:cNvPicPr>
@@ -27410,7 +27357,8 @@
           <w:lang w:val="vi-VN"/>
         </w:rPr>
       </w:pPr>
-      <w:bookmarkStart w:id="28" w:name="_Toc232949730"/>
+      <w:bookmarkStart w:id="28" w:name="_Toc232949728"/>
+      <w:bookmarkStart w:id="29" w:name="_Toc232951523"/>
       <w:proofErr w:type="spellStart"/>
       <w:r>
         <w:t>Hình</w:t>
@@ -27424,7 +27372,7 @@
           <w:rPr>
             <w:noProof/>
           </w:rPr>
-          <w:t>3.3</w:t>
+          <w:t>3.2</w:t>
         </w:r>
       </w:fldSimple>
       <w:r>
@@ -27448,9 +27396,10 @@
         <w:rPr>
           <w:noProof/>
         </w:rPr>
-        <w:t>Phân phối thực nghiệm của log return so với Normal</w:t>
+        <w:t>Log return hằng ngày của FPT</w:t>
       </w:r>
       <w:bookmarkEnd w:id="28"/>
+      <w:bookmarkEnd w:id="29"/>
     </w:p>
     <w:p>
       <w:pPr>
@@ -27460,9 +27409,36 @@
           <w:lang w:val="vi-VN"/>
         </w:rPr>
       </w:pPr>
-      <w:proofErr w:type="spellStart"/>
-      <w:r>
-        <w:t>Mật</w:t>
+      <w:r>
+        <w:t xml:space="preserve">Return dao </w:t>
+      </w:r>
+      <w:proofErr w:type="spellStart"/>
+      <w:r>
+        <w:t>động</w:t>
+      </w:r>
+      <w:proofErr w:type="spellEnd"/>
+      <w:r>
+        <w:t xml:space="preserve"> </w:t>
+      </w:r>
+      <w:proofErr w:type="spellStart"/>
+      <w:r>
+        <w:t>quanh</w:t>
+      </w:r>
+      <w:proofErr w:type="spellEnd"/>
+      <w:r>
+        <w:t xml:space="preserve"> 0 </w:t>
+      </w:r>
+      <w:proofErr w:type="spellStart"/>
+      <w:r>
+        <w:t>nhưng</w:t>
+      </w:r>
+      <w:proofErr w:type="spellEnd"/>
+      <w:r>
+        <w:t xml:space="preserve"> </w:t>
+      </w:r>
+      <w:proofErr w:type="spellStart"/>
+      <w:r>
+        <w:t>biên</w:t>
       </w:r>
       <w:proofErr w:type="spellEnd"/>
       <w:r>
@@ -27478,59 +27454,163 @@
       </w:r>
       <w:proofErr w:type="spellStart"/>
       <w:r>
-        <w:t>thực</w:t>
-      </w:r>
-      <w:proofErr w:type="spellEnd"/>
-      <w:r>
-        <w:t xml:space="preserve"> </w:t>
-      </w:r>
-      <w:proofErr w:type="spellStart"/>
-      <w:r>
-        <w:t>nghiệm</w:t>
-      </w:r>
-      <w:proofErr w:type="spellEnd"/>
-      <w:r>
-        <w:t xml:space="preserve"> </w:t>
-      </w:r>
-      <w:proofErr w:type="spellStart"/>
-      <w:r>
-        <w:t>lệch</w:t>
-      </w:r>
-      <w:proofErr w:type="spellEnd"/>
-      <w:r>
-        <w:t xml:space="preserve"> </w:t>
-      </w:r>
-      <w:proofErr w:type="spellStart"/>
-      <w:r>
-        <w:t>khỏi</w:t>
-      </w:r>
-      <w:proofErr w:type="spellEnd"/>
-      <w:r>
-        <w:t xml:space="preserve"> Normal </w:t>
-      </w:r>
-      <w:proofErr w:type="spellStart"/>
-      <w:r>
-        <w:t>cùng</w:t>
-      </w:r>
-      <w:proofErr w:type="spellEnd"/>
-      <w:r>
-        <w:t xml:space="preserve"> mean/SD, </w:t>
-      </w:r>
-      <w:proofErr w:type="spellStart"/>
-      <w:r>
-        <w:t>đặc</w:t>
-      </w:r>
-      <w:proofErr w:type="spellEnd"/>
-      <w:r>
-        <w:t xml:space="preserve"> </w:t>
-      </w:r>
-      <w:proofErr w:type="spellStart"/>
-      <w:r>
-        <w:t>biệt</w:t>
-      </w:r>
-      <w:proofErr w:type="spellEnd"/>
-      <w:r>
-        <w:t xml:space="preserve"> ở </w:t>
+        <w:t>không</w:t>
+      </w:r>
+      <w:proofErr w:type="spellEnd"/>
+      <w:r>
+        <w:t xml:space="preserve"> </w:t>
+      </w:r>
+      <w:proofErr w:type="spellStart"/>
+      <w:r>
+        <w:t>ổn</w:t>
+      </w:r>
+      <w:proofErr w:type="spellEnd"/>
+      <w:r>
+        <w:t xml:space="preserve"> </w:t>
+      </w:r>
+      <w:proofErr w:type="spellStart"/>
+      <w:r>
+        <w:t>định</w:t>
+      </w:r>
+      <w:proofErr w:type="spellEnd"/>
+      <w:r>
+        <w:t xml:space="preserve">: </w:t>
+      </w:r>
+      <w:proofErr w:type="spellStart"/>
+      <w:r>
+        <w:t>giai</w:t>
+      </w:r>
+      <w:proofErr w:type="spellEnd"/>
+      <w:r>
+        <w:t xml:space="preserve"> </w:t>
+      </w:r>
+      <w:proofErr w:type="spellStart"/>
+      <w:r>
+        <w:t>đoạn</w:t>
+      </w:r>
+      <w:proofErr w:type="spellEnd"/>
+      <w:r>
+        <w:t xml:space="preserve"> </w:t>
+      </w:r>
+      <w:proofErr w:type="spellStart"/>
+      <w:r>
+        <w:t>biến</w:t>
+      </w:r>
+      <w:proofErr w:type="spellEnd"/>
+      <w:r>
+        <w:t xml:space="preserve"> </w:t>
+      </w:r>
+      <w:proofErr w:type="spellStart"/>
+      <w:r>
+        <w:t>động</w:t>
+      </w:r>
+      <w:proofErr w:type="spellEnd"/>
+      <w:r>
+        <w:t xml:space="preserve"> </w:t>
+      </w:r>
+      <w:proofErr w:type="spellStart"/>
+      <w:r>
+        <w:t>lớn</w:t>
+      </w:r>
+      <w:proofErr w:type="spellEnd"/>
+      <w:r>
+        <w:t xml:space="preserve"> </w:t>
+      </w:r>
+      <w:proofErr w:type="spellStart"/>
+      <w:r>
+        <w:t>thường</w:t>
+      </w:r>
+      <w:proofErr w:type="spellEnd"/>
+      <w:r>
+        <w:t xml:space="preserve"> </w:t>
+      </w:r>
+      <w:proofErr w:type="spellStart"/>
+      <w:r>
+        <w:t>xuất</w:t>
+      </w:r>
+      <w:proofErr w:type="spellEnd"/>
+      <w:r>
+        <w:t xml:space="preserve"> </w:t>
+      </w:r>
+      <w:proofErr w:type="spellStart"/>
+      <w:r>
+        <w:t>hiện</w:t>
+      </w:r>
+      <w:proofErr w:type="spellEnd"/>
+      <w:r>
+        <w:t xml:space="preserve"> </w:t>
+      </w:r>
+      <w:proofErr w:type="spellStart"/>
+      <w:r>
+        <w:t>gần</w:t>
+      </w:r>
+      <w:proofErr w:type="spellEnd"/>
+      <w:r>
+        <w:t xml:space="preserve"> </w:t>
+      </w:r>
+      <w:proofErr w:type="spellStart"/>
+      <w:r>
+        <w:t>nhau</w:t>
+      </w:r>
+      <w:proofErr w:type="spellEnd"/>
+      <w:r>
+        <w:t xml:space="preserve">. </w:t>
+      </w:r>
+      <w:proofErr w:type="spellStart"/>
+      <w:r>
+        <w:t>Đây</w:t>
+      </w:r>
+      <w:proofErr w:type="spellEnd"/>
+      <w:r>
+        <w:t xml:space="preserve"> </w:t>
+      </w:r>
+      <w:proofErr w:type="spellStart"/>
+      <w:r>
+        <w:t>là</w:t>
+      </w:r>
+      <w:proofErr w:type="spellEnd"/>
+      <w:r>
+        <w:t xml:space="preserve"> </w:t>
+      </w:r>
+      <w:proofErr w:type="spellStart"/>
+      <w:r>
+        <w:t>dấu</w:t>
+      </w:r>
+      <w:proofErr w:type="spellEnd"/>
+      <w:r>
+        <w:t xml:space="preserve"> </w:t>
+      </w:r>
+      <w:proofErr w:type="spellStart"/>
+      <w:r>
+        <w:t>hiệu</w:t>
+      </w:r>
+      <w:proofErr w:type="spellEnd"/>
+      <w:r>
+        <w:t xml:space="preserve"> </w:t>
+      </w:r>
+      <w:proofErr w:type="spellStart"/>
+      <w:r>
+        <w:t>thăm</w:t>
+      </w:r>
+      <w:proofErr w:type="spellEnd"/>
+      <w:r>
+        <w:t xml:space="preserve"> </w:t>
+      </w:r>
+      <w:proofErr w:type="spellStart"/>
+      <w:r>
+        <w:t>dò</w:t>
+      </w:r>
+      <w:proofErr w:type="spellEnd"/>
+      <w:r>
+        <w:t xml:space="preserve"> </w:t>
+      </w:r>
+      <w:proofErr w:type="spellStart"/>
+      <w:r>
+        <w:t>của</w:t>
+      </w:r>
+      <w:proofErr w:type="spellEnd"/>
+      <w:r>
+        <w:t xml:space="preserve"> volatility clustering; ARCH-LM ở </w:t>
       </w:r>
       <w:proofErr w:type="spellStart"/>
       <w:r>
@@ -27538,71 +27618,71 @@
       </w:r>
       <w:proofErr w:type="spellEnd"/>
       <w:r>
-        <w:t xml:space="preserve"> </w:t>
-      </w:r>
-      <w:proofErr w:type="spellStart"/>
-      <w:r>
-        <w:t>đuôi</w:t>
-      </w:r>
-      <w:proofErr w:type="spellEnd"/>
-      <w:r>
-        <w:t xml:space="preserve">. </w:t>
-      </w:r>
-      <w:proofErr w:type="spellStart"/>
-      <w:r>
-        <w:t>Vì</w:t>
-      </w:r>
-      <w:proofErr w:type="spellEnd"/>
-      <w:r>
-        <w:t xml:space="preserve"> </w:t>
-      </w:r>
-      <w:proofErr w:type="spellStart"/>
-      <w:r>
-        <w:t>vậy</w:t>
-      </w:r>
-      <w:proofErr w:type="spellEnd"/>
-      <w:r>
-        <w:t xml:space="preserve"> </w:t>
-      </w:r>
-      <w:proofErr w:type="spellStart"/>
-      <w:r>
-        <w:t>dự</w:t>
-      </w:r>
-      <w:proofErr w:type="spellEnd"/>
-      <w:r>
-        <w:t xml:space="preserve"> </w:t>
-      </w:r>
-      <w:proofErr w:type="spellStart"/>
-      <w:r>
-        <w:t>án</w:t>
-      </w:r>
-      <w:proofErr w:type="spellEnd"/>
-      <w:r>
-        <w:t xml:space="preserve"> so </w:t>
-      </w:r>
-      <w:proofErr w:type="spellStart"/>
-      <w:r>
-        <w:t>sánh</w:t>
-      </w:r>
-      <w:proofErr w:type="spellEnd"/>
-      <w:r>
-        <w:t xml:space="preserve"> Normal </w:t>
-      </w:r>
-      <w:proofErr w:type="spellStart"/>
-      <w:r>
-        <w:t>với</w:t>
-      </w:r>
-      <w:proofErr w:type="spellEnd"/>
-      <w:r>
-        <w:t xml:space="preserve"> standardized Student-t </w:t>
-      </w:r>
-      <w:proofErr w:type="spellStart"/>
-      <w:r>
-        <w:t>trong</w:t>
-      </w:r>
-      <w:proofErr w:type="spellEnd"/>
-      <w:r>
-        <w:t xml:space="preserve"> GARCH.</w:t>
+        <w:t xml:space="preserve"> GARCH </w:t>
+      </w:r>
+      <w:proofErr w:type="spellStart"/>
+      <w:r>
+        <w:t>kiểm</w:t>
+      </w:r>
+      <w:proofErr w:type="spellEnd"/>
+      <w:r>
+        <w:t xml:space="preserve"> </w:t>
+      </w:r>
+      <w:proofErr w:type="spellStart"/>
+      <w:r>
+        <w:t>định</w:t>
+      </w:r>
+      <w:proofErr w:type="spellEnd"/>
+      <w:r>
+        <w:t xml:space="preserve"> </w:t>
+      </w:r>
+      <w:proofErr w:type="spellStart"/>
+      <w:r>
+        <w:t>chính</w:t>
+      </w:r>
+      <w:proofErr w:type="spellEnd"/>
+      <w:r>
+        <w:t xml:space="preserve"> </w:t>
+      </w:r>
+      <w:proofErr w:type="spellStart"/>
+      <w:r>
+        <w:t>thức</w:t>
+      </w:r>
+      <w:proofErr w:type="spellEnd"/>
+      <w:r>
+        <w:t xml:space="preserve"> </w:t>
+      </w:r>
+      <w:proofErr w:type="spellStart"/>
+      <w:r>
+        <w:t>cấu</w:t>
+      </w:r>
+      <w:proofErr w:type="spellEnd"/>
+      <w:r>
+        <w:t xml:space="preserve"> </w:t>
+      </w:r>
+      <w:proofErr w:type="spellStart"/>
+      <w:r>
+        <w:t>trúc</w:t>
+      </w:r>
+      <w:proofErr w:type="spellEnd"/>
+      <w:r>
+        <w:t xml:space="preserve"> </w:t>
+      </w:r>
+      <w:proofErr w:type="spellStart"/>
+      <w:r>
+        <w:t>phương</w:t>
+      </w:r>
+      <w:proofErr w:type="spellEnd"/>
+      <w:r>
+        <w:t xml:space="preserve"> </w:t>
+      </w:r>
+      <w:proofErr w:type="spellStart"/>
+      <w:r>
+        <w:t>sai</w:t>
+      </w:r>
+      <w:proofErr w:type="spellEnd"/>
+      <w:r>
+        <w:t>.</w:t>
       </w:r>
     </w:p>
     <w:p>
@@ -27616,17 +27696,18 @@
         <w:rPr>
           <w:noProof/>
         </w:rPr>
+        <w:lastRenderedPageBreak/>
         <w:drawing>
-          <wp:inline distT="0" distB="0" distL="0" distR="0" wp14:anchorId="2087D241" wp14:editId="1599BCBE">
+          <wp:inline distT="0" distB="0" distL="0" distR="0" wp14:anchorId="7E722949" wp14:editId="7CA6D126">
             <wp:extent cx="5067300" cy="3040380"/>
             <wp:effectExtent l="0" t="0" r="0" b="0"/>
-            <wp:docPr id="38" name="Picture" descr="Q-Q plot của log return so với Normal"/>
+            <wp:docPr id="31" name="Picture" descr="Bình phương log return và các cụm biến động"/>
             <wp:cNvGraphicFramePr/>
             <a:graphic xmlns:a="http://schemas.openxmlformats.org/drawingml/2006/main">
               <a:graphicData uri="http://schemas.openxmlformats.org/drawingml/2006/picture">
                 <pic:pic xmlns:pic="http://schemas.openxmlformats.org/drawingml/2006/picture">
                   <pic:nvPicPr>
-                    <pic:cNvPr id="39" name="Picture" descr="report_files/acb86307c8be53460776b14870722bbafc1d7226.png"/>
+                    <pic:cNvPr id="32" name="Picture" descr="report_files/39a90fe9a43ce440494bcd58f27c5335a7926137.png"/>
                     <pic:cNvPicPr>
                       <a:picLocks noChangeAspect="1" noChangeArrowheads="1"/>
                     </pic:cNvPicPr>
@@ -27666,7 +27747,325 @@
           <w:lang w:val="vi-VN"/>
         </w:rPr>
       </w:pPr>
-      <w:bookmarkStart w:id="29" w:name="_Toc232949731"/>
+      <w:bookmarkStart w:id="30" w:name="_Toc232949729"/>
+      <w:bookmarkStart w:id="31" w:name="_Toc232951524"/>
+      <w:proofErr w:type="spellStart"/>
+      <w:r>
+        <w:t>Hình</w:t>
+      </w:r>
+      <w:proofErr w:type="spellEnd"/>
+      <w:r>
+        <w:t xml:space="preserve"> </w:t>
+      </w:r>
+      <w:fldSimple w:instr=" STYLEREF 2 \s ">
+        <w:r>
+          <w:rPr>
+            <w:noProof/>
+          </w:rPr>
+          <w:t>3.2</w:t>
+        </w:r>
+      </w:fldSimple>
+      <w:r>
+        <w:t>.</w:t>
+      </w:r>
+      <w:fldSimple w:instr=" SEQ Hình \* ARABIC \s 2 ">
+        <w:r>
+          <w:rPr>
+            <w:noProof/>
+          </w:rPr>
+          <w:t>2</w:t>
+        </w:r>
+      </w:fldSimple>
+      <w:r>
+        <w:rPr>
+          <w:lang w:val="vi-VN"/>
+        </w:rPr>
+        <w:t xml:space="preserve"> </w:t>
+      </w:r>
+      <w:r>
+        <w:rPr>
+          <w:noProof/>
+        </w:rPr>
+        <w:t>Bình phương log return và các cụm biến động</w:t>
+      </w:r>
+      <w:bookmarkEnd w:id="30"/>
+      <w:bookmarkEnd w:id="31"/>
+    </w:p>
+    <w:p>
+      <w:pPr>
+        <w:spacing w:line="360" w:lineRule="auto"/>
+        <w:ind w:firstLine="720"/>
+        <w:rPr>
+          <w:lang w:val="vi-VN"/>
+        </w:rPr>
+      </w:pPr>
+      <w:r>
+        <w:t xml:space="preserve">Squared return </w:t>
+      </w:r>
+      <w:proofErr w:type="spellStart"/>
+      <w:r>
+        <w:t>loại</w:t>
+      </w:r>
+      <w:proofErr w:type="spellEnd"/>
+      <w:r>
+        <w:t xml:space="preserve"> </w:t>
+      </w:r>
+      <w:proofErr w:type="spellStart"/>
+      <w:r>
+        <w:t>dấu</w:t>
+      </w:r>
+      <w:proofErr w:type="spellEnd"/>
+      <w:r>
+        <w:t xml:space="preserve"> </w:t>
+      </w:r>
+      <w:proofErr w:type="spellStart"/>
+      <w:r>
+        <w:t>và</w:t>
+      </w:r>
+      <w:proofErr w:type="spellEnd"/>
+      <w:r>
+        <w:t xml:space="preserve"> </w:t>
+      </w:r>
+      <w:proofErr w:type="spellStart"/>
+      <w:r>
+        <w:t>giữ</w:t>
+      </w:r>
+      <w:proofErr w:type="spellEnd"/>
+      <w:r>
+        <w:t xml:space="preserve"> </w:t>
+      </w:r>
+      <w:proofErr w:type="spellStart"/>
+      <w:r>
+        <w:t>độ</w:t>
+      </w:r>
+      <w:proofErr w:type="spellEnd"/>
+      <w:r>
+        <w:t xml:space="preserve"> </w:t>
+      </w:r>
+      <w:proofErr w:type="spellStart"/>
+      <w:r>
+        <w:t>lớn</w:t>
+      </w:r>
+      <w:proofErr w:type="spellEnd"/>
+      <w:r>
+        <w:t xml:space="preserve"> shock. Các spike </w:t>
+      </w:r>
+      <w:proofErr w:type="spellStart"/>
+      <w:r>
+        <w:t>theo</w:t>
+      </w:r>
+      <w:proofErr w:type="spellEnd"/>
+      <w:r>
+        <w:t xml:space="preserve"> </w:t>
+      </w:r>
+      <w:proofErr w:type="spellStart"/>
+      <w:r>
+        <w:t>cụm</w:t>
+      </w:r>
+      <w:proofErr w:type="spellEnd"/>
+      <w:r>
+        <w:t xml:space="preserve"> </w:t>
+      </w:r>
+      <w:proofErr w:type="spellStart"/>
+      <w:r>
+        <w:t>củng</w:t>
+      </w:r>
+      <w:proofErr w:type="spellEnd"/>
+      <w:r>
+        <w:t xml:space="preserve"> </w:t>
+      </w:r>
+      <w:proofErr w:type="spellStart"/>
+      <w:r>
+        <w:t>cố</w:t>
+      </w:r>
+      <w:proofErr w:type="spellEnd"/>
+      <w:r>
+        <w:t xml:space="preserve"> </w:t>
+      </w:r>
+      <w:proofErr w:type="spellStart"/>
+      <w:r>
+        <w:t>động</w:t>
+      </w:r>
+      <w:proofErr w:type="spellEnd"/>
+      <w:r>
+        <w:t xml:space="preserve"> </w:t>
+      </w:r>
+      <w:proofErr w:type="spellStart"/>
+      <w:r>
+        <w:t>cơ</w:t>
+      </w:r>
+      <w:proofErr w:type="spellEnd"/>
+      <w:r>
+        <w:t xml:space="preserve"> </w:t>
+      </w:r>
+      <w:proofErr w:type="spellStart"/>
+      <w:r>
+        <w:t>dùng</w:t>
+      </w:r>
+      <w:proofErr w:type="spellEnd"/>
+      <w:r>
+        <w:t xml:space="preserve"> conditional variance model </w:t>
+      </w:r>
+      <w:proofErr w:type="spellStart"/>
+      <w:r>
+        <w:t>thay</w:t>
+      </w:r>
+      <w:proofErr w:type="spellEnd"/>
+      <w:r>
+        <w:t xml:space="preserve"> </w:t>
+      </w:r>
+      <w:proofErr w:type="spellStart"/>
+      <w:r>
+        <w:t>vì</w:t>
+      </w:r>
+      <w:proofErr w:type="spellEnd"/>
+      <w:r>
+        <w:t xml:space="preserve"> </w:t>
+      </w:r>
+      <w:proofErr w:type="spellStart"/>
+      <w:r>
+        <w:t>một</w:t>
+      </w:r>
+      <w:proofErr w:type="spellEnd"/>
+      <w:r>
+        <w:t xml:space="preserve"> variance </w:t>
+      </w:r>
+      <w:proofErr w:type="spellStart"/>
+      <w:r>
+        <w:t>cố</w:t>
+      </w:r>
+      <w:proofErr w:type="spellEnd"/>
+      <w:r>
+        <w:t xml:space="preserve"> </w:t>
+      </w:r>
+      <w:proofErr w:type="spellStart"/>
+      <w:r>
+        <w:t>định</w:t>
+      </w:r>
+      <w:proofErr w:type="spellEnd"/>
+      <w:r>
+        <w:t xml:space="preserve"> </w:t>
+      </w:r>
+      <w:proofErr w:type="spellStart"/>
+      <w:r>
+        <w:t>cho</w:t>
+      </w:r>
+      <w:proofErr w:type="spellEnd"/>
+      <w:r>
+        <w:t xml:space="preserve"> </w:t>
+      </w:r>
+      <w:proofErr w:type="spellStart"/>
+      <w:r>
+        <w:t>toàn</w:t>
+      </w:r>
+      <w:proofErr w:type="spellEnd"/>
+      <w:r>
+        <w:t xml:space="preserve"> sample.</w:t>
+      </w:r>
+    </w:p>
+    <w:p>
+      <w:pPr>
+        <w:pStyle w:val="Heading2"/>
+        <w:spacing w:line="360" w:lineRule="auto"/>
+        <w:rPr>
+          <w:lang w:val="vi-VN"/>
+        </w:rPr>
+      </w:pPr>
+      <w:bookmarkStart w:id="32" w:name="_Toc232951054"/>
+      <w:proofErr w:type="spellStart"/>
+      <w:r>
+        <w:t>Hình</w:t>
+      </w:r>
+      <w:proofErr w:type="spellEnd"/>
+      <w:r>
+        <w:t xml:space="preserve"> </w:t>
+      </w:r>
+      <w:proofErr w:type="spellStart"/>
+      <w:r>
+        <w:t>dạng</w:t>
+      </w:r>
+      <w:proofErr w:type="spellEnd"/>
+      <w:r>
+        <w:t xml:space="preserve"> </w:t>
+      </w:r>
+      <w:proofErr w:type="spellStart"/>
+      <w:r>
+        <w:t>phân</w:t>
+      </w:r>
+      <w:proofErr w:type="spellEnd"/>
+      <w:r>
+        <w:t xml:space="preserve"> </w:t>
+      </w:r>
+      <w:proofErr w:type="spellStart"/>
+      <w:r>
+        <w:t>phối</w:t>
+      </w:r>
+      <w:bookmarkEnd w:id="32"/>
+      <w:proofErr w:type="spellEnd"/>
+    </w:p>
+    <w:p>
+      <w:pPr>
+        <w:keepNext/>
+        <w:spacing w:line="360" w:lineRule="auto"/>
+        <w:ind w:firstLine="720"/>
+        <w:jc w:val="center"/>
+      </w:pPr>
+      <w:r>
+        <w:rPr>
+          <w:noProof/>
+        </w:rPr>
+        <w:drawing>
+          <wp:inline distT="0" distB="0" distL="0" distR="0" wp14:anchorId="52A99138" wp14:editId="4E34F61F">
+            <wp:extent cx="5067300" cy="3040380"/>
+            <wp:effectExtent l="0" t="0" r="0" b="0"/>
+            <wp:docPr id="35" name="Picture" descr="Phân phối thực nghiệm của log return so với Normal"/>
+            <wp:cNvGraphicFramePr/>
+            <a:graphic xmlns:a="http://schemas.openxmlformats.org/drawingml/2006/main">
+              <a:graphicData uri="http://schemas.openxmlformats.org/drawingml/2006/picture">
+                <pic:pic xmlns:pic="http://schemas.openxmlformats.org/drawingml/2006/picture">
+                  <pic:nvPicPr>
+                    <pic:cNvPr id="36" name="Picture" descr="report_files/d6dfc333042c8e35372628be3028ff60c275e4f6.png"/>
+                    <pic:cNvPicPr>
+                      <a:picLocks noChangeAspect="1" noChangeArrowheads="1"/>
+                    </pic:cNvPicPr>
+                  </pic:nvPicPr>
+                  <pic:blipFill>
+                    <a:blip r:embed="rId18"/>
+                    <a:stretch>
+                      <a:fillRect/>
+                    </a:stretch>
+                  </pic:blipFill>
+                  <pic:spPr bwMode="auto">
+                    <a:xfrm>
+                      <a:off x="0" y="0"/>
+                      <a:ext cx="5067300" cy="3040380"/>
+                    </a:xfrm>
+                    <a:prstGeom prst="rect">
+                      <a:avLst/>
+                    </a:prstGeom>
+                    <a:noFill/>
+                    <a:ln w="9525">
+                      <a:noFill/>
+                      <a:headEnd/>
+                      <a:tailEnd/>
+                    </a:ln>
+                  </pic:spPr>
+                </pic:pic>
+              </a:graphicData>
+            </a:graphic>
+          </wp:inline>
+        </w:drawing>
+      </w:r>
+    </w:p>
+    <w:p>
+      <w:pPr>
+        <w:pStyle w:val="Caption"/>
+        <w:rPr>
+          <w:lang w:val="vi-VN"/>
+        </w:rPr>
+      </w:pPr>
+      <w:bookmarkStart w:id="33" w:name="_Toc232949730"/>
+      <w:bookmarkStart w:id="34" w:name="_Toc232951525"/>
       <w:proofErr w:type="spellStart"/>
       <w:r>
         <w:t>Hình</w:t>
@@ -27691,6 +28090,265 @@
           <w:rPr>
             <w:noProof/>
           </w:rPr>
+          <w:t>1</w:t>
+        </w:r>
+      </w:fldSimple>
+      <w:r>
+        <w:rPr>
+          <w:lang w:val="vi-VN"/>
+        </w:rPr>
+        <w:t xml:space="preserve"> </w:t>
+      </w:r>
+      <w:r>
+        <w:rPr>
+          <w:noProof/>
+        </w:rPr>
+        <w:t>Phân phối thực nghiệm của log return so với Normal</w:t>
+      </w:r>
+      <w:bookmarkEnd w:id="33"/>
+      <w:bookmarkEnd w:id="34"/>
+    </w:p>
+    <w:p>
+      <w:pPr>
+        <w:spacing w:line="360" w:lineRule="auto"/>
+        <w:ind w:firstLine="720"/>
+        <w:rPr>
+          <w:lang w:val="vi-VN"/>
+        </w:rPr>
+      </w:pPr>
+      <w:proofErr w:type="spellStart"/>
+      <w:r>
+        <w:t>Mật</w:t>
+      </w:r>
+      <w:proofErr w:type="spellEnd"/>
+      <w:r>
+        <w:t xml:space="preserve"> </w:t>
+      </w:r>
+      <w:proofErr w:type="spellStart"/>
+      <w:r>
+        <w:t>độ</w:t>
+      </w:r>
+      <w:proofErr w:type="spellEnd"/>
+      <w:r>
+        <w:t xml:space="preserve"> </w:t>
+      </w:r>
+      <w:proofErr w:type="spellStart"/>
+      <w:r>
+        <w:t>thực</w:t>
+      </w:r>
+      <w:proofErr w:type="spellEnd"/>
+      <w:r>
+        <w:t xml:space="preserve"> </w:t>
+      </w:r>
+      <w:proofErr w:type="spellStart"/>
+      <w:r>
+        <w:t>nghiệm</w:t>
+      </w:r>
+      <w:proofErr w:type="spellEnd"/>
+      <w:r>
+        <w:t xml:space="preserve"> </w:t>
+      </w:r>
+      <w:proofErr w:type="spellStart"/>
+      <w:r>
+        <w:t>lệch</w:t>
+      </w:r>
+      <w:proofErr w:type="spellEnd"/>
+      <w:r>
+        <w:t xml:space="preserve"> </w:t>
+      </w:r>
+      <w:proofErr w:type="spellStart"/>
+      <w:r>
+        <w:t>khỏi</w:t>
+      </w:r>
+      <w:proofErr w:type="spellEnd"/>
+      <w:r>
+        <w:t xml:space="preserve"> Normal </w:t>
+      </w:r>
+      <w:proofErr w:type="spellStart"/>
+      <w:r>
+        <w:t>cùng</w:t>
+      </w:r>
+      <w:proofErr w:type="spellEnd"/>
+      <w:r>
+        <w:t xml:space="preserve"> mean/SD, </w:t>
+      </w:r>
+      <w:proofErr w:type="spellStart"/>
+      <w:r>
+        <w:t>đặc</w:t>
+      </w:r>
+      <w:proofErr w:type="spellEnd"/>
+      <w:r>
+        <w:t xml:space="preserve"> </w:t>
+      </w:r>
+      <w:proofErr w:type="spellStart"/>
+      <w:r>
+        <w:t>biệt</w:t>
+      </w:r>
+      <w:proofErr w:type="spellEnd"/>
+      <w:r>
+        <w:t xml:space="preserve"> ở </w:t>
+      </w:r>
+      <w:proofErr w:type="spellStart"/>
+      <w:r>
+        <w:t>phần</w:t>
+      </w:r>
+      <w:proofErr w:type="spellEnd"/>
+      <w:r>
+        <w:t xml:space="preserve"> </w:t>
+      </w:r>
+      <w:proofErr w:type="spellStart"/>
+      <w:r>
+        <w:t>đuôi</w:t>
+      </w:r>
+      <w:proofErr w:type="spellEnd"/>
+      <w:r>
+        <w:t xml:space="preserve">. </w:t>
+      </w:r>
+      <w:proofErr w:type="spellStart"/>
+      <w:r>
+        <w:t>Vì</w:t>
+      </w:r>
+      <w:proofErr w:type="spellEnd"/>
+      <w:r>
+        <w:t xml:space="preserve"> </w:t>
+      </w:r>
+      <w:proofErr w:type="spellStart"/>
+      <w:r>
+        <w:t>vậy</w:t>
+      </w:r>
+      <w:proofErr w:type="spellEnd"/>
+      <w:r>
+        <w:t xml:space="preserve"> </w:t>
+      </w:r>
+      <w:proofErr w:type="spellStart"/>
+      <w:r>
+        <w:t>dự</w:t>
+      </w:r>
+      <w:proofErr w:type="spellEnd"/>
+      <w:r>
+        <w:t xml:space="preserve"> </w:t>
+      </w:r>
+      <w:proofErr w:type="spellStart"/>
+      <w:r>
+        <w:t>án</w:t>
+      </w:r>
+      <w:proofErr w:type="spellEnd"/>
+      <w:r>
+        <w:t xml:space="preserve"> so </w:t>
+      </w:r>
+      <w:proofErr w:type="spellStart"/>
+      <w:r>
+        <w:t>sánh</w:t>
+      </w:r>
+      <w:proofErr w:type="spellEnd"/>
+      <w:r>
+        <w:t xml:space="preserve"> Normal </w:t>
+      </w:r>
+      <w:proofErr w:type="spellStart"/>
+      <w:r>
+        <w:t>với</w:t>
+      </w:r>
+      <w:proofErr w:type="spellEnd"/>
+      <w:r>
+        <w:t xml:space="preserve"> standardized Student-t </w:t>
+      </w:r>
+      <w:proofErr w:type="spellStart"/>
+      <w:r>
+        <w:t>trong</w:t>
+      </w:r>
+      <w:proofErr w:type="spellEnd"/>
+      <w:r>
+        <w:t xml:space="preserve"> GARCH.</w:t>
+      </w:r>
+    </w:p>
+    <w:p>
+      <w:pPr>
+        <w:keepNext/>
+        <w:spacing w:line="360" w:lineRule="auto"/>
+        <w:ind w:firstLine="720"/>
+        <w:jc w:val="center"/>
+      </w:pPr>
+      <w:r>
+        <w:rPr>
+          <w:noProof/>
+        </w:rPr>
+        <w:lastRenderedPageBreak/>
+        <w:drawing>
+          <wp:inline distT="0" distB="0" distL="0" distR="0" wp14:anchorId="2087D241" wp14:editId="1599BCBE">
+            <wp:extent cx="5067300" cy="3040380"/>
+            <wp:effectExtent l="0" t="0" r="0" b="0"/>
+            <wp:docPr id="38" name="Picture" descr="Q-Q plot của log return so với Normal"/>
+            <wp:cNvGraphicFramePr/>
+            <a:graphic xmlns:a="http://schemas.openxmlformats.org/drawingml/2006/main">
+              <a:graphicData uri="http://schemas.openxmlformats.org/drawingml/2006/picture">
+                <pic:pic xmlns:pic="http://schemas.openxmlformats.org/drawingml/2006/picture">
+                  <pic:nvPicPr>
+                    <pic:cNvPr id="39" name="Picture" descr="report_files/acb86307c8be53460776b14870722bbafc1d7226.png"/>
+                    <pic:cNvPicPr>
+                      <a:picLocks noChangeAspect="1" noChangeArrowheads="1"/>
+                    </pic:cNvPicPr>
+                  </pic:nvPicPr>
+                  <pic:blipFill>
+                    <a:blip r:embed="rId19"/>
+                    <a:stretch>
+                      <a:fillRect/>
+                    </a:stretch>
+                  </pic:blipFill>
+                  <pic:spPr bwMode="auto">
+                    <a:xfrm>
+                      <a:off x="0" y="0"/>
+                      <a:ext cx="5067300" cy="3040380"/>
+                    </a:xfrm>
+                    <a:prstGeom prst="rect">
+                      <a:avLst/>
+                    </a:prstGeom>
+                    <a:noFill/>
+                    <a:ln w="9525">
+                      <a:noFill/>
+                      <a:headEnd/>
+                      <a:tailEnd/>
+                    </a:ln>
+                  </pic:spPr>
+                </pic:pic>
+              </a:graphicData>
+            </a:graphic>
+          </wp:inline>
+        </w:drawing>
+      </w:r>
+    </w:p>
+    <w:p>
+      <w:pPr>
+        <w:pStyle w:val="Caption"/>
+        <w:rPr>
+          <w:lang w:val="vi-VN"/>
+        </w:rPr>
+      </w:pPr>
+      <w:bookmarkStart w:id="35" w:name="_Toc232949731"/>
+      <w:bookmarkStart w:id="36" w:name="_Toc232951526"/>
+      <w:proofErr w:type="spellStart"/>
+      <w:r>
+        <w:t>Hình</w:t>
+      </w:r>
+      <w:proofErr w:type="spellEnd"/>
+      <w:r>
+        <w:t xml:space="preserve"> </w:t>
+      </w:r>
+      <w:fldSimple w:instr=" STYLEREF 2 \s ">
+        <w:r>
+          <w:rPr>
+            <w:noProof/>
+          </w:rPr>
+          <w:t>3.3</w:t>
+        </w:r>
+      </w:fldSimple>
+      <w:r>
+        <w:t>.</w:t>
+      </w:r>
+      <w:fldSimple w:instr=" SEQ Hình \* ARABIC \s 2 ">
+        <w:r>
+          <w:rPr>
+            <w:noProof/>
+          </w:rPr>
           <w:t>2</w:t>
         </w:r>
       </w:fldSimple>
@@ -27706,7 +28364,8 @@
         </w:rPr>
         <w:t>Q-Q plot của log return so với Normal</w:t>
       </w:r>
-      <w:bookmarkEnd w:id="29"/>
+      <w:bookmarkEnd w:id="35"/>
+      <w:bookmarkEnd w:id="36"/>
     </w:p>
     <w:p>
       <w:pPr>
@@ -27714,7 +28373,6 @@
         <w:ind w:firstLine="720"/>
       </w:pPr>
       <w:r>
-        <w:lastRenderedPageBreak/>
         <w:t xml:space="preserve">Các </w:t>
       </w:r>
       <w:proofErr w:type="spellStart"/>
@@ -27883,7 +28541,7 @@
         <w:pStyle w:val="Heading2"/>
         <w:spacing w:line="360" w:lineRule="auto"/>
       </w:pPr>
-      <w:bookmarkStart w:id="30" w:name="_Toc232949313"/>
+      <w:bookmarkStart w:id="37" w:name="_Toc232951055"/>
       <w:proofErr w:type="spellStart"/>
       <w:r>
         <w:t>Tự</w:t>
@@ -27936,7 +28594,7 @@
       <w:r>
         <w:t>lịch</w:t>
       </w:r>
-      <w:bookmarkEnd w:id="30"/>
+      <w:bookmarkEnd w:id="37"/>
       <w:proofErr w:type="spellEnd"/>
     </w:p>
     <w:p>
@@ -27966,7 +28624,7 @@
                     </pic:cNvPicPr>
                   </pic:nvPicPr>
                   <pic:blipFill>
-                    <a:blip r:embed="rId18"/>
+                    <a:blip r:embed="rId20"/>
                     <a:stretch>
                       <a:fillRect/>
                     </a:stretch>
@@ -28000,7 +28658,8 @@
           <w:lang w:val="vi-VN"/>
         </w:rPr>
       </w:pPr>
-      <w:bookmarkStart w:id="31" w:name="_Toc232949732"/>
+      <w:bookmarkStart w:id="38" w:name="_Toc232949732"/>
+      <w:bookmarkStart w:id="39" w:name="_Toc232951527"/>
       <w:proofErr w:type="spellStart"/>
       <w:r>
         <w:t>Hình</w:t>
@@ -28027,8 +28686,22 @@
           </w:rPr>
           <w:t>1</w:t>
         </w:r>
-        <w:bookmarkEnd w:id="31"/>
+        <w:bookmarkEnd w:id="38"/>
       </w:fldSimple>
+      <w:r>
+        <w:rPr>
+          <w:noProof/>
+          <w:lang w:val="vi-VN"/>
+        </w:rPr>
+        <w:t xml:space="preserve"> </w:t>
+      </w:r>
+      <w:r>
+        <w:rPr>
+          <w:noProof/>
+        </w:rPr>
+        <w:t>Hàm tự tương quan (ACF) của log return FPT</w:t>
+      </w:r>
+      <w:bookmarkEnd w:id="39"/>
     </w:p>
     <w:p>
       <w:pPr>
@@ -28041,6 +28714,7 @@
         <w:rPr>
           <w:noProof/>
         </w:rPr>
+        <w:lastRenderedPageBreak/>
         <w:drawing>
           <wp:inline distT="0" distB="0" distL="0" distR="0" wp14:anchorId="20CC9182" wp14:editId="6D1667A3">
             <wp:extent cx="4793174" cy="2503714"/>
@@ -28057,7 +28731,7 @@
                     </pic:cNvPicPr>
                   </pic:nvPicPr>
                   <pic:blipFill>
-                    <a:blip r:embed="rId19"/>
+                    <a:blip r:embed="rId21"/>
                     <a:stretch>
                       <a:fillRect/>
                     </a:stretch>
@@ -28091,7 +28765,8 @@
           <w:lang w:val="vi-VN"/>
         </w:rPr>
       </w:pPr>
-      <w:bookmarkStart w:id="32" w:name="_Toc232949733"/>
+      <w:bookmarkStart w:id="40" w:name="_Toc232949733"/>
+      <w:bookmarkStart w:id="41" w:name="_Toc232951528"/>
       <w:proofErr w:type="spellStart"/>
       <w:r>
         <w:t>Hình</w:t>
@@ -28118,8 +28793,22 @@
           </w:rPr>
           <w:t>2</w:t>
         </w:r>
-        <w:bookmarkEnd w:id="32"/>
+        <w:bookmarkEnd w:id="40"/>
       </w:fldSimple>
+      <w:r>
+        <w:rPr>
+          <w:noProof/>
+          <w:lang w:val="vi-VN"/>
+        </w:rPr>
+        <w:t xml:space="preserve"> </w:t>
+      </w:r>
+      <w:r>
+        <w:rPr>
+          <w:noProof/>
+        </w:rPr>
+        <w:t>Hàm tự tương quan riêng phần (PACF) của log return FPT</w:t>
+      </w:r>
+      <w:bookmarkEnd w:id="41"/>
     </w:p>
     <w:p>
       <w:pPr>
@@ -28127,7 +28816,6 @@
         <w:ind w:firstLine="720"/>
       </w:pPr>
       <w:r>
-        <w:lastRenderedPageBreak/>
         <w:t xml:space="preserve">ACF/PACF return </w:t>
       </w:r>
       <w:proofErr w:type="spellStart"/>
@@ -28302,7 +28990,7 @@
                     </pic:cNvPicPr>
                   </pic:nvPicPr>
                   <pic:blipFill>
-                    <a:blip r:embed="rId20"/>
+                    <a:blip r:embed="rId22"/>
                     <a:stretch>
                       <a:fillRect/>
                     </a:stretch>
@@ -28336,7 +29024,8 @@
           <w:lang w:val="vi-VN"/>
         </w:rPr>
       </w:pPr>
-      <w:bookmarkStart w:id="33" w:name="_Toc232949734"/>
+      <w:bookmarkStart w:id="42" w:name="_Toc232949734"/>
+      <w:bookmarkStart w:id="43" w:name="_Toc232951529"/>
       <w:proofErr w:type="spellStart"/>
       <w:r>
         <w:t>Hình</w:t>
@@ -28376,7 +29065,8 @@
         </w:rPr>
         <w:t>Phân phối log return theo ngày trong tuần</w:t>
       </w:r>
-      <w:bookmarkEnd w:id="33"/>
+      <w:bookmarkEnd w:id="42"/>
+      <w:bookmarkEnd w:id="43"/>
     </w:p>
     <w:p>
       <w:pPr>
@@ -28705,6 +29395,7 @@
         </w:rPr>
       </w:pPr>
       <w:r>
+        <w:lastRenderedPageBreak/>
         <w:br w:type="page"/>
       </w:r>
     </w:p>
@@ -28713,12 +29404,12 @@
         <w:pStyle w:val="Heading1"/>
         <w:spacing w:line="360" w:lineRule="auto"/>
       </w:pPr>
-      <w:bookmarkStart w:id="34" w:name="_Toc232949314"/>
+      <w:bookmarkStart w:id="44" w:name="_Toc232951056"/>
       <w:r>
         <w:lastRenderedPageBreak/>
         <w:t>TÍNH DỪNG VÀ DỰ BÁO GIÁ</w:t>
       </w:r>
-      <w:bookmarkEnd w:id="34"/>
+      <w:bookmarkEnd w:id="44"/>
     </w:p>
     <w:p>
       <w:pPr>
@@ -28728,7 +29419,7 @@
           <w:lang w:val="vi-VN"/>
         </w:rPr>
       </w:pPr>
-      <w:bookmarkStart w:id="35" w:name="_Toc232949315"/>
+      <w:bookmarkStart w:id="45" w:name="_Toc232951057"/>
       <w:proofErr w:type="spellStart"/>
       <w:r>
         <w:t>Kiểm</w:t>
@@ -28745,7 +29436,7 @@
       <w:r>
         <w:t xml:space="preserve"> ADF</w:t>
       </w:r>
-      <w:bookmarkEnd w:id="35"/>
+      <w:bookmarkEnd w:id="45"/>
     </w:p>
     <w:p>
       <w:pPr>
@@ -29015,7 +29706,7 @@
         <w:pStyle w:val="Caption"/>
         <w:keepNext/>
       </w:pPr>
-      <w:bookmarkStart w:id="36" w:name="_Toc232949764"/>
+      <w:bookmarkStart w:id="46" w:name="_Toc232951543"/>
       <w:proofErr w:type="spellStart"/>
       <w:r>
         <w:t>Bảng</w:t>
@@ -29055,7 +29746,7 @@
         </w:rPr>
         <w:t>Kết quả kiểm định ADF trên dữ liệu sạch</w:t>
       </w:r>
-      <w:bookmarkEnd w:id="36"/>
+      <w:bookmarkEnd w:id="46"/>
     </w:p>
     <w:tbl>
       <w:tblPr>
@@ -29074,10 +29765,10 @@
         <w:tblCaption w:val="Kết quả kiểm định ADF trên dữ liệu sạch"/>
       </w:tblPr>
       <w:tblGrid>
-        <w:gridCol w:w="3326"/>
-        <w:gridCol w:w="1888"/>
-        <w:gridCol w:w="1261"/>
-        <w:gridCol w:w="2920"/>
+        <w:gridCol w:w="3204"/>
+        <w:gridCol w:w="1822"/>
+        <w:gridCol w:w="1220"/>
+        <w:gridCol w:w="2813"/>
       </w:tblGrid>
       <w:tr>
         <w:trPr>
@@ -29706,7 +30397,7 @@
         <w:pStyle w:val="Heading2"/>
         <w:spacing w:line="360" w:lineRule="auto"/>
       </w:pPr>
-      <w:bookmarkStart w:id="37" w:name="_Toc232949316"/>
+      <w:bookmarkStart w:id="47" w:name="_Toc232951058"/>
       <w:proofErr w:type="spellStart"/>
       <w:r>
         <w:t>Thiết</w:t>
@@ -29723,7 +30414,7 @@
       <w:r>
         <w:t xml:space="preserve"> forecast</w:t>
       </w:r>
-      <w:bookmarkEnd w:id="37"/>
+      <w:bookmarkEnd w:id="47"/>
     </w:p>
     <w:p>
       <w:pPr>
@@ -30007,11 +30698,13 @@
       <w:pPr>
         <w:pStyle w:val="Caption"/>
         <w:keepNext/>
-      </w:pPr>
-      <w:bookmarkStart w:id="38" w:name="_Toc232949765"/>
-      <w:proofErr w:type="spellStart"/>
-      <w:r>
-        <w:lastRenderedPageBreak/>
+        <w:rPr>
+          <w:lang w:val="vi-VN"/>
+        </w:rPr>
+      </w:pPr>
+      <w:bookmarkStart w:id="48" w:name="_Toc232951544"/>
+      <w:proofErr w:type="spellStart"/>
+      <w:r>
         <w:t>Bảng</w:t>
       </w:r>
       <w:proofErr w:type="spellEnd"/>
@@ -30036,8 +30729,21 @@
           </w:rPr>
           <w:t>2</w:t>
         </w:r>
-        <w:bookmarkEnd w:id="38"/>
       </w:fldSimple>
+      <w:r>
+        <w:rPr>
+          <w:noProof/>
+          <w:lang w:val="vi-VN"/>
+        </w:rPr>
+        <w:t xml:space="preserve"> </w:t>
+      </w:r>
+      <w:r>
+        <w:rPr>
+          <w:noProof/>
+        </w:rPr>
+        <w:t>Các mô hình dự báo giá và ý tưởng chính</w:t>
+      </w:r>
+      <w:bookmarkEnd w:id="48"/>
     </w:p>
     <w:tbl>
       <w:tblPr>
@@ -30056,8 +30762,8 @@
         <w:tblLook w:val="0020" w:firstRow="1" w:lastRow="0" w:firstColumn="0" w:lastColumn="0" w:noHBand="0" w:noVBand="0"/>
       </w:tblPr>
       <w:tblGrid>
-        <w:gridCol w:w="4697"/>
-        <w:gridCol w:w="4698"/>
+        <w:gridCol w:w="4529"/>
+        <w:gridCol w:w="4530"/>
       </w:tblGrid>
       <w:tr>
         <w:trPr>
@@ -30163,6 +30869,7 @@
               <w:jc w:val="center"/>
             </w:pPr>
             <w:r>
+              <w:lastRenderedPageBreak/>
               <w:t>Drift</w:t>
             </w:r>
           </w:p>
@@ -30603,7 +31310,7 @@
         <w:pStyle w:val="Heading2"/>
         <w:spacing w:line="360" w:lineRule="auto"/>
       </w:pPr>
-      <w:bookmarkStart w:id="39" w:name="_Toc232949317"/>
+      <w:bookmarkStart w:id="49" w:name="_Toc232951059"/>
       <w:r>
         <w:t xml:space="preserve">Metric </w:t>
       </w:r>
@@ -30615,53 +31322,14 @@
       <w:r>
         <w:t xml:space="preserve"> diagnostics</w:t>
       </w:r>
-      <w:bookmarkEnd w:id="39"/>
+      <w:bookmarkEnd w:id="49"/>
     </w:p>
     <w:p>
       <w:pPr>
-        <w:pStyle w:val="Caption"/>
+        <w:pStyle w:val="FirstParagraph"/>
         <w:keepNext/>
-        <w:jc w:val="left"/>
-      </w:pPr>
-      <w:r>
-        <w:t xml:space="preserve">Phương </w:t>
-      </w:r>
-      <w:proofErr w:type="spellStart"/>
-      <w:r>
-        <w:t>trình</w:t>
-      </w:r>
-      <w:proofErr w:type="spellEnd"/>
-      <w:r>
-        <w:t xml:space="preserve"> </w:t>
-      </w:r>
-      <w:fldSimple w:instr=" STYLEREF 2 \s ">
-        <w:r>
-          <w:rPr>
-            <w:noProof/>
-          </w:rPr>
-          <w:t>4.3</w:t>
-        </w:r>
-      </w:fldSimple>
-      <w:r>
-        <w:t>.</w:t>
-      </w:r>
-      <w:fldSimple w:instr=" SEQ Phương_trình \* ARABIC \s 2 ">
-        <w:r>
-          <w:rPr>
-            <w:noProof/>
-          </w:rPr>
-          <w:t>1</w:t>
-        </w:r>
-      </w:fldSimple>
-    </w:p>
-    <w:p>
-      <w:pPr>
-        <w:pStyle w:val="FirstParagraph"/>
       </w:pPr>
       <m:oMathPara>
-        <m:oMathParaPr>
-          <m:jc m:val="center"/>
-        </m:oMathParaPr>
         <m:oMath>
           <m:r>
             <w:rPr>
@@ -30989,6 +31657,58 @@
     </w:p>
     <w:p>
       <w:pPr>
+        <w:pStyle w:val="Caption"/>
+        <w:rPr>
+          <w:lang w:val="vi-VN"/>
+        </w:rPr>
+      </w:pPr>
+      <w:bookmarkStart w:id="50" w:name="_Toc232951615"/>
+      <w:r>
+        <w:t xml:space="preserve">Phương </w:t>
+      </w:r>
+      <w:proofErr w:type="spellStart"/>
+      <w:r>
+        <w:t>trình</w:t>
+      </w:r>
+      <w:proofErr w:type="spellEnd"/>
+      <w:r>
+        <w:t xml:space="preserve"> </w:t>
+      </w:r>
+      <w:fldSimple w:instr=" STYLEREF 2 \s ">
+        <w:r>
+          <w:rPr>
+            <w:noProof/>
+          </w:rPr>
+          <w:t>4.3</w:t>
+        </w:r>
+      </w:fldSimple>
+      <w:r>
+        <w:t>.</w:t>
+      </w:r>
+      <w:fldSimple w:instr=" SEQ Phương_trình \* ARABIC \s 2 ">
+        <w:r>
+          <w:rPr>
+            <w:noProof/>
+          </w:rPr>
+          <w:t>1</w:t>
+        </w:r>
+      </w:fldSimple>
+      <w:r>
+        <w:rPr>
+          <w:lang w:val="vi-VN"/>
+        </w:rPr>
+        <w:t xml:space="preserve"> </w:t>
+      </w:r>
+      <w:r>
+        <w:rPr>
+          <w:noProof/>
+        </w:rPr>
+        <w:t>Các chỉ tiêu RMSE, MAE và MAPE</w:t>
+      </w:r>
+      <w:bookmarkEnd w:id="50"/>
+    </w:p>
+    <w:p>
+      <w:pPr>
         <w:spacing w:line="360" w:lineRule="auto"/>
         <w:ind w:firstLine="720"/>
         <w:rPr>
@@ -31291,11 +32011,10 @@
       <w:pPr>
         <w:pStyle w:val="Heading2"/>
       </w:pPr>
-      <w:bookmarkStart w:id="40" w:name="_Toc232939254"/>
-      <w:bookmarkStart w:id="41" w:name="_Toc232949318"/>
-      <w:proofErr w:type="spellStart"/>
-      <w:r>
-        <w:lastRenderedPageBreak/>
+      <w:bookmarkStart w:id="51" w:name="_Toc232939254"/>
+      <w:bookmarkStart w:id="52" w:name="_Toc232951060"/>
+      <w:proofErr w:type="spellStart"/>
+      <w:r>
         <w:t>Kết</w:t>
       </w:r>
       <w:proofErr w:type="spellEnd"/>
@@ -31318,15 +32037,15 @@
       <w:r>
         <w:t xml:space="preserve"> residual</w:t>
       </w:r>
-      <w:bookmarkEnd w:id="40"/>
-      <w:bookmarkEnd w:id="41"/>
+      <w:bookmarkEnd w:id="51"/>
+      <w:bookmarkEnd w:id="52"/>
     </w:p>
     <w:p>
       <w:pPr>
         <w:pStyle w:val="Caption"/>
         <w:keepNext/>
       </w:pPr>
-      <w:bookmarkStart w:id="42" w:name="_Toc232949766"/>
+      <w:bookmarkStart w:id="53" w:name="_Toc232951545"/>
       <w:proofErr w:type="spellStart"/>
       <w:r>
         <w:t>Bảng</w:t>
@@ -31366,7 +32085,7 @@
         </w:rPr>
         <w:t>So sánh forecast bằng holdout, rolling CV và Ljung-Box</w:t>
       </w:r>
-      <w:bookmarkEnd w:id="42"/>
+      <w:bookmarkEnd w:id="53"/>
     </w:p>
     <w:tbl>
       <w:tblPr>
@@ -31386,17 +32105,17 @@
         <w:tblCaption w:val="So sánh forecast bằng holdout, rolling CV và Ljung-Box"/>
       </w:tblPr>
       <w:tblGrid>
-        <w:gridCol w:w="627"/>
-        <w:gridCol w:w="596"/>
-        <w:gridCol w:w="596"/>
-        <w:gridCol w:w="495"/>
-        <w:gridCol w:w="937"/>
-        <w:gridCol w:w="863"/>
-        <w:gridCol w:w="886"/>
-        <w:gridCol w:w="835"/>
-        <w:gridCol w:w="1157"/>
-        <w:gridCol w:w="1292"/>
+        <w:gridCol w:w="609"/>
+        <w:gridCol w:w="578"/>
+        <w:gridCol w:w="578"/>
+        <w:gridCol w:w="481"/>
+        <w:gridCol w:w="902"/>
+        <w:gridCol w:w="832"/>
+        <w:gridCol w:w="854"/>
+        <w:gridCol w:w="806"/>
         <w:gridCol w:w="1111"/>
+        <w:gridCol w:w="1240"/>
+        <w:gridCol w:w="1068"/>
       </w:tblGrid>
       <w:tr>
         <w:trPr>
@@ -31729,7 +32448,16 @@
                 <w:sz w:val="26"/>
                 <w:szCs w:val="26"/>
               </w:rPr>
-              <w:t>ETS Damped</w:t>
+              <w:t>ETS Da</w:t>
+            </w:r>
+            <w:r>
+              <w:rPr>
+                <w:rFonts w:ascii="Times New Roman" w:hAnsi="Times New Roman" w:cs="Times New Roman"/>
+                <w:sz w:val="26"/>
+                <w:szCs w:val="26"/>
+              </w:rPr>
+              <w:lastRenderedPageBreak/>
+              <w:t>mped</w:t>
             </w:r>
           </w:p>
         </w:tc>
@@ -31753,6 +32481,7 @@
                 <w:sz w:val="26"/>
                 <w:szCs w:val="26"/>
               </w:rPr>
+              <w:lastRenderedPageBreak/>
               <w:t>1939.127</w:t>
             </w:r>
           </w:p>
@@ -31967,7 +32696,16 @@
                 <w:sz w:val="26"/>
                 <w:szCs w:val="26"/>
               </w:rPr>
-              <w:t>Mixed evidence across holdout, rolling CV, or residual diagnostics</w:t>
+              <w:t>Mixed evidence across holdout</w:t>
+            </w:r>
+            <w:r>
+              <w:rPr>
+                <w:rFonts w:ascii="Times New Roman" w:hAnsi="Times New Roman" w:cs="Times New Roman"/>
+                <w:sz w:val="26"/>
+                <w:szCs w:val="26"/>
+              </w:rPr>
+              <w:lastRenderedPageBreak/>
+              <w:t>, rolling CV, or residual diagnostics</w:t>
             </w:r>
           </w:p>
         </w:tc>
@@ -31992,6 +32730,7 @@
                 <w:sz w:val="26"/>
                 <w:szCs w:val="26"/>
               </w:rPr>
+              <w:lastRenderedPageBreak/>
               <w:t>Naive</w:t>
             </w:r>
           </w:p>
@@ -33044,7 +33783,6 @@
                 <w:sz w:val="26"/>
                 <w:szCs w:val="26"/>
               </w:rPr>
-              <w:lastRenderedPageBreak/>
               <w:t>ARIMAX (Lagged)</w:t>
             </w:r>
           </w:p>
@@ -33308,6 +34046,7 @@
                 <w:sz w:val="26"/>
                 <w:szCs w:val="26"/>
               </w:rPr>
+              <w:lastRenderedPageBreak/>
               <w:t>ARIMA</w:t>
             </w:r>
           </w:p>
@@ -33746,7 +34485,7 @@
         <w:pStyle w:val="Caption"/>
         <w:keepNext/>
       </w:pPr>
-      <w:bookmarkStart w:id="43" w:name="_Toc232949767"/>
+      <w:bookmarkStart w:id="54" w:name="_Toc232951546"/>
       <w:proofErr w:type="spellStart"/>
       <w:r>
         <w:t>Bảng</w:t>
@@ -33786,7 +34525,7 @@
         </w:rPr>
         <w:t>Ljung-Box trên residual của fitted forecast models</w:t>
       </w:r>
-      <w:bookmarkEnd w:id="43"/>
+      <w:bookmarkEnd w:id="54"/>
     </w:p>
     <w:tbl>
       <w:tblPr>
@@ -34755,7 +35494,6 @@
       </w:pPr>
       <w:proofErr w:type="spellStart"/>
       <w:r>
-        <w:lastRenderedPageBreak/>
         <w:t>Có</w:t>
       </w:r>
       <w:proofErr w:type="spellEnd"/>
@@ -34998,6 +35736,7 @@
         <w:rPr>
           <w:noProof/>
         </w:rPr>
+        <w:lastRenderedPageBreak/>
         <w:drawing>
           <wp:inline distT="0" distB="0" distL="0" distR="0" wp14:anchorId="1C5517CF" wp14:editId="077F24FD">
             <wp:extent cx="5067300" cy="3040380"/>
@@ -35014,7 +35753,7 @@
                     </pic:cNvPicPr>
                   </pic:nvPicPr>
                   <pic:blipFill>
-                    <a:blip r:embed="rId21"/>
+                    <a:blip r:embed="rId23"/>
                     <a:stretch>
                       <a:fillRect/>
                     </a:stretch>
@@ -35048,7 +35787,8 @@
           <w:lang w:val="vi-VN"/>
         </w:rPr>
       </w:pPr>
-      <w:bookmarkStart w:id="44" w:name="_Toc232949735"/>
+      <w:bookmarkStart w:id="55" w:name="_Toc232949735"/>
+      <w:bookmarkStart w:id="56" w:name="_Toc232951530"/>
       <w:proofErr w:type="spellStart"/>
       <w:r>
         <w:t>Hình</w:t>
@@ -35088,7 +35828,8 @@
         </w:rPr>
         <w:t>ETS Damped trên holdout 30 phiên</w:t>
       </w:r>
-      <w:bookmarkEnd w:id="44"/>
+      <w:bookmarkEnd w:id="55"/>
+      <w:bookmarkEnd w:id="56"/>
     </w:p>
     <w:p>
       <w:pPr>
@@ -35291,7 +36032,6 @@
         <w:rPr>
           <w:noProof/>
         </w:rPr>
-        <w:lastRenderedPageBreak/>
         <w:drawing>
           <wp:inline distT="0" distB="0" distL="0" distR="0" wp14:anchorId="19272C06" wp14:editId="0ED0AB50">
             <wp:extent cx="5067300" cy="3167062"/>
@@ -35308,7 +36048,7 @@
                     </pic:cNvPicPr>
                   </pic:nvPicPr>
                   <pic:blipFill>
-                    <a:blip r:embed="rId22"/>
+                    <a:blip r:embed="rId24"/>
                     <a:stretch>
                       <a:fillRect/>
                     </a:stretch>
@@ -35342,7 +36082,8 @@
           <w:lang w:val="vi-VN"/>
         </w:rPr>
       </w:pPr>
-      <w:bookmarkStart w:id="45" w:name="_Toc232949736"/>
+      <w:bookmarkStart w:id="57" w:name="_Toc232949736"/>
+      <w:bookmarkStart w:id="58" w:name="_Toc232951531"/>
       <w:proofErr w:type="spellStart"/>
       <w:r>
         <w:t>Hình</w:t>
@@ -35382,14 +36123,15 @@
         </w:rPr>
         <w:t>Residual diagnostics của ETS Damped</w:t>
       </w:r>
-      <w:bookmarkEnd w:id="45"/>
+      <w:bookmarkEnd w:id="57"/>
+      <w:bookmarkEnd w:id="58"/>
     </w:p>
     <w:p>
       <w:pPr>
         <w:pStyle w:val="Heading2"/>
       </w:pPr>
-      <w:bookmarkStart w:id="46" w:name="_Toc232939255"/>
-      <w:bookmarkStart w:id="47" w:name="_Toc232949319"/>
+      <w:bookmarkStart w:id="59" w:name="_Toc232939255"/>
+      <w:bookmarkStart w:id="60" w:name="_Toc232951061"/>
       <w:proofErr w:type="spellStart"/>
       <w:r>
         <w:t>Kết</w:t>
@@ -35414,8 +36156,8 @@
       <w:r>
         <w:t xml:space="preserve"> forecast</w:t>
       </w:r>
-      <w:bookmarkEnd w:id="46"/>
-      <w:bookmarkEnd w:id="47"/>
+      <w:bookmarkEnd w:id="59"/>
+      <w:bookmarkEnd w:id="60"/>
     </w:p>
     <w:p>
       <w:pPr>
@@ -35550,6 +36292,7 @@
       </w:r>
       <w:proofErr w:type="spellStart"/>
       <w:r>
+        <w:lastRenderedPageBreak/>
         <w:t>cáo</w:t>
       </w:r>
       <w:proofErr w:type="spellEnd"/>
@@ -35955,12 +36698,12 @@
           <w:lang w:val="vi-VN"/>
         </w:rPr>
       </w:pPr>
-      <w:bookmarkStart w:id="48" w:name="_Toc232949320"/>
+      <w:bookmarkStart w:id="61" w:name="_Toc232951062"/>
       <w:r>
         <w:lastRenderedPageBreak/>
         <w:t>MÔ HÌNH HÓA CONDITIONAL VOLATILITY</w:t>
       </w:r>
-      <w:bookmarkEnd w:id="48"/>
+      <w:bookmarkEnd w:id="61"/>
     </w:p>
     <w:p>
       <w:pPr>
@@ -35969,7 +36712,7 @@
           <w:lang w:val="vi-VN"/>
         </w:rPr>
       </w:pPr>
-      <w:bookmarkStart w:id="49" w:name="_Toc232949321"/>
+      <w:bookmarkStart w:id="62" w:name="_Toc232951063"/>
       <w:proofErr w:type="spellStart"/>
       <w:r>
         <w:t>Động</w:t>
@@ -36006,7 +36749,7 @@
       <w:r>
         <w:t>trình</w:t>
       </w:r>
-      <w:bookmarkEnd w:id="49"/>
+      <w:bookmarkEnd w:id="62"/>
       <w:proofErr w:type="spellEnd"/>
     </w:p>
     <w:p>
@@ -36173,50 +36916,10 @@
     </w:p>
     <w:p>
       <w:pPr>
-        <w:pStyle w:val="Caption"/>
         <w:keepNext/>
-        <w:jc w:val="both"/>
-      </w:pPr>
-      <w:r>
-        <w:t xml:space="preserve">Phương </w:t>
-      </w:r>
-      <w:proofErr w:type="spellStart"/>
-      <w:r>
-        <w:t>trình</w:t>
-      </w:r>
-      <w:proofErr w:type="spellEnd"/>
-      <w:r>
-        <w:t xml:space="preserve"> </w:t>
-      </w:r>
-      <w:fldSimple w:instr=" STYLEREF 2 \s ">
-        <w:r>
-          <w:rPr>
-            <w:noProof/>
-          </w:rPr>
-          <w:t>5.1</w:t>
-        </w:r>
-      </w:fldSimple>
-      <w:r>
-        <w:t>.</w:t>
-      </w:r>
-      <w:fldSimple w:instr=" SEQ Phương_trình \* ARABIC \s 2 ">
-        <w:r>
-          <w:rPr>
-            <w:noProof/>
-          </w:rPr>
-          <w:t>1</w:t>
-        </w:r>
-      </w:fldSimple>
-    </w:p>
-    <w:p>
-      <w:pPr>
         <w:spacing w:line="360" w:lineRule="auto"/>
-        <w:ind w:firstLine="720"/>
       </w:pPr>
       <m:oMathPara>
-        <m:oMathParaPr>
-          <m:jc m:val="center"/>
-        </m:oMathParaPr>
         <m:oMath>
           <m:sSub>
             <m:sSubPr>
@@ -36399,96 +37102,13 @@
     </w:p>
     <w:p>
       <w:pPr>
-        <w:spacing w:line="360" w:lineRule="auto"/>
-        <w:ind w:firstLine="720"/>
-      </w:pPr>
-      <w:r>
-        <w:t xml:space="preserve">Trong </w:t>
-      </w:r>
-      <w:proofErr w:type="spellStart"/>
-      <w:r>
-        <w:t>đó</w:t>
-      </w:r>
-      <w:proofErr w:type="spellEnd"/>
-      <w:r>
-        <w:t xml:space="preserve"> </w:t>
-      </w:r>
-      <w:proofErr w:type="spellStart"/>
-      <w:r>
-        <w:t>epsilon_t</w:t>
-      </w:r>
-      <w:proofErr w:type="spellEnd"/>
-      <w:r>
-        <w:t xml:space="preserve"> </w:t>
-      </w:r>
-      <w:proofErr w:type="spellStart"/>
-      <w:r>
-        <w:t>là</w:t>
-      </w:r>
-      <w:proofErr w:type="spellEnd"/>
-      <w:r>
-        <w:t xml:space="preserve"> shock return </w:t>
-      </w:r>
-      <w:proofErr w:type="spellStart"/>
-      <w:r>
-        <w:t>ngoài</w:t>
-      </w:r>
-      <w:proofErr w:type="spellEnd"/>
-      <w:r>
-        <w:t xml:space="preserve"> conditional mean, </w:t>
-      </w:r>
-      <w:proofErr w:type="spellStart"/>
-      <w:r>
-        <w:t>không</w:t>
-      </w:r>
-      <w:proofErr w:type="spellEnd"/>
-      <w:r>
-        <w:t xml:space="preserve"> </w:t>
-      </w:r>
-      <w:proofErr w:type="spellStart"/>
-      <w:r>
-        <w:t>phải</w:t>
-      </w:r>
-      <w:proofErr w:type="spellEnd"/>
-      <w:r>
-        <w:t xml:space="preserve"> residual </w:t>
-      </w:r>
-      <w:proofErr w:type="spellStart"/>
-      <w:r>
-        <w:t>giá</w:t>
-      </w:r>
-      <w:proofErr w:type="spellEnd"/>
-      <w:r>
-        <w:t xml:space="preserve">. Baseline </w:t>
-      </w:r>
-      <w:proofErr w:type="spellStart"/>
-      <w:proofErr w:type="gramStart"/>
-      <w:r>
-        <w:t>sGARCH</w:t>
-      </w:r>
-      <w:proofErr w:type="spellEnd"/>
-      <w:r>
-        <w:t>(</w:t>
-      </w:r>
-      <w:proofErr w:type="gramEnd"/>
-      <w:r>
-        <w:t xml:space="preserve">1,1) </w:t>
-      </w:r>
-      <w:proofErr w:type="spellStart"/>
-      <w:r>
-        <w:t>dùng</w:t>
-      </w:r>
-      <w:proofErr w:type="spellEnd"/>
-      <w:r>
-        <w:t>:</w:t>
-      </w:r>
-    </w:p>
-    <w:p>
-      <w:pPr>
         <w:pStyle w:val="Caption"/>
-        <w:keepNext/>
-        <w:jc w:val="both"/>
-      </w:pPr>
+        <w:rPr>
+          <w:rFonts w:eastAsiaTheme="minorEastAsia"/>
+          <w:lang w:val="vi-VN"/>
+        </w:rPr>
+      </w:pPr>
+      <w:bookmarkStart w:id="63" w:name="_Toc232951616"/>
       <w:r>
         <w:t xml:space="preserve">Phương </w:t>
       </w:r>
@@ -36516,19 +37136,116 @@
           <w:rPr>
             <w:noProof/>
           </w:rPr>
-          <w:t>2</w:t>
+          <w:t>1</w:t>
         </w:r>
       </w:fldSimple>
+      <w:r>
+        <w:rPr>
+          <w:lang w:val="vi-VN"/>
+        </w:rPr>
+        <w:t xml:space="preserve"> </w:t>
+      </w:r>
+      <w:r>
+        <w:rPr>
+          <w:noProof/>
+        </w:rPr>
+        <w:t>Phương trình mean và innovation của mô hình volatility</w:t>
+      </w:r>
+      <w:bookmarkEnd w:id="63"/>
     </w:p>
     <w:p>
       <w:pPr>
         <w:spacing w:line="360" w:lineRule="auto"/>
         <w:ind w:firstLine="720"/>
       </w:pPr>
+      <w:r>
+        <w:t xml:space="preserve">Trong </w:t>
+      </w:r>
+      <w:proofErr w:type="spellStart"/>
+      <w:r>
+        <w:t>đó</w:t>
+      </w:r>
+      <w:proofErr w:type="spellEnd"/>
+      <w:r>
+        <w:t xml:space="preserve"> </w:t>
+      </w:r>
+      <w:proofErr w:type="spellStart"/>
+      <w:r>
+        <w:t>epsilon_t</w:t>
+      </w:r>
+      <w:proofErr w:type="spellEnd"/>
+      <w:r>
+        <w:t xml:space="preserve"> </w:t>
+      </w:r>
+      <w:proofErr w:type="spellStart"/>
+      <w:r>
+        <w:t>là</w:t>
+      </w:r>
+      <w:proofErr w:type="spellEnd"/>
+      <w:r>
+        <w:t xml:space="preserve"> shock return </w:t>
+      </w:r>
+      <w:proofErr w:type="spellStart"/>
+      <w:r>
+        <w:t>ngoài</w:t>
+      </w:r>
+      <w:proofErr w:type="spellEnd"/>
+      <w:r>
+        <w:t xml:space="preserve"> conditional mean, </w:t>
+      </w:r>
+      <w:proofErr w:type="spellStart"/>
+      <w:r>
+        <w:t>không</w:t>
+      </w:r>
+      <w:proofErr w:type="spellEnd"/>
+      <w:r>
+        <w:t xml:space="preserve"> </w:t>
+      </w:r>
+      <w:proofErr w:type="spellStart"/>
+      <w:r>
+        <w:t>phải</w:t>
+      </w:r>
+      <w:proofErr w:type="spellEnd"/>
+      <w:r>
+        <w:t xml:space="preserve"> residual </w:t>
+      </w:r>
+      <w:proofErr w:type="spellStart"/>
+      <w:r>
+        <w:t>giá</w:t>
+      </w:r>
+      <w:proofErr w:type="spellEnd"/>
+      <w:r>
+        <w:t xml:space="preserve">. Baseline </w:t>
+      </w:r>
+      <w:proofErr w:type="spellStart"/>
+      <w:proofErr w:type="gramStart"/>
+      <w:r>
+        <w:t>sGARCH</w:t>
+      </w:r>
+      <w:proofErr w:type="spellEnd"/>
+      <w:r>
+        <w:t>(</w:t>
+      </w:r>
+      <w:proofErr w:type="gramEnd"/>
+      <w:r>
+        <w:t xml:space="preserve">1,1) </w:t>
+      </w:r>
+      <w:proofErr w:type="spellStart"/>
+      <w:r>
+        <w:t>dùng</w:t>
+      </w:r>
+      <w:proofErr w:type="spellEnd"/>
+      <w:r>
+        <w:t>:</w:t>
+      </w:r>
+    </w:p>
+    <w:p>
+      <w:pPr>
+        <w:keepNext/>
+        <w:spacing w:line="360" w:lineRule="auto"/>
+        <w:ind w:firstLine="720"/>
+      </w:pPr>
       <m:oMathPara>
-        <m:oMathParaPr>
-          <m:jc m:val="center"/>
-        </m:oMathParaPr>
         <m:oMath>
           <m:sSubSup>
             <m:sSubSupPr>
@@ -36759,6 +37476,59 @@
     </w:p>
     <w:p>
       <w:pPr>
+        <w:pStyle w:val="Caption"/>
+        <w:rPr>
+          <w:rFonts w:eastAsiaTheme="minorEastAsia"/>
+          <w:lang w:val="vi-VN"/>
+        </w:rPr>
+      </w:pPr>
+      <w:bookmarkStart w:id="64" w:name="_Toc232951617"/>
+      <w:r>
+        <w:t xml:space="preserve">Phương </w:t>
+      </w:r>
+      <w:proofErr w:type="spellStart"/>
+      <w:r>
+        <w:t>trình</w:t>
+      </w:r>
+      <w:proofErr w:type="spellEnd"/>
+      <w:r>
+        <w:t xml:space="preserve"> </w:t>
+      </w:r>
+      <w:fldSimple w:instr=" STYLEREF 2 \s ">
+        <w:r>
+          <w:rPr>
+            <w:noProof/>
+          </w:rPr>
+          <w:t>5.1</w:t>
+        </w:r>
+      </w:fldSimple>
+      <w:r>
+        <w:t>.</w:t>
+      </w:r>
+      <w:fldSimple w:instr=" SEQ Phương_trình \* ARABIC \s 2 ">
+        <w:r>
+          <w:rPr>
+            <w:noProof/>
+          </w:rPr>
+          <w:t>2</w:t>
+        </w:r>
+      </w:fldSimple>
+      <w:r>
+        <w:rPr>
+          <w:lang w:val="vi-VN"/>
+        </w:rPr>
+        <w:t xml:space="preserve"> </w:t>
+      </w:r>
+      <w:r>
+        <w:rPr>
+          <w:noProof/>
+        </w:rPr>
+        <w:t>Phương trình phương sai của sGARCH(1,1)</w:t>
+      </w:r>
+      <w:bookmarkEnd w:id="64"/>
+    </w:p>
+    <w:p>
+      <w:pPr>
         <w:spacing w:line="360" w:lineRule="auto"/>
         <w:ind w:firstLine="720"/>
       </w:pPr>
@@ -36969,9 +37739,9 @@
       <w:pPr>
         <w:pStyle w:val="Heading2"/>
       </w:pPr>
-      <w:bookmarkStart w:id="50" w:name="_Toc232939258"/>
-      <w:bookmarkStart w:id="51" w:name="_Toc232949322"/>
-      <w:bookmarkStart w:id="52" w:name="specification-được-so-sánh"/>
+      <w:bookmarkStart w:id="65" w:name="_Toc232939258"/>
+      <w:bookmarkStart w:id="66" w:name="specification-được-so-sánh"/>
+      <w:bookmarkStart w:id="67" w:name="_Toc232951064"/>
       <w:r>
         <w:t xml:space="preserve">Specification </w:t>
       </w:r>
@@ -36987,16 +37757,19 @@
       <w:r>
         <w:t>sánh</w:t>
       </w:r>
-      <w:bookmarkEnd w:id="50"/>
-      <w:bookmarkEnd w:id="51"/>
+      <w:bookmarkEnd w:id="65"/>
+      <w:bookmarkEnd w:id="67"/>
       <w:proofErr w:type="spellEnd"/>
     </w:p>
     <w:p>
       <w:pPr>
         <w:pStyle w:val="Caption"/>
         <w:keepNext/>
-      </w:pPr>
-      <w:bookmarkStart w:id="53" w:name="_Toc232949768"/>
+        <w:rPr>
+          <w:lang w:val="vi-VN"/>
+        </w:rPr>
+      </w:pPr>
+      <w:bookmarkStart w:id="68" w:name="_Toc232951547"/>
       <w:proofErr w:type="spellStart"/>
       <w:r>
         <w:t>Bảng</w:t>
@@ -37023,8 +37796,21 @@
           </w:rPr>
           <w:t>1</w:t>
         </w:r>
-        <w:bookmarkEnd w:id="53"/>
       </w:fldSimple>
+      <w:r>
+        <w:rPr>
+          <w:noProof/>
+          <w:lang w:val="vi-VN"/>
+        </w:rPr>
+        <w:t xml:space="preserve"> </w:t>
+      </w:r>
+      <w:r>
+        <w:rPr>
+          <w:noProof/>
+        </w:rPr>
+        <w:t>Các specification GARCH được so sánh trong dự án</w:t>
+      </w:r>
+      <w:bookmarkEnd w:id="68"/>
     </w:p>
     <w:tbl>
       <w:tblPr>
@@ -37602,10 +38388,10 @@
       <w:pPr>
         <w:pStyle w:val="Heading2"/>
       </w:pPr>
-      <w:bookmarkStart w:id="54" w:name="_Toc232939259"/>
-      <w:bookmarkStart w:id="55" w:name="_Toc232949323"/>
-      <w:bookmarkStart w:id="56" w:name="so-sánh-fit-và-diagnostics"/>
-      <w:bookmarkEnd w:id="52"/>
+      <w:bookmarkStart w:id="69" w:name="_Toc232939259"/>
+      <w:bookmarkStart w:id="70" w:name="so-sánh-fit-và-diagnostics"/>
+      <w:bookmarkStart w:id="71" w:name="_Toc232951065"/>
+      <w:bookmarkEnd w:id="66"/>
       <w:r>
         <w:lastRenderedPageBreak/>
         <w:t xml:space="preserve">So </w:t>
@@ -37626,15 +38412,15 @@
       <w:r>
         <w:t xml:space="preserve"> diagnostics</w:t>
       </w:r>
-      <w:bookmarkEnd w:id="54"/>
-      <w:bookmarkEnd w:id="55"/>
+      <w:bookmarkEnd w:id="69"/>
+      <w:bookmarkEnd w:id="71"/>
     </w:p>
     <w:p>
       <w:pPr>
         <w:pStyle w:val="Caption"/>
         <w:keepNext/>
       </w:pPr>
-      <w:bookmarkStart w:id="57" w:name="_Toc232949769"/>
+      <w:bookmarkStart w:id="72" w:name="_Toc232951548"/>
       <w:proofErr w:type="spellStart"/>
       <w:r>
         <w:t>Bảng</w:t>
@@ -37674,7 +38460,7 @@
         </w:rPr>
         <w:t>So sánh GARCH bằng fit, residual checks, stability và GOF</w:t>
       </w:r>
-      <w:bookmarkEnd w:id="57"/>
+      <w:bookmarkEnd w:id="72"/>
     </w:p>
     <w:tbl>
       <w:tblPr>
@@ -37694,17 +38480,17 @@
         <w:tblCaption w:val="So sánh GARCH bằng fit, residual checks, stability và GOF"/>
       </w:tblPr>
       <w:tblGrid>
-        <w:gridCol w:w="725"/>
-        <w:gridCol w:w="343"/>
-        <w:gridCol w:w="343"/>
-        <w:gridCol w:w="381"/>
-        <w:gridCol w:w="458"/>
-        <w:gridCol w:w="841"/>
-        <w:gridCol w:w="572"/>
-        <w:gridCol w:w="955"/>
-        <w:gridCol w:w="841"/>
-        <w:gridCol w:w="841"/>
-        <w:gridCol w:w="3095"/>
+        <w:gridCol w:w="698"/>
+        <w:gridCol w:w="331"/>
+        <w:gridCol w:w="331"/>
+        <w:gridCol w:w="367"/>
+        <w:gridCol w:w="442"/>
+        <w:gridCol w:w="811"/>
+        <w:gridCol w:w="552"/>
+        <w:gridCol w:w="920"/>
+        <w:gridCol w:w="811"/>
+        <w:gridCol w:w="811"/>
+        <w:gridCol w:w="2985"/>
       </w:tblGrid>
       <w:tr>
         <w:trPr>
@@ -38830,16 +39616,7 @@
                 <w:sz w:val="26"/>
                 <w:szCs w:val="26"/>
               </w:rPr>
-              <w:t>-5.507</w:t>
-            </w:r>
-            <w:r>
-              <w:rPr>
-                <w:rFonts w:ascii="Times New Roman" w:hAnsi="Times New Roman" w:cs="Times New Roman"/>
-                <w:sz w:val="26"/>
-                <w:szCs w:val="26"/>
-              </w:rPr>
-              <w:lastRenderedPageBreak/>
-              <w:t>30</w:t>
+              <w:t>-5.50730</w:t>
             </w:r>
           </w:p>
         </w:tc>
@@ -38862,17 +39639,7 @@
                 <w:sz w:val="26"/>
                 <w:szCs w:val="26"/>
               </w:rPr>
-              <w:lastRenderedPageBreak/>
-              <w:t>-5.498</w:t>
-            </w:r>
-            <w:r>
-              <w:rPr>
-                <w:rFonts w:ascii="Times New Roman" w:hAnsi="Times New Roman" w:cs="Times New Roman"/>
-                <w:sz w:val="26"/>
-                <w:szCs w:val="26"/>
-              </w:rPr>
-              <w:lastRenderedPageBreak/>
-              <w:t>78</w:t>
+              <w:t>-5.49878</w:t>
             </w:r>
           </w:p>
         </w:tc>
@@ -38895,17 +39662,7 @@
                 <w:sz w:val="26"/>
                 <w:szCs w:val="26"/>
               </w:rPr>
-              <w:lastRenderedPageBreak/>
-              <w:t>0.127</w:t>
-            </w:r>
-            <w:r>
-              <w:rPr>
-                <w:rFonts w:ascii="Times New Roman" w:hAnsi="Times New Roman" w:cs="Times New Roman"/>
-                <w:sz w:val="26"/>
-                <w:szCs w:val="26"/>
-              </w:rPr>
-              <w:lastRenderedPageBreak/>
-              <w:t>13</w:t>
+              <w:t>0.12713</w:t>
             </w:r>
           </w:p>
         </w:tc>
@@ -38928,7 +39685,6 @@
                 <w:sz w:val="26"/>
                 <w:szCs w:val="26"/>
               </w:rPr>
-              <w:lastRenderedPageBreak/>
               <w:t>0.96451</w:t>
             </w:r>
           </w:p>
@@ -39082,6 +39838,7 @@
         </w:rPr>
       </w:pPr>
       <w:r>
+        <w:lastRenderedPageBreak/>
         <w:t xml:space="preserve">Student-t </w:t>
       </w:r>
       <w:proofErr w:type="spellStart"/>
@@ -39418,7 +40175,7 @@
         <w:pStyle w:val="Caption"/>
         <w:keepNext/>
       </w:pPr>
-      <w:bookmarkStart w:id="58" w:name="_Toc232949770"/>
+      <w:bookmarkStart w:id="73" w:name="_Toc232951549"/>
       <w:proofErr w:type="spellStart"/>
       <w:r>
         <w:t>Bảng</w:t>
@@ -39458,7 +40215,7 @@
         </w:rPr>
         <w:t>P-value và statistics chẩn đoán GARCH</w:t>
       </w:r>
-      <w:bookmarkEnd w:id="58"/>
+      <w:bookmarkEnd w:id="73"/>
     </w:p>
     <w:tbl>
       <w:tblPr>
@@ -39478,14 +40235,14 @@
         <w:tblCaption w:val="P-value và statistics chẩn đoán GARCH"/>
       </w:tblPr>
       <w:tblGrid>
-        <w:gridCol w:w="1275"/>
-        <w:gridCol w:w="1410"/>
-        <w:gridCol w:w="1342"/>
-        <w:gridCol w:w="670"/>
-        <w:gridCol w:w="1208"/>
-        <w:gridCol w:w="872"/>
-        <w:gridCol w:w="1410"/>
-        <w:gridCol w:w="1208"/>
+        <w:gridCol w:w="1230"/>
+        <w:gridCol w:w="1359"/>
+        <w:gridCol w:w="1294"/>
+        <w:gridCol w:w="646"/>
+        <w:gridCol w:w="1165"/>
+        <w:gridCol w:w="841"/>
+        <w:gridCol w:w="1359"/>
+        <w:gridCol w:w="1165"/>
       </w:tblGrid>
       <w:tr>
         <w:trPr>
@@ -40585,11 +41342,7 @@
       </w:r>
       <w:proofErr w:type="spellEnd"/>
       <w:r>
-        <w:t xml:space="preserve"> H0. </w:t>
-      </w:r>
-      <w:r>
-        <w:lastRenderedPageBreak/>
-        <w:t xml:space="preserve">Tuy </w:t>
+        <w:t xml:space="preserve"> H0. Tuy </w:t>
       </w:r>
       <w:proofErr w:type="spellStart"/>
       <w:r>
@@ -40679,10 +41432,10 @@
           <w:lang w:val="vi-VN"/>
         </w:rPr>
       </w:pPr>
-      <w:bookmarkStart w:id="59" w:name="_Toc232939260"/>
-      <w:bookmarkStart w:id="60" w:name="_Toc232949324"/>
-      <w:bookmarkStart w:id="61" w:name="tham-số-candidate"/>
-      <w:bookmarkEnd w:id="56"/>
+      <w:bookmarkStart w:id="74" w:name="_Toc232939260"/>
+      <w:bookmarkStart w:id="75" w:name="tham-số-candidate"/>
+      <w:bookmarkStart w:id="76" w:name="_Toc232951066"/>
+      <w:bookmarkEnd w:id="70"/>
       <w:r>
         <w:t xml:space="preserve">Tham </w:t>
       </w:r>
@@ -40694,8 +41447,8 @@
       <w:r>
         <w:t xml:space="preserve"> candidate</w:t>
       </w:r>
-      <w:bookmarkEnd w:id="59"/>
-      <w:bookmarkEnd w:id="60"/>
+      <w:bookmarkEnd w:id="74"/>
+      <w:bookmarkEnd w:id="76"/>
     </w:p>
     <w:p>
       <w:pPr>
@@ -40704,7 +41457,7 @@
           <w:lang w:val="vi-VN"/>
         </w:rPr>
       </w:pPr>
-      <w:bookmarkStart w:id="62" w:name="_Toc232949771"/>
+      <w:bookmarkStart w:id="77" w:name="_Toc232951550"/>
       <w:proofErr w:type="spellStart"/>
       <w:r>
         <w:t>Bảng</w:t>
@@ -40744,7 +41497,7 @@
         </w:rPr>
         <w:t>Tham số eGARCH-Student-t: conventional và robust inference</w:t>
       </w:r>
-      <w:bookmarkEnd w:id="62"/>
+      <w:bookmarkEnd w:id="77"/>
     </w:p>
     <w:tbl>
       <w:tblPr>
@@ -40763,12 +41516,12 @@
         <w:tblCaption w:val="Tham số eGARCH-Student-t: conventional và robust inference"/>
       </w:tblPr>
       <w:tblGrid>
-        <w:gridCol w:w="1324"/>
-        <w:gridCol w:w="1323"/>
-        <w:gridCol w:w="1323"/>
-        <w:gridCol w:w="1190"/>
-        <w:gridCol w:w="2250"/>
-        <w:gridCol w:w="1985"/>
+        <w:gridCol w:w="1276"/>
+        <w:gridCol w:w="1276"/>
+        <w:gridCol w:w="1276"/>
+        <w:gridCol w:w="1148"/>
+        <w:gridCol w:w="2169"/>
+        <w:gridCol w:w="1914"/>
       </w:tblGrid>
       <w:tr>
         <w:trPr>
@@ -41396,6 +42149,7 @@
                 <w:sz w:val="26"/>
                 <w:szCs w:val="26"/>
               </w:rPr>
+              <w:lastRenderedPageBreak/>
               <w:t>beta1</w:t>
             </w:r>
           </w:p>
@@ -42086,12 +42840,11 @@
       <w:pPr>
         <w:pStyle w:val="Heading2"/>
       </w:pPr>
-      <w:bookmarkStart w:id="63" w:name="_Toc232939261"/>
-      <w:bookmarkStart w:id="64" w:name="_Toc232949325"/>
-      <w:bookmarkStart w:id="65" w:name="volatility-và-asymmetry-theo-thời-gian"/>
-      <w:bookmarkEnd w:id="61"/>
-      <w:r>
-        <w:lastRenderedPageBreak/>
+      <w:bookmarkStart w:id="78" w:name="_Toc232939261"/>
+      <w:bookmarkStart w:id="79" w:name="volatility-và-asymmetry-theo-thời-gian"/>
+      <w:bookmarkStart w:id="80" w:name="_Toc232951067"/>
+      <w:bookmarkEnd w:id="75"/>
+      <w:r>
         <w:t xml:space="preserve">Volatility </w:t>
       </w:r>
       <w:proofErr w:type="spellStart"/>
@@ -42122,8 +42875,8 @@
       <w:r>
         <w:t>gian</w:t>
       </w:r>
-      <w:bookmarkEnd w:id="63"/>
-      <w:bookmarkEnd w:id="64"/>
+      <w:bookmarkEnd w:id="78"/>
+      <w:bookmarkEnd w:id="80"/>
       <w:proofErr w:type="spellEnd"/>
     </w:p>
     <w:p>
@@ -42151,7 +42904,7 @@
                     </pic:cNvPicPr>
                   </pic:nvPicPr>
                   <pic:blipFill>
-                    <a:blip r:embed="rId23"/>
+                    <a:blip r:embed="rId25"/>
                     <a:stretch>
                       <a:fillRect/>
                     </a:stretch>
@@ -42185,7 +42938,8 @@
           <w:lang w:val="vi-VN"/>
         </w:rPr>
       </w:pPr>
-      <w:bookmarkStart w:id="66" w:name="_Toc232949737"/>
+      <w:bookmarkStart w:id="81" w:name="_Toc232949737"/>
+      <w:bookmarkStart w:id="82" w:name="_Toc232951532"/>
       <w:proofErr w:type="spellStart"/>
       <w:r>
         <w:t>Hình</w:t>
@@ -42225,7 +42979,8 @@
         </w:rPr>
         <w:t>Conditional volatility của bốn GARCH specification</w:t>
       </w:r>
-      <w:bookmarkEnd w:id="66"/>
+      <w:bookmarkEnd w:id="81"/>
+      <w:bookmarkEnd w:id="82"/>
     </w:p>
     <w:p>
       <w:pPr>
@@ -42515,7 +43270,7 @@
                     </pic:cNvPicPr>
                   </pic:nvPicPr>
                   <pic:blipFill>
-                    <a:blip r:embed="rId24"/>
+                    <a:blip r:embed="rId26"/>
                     <a:stretch>
                       <a:fillRect/>
                     </a:stretch>
@@ -42551,7 +43306,8 @@
           <w:lang w:val="vi-VN"/>
         </w:rPr>
       </w:pPr>
-      <w:bookmarkStart w:id="67" w:name="_Toc232949738"/>
+      <w:bookmarkStart w:id="83" w:name="_Toc232949738"/>
+      <w:bookmarkStart w:id="84" w:name="_Toc232951533"/>
       <w:proofErr w:type="spellStart"/>
       <w:r>
         <w:t>Hình</w:t>
@@ -42591,7 +43347,8 @@
         </w:rPr>
         <w:t>ACF standardized residual và squared standardized residual</w:t>
       </w:r>
-      <w:bookmarkEnd w:id="67"/>
+      <w:bookmarkEnd w:id="83"/>
+      <w:bookmarkEnd w:id="84"/>
     </w:p>
     <w:p>
       <w:pPr>
@@ -42618,7 +43375,7 @@
                     </pic:cNvPicPr>
                   </pic:nvPicPr>
                   <pic:blipFill>
-                    <a:blip r:embed="rId25"/>
+                    <a:blip r:embed="rId27"/>
                     <a:stretch>
                       <a:fillRect/>
                     </a:stretch>
@@ -42649,7 +43406,8 @@
       <w:pPr>
         <w:pStyle w:val="Caption"/>
       </w:pPr>
-      <w:bookmarkStart w:id="68" w:name="_Toc232949739"/>
+      <w:bookmarkStart w:id="85" w:name="_Toc232949739"/>
+      <w:bookmarkStart w:id="86" w:name="_Toc232951534"/>
       <w:proofErr w:type="spellStart"/>
       <w:r>
         <w:t>Hình</w:t>
@@ -42689,7 +43447,8 @@
         </w:rPr>
         <w:t>News-impact curves của eGARCH và GJR-GARCH</w:t>
       </w:r>
-      <w:bookmarkEnd w:id="68"/>
+      <w:bookmarkEnd w:id="85"/>
+      <w:bookmarkEnd w:id="86"/>
     </w:p>
     <w:p>
       <w:pPr>
@@ -42928,10 +43687,10 @@
       <w:pPr>
         <w:pStyle w:val="Heading2"/>
       </w:pPr>
-      <w:bookmarkStart w:id="69" w:name="_Toc232939262"/>
-      <w:bookmarkStart w:id="70" w:name="_Toc232949326"/>
-      <w:bookmarkStart w:id="71" w:name="kết-luận-phần-volatility"/>
-      <w:bookmarkEnd w:id="65"/>
+      <w:bookmarkStart w:id="87" w:name="_Toc232939262"/>
+      <w:bookmarkStart w:id="88" w:name="kết-luận-phần-volatility"/>
+      <w:bookmarkStart w:id="89" w:name="_Toc232951068"/>
+      <w:bookmarkEnd w:id="79"/>
       <w:proofErr w:type="spellStart"/>
       <w:r>
         <w:t>Kết</w:t>
@@ -42956,8 +43715,8 @@
       <w:r>
         <w:t xml:space="preserve"> volatility</w:t>
       </w:r>
-      <w:bookmarkEnd w:id="69"/>
-      <w:bookmarkEnd w:id="70"/>
+      <w:bookmarkEnd w:id="87"/>
+      <w:bookmarkEnd w:id="89"/>
     </w:p>
     <w:p>
       <w:pPr>
@@ -43142,7 +43901,6 @@
       </w:r>
       <w:proofErr w:type="spellStart"/>
       <w:r>
-        <w:lastRenderedPageBreak/>
         <w:t>án</w:t>
       </w:r>
       <w:proofErr w:type="spellEnd"/>
@@ -43382,7 +44140,7 @@
         <w:t>.</w:t>
       </w:r>
     </w:p>
-    <w:bookmarkEnd w:id="71"/>
+    <w:bookmarkEnd w:id="88"/>
     <w:p>
       <w:pPr>
         <w:jc w:val="left"/>
@@ -43394,6 +44152,7 @@
         </w:rPr>
       </w:pPr>
       <w:r>
+        <w:lastRenderedPageBreak/>
         <w:br w:type="page"/>
       </w:r>
     </w:p>
@@ -43402,18 +44161,18 @@
         <w:pStyle w:val="Heading1"/>
         <w:spacing w:line="360" w:lineRule="auto"/>
       </w:pPr>
-      <w:bookmarkStart w:id="72" w:name="_Toc232949327"/>
+      <w:bookmarkStart w:id="90" w:name="_Toc232951069"/>
       <w:r>
         <w:lastRenderedPageBreak/>
-        <w:t>KẾT LUẬN, HẠN CHẾ VÀ HƯỚNG PHÁT TRIỂN KẾT QUẢ, ĐÁNH GIÁ MÔ PHỎNG</w:t>
-      </w:r>
-      <w:bookmarkEnd w:id="72"/>
+        <w:t>KẾT LUẬN, HẠN CHẾ VÀ HƯỚNG PHÁT TRIỂN</w:t>
+      </w:r>
+      <w:bookmarkEnd w:id="90"/>
     </w:p>
     <w:p>
       <w:pPr>
         <w:pStyle w:val="Heading2"/>
       </w:pPr>
-      <w:bookmarkStart w:id="73" w:name="_Toc232949328"/>
+      <w:bookmarkStart w:id="91" w:name="_Toc232951070"/>
       <w:proofErr w:type="spellStart"/>
       <w:r>
         <w:t>Kết</w:t>
@@ -43426,7 +44185,7 @@
       <w:r>
         <w:t>luận</w:t>
       </w:r>
-      <w:bookmarkEnd w:id="73"/>
+      <w:bookmarkEnd w:id="91"/>
       <w:proofErr w:type="spellEnd"/>
     </w:p>
     <w:p>
@@ -43439,7 +44198,15 @@
         <w:spacing w:line="360" w:lineRule="auto"/>
       </w:pPr>
       <w:r>
-        <w:t>Raw data có 2,960 dòng; sau khi loại 173 hàng volume bằng 0 và chuẩn hóa 1 OHLC row, dữ liệu model còn 2,787 dòng và 2,786 log returns.</w:t>
+        <w:t xml:space="preserve">Raw data </w:t>
+      </w:r>
+      <w:proofErr w:type="spellStart"/>
+      <w:r>
+        <w:t>có</w:t>
+      </w:r>
+      <w:proofErr w:type="spellEnd"/>
+      <w:r>
+        <w:t xml:space="preserve"> 2,960 dòng; sau khi loại 173 hàng volume bằng 0 và chuẩn hóa 1 OHLC row, dữ liệu model còn 2,787 dòng và 2,786 log returns.</w:t>
       </w:r>
     </w:p>
     <w:p>
@@ -43541,7 +44308,7 @@
           <w:lang w:val="vi-VN"/>
         </w:rPr>
       </w:pPr>
-      <w:bookmarkStart w:id="74" w:name="_Toc232949329"/>
+      <w:bookmarkStart w:id="92" w:name="_Toc232951071"/>
       <w:proofErr w:type="spellStart"/>
       <w:r>
         <w:t>Hạn</w:t>
@@ -43554,7 +44321,7 @@
       <w:r>
         <w:t>chế</w:t>
       </w:r>
-      <w:bookmarkEnd w:id="74"/>
+      <w:bookmarkEnd w:id="92"/>
       <w:proofErr w:type="spellEnd"/>
     </w:p>
     <w:p>
@@ -43668,7 +44435,7 @@
           <w:lang w:val="vi-VN"/>
         </w:rPr>
       </w:pPr>
-      <w:bookmarkStart w:id="75" w:name="_Toc232949330"/>
+      <w:bookmarkStart w:id="93" w:name="_Toc232951072"/>
       <w:proofErr w:type="spellStart"/>
       <w:r>
         <w:t>Hướng</w:t>
@@ -43689,7 +44456,7 @@
       <w:r>
         <w:t>triển</w:t>
       </w:r>
-      <w:bookmarkEnd w:id="75"/>
+      <w:bookmarkEnd w:id="93"/>
       <w:proofErr w:type="spellEnd"/>
     </w:p>
     <w:p>
@@ -43715,7 +44482,6 @@
         <w:spacing w:line="360" w:lineRule="auto"/>
       </w:pPr>
       <w:r>
-        <w:lastRenderedPageBreak/>
         <w:t>Bổ sung MASE và prediction-interval coverage.</w:t>
       </w:r>
     </w:p>
@@ -43729,6 +44495,7 @@
         <w:spacing w:line="360" w:lineRule="auto"/>
       </w:pPr>
       <w:r>
+        <w:lastRenderedPageBreak/>
         <w:t>Dùng rolling/expanding evaluation cho volatility với QLIKE hoặc MSE trên variance proxy.</w:t>
       </w:r>
     </w:p>
@@ -43793,7 +44560,31 @@
         </w:rPr>
       </w:pPr>
       <w:r>
-        <w:t xml:space="preserve">Ưu tiên của nghiên cứu tiếp theo là đánh giá công bằng và ngoài mẫu, </w:t>
+        <w:t xml:space="preserve">Ưu tiên của nghiên cứu tiếp theo là đánh giá công bằng </w:t>
+      </w:r>
+      <w:proofErr w:type="spellStart"/>
+      <w:r>
+        <w:t>và</w:t>
+      </w:r>
+      <w:proofErr w:type="spellEnd"/>
+      <w:r>
+        <w:t xml:space="preserve"> </w:t>
+      </w:r>
+      <w:proofErr w:type="spellStart"/>
+      <w:r>
+        <w:t>ngoài</w:t>
+      </w:r>
+      <w:proofErr w:type="spellEnd"/>
+      <w:r>
+        <w:t xml:space="preserve"> </w:t>
+      </w:r>
+      <w:proofErr w:type="spellStart"/>
+      <w:r>
+        <w:t>mẫu</w:t>
+      </w:r>
+      <w:proofErr w:type="spellEnd"/>
+      <w:r>
+        <w:t xml:space="preserve">, </w:t>
       </w:r>
       <w:proofErr w:type="spellStart"/>
       <w:r>
@@ -43854,7 +44645,7 @@
           <w:szCs w:val="40"/>
         </w:rPr>
       </w:pPr>
-      <w:bookmarkStart w:id="76" w:name="_Toc232939267"/>
+      <w:bookmarkStart w:id="94" w:name="_Toc232939267"/>
       <w:r>
         <w:br w:type="page"/>
       </w:r>
@@ -43872,7 +44663,7 @@
           <w:bCs/>
         </w:rPr>
       </w:pPr>
-      <w:bookmarkStart w:id="77" w:name="_Toc232949331"/>
+      <w:bookmarkStart w:id="95" w:name="_Toc232951073"/>
       <w:r>
         <w:rPr>
           <w:bCs/>
@@ -43880,15 +44671,15 @@
         <w:lastRenderedPageBreak/>
         <w:t>PHỤ LỤC</w:t>
       </w:r>
-      <w:bookmarkEnd w:id="76"/>
-      <w:bookmarkEnd w:id="77"/>
+      <w:bookmarkEnd w:id="94"/>
+      <w:bookmarkEnd w:id="95"/>
     </w:p>
     <w:p>
       <w:pPr>
         <w:pStyle w:val="Heading2"/>
       </w:pPr>
-      <w:bookmarkStart w:id="78" w:name="_Toc232939268"/>
-      <w:bookmarkStart w:id="79" w:name="_Toc232949332"/>
+      <w:bookmarkStart w:id="96" w:name="_Toc232939268"/>
+      <w:bookmarkStart w:id="97" w:name="_Toc232951074"/>
       <w:proofErr w:type="spellStart"/>
       <w:r>
         <w:t>Cách</w:t>
@@ -43909,8 +44700,8 @@
       <w:r>
         <w:t>lập</w:t>
       </w:r>
-      <w:bookmarkEnd w:id="78"/>
-      <w:bookmarkEnd w:id="79"/>
+      <w:bookmarkEnd w:id="96"/>
+      <w:bookmarkEnd w:id="97"/>
       <w:proofErr w:type="spellEnd"/>
     </w:p>
     <w:p>
@@ -44198,7 +44989,7 @@
           <w:lang w:val="vi-VN"/>
         </w:rPr>
       </w:pPr>
-      <w:bookmarkStart w:id="80" w:name="_Toc232949333"/>
+      <w:bookmarkStart w:id="98" w:name="_Toc232951075"/>
       <w:r>
         <w:t xml:space="preserve">Quy </w:t>
       </w:r>
@@ -44238,7 +45029,7 @@
       <w:r>
         <w:t>định</w:t>
       </w:r>
-      <w:bookmarkEnd w:id="80"/>
+      <w:bookmarkEnd w:id="98"/>
       <w:proofErr w:type="spellEnd"/>
     </w:p>
     <w:p>
@@ -44303,7 +45094,31 @@
         <w:spacing w:line="360" w:lineRule="auto"/>
       </w:pPr>
       <w:r>
-        <w:t xml:space="preserve">Metric holdout/CV đánh giá ngoài </w:t>
+        <w:t xml:space="preserve">Metric holdout/CV </w:t>
+      </w:r>
+      <w:proofErr w:type="spellStart"/>
+      <w:r>
+        <w:t>đánh</w:t>
+      </w:r>
+      <w:proofErr w:type="spellEnd"/>
+      <w:r>
+        <w:t xml:space="preserve"> </w:t>
+      </w:r>
+      <w:proofErr w:type="spellStart"/>
+      <w:r>
+        <w:t>giá</w:t>
+      </w:r>
+      <w:proofErr w:type="spellEnd"/>
+      <w:r>
+        <w:t xml:space="preserve"> </w:t>
+      </w:r>
+      <w:proofErr w:type="spellStart"/>
+      <w:r>
+        <w:t>ngoài</w:t>
+      </w:r>
+      <w:proofErr w:type="spellEnd"/>
+      <w:r>
+        <w:t xml:space="preserve"> </w:t>
       </w:r>
       <w:proofErr w:type="spellStart"/>
       <w:r>
@@ -44357,7 +45172,7 @@
           <w:bCs/>
         </w:rPr>
       </w:pPr>
-      <w:bookmarkStart w:id="81" w:name="_Toc232949334"/>
+      <w:bookmarkStart w:id="99" w:name="_Toc232951076"/>
       <w:r>
         <w:rPr>
           <w:bCs/>
@@ -44365,14 +45180,17 @@
         <w:lastRenderedPageBreak/>
         <w:t>ĐÓNG GÓP THÀNH VIÊN</w:t>
       </w:r>
-      <w:bookmarkEnd w:id="81"/>
+      <w:bookmarkEnd w:id="99"/>
     </w:p>
     <w:p>
       <w:pPr>
         <w:pStyle w:val="Caption"/>
         <w:keepNext/>
-      </w:pPr>
-      <w:bookmarkStart w:id="82" w:name="_Toc232949772"/>
+        <w:rPr>
+          <w:lang w:val="vi-VN"/>
+        </w:rPr>
+      </w:pPr>
+      <w:bookmarkStart w:id="100" w:name="_Toc232951551"/>
       <w:proofErr w:type="spellStart"/>
       <w:r>
         <w:t>Bảng</w:t>
@@ -44399,8 +45217,21 @@
           </w:rPr>
           <w:t>1</w:t>
         </w:r>
-        <w:bookmarkEnd w:id="82"/>
       </w:fldSimple>
+      <w:r>
+        <w:rPr>
+          <w:noProof/>
+          <w:lang w:val="vi-VN"/>
+        </w:rPr>
+        <w:t xml:space="preserve"> </w:t>
+      </w:r>
+      <w:r>
+        <w:rPr>
+          <w:noProof/>
+        </w:rPr>
+        <w:t>Phân công công việc và tỷ lệ đóng góp của thành viên</w:t>
+      </w:r>
+      <w:bookmarkEnd w:id="100"/>
     </w:p>
     <w:tbl>
       <w:tblPr>
@@ -44419,10 +45250,10 @@
         <w:tblLook w:val="0020" w:firstRow="1" w:lastRow="0" w:firstColumn="0" w:lastColumn="0" w:noHBand="0" w:noVBand="0"/>
       </w:tblPr>
       <w:tblGrid>
-        <w:gridCol w:w="2168"/>
-        <w:gridCol w:w="2891"/>
-        <w:gridCol w:w="2168"/>
-        <w:gridCol w:w="2168"/>
+        <w:gridCol w:w="2090"/>
+        <w:gridCol w:w="2787"/>
+        <w:gridCol w:w="2091"/>
+        <w:gridCol w:w="2091"/>
       </w:tblGrid>
       <w:tr>
         <w:trPr>
@@ -44937,10 +45768,17 @@
     </w:p>
     <w:p>
       <w:pPr>
+        <w:jc w:val="left"/>
         <w:rPr>
           <w:lang w:val="vi-VN"/>
         </w:rPr>
       </w:pPr>
+      <w:r>
+        <w:rPr>
+          <w:lang w:val="vi-VN"/>
+        </w:rPr>
+        <w:br w:type="page"/>
+      </w:r>
     </w:p>
     <w:p>
       <w:pPr>
@@ -44948,9 +45786,8 @@
           <w:lang w:val="vi-VN"/>
         </w:rPr>
         <w:sectPr>
-          <w:footerReference w:type="default" r:id="rId26"/>
-          <w:pgSz w:w="12240" w:h="15840" w:code="1"/>
-          <w:pgMar w:top="1701" w:right="1134" w:bottom="1418" w:left="1701" w:header="720" w:footer="720" w:gutter="0"/>
+          <w:pgSz w:w="11906" w:h="16838" w:code="9"/>
+          <w:pgMar w:top="1699" w:right="1138" w:bottom="1411" w:left="1699" w:header="720" w:footer="720" w:gutter="0"/>
           <w:pgNumType w:start="1"/>
           <w:cols w:space="720"/>
           <w:docGrid w:linePitch="360"/>
@@ -44971,7 +45808,7 @@
           <w:bCs/>
         </w:rPr>
       </w:pPr>
-      <w:bookmarkStart w:id="83" w:name="_Toc232949335"/>
+      <w:bookmarkStart w:id="101" w:name="_Toc232951077"/>
       <w:r>
         <w:rPr>
           <w:bCs/>
@@ -44979,7 +45816,7 @@
         <w:lastRenderedPageBreak/>
         <w:t>TÀI LIỆU THAM KHẢO</w:t>
       </w:r>
-      <w:bookmarkEnd w:id="83"/>
+      <w:bookmarkEnd w:id="101"/>
     </w:p>
     <w:p>
       <w:pPr>
@@ -45181,9 +46018,10 @@
       </w:r>
     </w:p>
     <w:sectPr>
-      <w:footerReference w:type="default" r:id="rId27"/>
-      <w:pgSz w:w="12240" w:h="15840" w:code="1"/>
-      <w:pgMar w:top="1701" w:right="1134" w:bottom="1418" w:left="1701" w:header="720" w:footer="720" w:gutter="0"/>
+      <w:footerReference w:type="default" r:id="rId28"/>
+      <w:type w:val="continuous"/>
+      <w:pgSz w:w="11906" w:h="16838" w:code="9"/>
+      <w:pgMar w:top="1699" w:right="1138" w:bottom="1411" w:left="1699" w:header="720" w:footer="720" w:gutter="0"/>
       <w:pgNumType w:start="1"/>
       <w:cols w:space="720"/>
       <w:docGrid w:linePitch="360"/>
@@ -45290,7 +46128,7 @@
 <w:ftr xmlns:wpc="http://schemas.microsoft.com/office/word/2010/wordprocessingCanvas" xmlns:cx="http://schemas.microsoft.com/office/drawing/2014/chartex" xmlns:cx1="http://schemas.microsoft.com/office/drawing/2015/9/8/chartex" xmlns:cx2="http://schemas.microsoft.com/office/drawing/2015/10/21/chartex" xmlns:cx3="http://schemas.microsoft.com/office/drawing/2016/5/9/chartex" xmlns:cx4="http://schemas.microsoft.com/office/drawing/2016/5/10/chartex" xmlns:cx5="http://schemas.microsoft.com/office/drawing/2016/5/11/chartex" xmlns:cx6="http://schemas.microsoft.com/office/drawing/2016/5/12/chartex" xmlns:cx7="http://schemas.microsoft.com/office/drawing/2016/5/13/chartex" xmlns:cx8="http://schemas.microsoft.com/office/drawing/2016/5/14/chartex" xmlns:mc="http://schemas.openxmlformats.org/markup-compatibility/2006" xmlns:aink="http://schemas.microsoft.com/office/drawing/2016/ink" xmlns:am3d="http://schemas.microsoft.com/office/drawing/2017/model3d" xmlns:o="urn:schemas-microsoft-com:office:office" xmlns:oel="http://schemas.microsoft.com/office/2019/extlst" xmlns:r="http://schemas.openxmlformats.org/officeDocument/2006/relationships" xmlns:m="http://schemas.openxmlformats.org/officeDocument/2006/math" xmlns:v="urn:schemas-microsoft-com:vml" xmlns:wp14="http://schemas.microsoft.com/office/word/2010/wordprocessingDrawing" xmlns:wp="http://schemas.openxmlformats.org/drawingml/2006/wordprocessingDrawing" xmlns:w10="urn:schemas-microsoft-com:office:word" xmlns:w="http://schemas.openxmlformats.org/wordprocessingml/2006/main" xmlns:w14="http://schemas.microsoft.com/office/word/2010/wordml" xmlns:w15="http://schemas.microsoft.com/office/word/2012/wordml" xmlns:w16cex="http://schemas.microsoft.com/office/word/2018/wordml/cex" xmlns:w16cid="http://schemas.microsoft.com/office/word/2016/wordml/cid" xmlns:w16="http://schemas.microsoft.com/office/word/2018/wordml" xmlns:w16du="http://schemas.microsoft.com/office/word/2023/wordml/word16du" xmlns:w16sdtdh="http://schemas.microsoft.com/office/word/2020/wordml/sdtdatahash" xmlns:w16sdtfl="http://schemas.microsoft.com/office/word/2024/wordml/sdtformatlock" xmlns:w16se="http://schemas.microsoft.com/office/word/2015/wordml/symex" xmlns:wpg="http://schemas.microsoft.com/office/word/2010/wordprocessingGroup" xmlns:wpi="http://schemas.microsoft.com/office/word/2010/wordprocessingInk" xmlns:wne="http://schemas.microsoft.com/office/word/2006/wordml" xmlns:wps="http://schemas.microsoft.com/office/word/2010/wordprocessingShape" mc:Ignorable="w14 w15 w16se w16cid w16 w16cex w16sdtdh w16sdtfl w16du wp14">
   <w:sdt>
     <w:sdtPr>
-      <w:id w:val="797655354"/>
+      <w:id w:val="-1990316941"/>
       <w:docPartObj>
         <w:docPartGallery w:val="Page Numbers (Bottom of Page)"/>
         <w:docPartUnique/>
@@ -45320,7 +46158,7 @@
           <w:rPr>
             <w:noProof/>
           </w:rPr>
-          <w:t>67</w:t>
+          <w:t>XI</w:t>
         </w:r>
         <w:r>
           <w:rPr>
@@ -45331,6 +46169,11 @@
       </w:p>
     </w:sdtContent>
   </w:sdt>
+  <w:p>
+    <w:pPr>
+      <w:pStyle w:val="Footer"/>
+    </w:pPr>
+  </w:p>
 </w:ftr>
 </file>
 
@@ -45364,6 +46207,16 @@
     </w:p>
   </w:footnote>
 </w:footnotes>
+</file>
+
+<file path=word/header1.xml><?xml version="1.0" encoding="utf-8"?>
+<w:hdr xmlns:wpc="http://schemas.microsoft.com/office/word/2010/wordprocessingCanvas" xmlns:cx="http://schemas.microsoft.com/office/drawing/2014/chartex" xmlns:cx1="http://schemas.microsoft.com/office/drawing/2015/9/8/chartex" xmlns:cx2="http://schemas.microsoft.com/office/drawing/2015/10/21/chartex" xmlns:cx3="http://schemas.microsoft.com/office/drawing/2016/5/9/chartex" xmlns:cx4="http://schemas.microsoft.com/office/drawing/2016/5/10/chartex" xmlns:cx5="http://schemas.microsoft.com/office/drawing/2016/5/11/chartex" xmlns:cx6="http://schemas.microsoft.com/office/drawing/2016/5/12/chartex" xmlns:cx7="http://schemas.microsoft.com/office/drawing/2016/5/13/chartex" xmlns:cx8="http://schemas.microsoft.com/office/drawing/2016/5/14/chartex" xmlns:mc="http://schemas.openxmlformats.org/markup-compatibility/2006" xmlns:aink="http://schemas.microsoft.com/office/drawing/2016/ink" xmlns:am3d="http://schemas.microsoft.com/office/drawing/2017/model3d" xmlns:o="urn:schemas-microsoft-com:office:office" xmlns:oel="http://schemas.microsoft.com/office/2019/extlst" xmlns:r="http://schemas.openxmlformats.org/officeDocument/2006/relationships" xmlns:m="http://schemas.openxmlformats.org/officeDocument/2006/math" xmlns:v="urn:schemas-microsoft-com:vml" xmlns:wp14="http://schemas.microsoft.com/office/word/2010/wordprocessingDrawing" xmlns:wp="http://schemas.openxmlformats.org/drawingml/2006/wordprocessingDrawing" xmlns:w10="urn:schemas-microsoft-com:office:word" xmlns:w="http://schemas.openxmlformats.org/wordprocessingml/2006/main" xmlns:w14="http://schemas.microsoft.com/office/word/2010/wordml" xmlns:w15="http://schemas.microsoft.com/office/word/2012/wordml" xmlns:w16cex="http://schemas.microsoft.com/office/word/2018/wordml/cex" xmlns:w16cid="http://schemas.microsoft.com/office/word/2016/wordml/cid" xmlns:w16="http://schemas.microsoft.com/office/word/2018/wordml" xmlns:w16du="http://schemas.microsoft.com/office/word/2023/wordml/word16du" xmlns:w16sdtdh="http://schemas.microsoft.com/office/word/2020/wordml/sdtdatahash" xmlns:w16sdtfl="http://schemas.microsoft.com/office/word/2024/wordml/sdtformatlock" xmlns:w16se="http://schemas.microsoft.com/office/word/2015/wordml/symex" xmlns:wpg="http://schemas.microsoft.com/office/word/2010/wordprocessingGroup" xmlns:wpi="http://schemas.microsoft.com/office/word/2010/wordprocessingInk" xmlns:wne="http://schemas.microsoft.com/office/word/2006/wordml" xmlns:wps="http://schemas.microsoft.com/office/word/2010/wordprocessingShape" mc:Ignorable="w14 w15 w16se w16cid w16 w16cex w16sdtdh w16sdtfl w16du wp14">
+  <w:p>
+    <w:pPr>
+      <w:pStyle w:val="Header"/>
+    </w:pPr>
+  </w:p>
+</w:hdr>
 </file>
 
 <file path=word/numbering.xml><?xml version="1.0" encoding="utf-8"?>
@@ -52858,6 +53711,9 @@
     <w:abstractNumId w:val="30"/>
   </w:num>
   <w:num w:numId="80" w16cid:durableId="1470172412">
+    <w:abstractNumId w:val="30"/>
+  </w:num>
+  <w:num w:numId="81" w16cid:durableId="1999654719">
     <w:abstractNumId w:val="30"/>
   </w:num>
 </w:numbering>
@@ -53484,7 +54340,6 @@
   <w:style w:type="character" w:default="1" w:styleId="DefaultParagraphFont">
     <w:name w:val="Default Paragraph Font"/>
     <w:uiPriority w:val="1"/>
-    <w:semiHidden/>
     <w:unhideWhenUsed/>
   </w:style>
   <w:style w:type="table" w:default="1" w:styleId="TableNormal">
